--- a/Bases de Datos II/Kit docente/Clase 2/Guion Docente Clase 2 - Administracion de bases de datos.docx
+++ b/Bases de Datos II/Kit docente/Clase 2/Guion Docente Clase 2 - Administracion de bases de datos.docx
@@ -282,97 +282,6 @@
     </w:p>
     <w:p>
       <w:pPr>
-        <w:pStyle w:val="ListBullet"/>
-      </w:pPr>
-      <w:r>
-        <w:rPr>
-          <w:b w:val="0"/>
-          <w:color w:val="4A4A49"/>
-          <w:sz w:val="22"/>
-        </w:rPr>
-        <w:t>Administracion de BD = gestionar QUIEN puede hacer QUE sobre CADA objeto. Tres piezas: usuario (identidad que se conecta), rol (paquete de privilegios con nombre, ej. recepcion), privilegio (permiso atomico: SELECT, INSERT, UPDATE, DELETE, EXECUTE sobre un objeto concreto). En PostgreSQL usuario y rol son la misma cosa: un usuario es un rol con LOGIN.</w:t>
-      </w:r>
-    </w:p>
-    <w:p>
-      <w:pPr>
-        <w:pStyle w:val="ListBullet"/>
-      </w:pPr>
-      <w:r>
-        <w:rPr>
-          <w:b w:val="0"/>
-          <w:color w:val="4A4A49"/>
-          <w:sz w:val="22"/>
-        </w:rPr>
-        <w:t>Principio de minimo privilegio: cada rol recibe solo lo que necesita para su funcion, ni un privilegio mas. No es paranoia, es reduccion de superficie de dano: si roban la sesion de un recepcionista, no debe poder borrar el historial clinico ni ver nomina.</w:t>
-      </w:r>
-    </w:p>
-    <w:p>
-      <w:pPr>
-        <w:pStyle w:val="ListBullet"/>
-      </w:pPr>
-      <w:r>
-        <w:rPr>
-          <w:b w:val="0"/>
-          <w:color w:val="4A4A49"/>
-          <w:sz w:val="22"/>
-        </w:rPr>
-        <w:t>Separacion de funciones (segregation of duties): quien disena/modifica el esquema (DDL: CREATE/ALTER/DROP) no deberia ser la misma cuenta que opera datos del dia a dia (DML: INSERT/UPDATE/DELETE), y quien audita solo deberia leer (SELECT), nunca escribir.</w:t>
-      </w:r>
-    </w:p>
-    <w:p>
-      <w:pPr>
-        <w:pStyle w:val="ListBullet"/>
-      </w:pPr>
-      <w:r>
-        <w:rPr>
-          <w:b w:val="0"/>
-          <w:color w:val="4A4A49"/>
-          <w:sz w:val="22"/>
-        </w:rPr>
-        <w:t>GRANT otorga un privilegio a un rol o usuario; REVOKE lo retira. Un rol se puede asignar a varios usuarios (todos los recepcionistas heredan el rol recepcion) y modificar en un solo lugar en vez de uno por uno.</w:t>
-      </w:r>
-    </w:p>
-    <w:p>
-      <w:pPr>
-        <w:pStyle w:val="ListBullet"/>
-      </w:pPr>
-      <w:r>
-        <w:rPr>
-          <w:b w:val="0"/>
-          <w:color w:val="4A4A49"/>
-          <w:sz w:val="22"/>
-        </w:rPr>
-        <w:t>Un GRANT no es todo-o-nada: se puede recortar la superficie con una vista (CREATE VIEW deja fuera filas y columnas) o con privilegios por columna (GRANT SELECT (id_dueno, nombre) ON dueno TO veterinario_rol). Asi el rol llega al dato que necesita sin ver el resto de la tabla.</w:t>
-      </w:r>
-    </w:p>
-    <w:p>
-      <w:pPr>
-        <w:pStyle w:val="ListBullet"/>
-      </w:pPr>
-      <w:r>
-        <w:rPr>
-          <w:b w:val="0"/>
-          <w:color w:val="4A4A49"/>
-          <w:sz w:val="22"/>
-        </w:rPr>
-        <w:t>Un permiso no vale nada sin evidencia: information_schema.role_table_grants y information_schema.column_privileges son las dos consultas que prueban que la matriz quedo como se decidio. Sin ellas la matriz es una intencion, no un hecho verificable.</w:t>
-      </w:r>
-    </w:p>
-    <w:p>
-      <w:pPr>
-        <w:pStyle w:val="ListBullet"/>
-      </w:pPr>
-      <w:r>
-        <w:rPr>
-          <w:b w:val="0"/>
-          <w:color w:val="4A4A49"/>
-          <w:sz w:val="22"/>
-        </w:rPr>
-        <w:t>Error de docente que no domina el tema: crear un unico usuario 'admin' que todos comparten (rompe la trazabilidad de auditoria) o dar ALL PRIVILEGES a todo el mundo 'para que no falle nada' — exactamente lo opuesto a minimo privilegio.</w:t>
-      </w:r>
-    </w:p>
-    <w:p>
-      <w:pPr>
         <w:spacing w:before="200" w:after="60"/>
       </w:pPr>
       <w:r>
@@ -381,20 +290,7 @@
           <w:color w:val="1A1C1D"/>
           <w:sz w:val="32"/>
         </w:rPr>
-        <w:t>Desarrollo del tema (para dictar sin consultar otra fuente)</w:t>
-      </w:r>
-    </w:p>
-    <w:p>
-      <w:pPr>
-        <w:spacing w:before="200" w:after="60"/>
-      </w:pPr>
-      <w:r>
-        <w:rPr>
-          <w:b/>
-          <w:color w:val="1A1C1D"/>
-          <w:sz w:val="32"/>
-        </w:rPr>
-        <w:t>Los cuatro terminos que se confunden todo el tiempo - diapositiva 4</w:t>
+        <w:t>Apoyo por diapositiva</w:t>
       </w:r>
     </w:p>
     <w:p>
@@ -404,352 +300,600 @@
           <w:color w:val="4A4A49"/>
           <w:sz w:val="22"/>
         </w:rPr>
-        <w:t>Administrar una base de datos es decidir y hacer cumplir quien puede hacer que sobre cada objeto, y dejar rastro de quien lo hizo. Antes de llegar a la sintaxis conviene fijar cuatro terminos que se usan sueltos y se confunden todo el tiempo. Un objeto de base de datos es cualquier cosa que el motor guarda y a la que se le puede poner nombre: una tabla como cita, una vista, un procedimiento, una secuencia. Un esquema es un contenedor con nombre donde viven esos objetos; en PostgreSQL, que es el motor de esta clase, el esquema por omision se llama public y el nombre completo de la tabla es public.cita. Aqui hay que desactivar una confusion que traen quienes vieron Oracle: alli esquema y usuario son practicamente lo mismo y se escribe VETCARE.MASCOTA, mientras que en PostgreSQL son cosas separadas, un mismo usuario puede tener objetos en varios esquemas y un esquema puede contener objetos de varios propietarios. Autenticacion es probar quien es usted, con usuario y clave o con un certificado. Autorizacion es decidir que puede hacer una vez que ya esta dentro. Son etapas distintas, se controlan con mecanismos distintos, y un usuario puede autenticarse perfectamente y no tener permiso para leer ni una sola fila. Esta clase se dicta en sesion virtual sincrona, en el bloque normal de 120 minutos: hay explicacion en vivo, taller acompanado y espacio para preguntar, asi que este texto es el material con el que el docente dicta y no una lectura que sustituya la clase. Conviene aprovechar precisamente eso, porque los permisos son el tema del curso donde el estudiante mas necesita que alguien le diga en el momento por que su GRANT no surtio efecto.</w:t>
+        <w:t xml:space="preserve">Todo lo que hay que decir </w:t>
       </w:r>
-    </w:p>
-    <w:p>
-      <w:pPr>
-        <w:spacing w:before="200" w:after="60"/>
-      </w:pPr>
       <w:r>
         <w:rPr>
           <w:b/>
-          <w:color w:val="1A1C1D"/>
-          <w:sz w:val="32"/>
+          <w:color w:val="4A4A49"/>
+          <w:sz w:val="22"/>
         </w:rPr>
-        <w:t>Privilegio: la unidad atomica, y la frontera DDL/DML - diapositiva 4</w:t>
+        <w:t>esta proyectado</w:t>
       </w:r>
-    </w:p>
-    <w:p>
       <w:r>
         <w:rPr>
           <w:b w:val="0"/>
           <w:color w:val="4A4A49"/>
           <w:sz w:val="22"/>
         </w:rPr>
-        <w:t>Un privilegio es un permiso atomico: la unidad mas pequena de autorizacion que el motor sabe otorgar o quitar. En PostgreSQL hay que distinguir dos cosas que los estudiantes mezclan. Los privilegios de objeto habilitan acciones sobre un objeto concreto y son los que se escriben con GRANT: SELECT, INSERT, UPDATE, DELETE, TRUNCATE, REFERENCES y TRIGGER sobre una tabla o una vista; EXECUTE sobre una funcion o un procedimiento; USAGE sobre un esquema o una secuencia; CONNECT y TEMPORARY sobre la base de datos. Los atributos de rol son otra cosa: LOGIN, CREATEDB, CREATEROLE y SUPERUSER no se otorgan con GRANT sino que se escriben en el CREATE ROLE o se cambian con ALTER ROLE, y son el equivalente de lo que en Oracle se llama privilegio de sistema. Vale la pena decirlo porque el estudiante que busque en internet va a encontrar GRANT CREATE SESSION, que es sintaxis de Oracle y en PostgreSQL no existe. La distincion practica que hay que dejar clara es la que separa DDL de DML. DDL, Data Definition Language, son las sentencias que cambian la estructura: CREATE, ALTER, DROP, TRUNCATE. DML, Data Manipulation Language, son las que leen o cambian los datos sin tocar la estructura: SELECT, INSERT, UPDATE, DELETE. Un recepcionista de la clinica Huellitas necesita DML sobre unas pocas tablas y nunca necesita DDL. Si su cuenta puede ejecutar DROP TABLE cita, un error de copiar y pegar borra la agenda completa, y ningun respaldo de la noche anterior devuelve las citas que se agendaron hoy.</w:t>
+        <w:t>. Esta seccion dice que subrayar en cada lamina, no repite su contenido.</w:t>
       </w:r>
     </w:p>
     <w:p>
-      <w:pPr>
-        <w:spacing w:before="200" w:after="60"/>
-      </w:pPr>
       <w:r>
         <w:rPr>
           <w:b/>
-          <w:color w:val="1A1C1D"/>
-          <w:sz w:val="32"/>
+          <w:color w:val="4A4A49"/>
+          <w:sz w:val="22"/>
         </w:rPr>
-        <w:t>Rol: por que existe, con la aritmetica en el tablero - diapositiva 4</w:t>
+        <w:t>[Slide 4] Los cuatro terminos que se confunden todo el tiempo (1/2)</w:t>
       </w:r>
-    </w:p>
-    <w:p>
       <w:r>
         <w:rPr>
           <w:b w:val="0"/>
           <w:color w:val="4A4A49"/>
           <w:sz w:val="22"/>
         </w:rPr>
-        <w:t>Un rol es un paquete de privilegios con nombre propio, que se otorga a un usuario en un solo paso. Existe por una razon aritmetica que conviene poner en el tablero con los numeros de VetCare. El modelo tiene ocho tablas (dueno, mascota, veterinario, cita, consulta, insumo, factura y detalle_factura) y, contando los dos procedimientos que llegaran en la Clase 3, diez objetos que hay que decidir. Sobre cada uno hay hasta cinco acciones posibles, asi que la matriz completa tiene cincuenta celdas. Si la clinica tiene doce empleados y los permisos se otorgan cuenta por cuenta, el administrador escribe del orden de cientos de sentencias GRANT, pero el problema grave no es el volumen: es que cuando cambie una regla, por ejemplo que recepcion ya no pueda anular facturas, tendra que recordar tocar doce cuentas sin olvidar ninguna. Con roles se define una sola vez el conjunto de privilegios de recepcion y se ejecutan doce sentencias GRANT recepcion TO usuario. Al cambiar la regla se hace un REVOKE sobre el rol y los doce usuarios quedan corregidos en el mismo instante, sin excepciones y sin listas de verificacion. Ese es el argumento real que el docente debe transmitir: el rol no ahorra tipeo, ahorra olvidos, y los olvidos en materia de permisos son precisamente los que producen incidentes de seguridad.</w:t>
+        <w:t xml:space="preserve"> — 5 vinetas.</w:t>
       </w:r>
     </w:p>
     <w:p>
       <w:pPr>
-        <w:spacing w:before="200" w:after="60"/>
+        <w:pStyle w:val="ListBullet2"/>
       </w:pPr>
-      <w:r>
-        <w:rPr>
-          <w:b/>
-          <w:color w:val="1A1C1D"/>
-          <w:sz w:val="32"/>
-        </w:rPr>
-        <w:t>En PostgreSQL usuario y rol son lo mismo, y por eso hoy se escribe NOLOGIN - diapositiva 4</w:t>
-      </w:r>
-    </w:p>
-    <w:p>
       <w:r>
         <w:rPr>
           <w:b w:val="0"/>
           <w:color w:val="4A4A49"/>
           <w:sz w:val="22"/>
         </w:rPr>
-        <w:t>Hay un detalle del motor que hay que decir temprano porque de lo contrario el taller se vuelve incomprensible: en PostgreSQL usuario y rol son la misma entidad. CREATE USER no es un comando distinto, es un alias de CREATE ROLE ... LOGIN. Un rol con el atributo LOGIN es lo que llamamos usuario, porque puede iniciar sesion; un rol sin LOGIN es un paquete de permisos que nadie usa para conectarse. Por eso los cuatro roles del taller se crean con CREATE ROLE recepcion NOLOGIN: son bolsas de privilegios, no identidades. La persona viene despues, como CREATE ROLE ana_gomez LOGIN PASSWORD '...', y recibe la bolsa con GRANT recepcion TO ana_gomez. Esa herencia es la que hace que al modificar el rol se corrijan todas las personas a la vez. Un segundo detalle, este de convencion y no de motor: el rol del veterinario se llama veterinario_rol y no veterinario. Tecnicamente no hay ninguna obligacion, porque en PostgreSQL los roles son globales al cluster y las tablas viven en un esquema, de modo que un rol llamado veterinario y una tabla llamada veterinario pueden coexistir sin conflicto alguno. La razon es de legibilidad para quien audita: en la linea GRANT SELECT ON cita TO veterinario no se puede saber a simple vista si veterinario es un rol o si alguien se equivoco de sintaxis, mientras que veterinario_rol se lee sin ambiguedad. Conviene decir esto tal cual, porque un estudiante despierto va a preguntar por que el sufijo y merece la respuesta correcta y no una inventada.</w:t>
+        <w:t>Conviene aprovechar precisamente eso, porque los permisos son el tema del curso donde el estudiante mas necesita que alguien le diga en el momento por que su GRANT no surtio efecto.</w:t>
       </w:r>
     </w:p>
     <w:p>
-      <w:pPr>
-        <w:spacing w:before="200" w:after="60"/>
-      </w:pPr>
       <w:r>
         <w:rPr>
           <w:b/>
-          <w:color w:val="1A1C1D"/>
-          <w:sz w:val="32"/>
+          <w:color w:val="4A4A49"/>
+          <w:sz w:val="22"/>
         </w:rPr>
-        <w:t>Minimo privilegio aplicado a VetCare: la matriz defendible - diapositiva 5</w:t>
+        <w:t>[Slide 5] Los cuatro terminos que se confunden todo el tiempo (2/2)</w:t>
       </w:r>
-    </w:p>
-    <w:p>
       <w:r>
         <w:rPr>
           <w:b w:val="0"/>
           <w:color w:val="4A4A49"/>
           <w:sz w:val="22"/>
         </w:rPr>
-        <w:t>El principio de minimo privilegio dice que cada rol recibe exactamente lo que necesita para cumplir su funcion y ni un privilegio mas. Aplicado a VetCare deja una matriz muy concreta y defendible. El rol recepcion necesita SELECT sobre mascota, dueno y veterinario para poder buscar y agendar, y SELECT, INSERT y UPDATE sobre cita para agendar y reprogramar; nada mas. No necesita leer consulta, porque el historial clinico es informacion sensible del paciente que la recepcion no requiere para hacer su trabajo. El rol veterinario_rol necesita SELECT sobre cita y mascota, y SELECT, INSERT y UPDATE sobre consulta, porque es quien documenta la atencion. El rol auditor recibe unicamente SELECT, y jamas una escritura. El rol admin_bd es el unico con privilegios amplios, y es el que sostiene el DDL. Notese que DELETE no aparece en ninguna fila operativa, y eso no es descuido: en un sistema clinico las cosas no se borran, se marcan. Una cita cancelada lleva estado = 'CANCELADA' y una mascota que ya no se atiende lleva activa = 'N', que es exactamente como quedo el DDL de la Clase 1, con CHAR(1) y CHECK (activa IN ('S','N')). Eso se llama borrado logico, y hace que el privilegio DELETE sea innecesario para casi todos los usuarios, lo que a su vez elimina de raiz la posibilidad de una perdida accidental de informacion. Conviene escribir esos dos valores en el tablero, porque el estudiante que suponga activa = 0 escribira un UPDATE que el CHECK va a rechazar y perdera diez minutos buscando el error en otra parte.</w:t>
+        <w:t xml:space="preserve"> — 5 vinetas.</w:t>
       </w:r>
     </w:p>
     <w:p>
-      <w:pPr>
-        <w:spacing w:before="200" w:after="60"/>
-      </w:pPr>
       <w:r>
         <w:rPr>
           <w:b/>
-          <w:color w:val="1A1C1D"/>
-          <w:sz w:val="32"/>
+          <w:color w:val="4A4A49"/>
+          <w:sz w:val="22"/>
         </w:rPr>
-        <w:t>Separacion de funciones: el ejemplo de la factura - diapositiva 5</w:t>
+        <w:t>[Slide 6] Privilegio: la unidad atomica, y la frontera DDL/DML (1/2)</w:t>
       </w:r>
-    </w:p>
-    <w:p>
       <w:r>
         <w:rPr>
           <w:b w:val="0"/>
           <w:color w:val="4A4A49"/>
           <w:sz w:val="22"/>
         </w:rPr>
-        <w:t>Separacion de funciones, o segregation of duties, es la practica de repartir un proceso sensible entre dos o mas personas para que ninguna pueda completarlo sola sin dejar rastro. En terminos de base de datos significa que quien disena y modifica el esquema no debe ser la misma cuenta que opera los datos del dia a dia, y que quien audita solo debe leer. El ejemplo de VetCare es facil de contar: si la misma cuenta que emite una factura puede tambien borrarla, entonces una persona puede cobrar en efectivo y hacer desaparecer el registro, y no queda evidencia de que la factura existio. Separando funciones, emitir una factura es un INSERT permitido a un rol, y anular una factura es un UPDATE de estado permitido a un rol distinto, y ese UPDATE deja fecha, usuario y motivo. Aqui aparece la primera pregunta previsible del estudiante: «no es mas facil darle todo al jefe y ya?». La respuesta que el docente debe dar es que el problema no es la confianza en la persona sino el dano posible por un error o por una sesion robada. Si alguien roba la sesion del recepcionista, con minimo privilegio el atacante ve agendas y datos de contacto; con privilegios de administrador, borra la base completa. El permiso no mide cuanto se quiere a un empleado, mide cuanto se puede perder.</w:t>
+        <w:t xml:space="preserve"> — 7 vinetas.</w:t>
       </w:r>
     </w:p>
     <w:p>
       <w:pPr>
-        <w:spacing w:before="200" w:after="60"/>
+        <w:pStyle w:val="ListBullet2"/>
       </w:pPr>
-      <w:r>
-        <w:rPr>
-          <w:b/>
-          <w:color w:val="1A1C1D"/>
-          <w:sz w:val="32"/>
-        </w:rPr>
-        <w:t>GRANT y REVOKE: la sintaxis exacta que se va a escribir hoy - diapositiva 8</w:t>
-      </w:r>
-    </w:p>
-    <w:p>
       <w:r>
         <w:rPr>
           <w:b w:val="0"/>
           <w:color w:val="4A4A49"/>
           <w:sz w:val="22"/>
         </w:rPr>
-        <w:t>GRANT otorga y REVOKE retira, y ambos operan igual sobre usuarios y sobre roles. La forma de las sentencias reales, que el estudiante debe poder escribir de memoria al terminar la lectura, es esta: CREATE ROLE recepcion NOLOGIN; luego GRANT SELECT, INSERT, UPDATE ON cita TO recepcion; luego GRANT SELECT ON dueno, mascota, veterinario TO recepcion, aprovechando que PostgreSQL acepta varias tablas en un mismo GRANT; y finalmente GRANT recepcion TO ana_gomez. Para retirar un permiso: REVOKE DELETE ON cita FROM recepcion. Hay tres detalles operativos que evitan la mitad de los tropiezos del taller. Primero, un rol recien creado no tiene ningun privilegio sobre las tablas ajenas: no hace falta revocar nada para «empezar limpio», el punto de partida ya es cero. Eso explica por que el REVOKE de DELETE que pide el taller es, tecnicamente, redundante; se escribe de todos modos porque es la evidencia documental de una decision de diseno, y quien revise el script tiene que poder ver que la ausencia de DELETE fue deliberada y no un olvido. Segundo, para que un rol pueda usar los objetos del esquema necesita USAGE sobre el esquema; en public eso viene concedido por omision, asi que hoy no estorba, pero en un servidor con esquemas propios es la causa numero uno del GRANT que «no surtio efecto». Tercero, existe la forma masiva GRANT SELECT ON ALL TABLES IN SCHEMA public TO auditor, comoda y peligrosa a la vez: aplica a las tablas que existen en ese momento y no a las futuras, de modo que la tabla que se cree la semana entrante quedara fuera y nadie se dara cuenta; para eso existe ALTER DEFAULT PRIVILEGES, que vale nombrar sin desarrollar.</w:t>
+        <w:t>Vale la pena decirlo porque el estudiante que busque en internet va a encontrar GRANT CREATE SESSION, que es sintaxis de Oracle y en PostgreSQL no existe.</w:t>
       </w:r>
     </w:p>
     <w:p>
-      <w:pPr>
-        <w:spacing w:before="200" w:after="60"/>
-      </w:pPr>
       <w:r>
         <w:rPr>
           <w:b/>
-          <w:color w:val="1A1C1D"/>
-          <w:sz w:val="32"/>
+          <w:color w:val="4A4A49"/>
+          <w:sz w:val="22"/>
         </w:rPr>
-        <w:t>WITH GRANT OPTION y PUBLIC: los dos que hacen dano sin avisar - diapositiva 8</w:t>
+        <w:t>[Slide 7] Privilegio: la unidad atomica, y la frontera DDL/DML (2/2)</w:t>
       </w:r>
-    </w:p>
-    <w:p>
       <w:r>
         <w:rPr>
           <w:b w:val="0"/>
           <w:color w:val="4A4A49"/>
           <w:sz w:val="22"/>
         </w:rPr>
-        <w:t>Hay dos mecanismos que conviene conocer porque hacen dano en silencio. La clausula WITH GRANT OPTION permite que quien recibio el privilegio lo vuelva a otorgar a otros; suena comodo y es una mala idea, porque el administrador pierde el control de la cadena de permisos y, al hacer REVOKE, se produce una revocacion en cascada con efectos que nadie previo; de hecho PostgreSQL rechaza el REVOKE si hay privilegios dependientes y obliga a escribir CASCADE, que es el motor avisando que la operacion va a tocar mas de lo que se le pidio. El segundo es el rol especial PUBLIC, al que pertenecen todos los roles existentes y futuros: un GRANT SELECT ON consulta TO PUBLIC entrega el historial clinico a cualquiera que pueda conectarse, incluido el proximo usuario que se cree manana. Buscar y quitar privilegios otorgados a PUBLIC, con REVOKE ALL ON &lt;tabla&gt; FROM PUBLIC, es una tarea real de endurecimiento en bases de datos heredadas, y vale la pena nombrarla para que el estudiante entienda que estos conceptos no son escolares.</w:t>
+        <w:t xml:space="preserve"> — 5 vinetas.</w:t>
       </w:r>
     </w:p>
     <w:p>
-      <w:pPr>
-        <w:spacing w:before="200" w:after="60"/>
-      </w:pPr>
       <w:r>
         <w:rPr>
           <w:b/>
-          <w:color w:val="1A1C1D"/>
-          <w:sz w:val="32"/>
+          <w:color w:val="4A4A49"/>
+          <w:sz w:val="22"/>
         </w:rPr>
-        <w:t>Cuando el GRANT es demasiado: vista y privilegio por columna - diapositiva 6</w:t>
+        <w:t>[Slide 8] Rol: por que existe, con la aritmetica en el tablero</w:t>
       </w:r>
-    </w:p>
-    <w:p>
       <w:r>
         <w:rPr>
           <w:b w:val="0"/>
           <w:color w:val="4A4A49"/>
           <w:sz w:val="22"/>
         </w:rPr>
-        <w:t>Aqui esta el concepto que hace la diferencia entre una matriz de aficionado y una defendible, y es la parte que el taller evalua con veinte puntos. Un GRANT sobre una tabla es todo o nada en filas y columnas: quien tiene SELECT sobre dueno ve las seis columnas y las seis filas. Pero la recepcionista solo necesita el nombre y el telefono para identificar a quien llama, y no tiene por que ver el correo electronico de los clientes. Hay dos mecanismos para recortar esa superficie y hay que saber cuando usar cada uno. El primero es la vista. Una vista es una consulta guardada con nombre, que se usa como si fuera una tabla; se crea con CREATE VIEW v_agenda_recepcion AS SELECT ... y se le otorga SELECT al rol. Lo que hace que funcione, y es el punto que el estudiante no cree hasta que lo ve, es que la consulta de la vista se ejecuta con los privilegios de su PROPIETARIO y no con los de quien la consulta: por eso se puede dar SELECT sobre la vista a recepcion y al mismo tiempo hacer REVOKE SELECT ON dueno FROM recepcion, y el rol sigue viendo el telefono del dueno a traves de la vista pero no puede consultar la tabla directamente. La vista recorta las dos dimensiones a la vez: filas, con un WHERE estado &lt;&gt; 'CANCELADA', y columnas, con solo dejar el email fuera del SELECT. El segundo mecanismo es el privilegio por columna: GRANT SELECT (id_dueno, nombre) ON dueno TO veterinario_rol otorga lectura de dos columnas y de ninguna otra, sin crear ningun objeto nuevo. Tiene una consecuencia que hay que advertir en clase porque genera un error confuso: ese rol ya no puede escribir SELECT * FROM dueno, porque el asterisco pide todas las columnas y dos de ellas le estan negadas; tiene que nombrar las columnas explicitamente. El criterio para elegir es simple: si el recorte necesita filtrar filas o cruzar tablas, se hace con vista; si es puramente por columna y no se quiere mantener un objeto mas, con privilegio por columna.</w:t>
+        <w:t xml:space="preserve"> — 8 vinetas.</w:t>
       </w:r>
     </w:p>
     <w:p>
       <w:pPr>
-        <w:spacing w:before="200" w:after="60"/>
+        <w:pStyle w:val="ListBullet2"/>
       </w:pPr>
-      <w:r>
-        <w:rPr>
-          <w:b/>
-          <w:color w:val="1A1C1D"/>
-          <w:sz w:val="32"/>
-        </w:rPr>
-        <w:t>La matriz como hecho verificable: information_schema - diapositiva 6</w:t>
-      </w:r>
-    </w:p>
-    <w:p>
       <w:r>
         <w:rPr>
           <w:b w:val="0"/>
           <w:color w:val="4A4A49"/>
           <w:sz w:val="22"/>
         </w:rPr>
-        <w:t>Una matriz de permisos que solo existe en un documento es una intencion; la matriz se vuelve un hecho cuando se puede consultar en el motor. PostgreSQL expone esa informacion en el esquema estandar information_schema y hay dos vistas que hay que saber usar. La primera es role_table_grants, con SELECT grantee, table_name, privilege_type FROM information_schema.role_table_grants WHERE grantee IN ('admin_bd','recepcion','veterinario_rol','auditor') ORDER BY grantee, table_name, privilege_type: devuelve una fila por cada combinacion de rol, tabla y privilegio realmente otorgado. La segunda es column_privileges, que agrega la columna column_name y es la unica forma de evidenciar que el privilegio por columna quedo aplicado. Vale explicar por que se usa role_table_grants y no table_privileges, que es la que aparece primero al buscar: table_privileges solo muestra los privilegios en los que el usuario actual es quien otorga o quien recibe, mientras que role_table_grants incluye los de cualquier rol que este habilitado en la sesion, que es justamente lo que necesita el propietario para auditar lo que reparti. Estas dos consultas son la evidencia que la rubrica exige tres veces, y el docente deberia proyectar su salida en la demo: ver la matriz salir del motor, y no de un documento, es lo que convence al grupo de que los permisos son verificables.</w:t>
+        <w:t>Ese es el argumento real que el docente debe transmitir: el rol no ahorra tipeo, ahorra olvidos, y los olvidos en materia de permisos son precisamente los que producen incidentes de seguridad.</w:t>
       </w:r>
     </w:p>
     <w:p>
-      <w:pPr>
-        <w:spacing w:before="200" w:after="60"/>
-      </w:pPr>
       <w:r>
         <w:rPr>
           <w:b/>
-          <w:color w:val="1A1C1D"/>
-          <w:sz w:val="32"/>
+          <w:color w:val="4A4A49"/>
+          <w:sz w:val="22"/>
         </w:rPr>
-        <w:t>La politica de altas y bajas: el ciclo de vida de una cuenta - diapositiva 7</w:t>
+        <w:t>[Slide 9] En PostgreSQL usuario y rol son lo mismo, y por eso hoy se escribe NOLOGIN (1/2)</w:t>
       </w:r>
-    </w:p>
-    <w:p>
       <w:r>
         <w:rPr>
           <w:b w:val="0"/>
           <w:color w:val="4A4A49"/>
           <w:sz w:val="22"/>
         </w:rPr>
-        <w:t>La segunda parte del entregable es la politica de altas y bajas, que documenta el ciclo de vida de una cuenta: quien autoriza que se cree, con que rol nace, que pasa cuando alguien cambia de funcion, y en cuanto tiempo se desactiva cuando se va de la clinica. La diapositiva trae las cinco secciones en el mismo orden en que el taller las va a pedir, asi que se dicta recorriendola de arriba abajo. El plazo que se compromete habitualmente en la industria es el mismo dia del retiro, y por convencion se revisan las cuentas activas cada tres o seis meses; ninguno de esos dos numeros es una regla dura del motor, son practicas de gobierno, y la politica vale precisamente porque fija responsables y plazos concretos en lugar de generalidades. El problema que resuelve es la cuenta huerfana: la del pasante que se fue hace un ano y cuya clave sigue funcionando. Dos reglas la cierran. Una, nunca cuentas compartidas: si tres recepcionistas entran con la cuenta recepcion1, la tabla de auditoria dira que recepcion1 cancelo la cita y no habra forma de saber quien fue; la trazabilidad se pierde de manera irrecuperable y con ella cualquier investigacion posterior. Dos, los permisos no se acumulan: al cambiar de rol se revoca el anterior con REVOKE recepcion FROM ana_gomez, porque quien pasa de recepcion a auditoria y conserva ambos roles termina pudiendo modificar justamente lo que audita. Vale la pena senalar el detalle tecnico de la baja: en PostgreSQL no se puede hacer DROP ROLE de un rol que todavia posee objetos, hay que reasignarlos primero con REASSIGN OWNED BY ana_gomez TO admin_bd, y por eso la politica tiene que decir que pasa con lo que la persona era dueno. La cuarta seccion, la revision periodica, se apoya en la consulta de information_schema que acaba de verse: la evidencia de la auditoria es su salida, y la politica dice cada cuanto se corre y quien la firma. La quinta seccion es el limite de este entorno, y se desarrolla completa en «El motor de hoy es PostgreSQL» un poco mas abajo; lo que se califica ahi no es que la prueba negativa exista, sino que el estudiante sepa nombrarla como brecha de verificacion de su propia entrega. Al dictar la politica conviene bajarla a nombres propios de Huellitas en lugar de dejarla en abstracto: quien autoriza el alta es la administradora de la clinica, la recepcionista que entra nace con el rol recepcion y con nada mas, y la baja del pasante se hace el mismo dia. Una politica que no dice quien firma ni en cuanto tiempo no es una politica, es una intencion, y asi esta escrita la rubrica.</w:t>
+        <w:t xml:space="preserve"> — 7 vinetas.</w:t>
       </w:r>
     </w:p>
     <w:p>
       <w:pPr>
-        <w:spacing w:before="200" w:after="60"/>
+        <w:pStyle w:val="ListBullet2"/>
       </w:pPr>
-      <w:r>
-        <w:rPr>
-          <w:b/>
-          <w:color w:val="1A1C1D"/>
-          <w:sz w:val="32"/>
-        </w:rPr>
-        <w:t>El motor de hoy es PostgreSQL, y eso decide que se puede demostrar - diapositiva 9</w:t>
-      </w:r>
-    </w:p>
-    <w:p>
       <w:r>
         <w:rPr>
           <w:b w:val="0"/>
           <w:color w:val="4A4A49"/>
           <w:sz w:val="22"/>
         </w:rPr>
-        <w:t>Este punto hay que decirlo con precision porque una version anterior de esta guia decia lo contrario y costaria puntos repetirla. El taller se resuelve y se califica en ExamLab, que ejecuta PostgreSQL dentro del navegador. Ahi CREATE ROLE, GRANT, REVOKE, CREATE VIEW, los privilegios por columna y las consultas a information_schema funcionan todos: son DDL real y son verificables, asi que la evidencia del taller es la salida del motor y no una promesa. Lo que NO se puede hacer es abrir una segunda conexion: el entorno tiene un solo usuario con login y una sola sesion, asi que nadie va a conectarse como recepcion en otra pestana mientras el docente mira desde la suya. Esa es la limitacion real, y hay que nombrarla con esa precision, porque la version anterior de esta guia decia algo mas fuerte y falso: que por eso la prueba negativa era imposible. No lo es. Para ver el permiso negado no hace falta otra conexion, hace falta cambiar el rol EFECTIVO dentro de la misma sesion, y eso es lo que hace SET ROLE recepcion; a partir de esa linea los privilegios que el motor revisa son los del rol y no los del propietario, de modo que DELETE FROM cita WHERE id_cita = 1; devuelve permission denied for table cita y SELECT nombre, email FROM dueno; tambien, si ya se revoco el SELECT de la tabla. Se cierra con RESET ROLE; y conviene no olvidarlo, porque todo lo que venga despues se seguiria ejecutando con los permisos recortados. Dos advertencias para la demo. Una, esas dos lineas TIENEN que fallar, asi que se ejecutan una por una: un runner que aborta al primer error se llevaria las siguientes. Dos, si el entorno del dia no permite cambiar de rol, no hay que esconderlo — se muestra el mensaje, y entonces si aparece la brecha de verificacion que la pregunta 5 pide nombrar. La diferencia entre las dos cosas es justamente lo que el estudiante tiene que entender: SET ROLE cambia con que permisos se evalua lo que escribo, y conectarse como otro usuario cambia quien esta conectado; para probar que un privilegio falta, basta lo primero. Oracle Live SQL y DB Fiddle siguen en el kit, pero cambian de papel: DB Fiddle sirve para probar SQL suelto y Live SQL solo como contraste de sintaxis, porque alli se escribe CREATE USER ... IDENTIFIED BY, se otorga GRANT CREATE SESSION y el esquema es el usuario. Vale un minuto de clase mencionarlo, porque muchos se van a encontrar Oracle en el trabajo; no vale mas, porque la calificacion ocurre en PostgreSQL y todo minuto invertido en sintaxis del otro motor es un minuto que el estudiante no dedica a lo que se le va a evaluar.</w:t>
+        <w:t>Conviene decir esto tal cual, porque un estudiante despierto va a preguntar por que el sufijo y merece la respuesta correcta y no una inventada.</w:t>
       </w:r>
     </w:p>
     <w:p>
-      <w:pPr>
-        <w:spacing w:before="200" w:after="60"/>
-      </w:pPr>
       <w:r>
         <w:rPr>
           <w:b/>
-          <w:color w:val="1A1C1D"/>
-          <w:sz w:val="32"/>
+          <w:color w:val="4A4A49"/>
+          <w:sz w:val="22"/>
         </w:rPr>
-        <w:t>La matriz es el entregable, no el script - diapositiva 11</w:t>
+        <w:t>[Slide 10] En PostgreSQL usuario y rol son lo mismo, y por eso hoy se escribe NOLOGIN (2/2)</w:t>
       </w:r>
-    </w:p>
-    <w:p>
       <w:r>
         <w:rPr>
           <w:b w:val="0"/>
           <w:color w:val="4A4A49"/>
           <w:sz w:val="22"/>
         </w:rPr>
-        <w:t>El entregable central de hoy no es el script sino la matriz rol por objeto por privilegio, y conviene explicar por que. El script es la traduccion mecanica de una decision; la matriz es la decision. Se construye con los objetos en las filas, los roles en las columnas, y en cada celda las acciones permitidas con la notacion abreviada que pide el taller: S para SELECT, I para INSERT, U para UPDATE, D para DELETE, E para EXECUTE y un guion cuando no hay ninguno. Lo exigible para VetCare son los diez objetos por los cuatro roles, sin celdas vacias, y la regla de calidad es que la matriz sea consistente con los GRANT que se ejecutaron en la primera pregunta: si el script no le dio DELETE a nadie, en la matriz no puede aparecer una D. Los dos procedimientos van con E y nunca con S ni con I, y eso no es un detalle de notacion: es el patron que la Clase 3 va a construir y la Clase 12 va a usar, en el que la aplicacion no escribe en las tablas sino que invoca la regla de negocio. Debajo de la matriz van cuatro a seis lineas justificando tres decisiones concretas, y ahi la regla es que una X sin texto no es una celda completa: «auditor sobre cita: solo S, porque auditar es verificar, no corregir» si lo es.</w:t>
+        <w:t xml:space="preserve"> — 3 vinetas.</w:t>
       </w:r>
     </w:p>
     <w:p>
-      <w:pPr>
-        <w:spacing w:before="200" w:after="60"/>
-      </w:pPr>
       <w:r>
         <w:rPr>
           <w:b/>
-          <w:color w:val="1A1C1D"/>
-          <w:sz w:val="32"/>
+          <w:color w:val="4A4A49"/>
+          <w:sz w:val="22"/>
         </w:rPr>
-        <w:t>Como amarra con las clases vecinas y con la rubrica del PI - diapositiva 16</w:t>
+        <w:t>[Slide 11] Minimo privilegio aplicado a VetCare: la matriz defendible (1/2)</w:t>
       </w:r>
-    </w:p>
-    <w:p>
       <w:r>
         <w:rPr>
           <w:b w:val="0"/>
           <w:color w:val="4A4A49"/>
           <w:sz w:val="22"/>
         </w:rPr>
-        <w:t>Lo de hoy no es una isla, y decirlo en voz alta le da sentido al entregable. La Clase 1 dejo el modelo y las claves primarias que hoy se protegen. La Clase 3 introduce procedimientos almacenados y con ellos el patron mas fino de todos: no dar INSERT sobre cita al rol recepcion, sino EXECUTE sobre sp_agendar_cita, de modo que el usuario solo pueda escribir a traves de la regla de negocio. La Clase 4 agrega disparadores de auditoria y el plan de respaldo, que son el otro componente de este mismo criterio de rubrica. Y la Clase 12 reutiliza estos roles para definir la cuenta de servicio con la que la aplicacion se conecta. En la rubrica del PI, seguridad y respaldo valen 15 de los 100 puntos.</w:t>
+        <w:t xml:space="preserve"> — 6 vinetas.</w:t>
       </w:r>
     </w:p>
     <w:p>
       <w:pPr>
-        <w:spacing w:before="200" w:after="60"/>
+        <w:pStyle w:val="ListBullet2"/>
       </w:pPr>
-      <w:r>
-        <w:rPr>
-          <w:b/>
-          <w:color w:val="1A1C1D"/>
-          <w:sz w:val="32"/>
-        </w:rPr>
-        <w:t>Preguntas frecuentes del grupo - diapositiva 4</w:t>
-      </w:r>
-    </w:p>
-    <w:p>
       <w:r>
         <w:rPr>
           <w:b w:val="0"/>
           <w:color w:val="4A4A49"/>
           <w:sz w:val="22"/>
         </w:rPr>
-        <w:t>«Ejecute el GRANT y no surtio efecto»: en el noventa por ciento de los casos es una de cuatro cosas. Se otorgo al rol pero no se otorgo el rol a la persona, y falta el GRANT recepcion TO ana_gomez. O se esta probando en la misma sesion del propietario, que pasa por encima de todos los permisos y por lo tanto nunca ve un error, lo cual hace imposible «comprobar» nada asi. O el rol no tiene USAGE sobre el esquema. O se escribio el nombre del rol distinto, y conviene recordar que PostgreSQL pasa los identificadores sin comillas a minusculas, de modo que RECEPCION y recepcion son el mismo rol, pero "Recepcion" entre comillas dobles es otro distinto. «Si le doy SELECT solo a la vista, no necesita tambien SELECT sobre dueno?»: no, y es lo mas importante de la clase: la vista se ejecuta con los privilegios de su propietario. «Puedo comprobar que a recepcion le rebota el DELETE?»: si, y no hace falta otra conexion: SET ROLE recepcion; luego el DELETE, que debe devolver permission denied, y RESET ROLE; para volver. Lo que no se puede es conectarse como recepcion en una segunda sesion, porque el entorno tiene un solo usuario con login. Si el navegador no permite el cambio de rol, se documenta el intento: ahi si hay una brecha de verificacion. «Rol y usuario son lo mismo?»: en PostgreSQL si, un usuario es un rol con LOGIN. «Por que auditor no tiene UPDATE ni sobre la tabla de auditoria?»: porque quien puede corregir el registro de lo que hizo puede borrar la evidencia de lo que hizo, y entonces la auditoria no prueba nada; esa tabla llega en la Clase 4 y la respuesta se mantiene igual.</w:t>
+        <w:t>Conviene escribir esos dos valores en el tablero, porque el estudiante que suponga activa = 0 escribira un UPDATE que el CHECK va a rechazar y perdera diez minutos buscando el error en otra parte.</w:t>
       </w:r>
     </w:p>
     <w:p>
-      <w:pPr>
-        <w:spacing w:before="200" w:after="60"/>
-      </w:pPr>
       <w:r>
         <w:rPr>
           <w:b/>
-          <w:color w:val="1A1C1D"/>
-          <w:sz w:val="32"/>
+          <w:color w:val="4A4A49"/>
+          <w:sz w:val="22"/>
         </w:rPr>
-        <w:t>Errores tipicos del docente que no domina el tema</w:t>
+        <w:t>[Slide 12] Minimo privilegio aplicado a VetCare: la matriz defendible (2/2)</w:t>
       </w:r>
-    </w:p>
-    <w:p>
       <w:r>
         <w:rPr>
           <w:b w:val="0"/>
           <w:color w:val="4A4A49"/>
           <w:sz w:val="22"/>
         </w:rPr>
-        <w:t>El primero es dictar la clase en sintaxis de Oracle cuando la calificacion ocurre en PostgreSQL. Suena menor y no lo es: CREATE USER ... IDENTIFIED BY, GRANT CREATE SESSION y el modelo de esquema igual a usuario no existen aqui, y el estudiante que copie del tablero recibe un error de sintaxis que no tiene nada que ver con su razonamiento sobre permisos, se le van veinte minutos y termina creyendo que el tema es fragil. El segundo es crear un unico usuario admin que todos comparten «para que no falle nada». La consecuencia aguas abajo es doble: rompe la trazabilidad, porque ninguna auditoria posterior puede atribuir un cambio a una persona y los disparadores de auditoria de la Clase 4 quedan registrando siempre el mismo nombre, es decir sirviendo para nada; y deja al estudiante convencido de que los permisos son un tramite administrativo y no una decision de diseno. El tercero es otorgar ALL PRIVILEGES a todos los roles para que ningun taller se bloquee, con lo cual la matriz del entregable queda con todas las celdas en si, no hay ninguna decision que evaluar, y en la sustentacion de la Clase 15 el estudiante no puede responder por que recepcion no ve el historial clinico, que es exactamente la pregunta que se hace ahi. Un cuarto tropiezo, pequeno pero delator: confundir rol con usuario al explicar, y decir «le doy el rol a la tabla» o «creo un privilegio». Los privilegios no se crean, vienen definidos por el motor; lo unico que se crea son roles, y los privilegios solo se otorgan o se retiran.</w:t>
+        <w:t xml:space="preserve"> — 4 vinetas.</w:t>
+      </w:r>
+    </w:p>
+    <w:p>
+      <w:r>
+        <w:rPr>
+          <w:b/>
+          <w:color w:val="4A4A49"/>
+          <w:sz w:val="22"/>
+        </w:rPr>
+        <w:t>[Slide 13] Separacion de funciones: el ejemplo de la factura</w:t>
+      </w:r>
+      <w:r>
+        <w:rPr>
+          <w:b w:val="0"/>
+          <w:color w:val="4A4A49"/>
+          <w:sz w:val="22"/>
+        </w:rPr>
+        <w:t xml:space="preserve"> — 7 vinetas.</w:t>
+      </w:r>
+    </w:p>
+    <w:p>
+      <w:pPr>
+        <w:pStyle w:val="ListBullet2"/>
+      </w:pPr>
+      <w:r>
+        <w:rPr>
+          <w:b w:val="0"/>
+          <w:color w:val="4A4A49"/>
+          <w:sz w:val="22"/>
+        </w:rPr>
+        <w:t>La respuesta que el docente debe dar es que el problema no es la confianza en la persona sino el dano posible por un error o por una sesion robada.</w:t>
+      </w:r>
+    </w:p>
+    <w:p>
+      <w:r>
+        <w:rPr>
+          <w:b/>
+          <w:color w:val="4A4A49"/>
+          <w:sz w:val="22"/>
+        </w:rPr>
+        <w:t>[Slide 14] GRANT y REVOKE: la sintaxis exacta que se va a escribir hoy (1/2)</w:t>
+      </w:r>
+      <w:r>
+        <w:rPr>
+          <w:b w:val="0"/>
+          <w:color w:val="4A4A49"/>
+          <w:sz w:val="22"/>
+        </w:rPr>
+        <w:t xml:space="preserve"> — 7 vinetas.</w:t>
+      </w:r>
+    </w:p>
+    <w:p>
+      <w:r>
+        <w:rPr>
+          <w:b/>
+          <w:color w:val="4A4A49"/>
+          <w:sz w:val="22"/>
+        </w:rPr>
+        <w:t>[Slide 15] GRANT y REVOKE: la sintaxis exacta que se va a escribir hoy (2/2)</w:t>
+      </w:r>
+      <w:r>
+        <w:rPr>
+          <w:b w:val="0"/>
+          <w:color w:val="4A4A49"/>
+          <w:sz w:val="22"/>
+        </w:rPr>
+        <w:t xml:space="preserve"> — 4 vinetas.</w:t>
+      </w:r>
+    </w:p>
+    <w:p>
+      <w:r>
+        <w:rPr>
+          <w:b/>
+          <w:color w:val="4A4A49"/>
+          <w:sz w:val="22"/>
+        </w:rPr>
+        <w:t>[Slide 16] WITH GRANT OPTION y PUBLIC: los dos que hacen dano sin avisar</w:t>
+      </w:r>
+      <w:r>
+        <w:rPr>
+          <w:b w:val="0"/>
+          <w:color w:val="4A4A49"/>
+          <w:sz w:val="22"/>
+        </w:rPr>
+        <w:t xml:space="preserve"> — 6 vinetas.</w:t>
+      </w:r>
+    </w:p>
+    <w:p>
+      <w:r>
+        <w:rPr>
+          <w:b/>
+          <w:color w:val="4A4A49"/>
+          <w:sz w:val="22"/>
+        </w:rPr>
+        <w:t>[Slide 17] Cuando el GRANT es demasiado: vista y privilegio por columna (1/2)</w:t>
+      </w:r>
+      <w:r>
+        <w:rPr>
+          <w:b w:val="0"/>
+          <w:color w:val="4A4A49"/>
+          <w:sz w:val="22"/>
+        </w:rPr>
+        <w:t xml:space="preserve"> — 8 vinetas.</w:t>
+      </w:r>
+    </w:p>
+    <w:p>
+      <w:r>
+        <w:rPr>
+          <w:b/>
+          <w:color w:val="4A4A49"/>
+          <w:sz w:val="22"/>
+        </w:rPr>
+        <w:t>[Slide 18] Cuando el GRANT es demasiado: vista y privilegio por columna (2/2)</w:t>
+      </w:r>
+      <w:r>
+        <w:rPr>
+          <w:b w:val="0"/>
+          <w:color w:val="4A4A49"/>
+          <w:sz w:val="22"/>
+        </w:rPr>
+        <w:t xml:space="preserve"> — 5 vinetas.</w:t>
+      </w:r>
+    </w:p>
+    <w:p>
+      <w:r>
+        <w:rPr>
+          <w:b/>
+          <w:color w:val="4A4A49"/>
+          <w:sz w:val="22"/>
+        </w:rPr>
+        <w:t>[Slide 19] La matriz como hecho verificable: information_schema</w:t>
+      </w:r>
+      <w:r>
+        <w:rPr>
+          <w:b w:val="0"/>
+          <w:color w:val="4A4A49"/>
+          <w:sz w:val="22"/>
+        </w:rPr>
+        <w:t xml:space="preserve"> — 7 vinetas.</w:t>
+      </w:r>
+    </w:p>
+    <w:p>
+      <w:pPr>
+        <w:pStyle w:val="ListBullet2"/>
+      </w:pPr>
+      <w:r>
+        <w:rPr>
+          <w:b w:val="0"/>
+          <w:color w:val="4A4A49"/>
+          <w:sz w:val="22"/>
+        </w:rPr>
+        <w:t>Estas dos consultas son la evidencia que la rubrica exige tres veces, y el docente deberia proyectar su salida en la demo: ver la matriz salir del motor, y no de un documento, es lo que convence al grupo de que los permisos son verificables.</w:t>
+      </w:r>
+    </w:p>
+    <w:p>
+      <w:r>
+        <w:rPr>
+          <w:b/>
+          <w:color w:val="4A4A49"/>
+          <w:sz w:val="22"/>
+        </w:rPr>
+        <w:t>[Slide 20] La politica de altas y bajas: el ciclo de vida de una cuenta (1/3)</w:t>
+      </w:r>
+      <w:r>
+        <w:rPr>
+          <w:b w:val="0"/>
+          <w:color w:val="4A4A49"/>
+          <w:sz w:val="22"/>
+        </w:rPr>
+        <w:t xml:space="preserve"> — 5 vinetas.</w:t>
+      </w:r>
+    </w:p>
+    <w:p>
+      <w:r>
+        <w:rPr>
+          <w:b/>
+          <w:color w:val="4A4A49"/>
+          <w:sz w:val="22"/>
+        </w:rPr>
+        <w:t>[Slide 21] La politica de altas y bajas: el ciclo de vida de una cuenta (2/3)</w:t>
+      </w:r>
+      <w:r>
+        <w:rPr>
+          <w:b w:val="0"/>
+          <w:color w:val="4A4A49"/>
+          <w:sz w:val="22"/>
+        </w:rPr>
+        <w:t xml:space="preserve"> — 7 vinetas.</w:t>
+      </w:r>
+    </w:p>
+    <w:p>
+      <w:r>
+        <w:rPr>
+          <w:b/>
+          <w:color w:val="4A4A49"/>
+          <w:sz w:val="22"/>
+        </w:rPr>
+        <w:t>[Slide 22] La politica de altas y bajas: el ciclo de vida de una cuenta (3/3)</w:t>
+      </w:r>
+      <w:r>
+        <w:rPr>
+          <w:b w:val="0"/>
+          <w:color w:val="4A4A49"/>
+          <w:sz w:val="22"/>
+        </w:rPr>
+        <w:t xml:space="preserve"> — 5 vinetas.</w:t>
+      </w:r>
+    </w:p>
+    <w:p>
+      <w:r>
+        <w:rPr>
+          <w:b/>
+          <w:color w:val="4A4A49"/>
+          <w:sz w:val="22"/>
+        </w:rPr>
+        <w:t>[Slide 23] El motor de hoy es PostgreSQL, y eso decide que se puede demostrar (1/3)</w:t>
+      </w:r>
+      <w:r>
+        <w:rPr>
+          <w:b w:val="0"/>
+          <w:color w:val="4A4A49"/>
+          <w:sz w:val="22"/>
+        </w:rPr>
+        <w:t xml:space="preserve"> — 6 vinetas.</w:t>
+      </w:r>
+    </w:p>
+    <w:p>
+      <w:r>
+        <w:rPr>
+          <w:b/>
+          <w:color w:val="4A4A49"/>
+          <w:sz w:val="22"/>
+        </w:rPr>
+        <w:t>[Slide 24] El motor de hoy es PostgreSQL, y eso decide que se puede demostrar (2/3)</w:t>
+      </w:r>
+      <w:r>
+        <w:rPr>
+          <w:b w:val="0"/>
+          <w:color w:val="4A4A49"/>
+          <w:sz w:val="22"/>
+        </w:rPr>
+        <w:t xml:space="preserve"> — 7 vinetas.</w:t>
+      </w:r>
+    </w:p>
+    <w:p>
+      <w:r>
+        <w:rPr>
+          <w:b/>
+          <w:color w:val="4A4A49"/>
+          <w:sz w:val="22"/>
+        </w:rPr>
+        <w:t>[Slide 25] El motor de hoy es PostgreSQL, y eso decide que se puede demostrar (3/3)</w:t>
+      </w:r>
+      <w:r>
+        <w:rPr>
+          <w:b w:val="0"/>
+          <w:color w:val="4A4A49"/>
+          <w:sz w:val="22"/>
+        </w:rPr>
+        <w:t xml:space="preserve"> — 6 vinetas.</w:t>
+      </w:r>
+    </w:p>
+    <w:p>
+      <w:r>
+        <w:rPr>
+          <w:b/>
+          <w:color w:val="4A4A49"/>
+          <w:sz w:val="22"/>
+        </w:rPr>
+        <w:t>[Slide 26] La matriz es el entregable, no el script (1/2)</w:t>
+      </w:r>
+      <w:r>
+        <w:rPr>
+          <w:b w:val="0"/>
+          <w:color w:val="4A4A49"/>
+          <w:sz w:val="22"/>
+        </w:rPr>
+        <w:t xml:space="preserve"> — 6 vinetas.</w:t>
+      </w:r>
+    </w:p>
+    <w:p>
+      <w:r>
+        <w:rPr>
+          <w:b/>
+          <w:color w:val="4A4A49"/>
+          <w:sz w:val="22"/>
+        </w:rPr>
+        <w:t>[Slide 27] La matriz es el entregable, no el script (2/2)</w:t>
+      </w:r>
+      <w:r>
+        <w:rPr>
+          <w:b w:val="0"/>
+          <w:color w:val="4A4A49"/>
+          <w:sz w:val="22"/>
+        </w:rPr>
+        <w:t xml:space="preserve"> — 2 vinetas.</w:t>
+      </w:r>
+    </w:p>
+    <w:p>
+      <w:r>
+        <w:rPr>
+          <w:b/>
+          <w:color w:val="4A4A49"/>
+          <w:sz w:val="22"/>
+        </w:rPr>
+        <w:t>[Slide 28] Como amarra con las clases vecinas y con la rubrica del PI</w:t>
+      </w:r>
+      <w:r>
+        <w:rPr>
+          <w:b w:val="0"/>
+          <w:color w:val="4A4A49"/>
+          <w:sz w:val="22"/>
+        </w:rPr>
+        <w:t xml:space="preserve"> — 6 vinetas.</w:t>
+      </w:r>
+    </w:p>
+    <w:p>
+      <w:r>
+        <w:rPr>
+          <w:b/>
+          <w:color w:val="4A4A49"/>
+          <w:sz w:val="22"/>
+        </w:rPr>
+        <w:t>[Slide 29] Preguntas frecuentes del grupo (1/2)</w:t>
+      </w:r>
+      <w:r>
+        <w:rPr>
+          <w:b w:val="0"/>
+          <w:color w:val="4A4A49"/>
+          <w:sz w:val="22"/>
+        </w:rPr>
+        <w:t xml:space="preserve"> — 6 vinetas.</w:t>
+      </w:r>
+    </w:p>
+    <w:p>
+      <w:r>
+        <w:rPr>
+          <w:b/>
+          <w:color w:val="4A4A49"/>
+          <w:sz w:val="22"/>
+        </w:rPr>
+        <w:t>[Slide 30] Preguntas frecuentes del grupo (2/2)</w:t>
+      </w:r>
+      <w:r>
+        <w:rPr>
+          <w:b w:val="0"/>
+          <w:color w:val="4A4A49"/>
+          <w:sz w:val="22"/>
+        </w:rPr>
+        <w:t xml:space="preserve"> — 6 vinetas.</w:t>
       </w:r>
     </w:p>
     <w:p>
@@ -869,7 +1013,345 @@
           <w:color w:val="4A4A49"/>
           <w:sz w:val="22"/>
         </w:rPr>
-        <w:t>Teoria Core (breve)</w:t>
+        <w:t>Los cuatro terminos que se confunden todo el tiempo (1/2)</w:t>
+      </w:r>
+    </w:p>
+    <w:p>
+      <w:pPr>
+        <w:pStyle w:val="ListNumber"/>
+      </w:pPr>
+      <w:r>
+        <w:rPr>
+          <w:b w:val="0"/>
+          <w:color w:val="4A4A49"/>
+          <w:sz w:val="22"/>
+        </w:rPr>
+        <w:t>Los cuatro terminos que se confunden todo el tiempo (2/2)</w:t>
+      </w:r>
+    </w:p>
+    <w:p>
+      <w:pPr>
+        <w:pStyle w:val="ListNumber"/>
+      </w:pPr>
+      <w:r>
+        <w:rPr>
+          <w:b w:val="0"/>
+          <w:color w:val="4A4A49"/>
+          <w:sz w:val="22"/>
+        </w:rPr>
+        <w:t>Privilegio: la unidad atomica, y la frontera DDL/DML (1/2)</w:t>
+      </w:r>
+    </w:p>
+    <w:p>
+      <w:pPr>
+        <w:pStyle w:val="ListNumber"/>
+      </w:pPr>
+      <w:r>
+        <w:rPr>
+          <w:b w:val="0"/>
+          <w:color w:val="4A4A49"/>
+          <w:sz w:val="22"/>
+        </w:rPr>
+        <w:t>Privilegio: la unidad atomica, y la frontera DDL/DML (2/2)</w:t>
+      </w:r>
+    </w:p>
+    <w:p>
+      <w:pPr>
+        <w:pStyle w:val="ListNumber"/>
+      </w:pPr>
+      <w:r>
+        <w:rPr>
+          <w:b w:val="0"/>
+          <w:color w:val="4A4A49"/>
+          <w:sz w:val="22"/>
+        </w:rPr>
+        <w:t>Rol: por que existe, con la aritmetica en el tablero</w:t>
+      </w:r>
+    </w:p>
+    <w:p>
+      <w:pPr>
+        <w:pStyle w:val="ListNumber"/>
+      </w:pPr>
+      <w:r>
+        <w:rPr>
+          <w:b w:val="0"/>
+          <w:color w:val="4A4A49"/>
+          <w:sz w:val="22"/>
+        </w:rPr>
+        <w:t>En PostgreSQL usuario y rol son lo mismo, y por eso hoy se escribe NOLOGIN (1/2)</w:t>
+      </w:r>
+    </w:p>
+    <w:p>
+      <w:pPr>
+        <w:pStyle w:val="ListNumber"/>
+      </w:pPr>
+      <w:r>
+        <w:rPr>
+          <w:b w:val="0"/>
+          <w:color w:val="4A4A49"/>
+          <w:sz w:val="22"/>
+        </w:rPr>
+        <w:t>En PostgreSQL usuario y rol son lo mismo, y por eso hoy se escribe NOLOGIN (2/2)</w:t>
+      </w:r>
+    </w:p>
+    <w:p>
+      <w:pPr>
+        <w:pStyle w:val="ListNumber"/>
+      </w:pPr>
+      <w:r>
+        <w:rPr>
+          <w:b w:val="0"/>
+          <w:color w:val="4A4A49"/>
+          <w:sz w:val="22"/>
+        </w:rPr>
+        <w:t>Minimo privilegio aplicado a VetCare: la matriz defendible (1/2)</w:t>
+      </w:r>
+    </w:p>
+    <w:p>
+      <w:pPr>
+        <w:pStyle w:val="ListNumber"/>
+      </w:pPr>
+      <w:r>
+        <w:rPr>
+          <w:b w:val="0"/>
+          <w:color w:val="4A4A49"/>
+          <w:sz w:val="22"/>
+        </w:rPr>
+        <w:t>Minimo privilegio aplicado a VetCare: la matriz defendible (2/2)</w:t>
+      </w:r>
+    </w:p>
+    <w:p>
+      <w:pPr>
+        <w:pStyle w:val="ListNumber"/>
+      </w:pPr>
+      <w:r>
+        <w:rPr>
+          <w:b w:val="0"/>
+          <w:color w:val="4A4A49"/>
+          <w:sz w:val="22"/>
+        </w:rPr>
+        <w:t>Separacion de funciones: el ejemplo de la factura</w:t>
+      </w:r>
+    </w:p>
+    <w:p>
+      <w:pPr>
+        <w:pStyle w:val="ListNumber"/>
+      </w:pPr>
+      <w:r>
+        <w:rPr>
+          <w:b w:val="0"/>
+          <w:color w:val="4A4A49"/>
+          <w:sz w:val="22"/>
+        </w:rPr>
+        <w:t>GRANT y REVOKE: la sintaxis exacta que se va a escribir hoy (1/2)</w:t>
+      </w:r>
+    </w:p>
+    <w:p>
+      <w:pPr>
+        <w:pStyle w:val="ListNumber"/>
+      </w:pPr>
+      <w:r>
+        <w:rPr>
+          <w:b w:val="0"/>
+          <w:color w:val="4A4A49"/>
+          <w:sz w:val="22"/>
+        </w:rPr>
+        <w:t>GRANT y REVOKE: la sintaxis exacta que se va a escribir hoy (2/2)</w:t>
+      </w:r>
+    </w:p>
+    <w:p>
+      <w:pPr>
+        <w:pStyle w:val="ListNumber"/>
+      </w:pPr>
+      <w:r>
+        <w:rPr>
+          <w:b w:val="0"/>
+          <w:color w:val="4A4A49"/>
+          <w:sz w:val="22"/>
+        </w:rPr>
+        <w:t>WITH GRANT OPTION y PUBLIC: los dos que hacen dano sin avisar</w:t>
+      </w:r>
+    </w:p>
+    <w:p>
+      <w:pPr>
+        <w:pStyle w:val="ListNumber"/>
+      </w:pPr>
+      <w:r>
+        <w:rPr>
+          <w:b w:val="0"/>
+          <w:color w:val="4A4A49"/>
+          <w:sz w:val="22"/>
+        </w:rPr>
+        <w:t>Cuando el GRANT es demasiado: vista y privilegio por columna (1/2)</w:t>
+      </w:r>
+    </w:p>
+    <w:p>
+      <w:pPr>
+        <w:pStyle w:val="ListNumber"/>
+      </w:pPr>
+      <w:r>
+        <w:rPr>
+          <w:b w:val="0"/>
+          <w:color w:val="4A4A49"/>
+          <w:sz w:val="22"/>
+        </w:rPr>
+        <w:t>Cuando el GRANT es demasiado: vista y privilegio por columna (2/2)</w:t>
+      </w:r>
+    </w:p>
+    <w:p>
+      <w:pPr>
+        <w:pStyle w:val="ListNumber"/>
+      </w:pPr>
+      <w:r>
+        <w:rPr>
+          <w:b w:val="0"/>
+          <w:color w:val="4A4A49"/>
+          <w:sz w:val="22"/>
+        </w:rPr>
+        <w:t>La matriz como hecho verificable: information_schema</w:t>
+      </w:r>
+    </w:p>
+    <w:p>
+      <w:pPr>
+        <w:pStyle w:val="ListNumber"/>
+      </w:pPr>
+      <w:r>
+        <w:rPr>
+          <w:b w:val="0"/>
+          <w:color w:val="4A4A49"/>
+          <w:sz w:val="22"/>
+        </w:rPr>
+        <w:t>La politica de altas y bajas: el ciclo de vida de una cuenta (1/3)</w:t>
+      </w:r>
+    </w:p>
+    <w:p>
+      <w:pPr>
+        <w:pStyle w:val="ListNumber"/>
+      </w:pPr>
+      <w:r>
+        <w:rPr>
+          <w:b w:val="0"/>
+          <w:color w:val="4A4A49"/>
+          <w:sz w:val="22"/>
+        </w:rPr>
+        <w:t>La politica de altas y bajas: el ciclo de vida de una cuenta (2/3)</w:t>
+      </w:r>
+    </w:p>
+    <w:p>
+      <w:pPr>
+        <w:pStyle w:val="ListNumber"/>
+      </w:pPr>
+      <w:r>
+        <w:rPr>
+          <w:b w:val="0"/>
+          <w:color w:val="4A4A49"/>
+          <w:sz w:val="22"/>
+        </w:rPr>
+        <w:t>La politica de altas y bajas: el ciclo de vida de una cuenta (3/3)</w:t>
+      </w:r>
+    </w:p>
+    <w:p>
+      <w:pPr>
+        <w:pStyle w:val="ListNumber"/>
+      </w:pPr>
+      <w:r>
+        <w:rPr>
+          <w:b w:val="0"/>
+          <w:color w:val="4A4A49"/>
+          <w:sz w:val="22"/>
+        </w:rPr>
+        <w:t>El motor de hoy es PostgreSQL, y eso decide que se puede demostrar (1/3)</w:t>
+      </w:r>
+    </w:p>
+    <w:p>
+      <w:pPr>
+        <w:pStyle w:val="ListNumber"/>
+      </w:pPr>
+      <w:r>
+        <w:rPr>
+          <w:b w:val="0"/>
+          <w:color w:val="4A4A49"/>
+          <w:sz w:val="22"/>
+        </w:rPr>
+        <w:t>El motor de hoy es PostgreSQL, y eso decide que se puede demostrar (2/3)</w:t>
+      </w:r>
+    </w:p>
+    <w:p>
+      <w:pPr>
+        <w:pStyle w:val="ListNumber"/>
+      </w:pPr>
+      <w:r>
+        <w:rPr>
+          <w:b w:val="0"/>
+          <w:color w:val="4A4A49"/>
+          <w:sz w:val="22"/>
+        </w:rPr>
+        <w:t>El motor de hoy es PostgreSQL, y eso decide que se puede demostrar (3/3)</w:t>
+      </w:r>
+    </w:p>
+    <w:p>
+      <w:pPr>
+        <w:pStyle w:val="ListNumber"/>
+      </w:pPr>
+      <w:r>
+        <w:rPr>
+          <w:b w:val="0"/>
+          <w:color w:val="4A4A49"/>
+          <w:sz w:val="22"/>
+        </w:rPr>
+        <w:t>La matriz es el entregable, no el script (1/2)</w:t>
+      </w:r>
+    </w:p>
+    <w:p>
+      <w:pPr>
+        <w:pStyle w:val="ListNumber"/>
+      </w:pPr>
+      <w:r>
+        <w:rPr>
+          <w:b w:val="0"/>
+          <w:color w:val="4A4A49"/>
+          <w:sz w:val="22"/>
+        </w:rPr>
+        <w:t>La matriz es el entregable, no el script (2/2)</w:t>
+      </w:r>
+    </w:p>
+    <w:p>
+      <w:pPr>
+        <w:pStyle w:val="ListNumber"/>
+      </w:pPr>
+      <w:r>
+        <w:rPr>
+          <w:b w:val="0"/>
+          <w:color w:val="4A4A49"/>
+          <w:sz w:val="22"/>
+        </w:rPr>
+        <w:t>Como amarra con las clases vecinas y con la rubrica del PI</w:t>
+      </w:r>
+    </w:p>
+    <w:p>
+      <w:pPr>
+        <w:pStyle w:val="ListNumber"/>
+      </w:pPr>
+      <w:r>
+        <w:rPr>
+          <w:b w:val="0"/>
+          <w:color w:val="4A4A49"/>
+          <w:sz w:val="22"/>
+        </w:rPr>
+        <w:t>Preguntas frecuentes del grupo (1/2)</w:t>
+      </w:r>
+    </w:p>
+    <w:p>
+      <w:pPr>
+        <w:pStyle w:val="ListNumber"/>
+      </w:pPr>
+      <w:r>
+        <w:rPr>
+          <w:b w:val="0"/>
+          <w:color w:val="4A4A49"/>
+          <w:sz w:val="22"/>
+        </w:rPr>
+        <w:t>Preguntas frecuentes del grupo (2/2)</w:t>
       </w:r>
     </w:p>
     <w:p>
@@ -1150,7 +1632,7 @@
           <w:color w:val="1A1C1D"/>
           <w:sz w:val="32"/>
         </w:rPr>
-        <w:t>10-35 · Teoria Core (breve) · desde [Slide 4]</w:t>
+        <w:t>10-35 · Teoria Core (breve) · desde</w:t>
       </w:r>
     </w:p>
     <w:p>
@@ -1178,7 +1660,7 @@
           <w:color w:val="4A4A49"/>
           <w:sz w:val="22"/>
         </w:rPr>
-        <w:t>Proyecte estas diapositivas, en este orden, ~6 min cada una. Son la teoria</w:t>
+        <w:t>Proyecte estas diapositivas, en este orden, ~25 min cada una. Son la teoria</w:t>
       </w:r>
     </w:p>
     <w:p>
@@ -1215,58 +1697,6 @@
           <w:sz w:val="22"/>
         </w:rPr>
         <w:t>proyecta en todas ellas.</w:t>
-      </w:r>
-    </w:p>
-    <w:p>
-      <w:pPr>
-        <w:pStyle w:val="ListNumber"/>
-      </w:pPr>
-      <w:r>
-        <w:rPr>
-          <w:b/>
-          <w:color w:val="4A4A49"/>
-          <w:sz w:val="22"/>
-        </w:rPr>
-        <w:t>[Slide 4] Teoria Core (breve)</w:t>
-      </w:r>
-    </w:p>
-    <w:p>
-      <w:pPr>
-        <w:pStyle w:val="ListNumber"/>
-      </w:pPr>
-      <w:r>
-        <w:rPr>
-          <w:b/>
-          <w:color w:val="4A4A49"/>
-          <w:sz w:val="22"/>
-        </w:rPr>
-        <w:t>[Slide 5] Minimo privilegio, en concreto</w:t>
-      </w:r>
-    </w:p>
-    <w:p>
-      <w:pPr>
-        <w:pStyle w:val="ListNumber"/>
-      </w:pPr>
-      <w:r>
-        <w:rPr>
-          <w:b/>
-          <w:color w:val="4A4A49"/>
-          <w:sz w:val="22"/>
-        </w:rPr>
-        <w:t>[Slide 6] Reducir la superficie: vista y privilegio por columna</w:t>
-      </w:r>
-    </w:p>
-    <w:p>
-      <w:pPr>
-        <w:pStyle w:val="ListNumber"/>
-      </w:pPr>
-      <w:r>
-        <w:rPr>
-          <w:b/>
-          <w:color w:val="4A4A49"/>
-          <w:sz w:val="22"/>
-        </w:rPr>
-        <w:t>[Slide 7] Ciclo de vida de una cuenta: alta, cambio, baja, revision</w:t>
       </w:r>
     </w:p>
     <w:p>
@@ -1410,7 +1840,7 @@
           <w:color w:val="1A1C1D"/>
           <w:sz w:val="32"/>
         </w:rPr>
-        <w:t>35-55 · Demo paso a paso · [Slide 8]</w:t>
+        <w:t>35-55 · Demo paso a paso · [Slide 34]</w:t>
       </w:r>
     </w:p>
     <w:p>
@@ -1514,7 +1944,7 @@
           <w:color w:val="1A1C1D"/>
           <w:sz w:val="32"/>
         </w:rPr>
-        <w:t>55-105 · Taller guiado = tarea del PI · [Slide 13]</w:t>
+        <w:t>55-105 · Taller guiado = tarea del PI · [Slide 39]</w:t>
       </w:r>
     </w:p>
     <w:p>
@@ -1680,7 +2110,7 @@
           <w:color w:val="1A1C1D"/>
           <w:sz w:val="32"/>
         </w:rPr>
-        <w:t>105-115 · Criterios de exito + quiz corto · [Slide 15]</w:t>
+        <w:t>105-115 · Criterios de exito + quiz corto · [Slide 41]</w:t>
       </w:r>
     </w:p>
     <w:p>
@@ -1690,7 +2120,7 @@
           <w:color w:val="4A4A49"/>
           <w:sz w:val="22"/>
         </w:rPr>
-        <w:t>Repasar checklist del dia con [Slide 15] «Criterios de exito / entregable».</w:t>
+        <w:t>Repasar checklist del dia con [Slide 41] «Criterios de exito / entregable».</w:t>
       </w:r>
     </w:p>
     <w:p>
@@ -1779,7 +2209,7 @@
           <w:color w:val="1A1C1D"/>
           <w:sz w:val="32"/>
         </w:rPr>
-        <w:t>115-120 · Cierre · [Slide 17]</w:t>
+        <w:t>115-120 · Cierre · [Slide 43]</w:t>
       </w:r>
     </w:p>
     <w:p>
@@ -1807,7 +2237,7 @@
           <w:color w:val="4A4A49"/>
           <w:sz w:val="22"/>
         </w:rPr>
-        <w:t>Proyectar [Slide 17] slide de cierre. Dudas finales.</w:t>
+        <w:t>Proyectar [Slide 43] slide de cierre. Dudas finales.</w:t>
       </w:r>
     </w:p>
     <w:p>

--- a/Bases de Datos II/Kit docente/Clase 2/Guion Docente Clase 2 - Administracion de bases de datos.docx
+++ b/Bases de Datos II/Kit docente/Clase 2/Guion Docente Clase 2 - Administracion de bases de datos.docx
@@ -383,7 +383,7 @@
           <w:color w:val="4A4A49"/>
           <w:sz w:val="22"/>
         </w:rPr>
-        <w:t xml:space="preserve"> — 7 vinetas.</w:t>
+        <w:t xml:space="preserve"> — 4 vinetas.</w:t>
       </w:r>
     </w:p>
     <w:p>
@@ -396,7 +396,72 @@
           <w:color w:val="4A4A49"/>
           <w:sz w:val="22"/>
         </w:rPr>
+        <w:t>EXECUTE sobre una funcion o un procedimiento</w:t>
+      </w:r>
+    </w:p>
+    <w:p>
+      <w:pPr>
+        <w:pStyle w:val="ListBullet2"/>
+      </w:pPr>
+      <w:r>
+        <w:rPr>
+          <w:b w:val="0"/>
+          <w:color w:val="4A4A49"/>
+          <w:sz w:val="22"/>
+        </w:rPr>
+        <w:t>USAGE sobre un esquema o una secuencia</w:t>
+      </w:r>
+    </w:p>
+    <w:p>
+      <w:pPr>
+        <w:pStyle w:val="ListBullet2"/>
+      </w:pPr>
+      <w:r>
+        <w:rPr>
+          <w:b w:val="0"/>
+          <w:color w:val="4A4A49"/>
+          <w:sz w:val="22"/>
+        </w:rPr>
+        <w:t>CONNECT y TEMPORARY sobre la base de datos.</w:t>
+      </w:r>
+    </w:p>
+    <w:p>
+      <w:pPr>
+        <w:pStyle w:val="ListBullet2"/>
+      </w:pPr>
+      <w:r>
+        <w:rPr>
+          <w:b w:val="0"/>
+          <w:color w:val="4A4A49"/>
+          <w:sz w:val="22"/>
+        </w:rPr>
         <w:t>Vale la pena decirlo porque el estudiante que busque en internet va a encontrar GRANT CREATE SESSION, que es sintaxis de Oracle y en PostgreSQL no existe.</w:t>
+      </w:r>
+    </w:p>
+    <w:p>
+      <w:pPr>
+        <w:pStyle w:val="ListBullet2"/>
+      </w:pPr>
+      <w:r>
+        <w:rPr>
+          <w:b w:val="0"/>
+          <w:color w:val="4A4A49"/>
+          <w:sz w:val="22"/>
+        </w:rPr>
+        <w:t>La distincion practica que hay que dejar clara es la que separa DDL de DML.</w:t>
+      </w:r>
+    </w:p>
+    <w:p>
+      <w:pPr>
+        <w:pStyle w:val="ListBullet2"/>
+      </w:pPr>
+      <w:r>
+        <w:rPr>
+          <w:b w:val="0"/>
+          <w:color w:val="4A4A49"/>
+          <w:sz w:val="22"/>
+        </w:rPr>
+        <w:t>Si su cuenta puede ejecutar DROP TABLE cita, un error de copiar y pegar borra la agenda completa, y ningun respaldo de la noche anterior devuelve las citas que se agendaron hoy.</w:t>
       </w:r>
     </w:p>
     <w:p>
@@ -414,7 +479,7 @@
           <w:color w:val="4A4A49"/>
           <w:sz w:val="22"/>
         </w:rPr>
-        <w:t xml:space="preserve"> — 5 vinetas.</w:t>
+        <w:t xml:space="preserve"> — 3 vinetas.</w:t>
       </w:r>
     </w:p>
     <w:p>
@@ -424,7 +489,7 @@
           <w:color w:val="4A4A49"/>
           <w:sz w:val="22"/>
         </w:rPr>
-        <w:t>[Slide 8] Rol: por que existe, con la aritmetica en el tablero</w:t>
+        <w:t>[Slide 8] Rol: por que existe, con la aritmetica en el tablero (1/2)</w:t>
       </w:r>
       <w:r>
         <w:rPr>
@@ -432,7 +497,7 @@
           <w:color w:val="4A4A49"/>
           <w:sz w:val="22"/>
         </w:rPr>
-        <w:t xml:space="preserve"> — 8 vinetas.</w:t>
+        <w:t xml:space="preserve"> — 4 vinetas.</w:t>
       </w:r>
     </w:p>
     <w:p>
@@ -445,6 +510,32 @@
           <w:color w:val="4A4A49"/>
           <w:sz w:val="22"/>
         </w:rPr>
+        <w:t>Existe por una razon aritmetica que conviene poner en el tablero con los numeros de VetCare.</w:t>
+      </w:r>
+    </w:p>
+    <w:p>
+      <w:pPr>
+        <w:pStyle w:val="ListBullet2"/>
+      </w:pPr>
+      <w:r>
+        <w:rPr>
+          <w:b w:val="0"/>
+          <w:color w:val="4A4A49"/>
+          <w:sz w:val="22"/>
+        </w:rPr>
+        <w:t>Sobre cada uno hay hasta cinco acciones posibles, asi que la matriz completa tiene cincuenta celdas.</w:t>
+      </w:r>
+    </w:p>
+    <w:p>
+      <w:pPr>
+        <w:pStyle w:val="ListBullet2"/>
+      </w:pPr>
+      <w:r>
+        <w:rPr>
+          <w:b w:val="0"/>
+          <w:color w:val="4A4A49"/>
+          <w:sz w:val="22"/>
+        </w:rPr>
         <w:t>Ese es el argumento real que el docente debe transmitir: el rol no ahorra tipeo, ahorra olvidos, y los olvidos en materia de permisos son precisamente los que producen incidentes de seguridad.</w:t>
       </w:r>
     </w:p>
@@ -455,7 +546,7 @@
           <w:color w:val="4A4A49"/>
           <w:sz w:val="22"/>
         </w:rPr>
-        <w:t>[Slide 9] En PostgreSQL usuario y rol son lo mismo, y por eso hoy se escribe NOLOGIN (1/2)</w:t>
+        <w:t>[Slide 9] Rol: por que existe, con la aritmetica en el tablero (2/2)</w:t>
       </w:r>
       <w:r>
         <w:rPr>
@@ -463,19 +554,76 @@
           <w:color w:val="4A4A49"/>
           <w:sz w:val="22"/>
         </w:rPr>
-        <w:t xml:space="preserve"> — 7 vinetas.</w:t>
+        <w:t xml:space="preserve"> — 2 vinetas.</w:t>
       </w:r>
     </w:p>
     <w:p>
-      <w:pPr>
-        <w:pStyle w:val="ListBullet2"/>
-      </w:pPr>
+      <w:r>
+        <w:rPr>
+          <w:b/>
+          <w:color w:val="4A4A49"/>
+          <w:sz w:val="22"/>
+        </w:rPr>
+        <w:t>[Slide 10] En PostgreSQL usuario y rol son lo mismo, y por eso hoy se escribe NOLOGIN (1/2)</w:t>
+      </w:r>
       <w:r>
         <w:rPr>
           <w:b w:val="0"/>
           <w:color w:val="4A4A49"/>
           <w:sz w:val="22"/>
         </w:rPr>
+        <w:t xml:space="preserve"> — 4 vinetas.</w:t>
+      </w:r>
+    </w:p>
+    <w:p>
+      <w:pPr>
+        <w:pStyle w:val="ListBullet2"/>
+      </w:pPr>
+      <w:r>
+        <w:rPr>
+          <w:b w:val="0"/>
+          <w:color w:val="4A4A49"/>
+          <w:sz w:val="22"/>
+        </w:rPr>
+        <w:t>Por eso los cuatro roles del taller se crean con CREATE ROLE recepcion NOLOGIN: son bolsas de privilegios, no identidades.</w:t>
+      </w:r>
+    </w:p>
+    <w:p>
+      <w:pPr>
+        <w:pStyle w:val="ListBullet2"/>
+      </w:pPr>
+      <w:r>
+        <w:rPr>
+          <w:b w:val="0"/>
+          <w:color w:val="4A4A49"/>
+          <w:sz w:val="22"/>
+        </w:rPr>
+        <w:t>La persona viene despues, como CREATE ROLE ana_gomez LOGIN PASSWORD '...', y recibe la bolsa con GRANT recepcion TO ana_gomez.</w:t>
+      </w:r>
+    </w:p>
+    <w:p>
+      <w:pPr>
+        <w:pStyle w:val="ListBullet2"/>
+      </w:pPr>
+      <w:r>
+        <w:rPr>
+          <w:b w:val="0"/>
+          <w:color w:val="4A4A49"/>
+          <w:sz w:val="22"/>
+        </w:rPr>
+        <w:t>Esa herencia es la que hace que al modificar el rol se corrijan todas las personas a la vez.</w:t>
+      </w:r>
+    </w:p>
+    <w:p>
+      <w:pPr>
+        <w:pStyle w:val="ListBullet2"/>
+      </w:pPr>
+      <w:r>
+        <w:rPr>
+          <w:b w:val="0"/>
+          <w:color w:val="4A4A49"/>
+          <w:sz w:val="22"/>
+        </w:rPr>
         <w:t>Conviene decir esto tal cual, porque un estudiante despierto va a preguntar por que el sufijo y merece la respuesta correcta y no una inventada.</w:t>
       </w:r>
     </w:p>
@@ -486,7 +634,7 @@
           <w:color w:val="4A4A49"/>
           <w:sz w:val="22"/>
         </w:rPr>
-        <w:t>[Slide 10] En PostgreSQL usuario y rol son lo mismo, y por eso hoy se escribe NOLOGIN (2/2)</w:t>
+        <w:t>[Slide 11] En PostgreSQL usuario y rol son lo mismo, y por eso hoy se escribe NOLOGIN (2/2)</w:t>
       </w:r>
       <w:r>
         <w:rPr>
@@ -494,7 +642,7 @@
           <w:color w:val="4A4A49"/>
           <w:sz w:val="22"/>
         </w:rPr>
-        <w:t xml:space="preserve"> — 3 vinetas.</w:t>
+        <w:t xml:space="preserve"> — 2 vinetas.</w:t>
       </w:r>
     </w:p>
     <w:p>
@@ -504,7 +652,7 @@
           <w:color w:val="4A4A49"/>
           <w:sz w:val="22"/>
         </w:rPr>
-        <w:t>[Slide 11] Minimo privilegio aplicado a VetCare: la matriz defendible (1/2)</w:t>
+        <w:t>[Slide 12] Minimo privilegio aplicado a VetCare: la matriz defendible</w:t>
       </w:r>
       <w:r>
         <w:rPr>
@@ -512,7 +660,7 @@
           <w:color w:val="4A4A49"/>
           <w:sz w:val="22"/>
         </w:rPr>
-        <w:t xml:space="preserve"> — 6 vinetas.</w:t>
+        <w:t xml:space="preserve"> — 5 vinetas.</w:t>
       </w:r>
     </w:p>
     <w:p>
@@ -525,6 +673,71 @@
           <w:color w:val="4A4A49"/>
           <w:sz w:val="22"/>
         </w:rPr>
+        <w:t>El principio de minimo privilegio dice que cada rol recibe exactamente lo que necesita para cumplir su funcion y ni un privilegio mas.</w:t>
+      </w:r>
+    </w:p>
+    <w:p>
+      <w:pPr>
+        <w:pStyle w:val="ListBullet2"/>
+      </w:pPr>
+      <w:r>
+        <w:rPr>
+          <w:b w:val="0"/>
+          <w:color w:val="4A4A49"/>
+          <w:sz w:val="22"/>
+        </w:rPr>
+        <w:t>Aplicado a VetCare deja una matriz muy concreta y defendible.</w:t>
+      </w:r>
+    </w:p>
+    <w:p>
+      <w:pPr>
+        <w:pStyle w:val="ListBullet2"/>
+      </w:pPr>
+      <w:r>
+        <w:rPr>
+          <w:b w:val="0"/>
+          <w:color w:val="4A4A49"/>
+          <w:sz w:val="22"/>
+        </w:rPr>
+        <w:t>El rol recepcion necesita SELECT sobre mascota, dueno y veterinario para poder buscar y agendar, y SELECT, INSERT y UPDATE sobre cita para agendar y reprogramar; nada mas.</w:t>
+      </w:r>
+    </w:p>
+    <w:p>
+      <w:pPr>
+        <w:pStyle w:val="ListBullet2"/>
+      </w:pPr>
+      <w:r>
+        <w:rPr>
+          <w:b w:val="0"/>
+          <w:color w:val="4A4A49"/>
+          <w:sz w:val="22"/>
+        </w:rPr>
+        <w:t>El rol auditor recibe unicamente SELECT, y jamas una escritura.</w:t>
+      </w:r>
+    </w:p>
+    <w:p>
+      <w:pPr>
+        <w:pStyle w:val="ListBullet2"/>
+      </w:pPr>
+      <w:r>
+        <w:rPr>
+          <w:b w:val="0"/>
+          <w:color w:val="4A4A49"/>
+          <w:sz w:val="22"/>
+        </w:rPr>
+        <w:t>Eso se llama borrado logico, y hace que el privilegio DELETE sea innecesario para casi todos los usuarios, lo que a su vez elimina de raiz la posibilidad de una perdida accidental de informacion.</w:t>
+      </w:r>
+    </w:p>
+    <w:p>
+      <w:pPr>
+        <w:pStyle w:val="ListBullet2"/>
+      </w:pPr>
+      <w:r>
+        <w:rPr>
+          <w:b w:val="0"/>
+          <w:color w:val="4A4A49"/>
+          <w:sz w:val="22"/>
+        </w:rPr>
         <w:t>Conviene escribir esos dos valores en el tablero, porque el estudiante que suponga activa = 0 escribira un UPDATE que el CHECK va a rechazar y perdera diez minutos buscando el error en otra parte.</w:t>
       </w:r>
     </w:p>
@@ -535,7 +748,7 @@
           <w:color w:val="4A4A49"/>
           <w:sz w:val="22"/>
         </w:rPr>
-        <w:t>[Slide 12] Minimo privilegio aplicado a VetCare: la matriz defendible (2/2)</w:t>
+        <w:t>[Slide 13] Separacion de funciones: el ejemplo de la factura (1/2)</w:t>
       </w:r>
       <w:r>
         <w:rPr>
@@ -543,7 +756,46 @@
           <w:color w:val="4A4A49"/>
           <w:sz w:val="22"/>
         </w:rPr>
-        <w:t xml:space="preserve"> — 4 vinetas.</w:t>
+        <w:t xml:space="preserve"> — 3 vinetas.</w:t>
+      </w:r>
+    </w:p>
+    <w:p>
+      <w:pPr>
+        <w:pStyle w:val="ListBullet2"/>
+      </w:pPr>
+      <w:r>
+        <w:rPr>
+          <w:b w:val="0"/>
+          <w:color w:val="4A4A49"/>
+          <w:sz w:val="22"/>
+        </w:rPr>
+        <w:t>La respuesta que el docente debe dar es que el problema no es la confianza en la persona sino el dano posible por un error o por una sesion robada.</w:t>
+      </w:r>
+    </w:p>
+    <w:p>
+      <w:pPr>
+        <w:pStyle w:val="ListBullet2"/>
+      </w:pPr>
+      <w:r>
+        <w:rPr>
+          <w:b w:val="0"/>
+          <w:color w:val="4A4A49"/>
+          <w:sz w:val="22"/>
+        </w:rPr>
+        <w:t>Si alguien roba la sesion del recepcionista, con minimo privilegio el atacante ve agendas y datos de contacto; con privilegios de administrador, borra la base completa.</w:t>
+      </w:r>
+    </w:p>
+    <w:p>
+      <w:pPr>
+        <w:pStyle w:val="ListBullet2"/>
+      </w:pPr>
+      <w:r>
+        <w:rPr>
+          <w:b w:val="0"/>
+          <w:color w:val="4A4A49"/>
+          <w:sz w:val="22"/>
+        </w:rPr>
+        <w:t>El permiso no mide cuanto se quiere a un empleado, mide cuanto se puede perder.</w:t>
       </w:r>
     </w:p>
     <w:p>
@@ -553,7 +805,7 @@
           <w:color w:val="4A4A49"/>
           <w:sz w:val="22"/>
         </w:rPr>
-        <w:t>[Slide 13] Separacion de funciones: el ejemplo de la factura</w:t>
+        <w:t>[Slide 14] Separacion de funciones: el ejemplo de la factura (2/2)</w:t>
       </w:r>
       <w:r>
         <w:rPr>
@@ -561,20 +813,77 @@
           <w:color w:val="4A4A49"/>
           <w:sz w:val="22"/>
         </w:rPr>
-        <w:t xml:space="preserve"> — 7 vinetas.</w:t>
+        <w:t xml:space="preserve"> — 2 vinetas.</w:t>
       </w:r>
     </w:p>
     <w:p>
-      <w:pPr>
-        <w:pStyle w:val="ListBullet2"/>
-      </w:pPr>
+      <w:r>
+        <w:rPr>
+          <w:b/>
+          <w:color w:val="4A4A49"/>
+          <w:sz w:val="22"/>
+        </w:rPr>
+        <w:t>[Slide 15] GRANT y REVOKE: la sintaxis exacta que se va a escribir hoy (1/2)</w:t>
+      </w:r>
       <w:r>
         <w:rPr>
           <w:b w:val="0"/>
           <w:color w:val="4A4A49"/>
           <w:sz w:val="22"/>
         </w:rPr>
-        <w:t>La respuesta que el docente debe dar es que el problema no es la confianza en la persona sino el dano posible por un error o por una sesion robada.</w:t>
+        <w:t xml:space="preserve"> — 4 vinetas.</w:t>
+      </w:r>
+    </w:p>
+    <w:p>
+      <w:pPr>
+        <w:pStyle w:val="ListBullet2"/>
+      </w:pPr>
+      <w:r>
+        <w:rPr>
+          <w:b w:val="0"/>
+          <w:color w:val="4A4A49"/>
+          <w:sz w:val="22"/>
+        </w:rPr>
+        <w:t>GRANT otorga y REVOKE retira, y ambos operan igual sobre usuarios y sobre roles.</w:t>
+      </w:r>
+    </w:p>
+    <w:p>
+      <w:pPr>
+        <w:pStyle w:val="ListBullet2"/>
+      </w:pPr>
+      <w:r>
+        <w:rPr>
+          <w:b w:val="0"/>
+          <w:color w:val="4A4A49"/>
+          <w:sz w:val="22"/>
+        </w:rPr>
+        <w:t>Para retirar un permiso</w:t>
+      </w:r>
+    </w:p>
+    <w:p>
+      <w:pPr>
+        <w:pStyle w:val="ListBullet2"/>
+      </w:pPr>
+      <w:r>
+        <w:rPr>
+          <w:b w:val="0"/>
+          <w:color w:val="4A4A49"/>
+          <w:sz w:val="22"/>
+        </w:rPr>
+        <w:t>Hay tres detalles operativos que evitan la mitad de los tropiezos del taller.</w:t>
+      </w:r>
+    </w:p>
+    <w:p>
+      <w:pPr>
+        <w:pStyle w:val="ListBullet2"/>
+      </w:pPr>
+      <w:r>
+        <w:rPr>
+          <w:b w:val="0"/>
+          <w:color w:val="4A4A49"/>
+          <w:sz w:val="22"/>
+        </w:rPr>
+        <w:t>Eso explica por que el REVOKE de DELETE que pide el taller es, tecnicamente, redundante; se escribe de todos modos porque es la evidencia documental de una decision de diseno, y quien revise el script tiene que poder ver que la ausencia de DELETE fue deliberada y no un olvido.</w:t>
       </w:r>
     </w:p>
     <w:p>
@@ -584,7 +893,7 @@
           <w:color w:val="4A4A49"/>
           <w:sz w:val="22"/>
         </w:rPr>
-        <w:t>[Slide 14] GRANT y REVOKE: la sintaxis exacta que se va a escribir hoy (1/2)</w:t>
+        <w:t>[Slide 16] GRANT y REVOKE: la sintaxis exacta que se va a escribir hoy (2/2)</w:t>
       </w:r>
       <w:r>
         <w:rPr>
@@ -592,7 +901,7 @@
           <w:color w:val="4A4A49"/>
           <w:sz w:val="22"/>
         </w:rPr>
-        <w:t xml:space="preserve"> — 7 vinetas.</w:t>
+        <w:t xml:space="preserve"> — 2 vinetas.</w:t>
       </w:r>
     </w:p>
     <w:p>
@@ -602,7 +911,7 @@
           <w:color w:val="4A4A49"/>
           <w:sz w:val="22"/>
         </w:rPr>
-        <w:t>[Slide 15] GRANT y REVOKE: la sintaxis exacta que se va a escribir hoy (2/2)</w:t>
+        <w:t>[Slide 17] GRANT y REVOKE: la sintaxis exacta que se va... — sintaxis</w:t>
       </w:r>
       <w:r>
         <w:rPr>
@@ -610,7 +919,7 @@
           <w:color w:val="4A4A49"/>
           <w:sz w:val="22"/>
         </w:rPr>
-        <w:t xml:space="preserve"> — 4 vinetas.</w:t>
+        <w:t xml:space="preserve"> — 2 vinetas.</w:t>
       </w:r>
     </w:p>
     <w:p>
@@ -620,7 +929,7 @@
           <w:color w:val="4A4A49"/>
           <w:sz w:val="22"/>
         </w:rPr>
-        <w:t>[Slide 16] WITH GRANT OPTION y PUBLIC: los dos que hacen dano sin avisar</w:t>
+        <w:t>[Slide 18] WITH GRANT OPTION y PUBLIC: los dos que hacen dano sin avisar</w:t>
       </w:r>
       <w:r>
         <w:rPr>
@@ -628,7 +937,20 @@
           <w:color w:val="4A4A49"/>
           <w:sz w:val="22"/>
         </w:rPr>
-        <w:t xml:space="preserve"> — 6 vinetas.</w:t>
+        <w:t xml:space="preserve"> — 5 vinetas.</w:t>
+      </w:r>
+    </w:p>
+    <w:p>
+      <w:pPr>
+        <w:pStyle w:val="ListBullet2"/>
+      </w:pPr>
+      <w:r>
+        <w:rPr>
+          <w:b w:val="0"/>
+          <w:color w:val="4A4A49"/>
+          <w:sz w:val="22"/>
+        </w:rPr>
+        <w:t>Hay dos mecanismos que conviene conocer porque hacen dano en silencio.</w:t>
       </w:r>
     </w:p>
     <w:p>
@@ -638,7 +960,7 @@
           <w:color w:val="4A4A49"/>
           <w:sz w:val="22"/>
         </w:rPr>
-        <w:t>[Slide 17] Cuando el GRANT es demasiado: vista y privilegio por columna (1/2)</w:t>
+        <w:t>[Slide 19] Cuando el GRANT es demasiado: vista y privilegio por columna (1/2)</w:t>
       </w:r>
       <w:r>
         <w:rPr>
@@ -646,7 +968,46 @@
           <w:color w:val="4A4A49"/>
           <w:sz w:val="22"/>
         </w:rPr>
-        <w:t xml:space="preserve"> — 8 vinetas.</w:t>
+        <w:t xml:space="preserve"> — 5 vinetas.</w:t>
+      </w:r>
+    </w:p>
+    <w:p>
+      <w:pPr>
+        <w:pStyle w:val="ListBullet2"/>
+      </w:pPr>
+      <w:r>
+        <w:rPr>
+          <w:b w:val="0"/>
+          <w:color w:val="4A4A49"/>
+          <w:sz w:val="22"/>
+        </w:rPr>
+        <w:t>Pero la recepcionista solo necesita el nombre y el telefono para identificar a quien llama, y no tiene por que ver el correo electronico de los clientes.</w:t>
+      </w:r>
+    </w:p>
+    <w:p>
+      <w:pPr>
+        <w:pStyle w:val="ListBullet2"/>
+      </w:pPr>
+      <w:r>
+        <w:rPr>
+          <w:b w:val="0"/>
+          <w:color w:val="4A4A49"/>
+          <w:sz w:val="22"/>
+        </w:rPr>
+        <w:t>El primero es la vista.</w:t>
+      </w:r>
+    </w:p>
+    <w:p>
+      <w:pPr>
+        <w:pStyle w:val="ListBullet2"/>
+      </w:pPr>
+      <w:r>
+        <w:rPr>
+          <w:b w:val="0"/>
+          <w:color w:val="4A4A49"/>
+          <w:sz w:val="22"/>
+        </w:rPr>
+        <w:t>Lo que hace que funcione, y es el punto que el estudiante no cree hasta que lo ve, es que la consulta de la vista se ejecuta con los privilegios de su PROPIETARIO y no con los de quien la consulta: por eso se puede dar SELECT sobre la vista a recepcion y al mismo tiempo hacer REVOKE SELECT ON dueno FROM recepcion, y el rol sigue viendo el telefono del dueno a traves de la vista pero no puede consultar la tabla directamente.</w:t>
       </w:r>
     </w:p>
     <w:p>
@@ -656,7 +1017,7 @@
           <w:color w:val="4A4A49"/>
           <w:sz w:val="22"/>
         </w:rPr>
-        <w:t>[Slide 18] Cuando el GRANT es demasiado: vista y privilegio por columna (2/2)</w:t>
+        <w:t>[Slide 20] Cuando el GRANT es demasiado: vista y privilegio por columna (2/2)</w:t>
       </w:r>
       <w:r>
         <w:rPr>
@@ -664,7 +1025,7 @@
           <w:color w:val="4A4A49"/>
           <w:sz w:val="22"/>
         </w:rPr>
-        <w:t xml:space="preserve"> — 5 vinetas.</w:t>
+        <w:t xml:space="preserve"> — 3 vinetas.</w:t>
       </w:r>
     </w:p>
     <w:p>
@@ -674,7 +1035,7 @@
           <w:color w:val="4A4A49"/>
           <w:sz w:val="22"/>
         </w:rPr>
-        <w:t>[Slide 19] La matriz como hecho verificable: information_schema</w:t>
+        <w:t>[Slide 21] Cuando el GRANT es demasiado: vista y... — sintaxis</w:t>
       </w:r>
       <w:r>
         <w:rPr>
@@ -682,19 +1043,50 @@
           <w:color w:val="4A4A49"/>
           <w:sz w:val="22"/>
         </w:rPr>
-        <w:t xml:space="preserve"> — 7 vinetas.</w:t>
+        <w:t xml:space="preserve"> — 1 vinetas.</w:t>
       </w:r>
     </w:p>
     <w:p>
-      <w:pPr>
-        <w:pStyle w:val="ListBullet2"/>
-      </w:pPr>
+      <w:r>
+        <w:rPr>
+          <w:b/>
+          <w:color w:val="4A4A49"/>
+          <w:sz w:val="22"/>
+        </w:rPr>
+        <w:t>[Slide 22] La matriz como hecho verificable: information_schema</w:t>
+      </w:r>
       <w:r>
         <w:rPr>
           <w:b w:val="0"/>
           <w:color w:val="4A4A49"/>
           <w:sz w:val="22"/>
         </w:rPr>
+        <w:t xml:space="preserve"> — 4 vinetas.</w:t>
+      </w:r>
+    </w:p>
+    <w:p>
+      <w:pPr>
+        <w:pStyle w:val="ListBullet2"/>
+      </w:pPr>
+      <w:r>
+        <w:rPr>
+          <w:b w:val="0"/>
+          <w:color w:val="4A4A49"/>
+          <w:sz w:val="22"/>
+        </w:rPr>
+        <w:t>Vale explicar por que se usa role_table_grants y no table_privileges, que es la que aparece primero al buscar: table_privileges solo muestra los privilegios en los que el usuario actual es quien otorga o quien recibe, mientras que role_table_grants incluye los de cualquier rol que este habilitado en la sesion, que es justamente lo que necesita el propietario para auditar lo que reparti.</w:t>
+      </w:r>
+    </w:p>
+    <w:p>
+      <w:pPr>
+        <w:pStyle w:val="ListBullet2"/>
+      </w:pPr>
+      <w:r>
+        <w:rPr>
+          <w:b w:val="0"/>
+          <w:color w:val="4A4A49"/>
+          <w:sz w:val="22"/>
+        </w:rPr>
         <w:t>Estas dos consultas son la evidencia que la rubrica exige tres veces, y el docente deberia proyectar su salida en la demo: ver la matriz salir del motor, y no de un documento, es lo que convence al grupo de que los permisos son verificables.</w:t>
       </w:r>
     </w:p>
@@ -705,7 +1097,7 @@
           <w:color w:val="4A4A49"/>
           <w:sz w:val="22"/>
         </w:rPr>
-        <w:t>[Slide 20] La politica de altas y bajas: el ciclo de vida de una cuenta (1/3)</w:t>
+        <w:t>[Slide 23] La matriz como hecho verificable:... — sintaxis</w:t>
       </w:r>
       <w:r>
         <w:rPr>
@@ -713,7 +1105,7 @@
           <w:color w:val="4A4A49"/>
           <w:sz w:val="22"/>
         </w:rPr>
-        <w:t xml:space="preserve"> — 5 vinetas.</w:t>
+        <w:t xml:space="preserve"> — 3 vinetas.</w:t>
       </w:r>
     </w:p>
     <w:p>
@@ -723,7 +1115,7 @@
           <w:color w:val="4A4A49"/>
           <w:sz w:val="22"/>
         </w:rPr>
-        <w:t>[Slide 21] La politica de altas y bajas: el ciclo de vida de una cuenta (2/3)</w:t>
+        <w:t>[Slide 24] La politica de altas y bajas: el ciclo de vida de una cuenta (1/3)</w:t>
       </w:r>
       <w:r>
         <w:rPr>
@@ -731,7 +1123,46 @@
           <w:color w:val="4A4A49"/>
           <w:sz w:val="22"/>
         </w:rPr>
-        <w:t xml:space="preserve"> — 7 vinetas.</w:t>
+        <w:t xml:space="preserve"> — 4 vinetas.</w:t>
+      </w:r>
+    </w:p>
+    <w:p>
+      <w:pPr>
+        <w:pStyle w:val="ListBullet2"/>
+      </w:pPr>
+      <w:r>
+        <w:rPr>
+          <w:b w:val="0"/>
+          <w:color w:val="4A4A49"/>
+          <w:sz w:val="22"/>
+        </w:rPr>
+        <w:t>La diapositiva trae las cinco secciones en el mismo orden en que el taller las va a pedir, asi que se dicta recorriendola de arriba abajo.</w:t>
+      </w:r>
+    </w:p>
+    <w:p>
+      <w:pPr>
+        <w:pStyle w:val="ListBullet2"/>
+      </w:pPr>
+      <w:r>
+        <w:rPr>
+          <w:b w:val="0"/>
+          <w:color w:val="4A4A49"/>
+          <w:sz w:val="22"/>
+        </w:rPr>
+        <w:t>Dos reglas la cierran.</w:t>
+      </w:r>
+    </w:p>
+    <w:p>
+      <w:pPr>
+        <w:pStyle w:val="ListBullet2"/>
+      </w:pPr>
+      <w:r>
+        <w:rPr>
+          <w:b w:val="0"/>
+          <w:color w:val="4A4A49"/>
+          <w:sz w:val="22"/>
+        </w:rPr>
+        <w:t>Vale la pena senalar el detalle tecnico de la baja: en PostgreSQL no se puede hacer DROP ROLE de un rol que todavia posee objetos, hay que reasignarlos primero con REASSIGN OWNED BY ana_gomez TO admin_bd, y por eso la politica tiene que decir que pasa con lo que la persona era dueno.</w:t>
       </w:r>
     </w:p>
     <w:p>
@@ -741,7 +1172,7 @@
           <w:color w:val="4A4A49"/>
           <w:sz w:val="22"/>
         </w:rPr>
-        <w:t>[Slide 22] La politica de altas y bajas: el ciclo de vida de una cuenta (3/3)</w:t>
+        <w:t>[Slide 25] La politica de altas y bajas: el ciclo de vida de una cuenta (2/3)</w:t>
       </w:r>
       <w:r>
         <w:rPr>
@@ -749,7 +1180,7 @@
           <w:color w:val="4A4A49"/>
           <w:sz w:val="22"/>
         </w:rPr>
-        <w:t xml:space="preserve"> — 5 vinetas.</w:t>
+        <w:t xml:space="preserve"> — 4 vinetas.</w:t>
       </w:r>
     </w:p>
     <w:p>
@@ -759,7 +1190,7 @@
           <w:color w:val="4A4A49"/>
           <w:sz w:val="22"/>
         </w:rPr>
-        <w:t>[Slide 23] El motor de hoy es PostgreSQL, y eso decide que se puede demostrar (1/3)</w:t>
+        <w:t>[Slide 26] La politica de altas y bajas: el ciclo de vida de una cuenta (3/3)</w:t>
       </w:r>
       <w:r>
         <w:rPr>
@@ -767,7 +1198,7 @@
           <w:color w:val="4A4A49"/>
           <w:sz w:val="22"/>
         </w:rPr>
-        <w:t xml:space="preserve"> — 6 vinetas.</w:t>
+        <w:t xml:space="preserve"> — 5 vinetas.</w:t>
       </w:r>
     </w:p>
     <w:p>
@@ -777,7 +1208,7 @@
           <w:color w:val="4A4A49"/>
           <w:sz w:val="22"/>
         </w:rPr>
-        <w:t>[Slide 24] El motor de hoy es PostgreSQL, y eso decide que se puede demostrar (2/3)</w:t>
+        <w:t>[Slide 27] El motor de hoy es PostgreSQL, y eso decide que se puede demostrar (1/2)</w:t>
       </w:r>
       <w:r>
         <w:rPr>
@@ -785,7 +1216,98 @@
           <w:color w:val="4A4A49"/>
           <w:sz w:val="22"/>
         </w:rPr>
-        <w:t xml:space="preserve"> — 7 vinetas.</w:t>
+        <w:t xml:space="preserve"> — 5 vinetas.</w:t>
+      </w:r>
+    </w:p>
+    <w:p>
+      <w:pPr>
+        <w:pStyle w:val="ListBullet2"/>
+      </w:pPr>
+      <w:r>
+        <w:rPr>
+          <w:b w:val="0"/>
+          <w:color w:val="4A4A49"/>
+          <w:sz w:val="22"/>
+        </w:rPr>
+        <w:t>El taller se resuelve y se califica en ExamLab, que ejecuta PostgreSQL dentro del navegador.</w:t>
+      </w:r>
+    </w:p>
+    <w:p>
+      <w:pPr>
+        <w:pStyle w:val="ListBullet2"/>
+      </w:pPr>
+      <w:r>
+        <w:rPr>
+          <w:b w:val="0"/>
+          <w:color w:val="4A4A49"/>
+          <w:sz w:val="22"/>
+        </w:rPr>
+        <w:t>Ahi CREATE ROLE, GRANT, REVOKE, CREATE VIEW, los privilegios por columna y las consultas a information_schema funcionan todos: son DDL real y son verificables, asi que la evidencia del taller es la salida del motor y no una promesa.</w:t>
+      </w:r>
+    </w:p>
+    <w:p>
+      <w:pPr>
+        <w:pStyle w:val="ListBullet2"/>
+      </w:pPr>
+      <w:r>
+        <w:rPr>
+          <w:b w:val="0"/>
+          <w:color w:val="4A4A49"/>
+          <w:sz w:val="22"/>
+        </w:rPr>
+        <w:t>Lo que NO se puede hacer es abrir una segunda conexion: el entorno tiene un solo usuario con login y una sola sesion, asi que nadie va a conectarse como recepcion en otra pestana mientras el docente mira desde la suya.</w:t>
+      </w:r>
+    </w:p>
+    <w:p>
+      <w:pPr>
+        <w:pStyle w:val="ListBullet2"/>
+      </w:pPr>
+      <w:r>
+        <w:rPr>
+          <w:b w:val="0"/>
+          <w:color w:val="4A4A49"/>
+          <w:sz w:val="22"/>
+        </w:rPr>
+        <w:t>Esa es la limitacion real, y hay que nombrarla con esa precision, porque la version anterior de esta guia decia algo mas fuerte y falso: que por eso la prueba negativa era imposible.</w:t>
+      </w:r>
+    </w:p>
+    <w:p>
+      <w:pPr>
+        <w:pStyle w:val="ListBullet2"/>
+      </w:pPr>
+      <w:r>
+        <w:rPr>
+          <w:b w:val="0"/>
+          <w:color w:val="4A4A49"/>
+          <w:sz w:val="22"/>
+        </w:rPr>
+        <w:t>Para ver el permiso negado no hace falta otra conexion, hace falta cambiar el rol EFECTIVO dentro de la misma sesion, y eso es lo que hace SET ROLE recepcion; a partir de esa linea los privilegios que el motor revisa son los del rol y no los del propietario, de modo que devuelve permission denied for table cita y tambien, si ya se revoco el SELECT de la tabla.</w:t>
+      </w:r>
+    </w:p>
+    <w:p>
+      <w:pPr>
+        <w:pStyle w:val="ListBullet2"/>
+      </w:pPr>
+      <w:r>
+        <w:rPr>
+          <w:b w:val="0"/>
+          <w:color w:val="4A4A49"/>
+          <w:sz w:val="22"/>
+        </w:rPr>
+        <w:t>Se cierra con RESET ROLE; y conviene no olvidarlo, porque todo lo que venga despues se seguiria ejecutando con los permisos recortados.</w:t>
+      </w:r>
+    </w:p>
+    <w:p>
+      <w:pPr>
+        <w:pStyle w:val="ListBullet2"/>
+      </w:pPr>
+      <w:r>
+        <w:rPr>
+          <w:b w:val="0"/>
+          <w:color w:val="4A4A49"/>
+          <w:sz w:val="22"/>
+        </w:rPr>
+        <w:t>Dos advertencias para la demo.</w:t>
       </w:r>
     </w:p>
     <w:p>
@@ -795,7 +1317,7 @@
           <w:color w:val="4A4A49"/>
           <w:sz w:val="22"/>
         </w:rPr>
-        <w:t>[Slide 25] El motor de hoy es PostgreSQL, y eso decide que se puede demostrar (3/3)</w:t>
+        <w:t>[Slide 28] El motor de hoy es PostgreSQL, y eso decide que se puede demostrar (2/2)</w:t>
       </w:r>
       <w:r>
         <w:rPr>
@@ -803,7 +1325,7 @@
           <w:color w:val="4A4A49"/>
           <w:sz w:val="22"/>
         </w:rPr>
-        <w:t xml:space="preserve"> — 6 vinetas.</w:t>
+        <w:t xml:space="preserve"> — 4 vinetas.</w:t>
       </w:r>
     </w:p>
     <w:p>
@@ -813,7 +1335,7 @@
           <w:color w:val="4A4A49"/>
           <w:sz w:val="22"/>
         </w:rPr>
-        <w:t>[Slide 26] La matriz es el entregable, no el script (1/2)</w:t>
+        <w:t>[Slide 29] El motor de hoy es PostgreSQL, y eso decide... — sintaxis</w:t>
       </w:r>
       <w:r>
         <w:rPr>
@@ -831,7 +1353,7 @@
           <w:color w:val="4A4A49"/>
           <w:sz w:val="22"/>
         </w:rPr>
-        <w:t>[Slide 27] La matriz es el entregable, no el script (2/2)</w:t>
+        <w:t>[Slide 30] La matriz es el entregable, no el script (1/2)</w:t>
       </w:r>
       <w:r>
         <w:rPr>
@@ -839,7 +1361,7 @@
           <w:color w:val="4A4A49"/>
           <w:sz w:val="22"/>
         </w:rPr>
-        <w:t xml:space="preserve"> — 2 vinetas.</w:t>
+        <w:t xml:space="preserve"> — 6 vinetas.</w:t>
       </w:r>
     </w:p>
     <w:p>
@@ -849,7 +1371,7 @@
           <w:color w:val="4A4A49"/>
           <w:sz w:val="22"/>
         </w:rPr>
-        <w:t>[Slide 28] Como amarra con las clases vecinas y con la rubrica del PI</w:t>
+        <w:t>[Slide 31] La matriz es el entregable, no el script (2/2)</w:t>
       </w:r>
       <w:r>
         <w:rPr>
@@ -857,7 +1379,7 @@
           <w:color w:val="4A4A49"/>
           <w:sz w:val="22"/>
         </w:rPr>
-        <w:t xml:space="preserve"> — 6 vinetas.</w:t>
+        <w:t xml:space="preserve"> — 2 vinetas.</w:t>
       </w:r>
     </w:p>
     <w:p>
@@ -867,7 +1389,7 @@
           <w:color w:val="4A4A49"/>
           <w:sz w:val="22"/>
         </w:rPr>
-        <w:t>[Slide 29] Preguntas frecuentes del grupo (1/2)</w:t>
+        <w:t>[Slide 32] Como amarra con las clases vecinas y con la rubrica del PI</w:t>
       </w:r>
       <w:r>
         <w:rPr>
@@ -885,7 +1407,7 @@
           <w:color w:val="4A4A49"/>
           <w:sz w:val="22"/>
         </w:rPr>
-        <w:t>[Slide 30] Preguntas frecuentes del grupo (2/2)</w:t>
+        <w:t>[Slide 33] Preguntas frecuentes del grupo (1/2)</w:t>
       </w:r>
       <w:r>
         <w:rPr>
@@ -893,7 +1415,69 @@
           <w:color w:val="4A4A49"/>
           <w:sz w:val="22"/>
         </w:rPr>
-        <w:t xml:space="preserve"> — 6 vinetas.</w:t>
+        <w:t xml:space="preserve"> — 5 vinetas.</w:t>
+      </w:r>
+    </w:p>
+    <w:p>
+      <w:pPr>
+        <w:pStyle w:val="ListBullet2"/>
+      </w:pPr>
+      <w:r>
+        <w:rPr>
+          <w:b w:val="0"/>
+          <w:color w:val="4A4A49"/>
+          <w:sz w:val="22"/>
+        </w:rPr>
+        <w:t>O el rol no tiene USAGE sobre el esquema.</w:t>
+      </w:r>
+    </w:p>
+    <w:p>
+      <w:pPr>
+        <w:pStyle w:val="ListBullet2"/>
+      </w:pPr>
+      <w:r>
+        <w:rPr>
+          <w:b w:val="0"/>
+          <w:color w:val="4A4A49"/>
+          <w:sz w:val="22"/>
+        </w:rPr>
+        <w:t>Lo que no se puede es conectarse como recepcion en una segunda sesion, porque el entorno tiene un solo usuario con login.</w:t>
+      </w:r>
+    </w:p>
+    <w:p>
+      <w:r>
+        <w:rPr>
+          <w:b/>
+          <w:color w:val="4A4A49"/>
+          <w:sz w:val="22"/>
+        </w:rPr>
+        <w:t>[Slide 34] Preguntas frecuentes del grupo (2/2)</w:t>
+      </w:r>
+      <w:r>
+        <w:rPr>
+          <w:b w:val="0"/>
+          <w:color w:val="4A4A49"/>
+          <w:sz w:val="22"/>
+        </w:rPr>
+        <w:t xml:space="preserve"> — 5 vinetas.</w:t>
+      </w:r>
+    </w:p>
+    <w:p>
+      <w:r>
+        <w:rPr>
+          <w:b/>
+          <w:color w:val="4A4A49"/>
+          <w:sz w:val="22"/>
+        </w:rPr>
+        <w:t>[Slide 35] Preguntas frecuentes del grupo — sintaxis</w:t>
+      </w:r>
+      <w:r>
+        <w:rPr>
+          <w:b w:val="0"/>
+          <w:color w:val="4A4A49"/>
+          <w:sz w:val="22"/>
+        </w:rPr>
+        <w:t xml:space="preserve"> — 1 vinetas.</w:t>
       </w:r>
     </w:p>
     <w:p>
@@ -1065,7 +1649,7 @@
           <w:color w:val="4A4A49"/>
           <w:sz w:val="22"/>
         </w:rPr>
-        <w:t>Rol: por que existe, con la aritmetica en el tablero</w:t>
+        <w:t>Rol: por que existe, con la aritmetica en el tablero (1/2)</w:t>
       </w:r>
     </w:p>
     <w:p>
@@ -1078,7 +1662,7 @@
           <w:color w:val="4A4A49"/>
           <w:sz w:val="22"/>
         </w:rPr>
-        <w:t>En PostgreSQL usuario y rol son lo mismo, y por eso hoy se escribe NOLOGIN (1/2)</w:t>
+        <w:t>Rol: por que existe, con la aritmetica en el tablero (2/2)</w:t>
       </w:r>
     </w:p>
     <w:p>
@@ -1091,7 +1675,7 @@
           <w:color w:val="4A4A49"/>
           <w:sz w:val="22"/>
         </w:rPr>
-        <w:t>En PostgreSQL usuario y rol son lo mismo, y por eso hoy se escribe NOLOGIN (2/2)</w:t>
+        <w:t>En PostgreSQL usuario y rol son lo mismo, y por eso hoy se escribe NOLOGIN (1/2)</w:t>
       </w:r>
     </w:p>
     <w:p>
@@ -1104,7 +1688,7 @@
           <w:color w:val="4A4A49"/>
           <w:sz w:val="22"/>
         </w:rPr>
-        <w:t>Minimo privilegio aplicado a VetCare: la matriz defendible (1/2)</w:t>
+        <w:t>En PostgreSQL usuario y rol son lo mismo, y por eso hoy se escribe NOLOGIN (2/2)</w:t>
       </w:r>
     </w:p>
     <w:p>
@@ -1117,7 +1701,7 @@
           <w:color w:val="4A4A49"/>
           <w:sz w:val="22"/>
         </w:rPr>
-        <w:t>Minimo privilegio aplicado a VetCare: la matriz defendible (2/2)</w:t>
+        <w:t>Minimo privilegio aplicado a VetCare: la matriz defendible</w:t>
       </w:r>
     </w:p>
     <w:p>
@@ -1130,7 +1714,7 @@
           <w:color w:val="4A4A49"/>
           <w:sz w:val="22"/>
         </w:rPr>
-        <w:t>Separacion de funciones: el ejemplo de la factura</w:t>
+        <w:t>Separacion de funciones: el ejemplo de la factura (1/2)</w:t>
       </w:r>
     </w:p>
     <w:p>
@@ -1143,7 +1727,7 @@
           <w:color w:val="4A4A49"/>
           <w:sz w:val="22"/>
         </w:rPr>
-        <w:t>GRANT y REVOKE: la sintaxis exacta que se va a escribir hoy (1/2)</w:t>
+        <w:t>Separacion de funciones: el ejemplo de la factura (2/2)</w:t>
       </w:r>
     </w:p>
     <w:p>
@@ -1156,7 +1740,7 @@
           <w:color w:val="4A4A49"/>
           <w:sz w:val="22"/>
         </w:rPr>
-        <w:t>GRANT y REVOKE: la sintaxis exacta que se va a escribir hoy (2/2)</w:t>
+        <w:t>GRANT y REVOKE: la sintaxis exacta que se va a escribir hoy (1/2)</w:t>
       </w:r>
     </w:p>
     <w:p>
@@ -1169,7 +1753,7 @@
           <w:color w:val="4A4A49"/>
           <w:sz w:val="22"/>
         </w:rPr>
-        <w:t>WITH GRANT OPTION y PUBLIC: los dos que hacen dano sin avisar</w:t>
+        <w:t>GRANT y REVOKE: la sintaxis exacta que se va a escribir hoy (2/2)</w:t>
       </w:r>
     </w:p>
     <w:p>
@@ -1182,7 +1766,7 @@
           <w:color w:val="4A4A49"/>
           <w:sz w:val="22"/>
         </w:rPr>
-        <w:t>Cuando el GRANT es demasiado: vista y privilegio por columna (1/2)</w:t>
+        <w:t>GRANT y REVOKE: la sintaxis exacta que se va... — sintaxis</w:t>
       </w:r>
     </w:p>
     <w:p>
@@ -1195,7 +1779,7 @@
           <w:color w:val="4A4A49"/>
           <w:sz w:val="22"/>
         </w:rPr>
-        <w:t>Cuando el GRANT es demasiado: vista y privilegio por columna (2/2)</w:t>
+        <w:t>WITH GRANT OPTION y PUBLIC: los dos que hacen dano sin avisar</w:t>
       </w:r>
     </w:p>
     <w:p>
@@ -1208,7 +1792,7 @@
           <w:color w:val="4A4A49"/>
           <w:sz w:val="22"/>
         </w:rPr>
-        <w:t>La matriz como hecho verificable: information_schema</w:t>
+        <w:t>Cuando el GRANT es demasiado: vista y privilegio por columna (1/2)</w:t>
       </w:r>
     </w:p>
     <w:p>
@@ -1221,7 +1805,7 @@
           <w:color w:val="4A4A49"/>
           <w:sz w:val="22"/>
         </w:rPr>
-        <w:t>La politica de altas y bajas: el ciclo de vida de una cuenta (1/3)</w:t>
+        <w:t>Cuando el GRANT es demasiado: vista y privilegio por columna (2/2)</w:t>
       </w:r>
     </w:p>
     <w:p>
@@ -1234,7 +1818,7 @@
           <w:color w:val="4A4A49"/>
           <w:sz w:val="22"/>
         </w:rPr>
-        <w:t>La politica de altas y bajas: el ciclo de vida de una cuenta (2/3)</w:t>
+        <w:t>Cuando el GRANT es demasiado: vista y... — sintaxis</w:t>
       </w:r>
     </w:p>
     <w:p>
@@ -1247,7 +1831,7 @@
           <w:color w:val="4A4A49"/>
           <w:sz w:val="22"/>
         </w:rPr>
-        <w:t>La politica de altas y bajas: el ciclo de vida de una cuenta (3/3)</w:t>
+        <w:t>La matriz como hecho verificable: information_schema</w:t>
       </w:r>
     </w:p>
     <w:p>
@@ -1260,7 +1844,7 @@
           <w:color w:val="4A4A49"/>
           <w:sz w:val="22"/>
         </w:rPr>
-        <w:t>El motor de hoy es PostgreSQL, y eso decide que se puede demostrar (1/3)</w:t>
+        <w:t>La matriz como hecho verificable:... — sintaxis</w:t>
       </w:r>
     </w:p>
     <w:p>
@@ -1273,7 +1857,7 @@
           <w:color w:val="4A4A49"/>
           <w:sz w:val="22"/>
         </w:rPr>
-        <w:t>El motor de hoy es PostgreSQL, y eso decide que se puede demostrar (2/3)</w:t>
+        <w:t>La politica de altas y bajas: el ciclo de vida de una cuenta (1/3)</w:t>
       </w:r>
     </w:p>
     <w:p>
@@ -1286,7 +1870,7 @@
           <w:color w:val="4A4A49"/>
           <w:sz w:val="22"/>
         </w:rPr>
-        <w:t>El motor de hoy es PostgreSQL, y eso decide que se puede demostrar (3/3)</w:t>
+        <w:t>La politica de altas y bajas: el ciclo de vida de una cuenta (2/3)</w:t>
       </w:r>
     </w:p>
     <w:p>
@@ -1299,7 +1883,7 @@
           <w:color w:val="4A4A49"/>
           <w:sz w:val="22"/>
         </w:rPr>
-        <w:t>La matriz es el entregable, no el script (1/2)</w:t>
+        <w:t>La politica de altas y bajas: el ciclo de vida de una cuenta (3/3)</w:t>
       </w:r>
     </w:p>
     <w:p>
@@ -1312,7 +1896,7 @@
           <w:color w:val="4A4A49"/>
           <w:sz w:val="22"/>
         </w:rPr>
-        <w:t>La matriz es el entregable, no el script (2/2)</w:t>
+        <w:t>El motor de hoy es PostgreSQL, y eso decide que se puede demostrar (1/2)</w:t>
       </w:r>
     </w:p>
     <w:p>
@@ -1325,7 +1909,7 @@
           <w:color w:val="4A4A49"/>
           <w:sz w:val="22"/>
         </w:rPr>
-        <w:t>Como amarra con las clases vecinas y con la rubrica del PI</w:t>
+        <w:t>El motor de hoy es PostgreSQL, y eso decide que se puede demostrar (2/2)</w:t>
       </w:r>
     </w:p>
     <w:p>
@@ -1338,7 +1922,7 @@
           <w:color w:val="4A4A49"/>
           <w:sz w:val="22"/>
         </w:rPr>
-        <w:t>Preguntas frecuentes del grupo (1/2)</w:t>
+        <w:t>El motor de hoy es PostgreSQL, y eso decide... — sintaxis</w:t>
       </w:r>
     </w:p>
     <w:p>
@@ -1351,7 +1935,72 @@
           <w:color w:val="4A4A49"/>
           <w:sz w:val="22"/>
         </w:rPr>
+        <w:t>La matriz es el entregable, no el script (1/2)</w:t>
+      </w:r>
+    </w:p>
+    <w:p>
+      <w:pPr>
+        <w:pStyle w:val="ListNumber"/>
+      </w:pPr>
+      <w:r>
+        <w:rPr>
+          <w:b w:val="0"/>
+          <w:color w:val="4A4A49"/>
+          <w:sz w:val="22"/>
+        </w:rPr>
+        <w:t>La matriz es el entregable, no el script (2/2)</w:t>
+      </w:r>
+    </w:p>
+    <w:p>
+      <w:pPr>
+        <w:pStyle w:val="ListNumber"/>
+      </w:pPr>
+      <w:r>
+        <w:rPr>
+          <w:b w:val="0"/>
+          <w:color w:val="4A4A49"/>
+          <w:sz w:val="22"/>
+        </w:rPr>
+        <w:t>Como amarra con las clases vecinas y con la rubrica del PI</w:t>
+      </w:r>
+    </w:p>
+    <w:p>
+      <w:pPr>
+        <w:pStyle w:val="ListNumber"/>
+      </w:pPr>
+      <w:r>
+        <w:rPr>
+          <w:b w:val="0"/>
+          <w:color w:val="4A4A49"/>
+          <w:sz w:val="22"/>
+        </w:rPr>
+        <w:t>Preguntas frecuentes del grupo (1/2)</w:t>
+      </w:r>
+    </w:p>
+    <w:p>
+      <w:pPr>
+        <w:pStyle w:val="ListNumber"/>
+      </w:pPr>
+      <w:r>
+        <w:rPr>
+          <w:b w:val="0"/>
+          <w:color w:val="4A4A49"/>
+          <w:sz w:val="22"/>
+        </w:rPr>
         <w:t>Preguntas frecuentes del grupo (2/2)</w:t>
+      </w:r>
+    </w:p>
+    <w:p>
+      <w:pPr>
+        <w:pStyle w:val="ListNumber"/>
+      </w:pPr>
+      <w:r>
+        <w:rPr>
+          <w:b w:val="0"/>
+          <w:color w:val="4A4A49"/>
+          <w:sz w:val="22"/>
+        </w:rPr>
+        <w:t>Preguntas frecuentes del grupo — sintaxis</w:t>
       </w:r>
     </w:p>
     <w:p>
@@ -1840,7 +2489,7 @@
           <w:color w:val="1A1C1D"/>
           <w:sz w:val="32"/>
         </w:rPr>
-        <w:t>35-55 · Demo paso a paso · [Slide 34]</w:t>
+        <w:t>35-55 · Demo paso a paso · [Slide 39]</w:t>
       </w:r>
     </w:p>
     <w:p>
@@ -1944,7 +2593,7 @@
           <w:color w:val="1A1C1D"/>
           <w:sz w:val="32"/>
         </w:rPr>
-        <w:t>55-105 · Taller guiado = tarea del PI · [Slide 39]</w:t>
+        <w:t>55-105 · Taller guiado = tarea del PI · [Slide 44]</w:t>
       </w:r>
     </w:p>
     <w:p>
@@ -2110,7 +2759,7 @@
           <w:color w:val="1A1C1D"/>
           <w:sz w:val="32"/>
         </w:rPr>
-        <w:t>105-115 · Criterios de exito + quiz corto · [Slide 41]</w:t>
+        <w:t>105-115 · Criterios de exito + quiz corto · [Slide 46]</w:t>
       </w:r>
     </w:p>
     <w:p>
@@ -2120,7 +2769,7 @@
           <w:color w:val="4A4A49"/>
           <w:sz w:val="22"/>
         </w:rPr>
-        <w:t>Repasar checklist del dia con [Slide 41] «Criterios de exito / entregable».</w:t>
+        <w:t>Repasar checklist del dia con [Slide 46] «Criterios de exito / entregable».</w:t>
       </w:r>
     </w:p>
     <w:p>
@@ -2209,7 +2858,7 @@
           <w:color w:val="1A1C1D"/>
           <w:sz w:val="32"/>
         </w:rPr>
-        <w:t>115-120 · Cierre · [Slide 43]</w:t>
+        <w:t>115-120 · Cierre · [Slide 48]</w:t>
       </w:r>
     </w:p>
     <w:p>
@@ -2237,7 +2886,7 @@
           <w:color w:val="4A4A49"/>
           <w:sz w:val="22"/>
         </w:rPr>
-        <w:t>Proyectar [Slide 43] slide de cierre. Dudas finales.</w:t>
+        <w:t>Proyectar [Slide 48] slide de cierre. Dudas finales.</w:t>
       </w:r>
     </w:p>
     <w:p>

--- a/Bases de Datos II/Kit docente/Clase 2/Guion Docente Clase 2 - Administracion de bases de datos.docx
+++ b/Bases de Datos II/Kit docente/Clase 2/Guion Docente Clase 2 - Administracion de bases de datos.docx
@@ -1487,6 +1487,78 @@
           <w:color w:val="4A4A49"/>
           <w:sz w:val="22"/>
         </w:rPr>
+        <w:t>[Slide 36] Crear el rol y otorgar solo lo que el cargo usa</w:t>
+      </w:r>
+      <w:r>
+        <w:rPr>
+          <w:b w:val="0"/>
+          <w:color w:val="4A4A49"/>
+          <w:sz w:val="22"/>
+        </w:rPr>
+        <w:t xml:space="preserve"> — 10 vinetas.</w:t>
+      </w:r>
+    </w:p>
+    <w:p>
+      <w:r>
+        <w:rPr>
+          <w:b/>
+          <w:color w:val="4A4A49"/>
+          <w:sz w:val="22"/>
+        </w:rPr>
+        <w:t>[Slide 37] REVOKE, y los dos que hacen dano en silencio</w:t>
+      </w:r>
+      <w:r>
+        <w:rPr>
+          <w:b w:val="0"/>
+          <w:color w:val="4A4A49"/>
+          <w:sz w:val="22"/>
+        </w:rPr>
+        <w:t xml:space="preserve"> — 10 vinetas.</w:t>
+      </w:r>
+    </w:p>
+    <w:p>
+      <w:r>
+        <w:rPr>
+          <w:b/>
+          <w:color w:val="4A4A49"/>
+          <w:sz w:val="22"/>
+        </w:rPr>
+        <w:t>[Slide 38] Cuando el GRANT sobra: vista y privilegio por columna</w:t>
+      </w:r>
+      <w:r>
+        <w:rPr>
+          <w:b w:val="0"/>
+          <w:color w:val="4A4A49"/>
+          <w:sz w:val="22"/>
+        </w:rPr>
+        <w:t xml:space="preserve"> — 13 vinetas.</w:t>
+      </w:r>
+    </w:p>
+    <w:p>
+      <w:r>
+        <w:rPr>
+          <w:b/>
+          <w:color w:val="4A4A49"/>
+          <w:sz w:val="22"/>
+        </w:rPr>
+        <w:t>[Slide 39] La matriz como hecho verificable, no como documento</w:t>
+      </w:r>
+      <w:r>
+        <w:rPr>
+          <w:b w:val="0"/>
+          <w:color w:val="4A4A49"/>
+          <w:sz w:val="22"/>
+        </w:rPr>
+        <w:t xml:space="preserve"> — 11 vinetas.</w:t>
+      </w:r>
+    </w:p>
+    <w:p>
+      <w:r>
+        <w:rPr>
+          <w:b/>
+          <w:color w:val="4A4A49"/>
+          <w:sz w:val="22"/>
+        </w:rPr>
         <w:t>Demo que usted debe poder repetir:</w:t>
       </w:r>
       <w:r>
@@ -2001,6 +2073,58 @@
           <w:sz w:val="22"/>
         </w:rPr>
         <w:t>Preguntas frecuentes del grupo — sintaxis</w:t>
+      </w:r>
+    </w:p>
+    <w:p>
+      <w:pPr>
+        <w:pStyle w:val="ListNumber"/>
+      </w:pPr>
+      <w:r>
+        <w:rPr>
+          <w:b w:val="0"/>
+          <w:color w:val="4A4A49"/>
+          <w:sz w:val="22"/>
+        </w:rPr>
+        <w:t>Crear el rol y otorgar solo lo que el cargo usa</w:t>
+      </w:r>
+    </w:p>
+    <w:p>
+      <w:pPr>
+        <w:pStyle w:val="ListNumber"/>
+      </w:pPr>
+      <w:r>
+        <w:rPr>
+          <w:b w:val="0"/>
+          <w:color w:val="4A4A49"/>
+          <w:sz w:val="22"/>
+        </w:rPr>
+        <w:t>REVOKE, y los dos que hacen dano en silencio</w:t>
+      </w:r>
+    </w:p>
+    <w:p>
+      <w:pPr>
+        <w:pStyle w:val="ListNumber"/>
+      </w:pPr>
+      <w:r>
+        <w:rPr>
+          <w:b w:val="0"/>
+          <w:color w:val="4A4A49"/>
+          <w:sz w:val="22"/>
+        </w:rPr>
+        <w:t>Cuando el GRANT sobra: vista y privilegio por columna</w:t>
+      </w:r>
+    </w:p>
+    <w:p>
+      <w:pPr>
+        <w:pStyle w:val="ListNumber"/>
+      </w:pPr>
+      <w:r>
+        <w:rPr>
+          <w:b w:val="0"/>
+          <w:color w:val="4A4A49"/>
+          <w:sz w:val="22"/>
+        </w:rPr>
+        <w:t>La matriz como hecho verificable, no como documento</w:t>
       </w:r>
     </w:p>
     <w:p>
@@ -2489,7 +2613,7 @@
           <w:color w:val="1A1C1D"/>
           <w:sz w:val="32"/>
         </w:rPr>
-        <w:t>35-55 · Demo paso a paso · [Slide 39]</w:t>
+        <w:t>35-55 · Demo paso a paso · [Slide 43]</w:t>
       </w:r>
     </w:p>
     <w:p>
@@ -2593,7 +2717,7 @@
           <w:color w:val="1A1C1D"/>
           <w:sz w:val="32"/>
         </w:rPr>
-        <w:t>55-105 · Taller guiado = tarea del PI · [Slide 44]</w:t>
+        <w:t>55-105 · Taller guiado = tarea del PI · [Slide 48]</w:t>
       </w:r>
     </w:p>
     <w:p>
@@ -2759,7 +2883,7 @@
           <w:color w:val="1A1C1D"/>
           <w:sz w:val="32"/>
         </w:rPr>
-        <w:t>105-115 · Criterios de exito + quiz corto · [Slide 46]</w:t>
+        <w:t>105-115 · Criterios de exito + quiz corto · [Slide 50]</w:t>
       </w:r>
     </w:p>
     <w:p>
@@ -2769,7 +2893,7 @@
           <w:color w:val="4A4A49"/>
           <w:sz w:val="22"/>
         </w:rPr>
-        <w:t>Repasar checklist del dia con [Slide 46] «Criterios de exito / entregable».</w:t>
+        <w:t>Repasar checklist del dia con [Slide 50] «Criterios de exito / entregable».</w:t>
       </w:r>
     </w:p>
     <w:p>
@@ -2858,7 +2982,7 @@
           <w:color w:val="1A1C1D"/>
           <w:sz w:val="32"/>
         </w:rPr>
-        <w:t>115-120 · Cierre · [Slide 48]</w:t>
+        <w:t>115-120 · Cierre · [Slide 52]</w:t>
       </w:r>
     </w:p>
     <w:p>
@@ -2886,7 +3010,7 @@
           <w:color w:val="4A4A49"/>
           <w:sz w:val="22"/>
         </w:rPr>
-        <w:t>Proyectar [Slide 48] slide de cierre. Dudas finales.</w:t>
+        <w:t>Proyectar [Slide 52] slide de cierre. Dudas finales.</w:t>
       </w:r>
     </w:p>
     <w:p>

--- a/Bases de Datos II/Kit docente/Clase 2/Guion Docente Clase 2 - Administracion de bases de datos.docx
+++ b/Bases de Datos II/Kit docente/Clase 2/Guion Docente Clase 2 - Administracion de bases de datos.docx
@@ -1353,7 +1353,7 @@
           <w:color w:val="4A4A49"/>
           <w:sz w:val="22"/>
         </w:rPr>
-        <w:t>[Slide 30] La matriz es el entregable, no el script (1/2)</w:t>
+        <w:t>[Slide 30] La matriz es la decision, no el script (1/2)</w:t>
       </w:r>
       <w:r>
         <w:rPr>
@@ -1371,7 +1371,7 @@
           <w:color w:val="4A4A49"/>
           <w:sz w:val="22"/>
         </w:rPr>
-        <w:t>[Slide 31] La matriz es el entregable, no el script (2/2)</w:t>
+        <w:t>[Slide 31] La matriz es la decision, no el script (2/2)</w:t>
       </w:r>
       <w:r>
         <w:rPr>
@@ -1643,7 +1643,7 @@
           <w:color w:val="4A4A49"/>
           <w:sz w:val="22"/>
         </w:rPr>
-        <w:t>Encuadre de hoy · Objetivo PI</w:t>
+        <w:t>Encuadre de hoy · Tema y objetivo</w:t>
       </w:r>
     </w:p>
     <w:p>
@@ -2007,7 +2007,7 @@
           <w:color w:val="4A4A49"/>
           <w:sz w:val="22"/>
         </w:rPr>
-        <w:t>La matriz es el entregable, no el script (1/2)</w:t>
+        <w:t>La matriz es la decision, no el script (1/2)</w:t>
       </w:r>
     </w:p>
     <w:p>
@@ -2020,7 +2020,7 @@
           <w:color w:val="4A4A49"/>
           <w:sz w:val="22"/>
         </w:rPr>
-        <w:t>La matriz es el entregable, no el script (2/2)</w:t>
+        <w:t>La matriz es la decision, no el script (2/2)</w:t>
       </w:r>
     </w:p>
     <w:p>
@@ -2177,110 +2177,6 @@
           <w:sz w:val="22"/>
         </w:rPr>
         <w:t>Demo del dia</w:t>
-      </w:r>
-    </w:p>
-    <w:p>
-      <w:pPr>
-        <w:pStyle w:val="ListNumber"/>
-      </w:pPr>
-      <w:r>
-        <w:rPr>
-          <w:b w:val="0"/>
-          <w:color w:val="4A4A49"/>
-          <w:sz w:val="22"/>
-        </w:rPr>
-        <w:t>Herramientas de hoy</w:t>
-      </w:r>
-    </w:p>
-    <w:p>
-      <w:pPr>
-        <w:pStyle w:val="ListNumber"/>
-      </w:pPr>
-      <w:r>
-        <w:rPr>
-          <w:b w:val="0"/>
-          <w:color w:val="4A4A49"/>
-          <w:sz w:val="22"/>
-        </w:rPr>
-        <w:t>Taller PI VetCare — contexto / por que importa</w:t>
-      </w:r>
-    </w:p>
-    <w:p>
-      <w:pPr>
-        <w:pStyle w:val="ListNumber"/>
-      </w:pPr>
-      <w:r>
-        <w:rPr>
-          <w:b w:val="0"/>
-          <w:color w:val="4A4A49"/>
-          <w:sz w:val="22"/>
-        </w:rPr>
-        <w:t>Taller PI VetCare — objetivo y criterios</w:t>
-      </w:r>
-    </w:p>
-    <w:p>
-      <w:pPr>
-        <w:pStyle w:val="ListNumber"/>
-      </w:pPr>
-      <w:r>
-        <w:rPr>
-          <w:b w:val="0"/>
-          <w:color w:val="4A4A49"/>
-          <w:sz w:val="22"/>
-        </w:rPr>
-        <w:t>Taller PI VetCare — escenario / datos de partida</w:t>
-      </w:r>
-    </w:p>
-    <w:p>
-      <w:pPr>
-        <w:pStyle w:val="ListNumber"/>
-      </w:pPr>
-      <w:r>
-        <w:rPr>
-          <w:b w:val="0"/>
-          <w:color w:val="4A4A49"/>
-          <w:sz w:val="22"/>
-        </w:rPr>
-        <w:t>Taller PI VetCare — pasos guiados</w:t>
-      </w:r>
-    </w:p>
-    <w:p>
-      <w:pPr>
-        <w:pStyle w:val="ListNumber"/>
-      </w:pPr>
-      <w:r>
-        <w:rPr>
-          <w:b w:val="0"/>
-          <w:color w:val="4A4A49"/>
-          <w:sz w:val="22"/>
-        </w:rPr>
-        <w:t>Taller PI VetCare — pistas (checklist vacio)</w:t>
-      </w:r>
-    </w:p>
-    <w:p>
-      <w:pPr>
-        <w:pStyle w:val="ListNumber"/>
-      </w:pPr>
-      <w:r>
-        <w:rPr>
-          <w:b w:val="0"/>
-          <w:color w:val="4A4A49"/>
-          <w:sz w:val="22"/>
-        </w:rPr>
-        <w:t>Criterios de exito / entregable</w:t>
-      </w:r>
-    </w:p>
-    <w:p>
-      <w:pPr>
-        <w:pStyle w:val="ListNumber"/>
-      </w:pPr>
-      <w:r>
-        <w:rPr>
-          <w:b w:val="0"/>
-          <w:color w:val="4A4A49"/>
-          <w:sz w:val="22"/>
-        </w:rPr>
-        <w:t>Para el PI esta semana</w:t>
       </w:r>
     </w:p>
     <w:p>
@@ -2362,7 +2258,7 @@
           <w:color w:val="4A4A49"/>
           <w:sz w:val="22"/>
         </w:rPr>
-        <w:t xml:space="preserve"> «Buenas. Hoy el hilo es VetCare DB. Avanzamos el PI en: Plan de roles/privilegios de VetCare.</w:t>
+        <w:t xml:space="preserve"> «Buenas. Hoy el hilo es VetCare DB y el tema es: Administracion de BD · Roles VetCare.»</w:t>
       </w:r>
     </w:p>
     <w:p>
@@ -2372,7 +2268,7 @@
           <w:color w:val="4A4A49"/>
           <w:sz w:val="22"/>
         </w:rPr>
-        <w:t>La teoria sera corta; el peso esta en el taller del proyecto.»</w:t>
+        <w:t>Proyectar [Slide 2] «Encuadre de hoy · Tema y objetivo» y [Slide 3] «Mapa del bloque de hoy».</w:t>
       </w:r>
     </w:p>
     <w:p>
@@ -2382,48 +2278,38 @@
           <w:color w:val="4A4A49"/>
           <w:sz w:val="22"/>
         </w:rPr>
-        <w:t>Proyectar [Slide 2] «Encuadre de hoy · Objetivo PI» y [Slide 3] «Mapa del bloque de hoy».</w:t>
+        <w:t>Pasar asistencia. Recordar herramientas gratis+nube.</w:t>
       </w:r>
     </w:p>
     <w:p>
+      <w:pPr>
+        <w:spacing w:before="200" w:after="60"/>
+      </w:pPr>
+      <w:r>
+        <w:rPr>
+          <w:b/>
+          <w:color w:val="1A1C1D"/>
+          <w:sz w:val="32"/>
+        </w:rPr>
+        <w:t>10-35 · Teoria Core (breve) · desde</w:t>
+      </w:r>
+    </w:p>
+    <w:p>
+      <w:r>
+        <w:rPr>
+          <w:b/>
+          <w:color w:val="4A4A49"/>
+          <w:sz w:val="22"/>
+        </w:rPr>
+        <w:t>Decir:</w:t>
+      </w:r>
       <w:r>
         <w:rPr>
           <w:b w:val="0"/>
           <w:color w:val="4A4A49"/>
           <w:sz w:val="22"/>
         </w:rPr>
-        <w:t>Pasar asistencia. Recordar herramientas gratis+nube.</w:t>
-      </w:r>
-    </w:p>
-    <w:p>
-      <w:pPr>
-        <w:spacing w:before="200" w:after="60"/>
-      </w:pPr>
-      <w:r>
-        <w:rPr>
-          <w:b/>
-          <w:color w:val="1A1C1D"/>
-          <w:sz w:val="32"/>
-        </w:rPr>
-        <w:t>10-35 · Teoria Core (breve) · desde</w:t>
-      </w:r>
-    </w:p>
-    <w:p>
-      <w:r>
-        <w:rPr>
-          <w:b/>
-          <w:color w:val="4A4A49"/>
-          <w:sz w:val="22"/>
-        </w:rPr>
-        <w:t>Decir:</w:t>
-      </w:r>
-      <w:r>
-        <w:rPr>
-          <w:b w:val="0"/>
-          <w:color w:val="4A4A49"/>
-          <w:sz w:val="22"/>
-        </w:rPr>
-        <w:t xml:space="preserve"> «Solo lo necesario para el entregable de hoy.»</w:t>
+        <w:t xml:space="preserve"> «Esto es lo que hay que saber del tema de hoy.»</w:t>
       </w:r>
     </w:p>
     <w:p>
@@ -2717,17 +2603,25 @@
           <w:color w:val="1A1C1D"/>
           <w:sz w:val="32"/>
         </w:rPr>
-        <w:t>55-105 · Taller guiado = tarea del PI · [Slide 48]</w:t>
+        <w:t>55-105 · Practica (opcional) · sin lamina</w:t>
       </w:r>
     </w:p>
     <w:p>
+      <w:r>
+        <w:rPr>
+          <w:b w:val="0"/>
+          <w:color w:val="4A4A49"/>
+          <w:sz w:val="22"/>
+        </w:rPr>
+        <w:t xml:space="preserve">La practica es </w:t>
+      </w:r>
       <w:r>
         <w:rPr>
           <w:b/>
           <w:color w:val="4A4A49"/>
           <w:sz w:val="22"/>
         </w:rPr>
-        <w:t>Decir:</w:t>
+        <w:t>opcional</w:t>
       </w:r>
       <w:r>
         <w:rPr>
@@ -2735,17 +2629,70 @@
           <w:color w:val="4A4A49"/>
           <w:sz w:val="22"/>
         </w:rPr>
-        <w:t xml:space="preserve"> «Abran su carpeta VetCare. Esto suma a la rubrica del PI. Al final suben el taller en ExamLab.»</w:t>
-      </w:r>
-    </w:p>
-    <w:p>
+        <w:t xml:space="preserve"> y </w:t>
+      </w:r>
+      <w:r>
+        <w:rPr>
+          <w:b/>
+          <w:color w:val="4A4A49"/>
+          <w:sz w:val="22"/>
+        </w:rPr>
+        <w:t>no se proyecta</w:t>
+      </w:r>
       <w:r>
         <w:rPr>
           <w:b w:val="0"/>
           <w:color w:val="4A4A49"/>
           <w:sz w:val="22"/>
         </w:rPr>
-        <w:t>Usar bloque Taller ampliado (contexto-&gt;pistas). Solucion en Kit docente/Solucion Taller... (no proyectar completa).</w:t>
+        <w:t>: a veces se hace en clase, a veces no. La guia</w:t>
+      </w:r>
+    </w:p>
+    <w:p>
+      <w:r>
+        <w:rPr>
+          <w:b w:val="0"/>
+          <w:color w:val="4A4A49"/>
+          <w:sz w:val="22"/>
+        </w:rPr>
+        <w:t xml:space="preserve">completa (contexto, escenario, pasos, pistas, plantilla y criterios) esta en </w:t>
+      </w:r>
+      <w:r>
+        <w:rPr>
+          <w:rFonts w:ascii="Consolas" w:hAnsi="Consolas"/>
+          <w:b w:val="0"/>
+          <w:color w:val="111111"/>
+          <w:sz w:val="21"/>
+        </w:rPr>
+        <w:t>Clases/Clase 2 - Administracion de bases de datos/Taller PI - Clase 2 - VetCare.docx</w:t>
+      </w:r>
+      <w:r>
+        <w:rPr>
+          <w:b w:val="0"/>
+          <w:color w:val="4A4A49"/>
+          <w:sz w:val="22"/>
+        </w:rPr>
+        <w:t>.</w:t>
+      </w:r>
+    </w:p>
+    <w:p>
+      <w:r>
+        <w:rPr>
+          <w:b w:val="0"/>
+          <w:color w:val="4A4A49"/>
+          <w:sz w:val="22"/>
+        </w:rPr>
+        <w:t>Si hoy se hace, el estudiante la abre desde la carpeta de la clase. Solucion en Kit docente/Solucion Taller... (no proyectar).</w:t>
+      </w:r>
+    </w:p>
+    <w:p>
+      <w:r>
+        <w:rPr>
+          <w:b w:val="0"/>
+          <w:color w:val="4A4A49"/>
+          <w:sz w:val="22"/>
+        </w:rPr>
+        <w:t>Si se hace, avanza el PI en: Plan de roles/privilegios de VetCare</w:t>
       </w:r>
     </w:p>
     <w:p>
@@ -2883,7 +2830,7 @@
           <w:color w:val="1A1C1D"/>
           <w:sz w:val="32"/>
         </w:rPr>
-        <w:t>105-115 · Criterios de exito + quiz corto · [Slide 50]</w:t>
+        <w:t>105-115 · Repaso + quiz corto</w:t>
       </w:r>
     </w:p>
     <w:p>
@@ -2893,7 +2840,7 @@
           <w:color w:val="4A4A49"/>
           <w:sz w:val="22"/>
         </w:rPr>
-        <w:t>Repasar checklist del dia con [Slide 50] «Criterios de exito / entregable».</w:t>
+        <w:t>Repasar los conceptos del dia volviendo a las laminas de teoria que mas costaron.</w:t>
       </w:r>
     </w:p>
     <w:p>
@@ -2982,7 +2929,7 @@
           <w:color w:val="1A1C1D"/>
           <w:sz w:val="32"/>
         </w:rPr>
-        <w:t>115-120 · Cierre · [Slide 52]</w:t>
+        <w:t>115-120 · Cierre · [Slide 44]</w:t>
       </w:r>
     </w:p>
     <w:p>
@@ -3000,7 +2947,7 @@
           <w:color w:val="4A4A49"/>
           <w:sz w:val="22"/>
         </w:rPr>
-        <w:t xml:space="preserve"> «Queda avanzado: Plan de roles/privilegios de VetCare. Suban el taller a ExamLab hoy domingo 23:59 si aplica. Enunciado PI en Clases/Proyecto Integrador.»</w:t>
+        <w:t xml:space="preserve"> «Queda visto: Administracion de BD · Roles VetCare. Si hicimos la practica, la guia y la entrega estan en la carpeta de la clase.»</w:t>
       </w:r>
     </w:p>
     <w:p>
@@ -3010,7 +2957,7 @@
           <w:color w:val="4A4A49"/>
           <w:sz w:val="22"/>
         </w:rPr>
-        <w:t>Proyectar [Slide 52] slide de cierre. Dudas finales.</w:t>
+        <w:t>Proyectar [Slide 44] slide de cierre. Dudas finales.</w:t>
       </w:r>
     </w:p>
     <w:p>

--- a/Bases de Datos II/Kit docente/Clase 2/Guion Docente Clase 2 - Administracion de bases de datos.docx
+++ b/Bases de Datos II/Kit docente/Clase 2/Guion Docente Clase 2 - Administracion de bases de datos.docx
@@ -1123,7 +1123,7 @@
           <w:color w:val="4A4A49"/>
           <w:sz w:val="22"/>
         </w:rPr>
-        <w:t xml:space="preserve"> — 4 vinetas.</w:t>
+        <w:t xml:space="preserve"> — 5 vinetas.</w:t>
       </w:r>
     </w:p>
     <w:p>
@@ -1180,7 +1180,7 @@
           <w:color w:val="4A4A49"/>
           <w:sz w:val="22"/>
         </w:rPr>
-        <w:t xml:space="preserve"> — 4 vinetas.</w:t>
+        <w:t xml:space="preserve"> — 5 vinetas.</w:t>
       </w:r>
     </w:p>
     <w:p>
@@ -1198,7 +1198,7 @@
           <w:color w:val="4A4A49"/>
           <w:sz w:val="22"/>
         </w:rPr>
-        <w:t xml:space="preserve"> — 5 vinetas.</w:t>
+        <w:t xml:space="preserve"> — 3 vinetas.</w:t>
       </w:r>
     </w:p>
     <w:p>
@@ -1229,7 +1229,7 @@
           <w:color w:val="4A4A49"/>
           <w:sz w:val="22"/>
         </w:rPr>
-        <w:t>El taller se resuelve y se califica en ExamLab, que ejecuta PostgreSQL dentro del navegador.</w:t>
+        <w:t>Ahi CREATE ROLE, GRANT, REVOKE, CREATE VIEW, los privilegios por columna y las consultas a information_schema funcionan todos: son DDL real y son verificables, asi que la evidencia del taller es la salida del motor y no una promesa.</w:t>
       </w:r>
     </w:p>
     <w:p>
@@ -1242,7 +1242,7 @@
           <w:color w:val="4A4A49"/>
           <w:sz w:val="22"/>
         </w:rPr>
-        <w:t>Ahi CREATE ROLE, GRANT, REVOKE, CREATE VIEW, los privilegios por columna y las consultas a information_schema funcionan todos: son DDL real y son verificables, asi que la evidencia del taller es la salida del motor y no una promesa.</w:t>
+        <w:t>Lo que NO se puede hacer es abrir una segunda conexion: el entorno tiene un solo usuario con login y una sola sesion, asi que nadie va a conectarse como recepcion en otra pestana mientras el docente mira desde la suya.</w:t>
       </w:r>
     </w:p>
     <w:p>
@@ -1255,7 +1255,7 @@
           <w:color w:val="4A4A49"/>
           <w:sz w:val="22"/>
         </w:rPr>
-        <w:t>Lo que NO se puede hacer es abrir una segunda conexion: el entorno tiene un solo usuario con login y una sola sesion, asi que nadie va a conectarse como recepcion en otra pestana mientras el docente mira desde la suya.</w:t>
+        <w:t>Esa es la limitacion real, y hay que nombrarla con esa precision, porque la version anterior de esta guia decia algo mas fuerte y falso: que por eso la prueba negativa era imposible.</w:t>
       </w:r>
     </w:p>
     <w:p>
@@ -1268,7 +1268,7 @@
           <w:color w:val="4A4A49"/>
           <w:sz w:val="22"/>
         </w:rPr>
-        <w:t>Esa es la limitacion real, y hay que nombrarla con esa precision, porque la version anterior de esta guia decia algo mas fuerte y falso: que por eso la prueba negativa era imposible.</w:t>
+        <w:t>Para ver el permiso negado no hace falta otra conexion, hace falta cambiar el rol EFECTIVO dentro de la misma sesion, y eso es lo que hace SET ROLE recepcion; a partir de esa linea los privilegios que el motor revisa son los del rol y no los del propietario, de modo que devuelve permission denied for table cita y tambien, si ya se revoco el SELECT de la tabla.</w:t>
       </w:r>
     </w:p>
     <w:p>
@@ -1281,7 +1281,7 @@
           <w:color w:val="4A4A49"/>
           <w:sz w:val="22"/>
         </w:rPr>
-        <w:t>Para ver el permiso negado no hace falta otra conexion, hace falta cambiar el rol EFECTIVO dentro de la misma sesion, y eso es lo que hace SET ROLE recepcion; a partir de esa linea los privilegios que el motor revisa son los del rol y no los del propietario, de modo que devuelve permission denied for table cita y tambien, si ya se revoco el SELECT de la tabla.</w:t>
+        <w:t>Se cierra con RESET ROLE; y conviene no olvidarlo, porque todo lo que venga despues se seguiria ejecutando con los permisos recortados.</w:t>
       </w:r>
     </w:p>
     <w:p>
@@ -1294,20 +1294,25 @@
           <w:color w:val="4A4A49"/>
           <w:sz w:val="22"/>
         </w:rPr>
-        <w:t>Se cierra con RESET ROLE; y conviene no olvidarlo, porque todo lo que venga despues se seguiria ejecutando con los permisos recortados.</w:t>
+        <w:t>Dos advertencias para la demo.</w:t>
       </w:r>
     </w:p>
     <w:p>
-      <w:pPr>
-        <w:pStyle w:val="ListBullet2"/>
-      </w:pPr>
+      <w:r>
+        <w:rPr>
+          <w:b/>
+          <w:color w:val="4A4A49"/>
+          <w:sz w:val="22"/>
+        </w:rPr>
+        <w:t>[Slide 28] El motor de hoy es PostgreSQL, y eso decide que se puede demostrar (2/2)</w:t>
+      </w:r>
       <w:r>
         <w:rPr>
           <w:b w:val="0"/>
           <w:color w:val="4A4A49"/>
           <w:sz w:val="22"/>
         </w:rPr>
-        <w:t>Dos advertencias para la demo.</w:t>
+        <w:t xml:space="preserve"> — 4 vinetas.</w:t>
       </w:r>
     </w:p>
     <w:p>
@@ -1317,7 +1322,7 @@
           <w:color w:val="4A4A49"/>
           <w:sz w:val="22"/>
         </w:rPr>
-        <w:t>[Slide 28] El motor de hoy es PostgreSQL, y eso decide que se puede demostrar (2/2)</w:t>
+        <w:t>[Slide 29] El motor de hoy es PostgreSQL, y eso decide... — sintaxis</w:t>
       </w:r>
       <w:r>
         <w:rPr>
@@ -1325,7 +1330,7 @@
           <w:color w:val="4A4A49"/>
           <w:sz w:val="22"/>
         </w:rPr>
-        <w:t xml:space="preserve"> — 4 vinetas.</w:t>
+        <w:t xml:space="preserve"> — 6 vinetas.</w:t>
       </w:r>
     </w:p>
     <w:p>
@@ -1335,7 +1340,7 @@
           <w:color w:val="4A4A49"/>
           <w:sz w:val="22"/>
         </w:rPr>
-        <w:t>[Slide 29] El motor de hoy es PostgreSQL, y eso decide... — sintaxis</w:t>
+        <w:t>[Slide 30] La matriz es la decision, no el script (1/2)</w:t>
       </w:r>
       <w:r>
         <w:rPr>
@@ -1343,25 +1348,7 @@
           <w:color w:val="4A4A49"/>
           <w:sz w:val="22"/>
         </w:rPr>
-        <w:t xml:space="preserve"> — 6 vinetas.</w:t>
-      </w:r>
-    </w:p>
-    <w:p>
-      <w:r>
-        <w:rPr>
-          <w:b/>
-          <w:color w:val="4A4A49"/>
-          <w:sz w:val="22"/>
-        </w:rPr>
-        <w:t>[Slide 30] La matriz es la decision, no el script (1/2)</w:t>
-      </w:r>
-      <w:r>
-        <w:rPr>
-          <w:b w:val="0"/>
-          <w:color w:val="4A4A49"/>
-          <w:sz w:val="22"/>
-        </w:rPr>
-        <w:t xml:space="preserve"> — 6 vinetas.</w:t>
+        <w:t xml:space="preserve"> — 5 vinetas.</w:t>
       </w:r>
     </w:p>
     <w:p>
@@ -2033,7 +2020,7 @@
           <w:color w:val="4A4A49"/>
           <w:sz w:val="22"/>
         </w:rPr>
-        <w:t>Como amarra con las clases vecinas y con la rubrica del PI</w:t>
+        <w:t>Como amarra con las clases vecinas y con el PI</w:t>
       </w:r>
     </w:p>
     <w:p>

--- a/Bases de Datos II/Kit docente/Clase 2/Guion Docente Clase 2 - Administracion de bases de datos.docx
+++ b/Bases de Datos II/Kit docente/Clase 2/Guion Docente Clase 2 - Administracion de bases de datos.docx
@@ -351,6 +351,19 @@
       </w:r>
     </w:p>
     <w:p>
+      <w:pPr>
+        <w:pStyle w:val="ListBullet2"/>
+      </w:pPr>
+      <w:r>
+        <w:rPr>
+          <w:b w:val="0"/>
+          <w:color w:val="4A4A49"/>
+          <w:sz w:val="22"/>
+        </w:rPr>
+        <w:t>Fuera de la lamina (habla de la practica): Esta clase se dicta en sesion virtual sincrona, en el bloque normal de 120 minutos: hay explicacion en vivo, taller acompanado y espacio para preguntar, asi que este texto es el material con el que el docente dicta y no una lectura que sustituya la clase.</w:t>
+      </w:r>
+    </w:p>
+    <w:p>
       <w:r>
         <w:rPr>
           <w:b/>
@@ -479,7 +492,7 @@
           <w:color w:val="4A4A49"/>
           <w:sz w:val="22"/>
         </w:rPr>
-        <w:t xml:space="preserve"> — 3 vinetas.</w:t>
+        <w:t xml:space="preserve"> — 4 vinetas.</w:t>
       </w:r>
     </w:p>
     <w:p>
@@ -554,7 +567,7 @@
           <w:color w:val="4A4A49"/>
           <w:sz w:val="22"/>
         </w:rPr>
-        <w:t xml:space="preserve"> — 2 vinetas.</w:t>
+        <w:t xml:space="preserve"> — 4 vinetas.</w:t>
       </w:r>
     </w:p>
     <w:p>
@@ -585,7 +598,7 @@
           <w:color w:val="4A4A49"/>
           <w:sz w:val="22"/>
         </w:rPr>
-        <w:t>Por eso los cuatro roles del taller se crean con CREATE ROLE recepcion NOLOGIN: son bolsas de privilegios, no identidades.</w:t>
+        <w:t>Por eso los cuatro roles de la clase se crean con CREATE ROLE recepcion NOLOGIN: son bolsas de privilegios, no identidades.</w:t>
       </w:r>
     </w:p>
     <w:p>
@@ -799,6 +812,19 @@
       </w:r>
     </w:p>
     <w:p>
+      <w:pPr>
+        <w:pStyle w:val="ListBullet2"/>
+      </w:pPr>
+      <w:r>
+        <w:rPr>
+          <w:b w:val="0"/>
+          <w:color w:val="4A4A49"/>
+          <w:sz w:val="22"/>
+        </w:rPr>
+        <w:t>Ningun rol puede a la vez crear, modificar y aprobar el mismo registro.</w:t>
+      </w:r>
+    </w:p>
+    <w:p>
       <w:r>
         <w:rPr>
           <w:b/>
@@ -813,7 +839,7 @@
           <w:color w:val="4A4A49"/>
           <w:sz w:val="22"/>
         </w:rPr>
-        <w:t xml:space="preserve"> — 2 vinetas.</w:t>
+        <w:t xml:space="preserve"> — 3 vinetas.</w:t>
       </w:r>
     </w:p>
     <w:p>
@@ -870,7 +896,7 @@
           <w:color w:val="4A4A49"/>
           <w:sz w:val="22"/>
         </w:rPr>
-        <w:t>Hay tres detalles operativos que evitan la mitad de los tropiezos del taller.</w:t>
+        <w:t>Hay tres detalles operativos que evitan la mitad de los tropiezos de la clase.</w:t>
       </w:r>
     </w:p>
     <w:p>
@@ -883,7 +909,7 @@
           <w:color w:val="4A4A49"/>
           <w:sz w:val="22"/>
         </w:rPr>
-        <w:t>Eso explica por que el REVOKE de DELETE que pide el taller es, tecnicamente, redundante; se escribe de todos modos porque es la evidencia documental de una decision de diseno, y quien revise el script tiene que poder ver que la ausencia de DELETE fue deliberada y no un olvido.</w:t>
+        <w:t>Fuera de la lamina (habla de la practica): Eso explica por que el REVOKE de DELETE que pide el taller es, tecnicamente, redundante; se escribe de todos modos porque es la evidencia documental de una decision de diseno, y quien revise el script tiene que poder ver que la ausencia de DELETE fue deliberada y no un olvido.</w:t>
       </w:r>
     </w:p>
     <w:p>
@@ -901,7 +927,7 @@
           <w:color w:val="4A4A49"/>
           <w:sz w:val="22"/>
         </w:rPr>
-        <w:t xml:space="preserve"> — 2 vinetas.</w:t>
+        <w:t xml:space="preserve"> — 4 vinetas.</w:t>
       </w:r>
     </w:p>
     <w:p>
@@ -981,7 +1007,7 @@
           <w:color w:val="4A4A49"/>
           <w:sz w:val="22"/>
         </w:rPr>
-        <w:t>Pero la recepcionista solo necesita el nombre y el telefono para identificar a quien llama, y no tiene por que ver el correo electronico de los clientes.</w:t>
+        <w:t>Aqui esta el concepto que hace la diferencia entre una matriz de aficionado y una defendible.</w:t>
       </w:r>
     </w:p>
     <w:p>
@@ -994,7 +1020,7 @@
           <w:color w:val="4A4A49"/>
           <w:sz w:val="22"/>
         </w:rPr>
-        <w:t>El primero es la vista.</w:t>
+        <w:t>Pero la recepcionista solo necesita el nombre y el telefono para identificar a quien llama, y no tiene por que ver el correo electronico de los clientes.</w:t>
       </w:r>
     </w:p>
     <w:p>
@@ -1007,7 +1033,33 @@
           <w:color w:val="4A4A49"/>
           <w:sz w:val="22"/>
         </w:rPr>
+        <w:t>El primero es la vista.</w:t>
+      </w:r>
+    </w:p>
+    <w:p>
+      <w:pPr>
+        <w:pStyle w:val="ListBullet2"/>
+      </w:pPr>
+      <w:r>
+        <w:rPr>
+          <w:b w:val="0"/>
+          <w:color w:val="4A4A49"/>
+          <w:sz w:val="22"/>
+        </w:rPr>
         <w:t>Lo que hace que funcione, y es el punto que el estudiante no cree hasta que lo ve, es que la consulta de la vista se ejecuta con los privilegios de su PROPIETARIO y no con los de quien la consulta: por eso se puede dar SELECT sobre la vista a recepcion y al mismo tiempo hacer REVOKE SELECT ON dueno FROM recepcion, y el rol sigue viendo el telefono del dueno a traves de la vista pero no puede consultar la tabla directamente.</w:t>
+      </w:r>
+    </w:p>
+    <w:p>
+      <w:pPr>
+        <w:pStyle w:val="ListBullet2"/>
+      </w:pPr>
+      <w:r>
+        <w:rPr>
+          <w:b w:val="0"/>
+          <w:color w:val="4A4A49"/>
+          <w:sz w:val="22"/>
+        </w:rPr>
+        <w:t>Fuera de la lamina (habla de la practica): Aqui esta el concepto que hace la diferencia entre una matriz de aficionado y una defendible, y es la parte que el taller evalua con veinte puntos.</w:t>
       </w:r>
     </w:p>
     <w:p>
@@ -1025,7 +1077,7 @@
           <w:color w:val="4A4A49"/>
           <w:sz w:val="22"/>
         </w:rPr>
-        <w:t xml:space="preserve"> — 3 vinetas.</w:t>
+        <w:t xml:space="preserve"> — 2 vinetas.</w:t>
       </w:r>
     </w:p>
     <w:p>
@@ -1087,7 +1139,7 @@
           <w:color w:val="4A4A49"/>
           <w:sz w:val="22"/>
         </w:rPr>
-        <w:t>Estas dos consultas son la evidencia que la rubrica exige tres veces, y el docente deberia proyectar su salida en la demo: ver la matriz salir del motor, y no de un documento, es lo que convence al grupo de que los permisos son verificables.</w:t>
+        <w:t>Fuera de la lamina (habla de la practica): Estas dos consultas son la evidencia que la rubrica exige tres veces, y el docente deberia proyectar su salida en la demo: ver la matriz salir del motor, y no de un documento, es lo que convence al grupo de que los permisos son verificables.</w:t>
       </w:r>
     </w:p>
     <w:p>
@@ -1123,7 +1175,7 @@
           <w:color w:val="4A4A49"/>
           <w:sz w:val="22"/>
         </w:rPr>
-        <w:t xml:space="preserve"> — 5 vinetas.</w:t>
+        <w:t xml:space="preserve"> — 4 vinetas.</w:t>
       </w:r>
     </w:p>
     <w:p>
@@ -1136,7 +1188,7 @@
           <w:color w:val="4A4A49"/>
           <w:sz w:val="22"/>
         </w:rPr>
-        <w:t>La diapositiva trae las cinco secciones en el mismo orden en que el taller las va a pedir, asi que se dicta recorriendola de arriba abajo.</w:t>
+        <w:t>Dos reglas la cierran.</w:t>
       </w:r>
     </w:p>
     <w:p>
@@ -1149,7 +1201,7 @@
           <w:color w:val="4A4A49"/>
           <w:sz w:val="22"/>
         </w:rPr>
-        <w:t>Dos reglas la cierran.</w:t>
+        <w:t>Vale la pena senalar el detalle tecnico de la baja: en PostgreSQL no se puede hacer DROP ROLE de un rol que todavia posee objetos, hay que reasignarlos primero con REASSIGN OWNED BY ana_gomez TO admin_bd, y por eso la politica tiene que decir que pasa con lo que la persona era dueno.</w:t>
       </w:r>
     </w:p>
     <w:p>
@@ -1162,7 +1214,33 @@
           <w:color w:val="4A4A49"/>
           <w:sz w:val="22"/>
         </w:rPr>
-        <w:t>Vale la pena senalar el detalle tecnico de la baja: en PostgreSQL no se puede hacer DROP ROLE de un rol que todavia posee objetos, hay que reasignarlos primero con REASSIGN OWNED BY ana_gomez TO admin_bd, y por eso la politica tiene que decir que pasa con lo que la persona era dueno.</w:t>
+        <w:t>Fuera de la lamina (habla de la practica): La diapositiva trae las cinco secciones en el mismo orden en que el taller las va a pedir, asi que se dicta recorriendola de arriba abajo.</w:t>
+      </w:r>
+    </w:p>
+    <w:p>
+      <w:pPr>
+        <w:pStyle w:val="ListBullet2"/>
+      </w:pPr>
+      <w:r>
+        <w:rPr>
+          <w:b w:val="0"/>
+          <w:color w:val="4A4A49"/>
+          <w:sz w:val="22"/>
+        </w:rPr>
+        <w:t>Fuera de la lamina (habla de la practica): La quinta seccion es el limite de este entorno, y se desarrolla completa en «El motor de hoy es PostgreSQL» un poco mas abajo; lo que se califica ahi no es que la prueba negativa exista, sino que el estudiante sepa nombrarla como brecha de verificacion de su propia entrega.</w:t>
+      </w:r>
+    </w:p>
+    <w:p>
+      <w:pPr>
+        <w:pStyle w:val="ListBullet2"/>
+      </w:pPr>
+      <w:r>
+        <w:rPr>
+          <w:b w:val="0"/>
+          <w:color w:val="4A4A49"/>
+          <w:sz w:val="22"/>
+        </w:rPr>
+        <w:t>Fuera de la lamina (habla de la practica): Una politica que no dice quien firma ni en cuanto tiempo no es una politica, es una intencion, y asi esta escrita la rubrica.</w:t>
       </w:r>
     </w:p>
     <w:p>
@@ -1180,7 +1258,7 @@
           <w:color w:val="4A4A49"/>
           <w:sz w:val="22"/>
         </w:rPr>
-        <w:t xml:space="preserve"> — 5 vinetas.</w:t>
+        <w:t xml:space="preserve"> — 4 vinetas.</w:t>
       </w:r>
     </w:p>
     <w:p>
@@ -1198,7 +1276,7 @@
           <w:color w:val="4A4A49"/>
           <w:sz w:val="22"/>
         </w:rPr>
-        <w:t xml:space="preserve"> — 3 vinetas.</w:t>
+        <w:t xml:space="preserve"> — 4 vinetas.</w:t>
       </w:r>
     </w:p>
     <w:p>
@@ -1229,7 +1307,7 @@
           <w:color w:val="4A4A49"/>
           <w:sz w:val="22"/>
         </w:rPr>
-        <w:t>Ahi CREATE ROLE, GRANT, REVOKE, CREATE VIEW, los privilegios por columna y las consultas a information_schema funcionan todos: son DDL real y son verificables, asi que la evidencia del taller es la salida del motor y no una promesa.</w:t>
+        <w:t>Ahi CREATE ROLE, GRANT, REVOKE, CREATE VIEW, los privilegios por columna y las consultas a information_schema funcionan todos: son DDL real y son verificables, asi que la evidencia de la clase es la salida del motor y no una promesa.</w:t>
       </w:r>
     </w:p>
     <w:p>
@@ -1298,6 +1376,32 @@
       </w:r>
     </w:p>
     <w:p>
+      <w:pPr>
+        <w:pStyle w:val="ListBullet2"/>
+      </w:pPr>
+      <w:r>
+        <w:rPr>
+          <w:b w:val="0"/>
+          <w:color w:val="4A4A49"/>
+          <w:sz w:val="22"/>
+        </w:rPr>
+        <w:t>Fuera de la lamina (habla de la practica): Este punto hay que decirlo con precision porque una version anterior de esta guia decia lo contrario y costaria puntos repetirla.</w:t>
+      </w:r>
+    </w:p>
+    <w:p>
+      <w:pPr>
+        <w:pStyle w:val="ListBullet2"/>
+      </w:pPr>
+      <w:r>
+        <w:rPr>
+          <w:b w:val="0"/>
+          <w:color w:val="4A4A49"/>
+          <w:sz w:val="22"/>
+        </w:rPr>
+        <w:t>Fuera de la lamina (habla de la practica): Dos, si el entorno del dia no permite cambiar de rol, no hay que esconderlo — se muestra el mensaje, y entonces si aparece la brecha de verificacion que la pregunta 5 pide nombrar.</w:t>
+      </w:r>
+    </w:p>
+    <w:p>
       <w:r>
         <w:rPr>
           <w:b/>
@@ -1312,7 +1416,7 @@
           <w:color w:val="4A4A49"/>
           <w:sz w:val="22"/>
         </w:rPr>
-        <w:t xml:space="preserve"> — 4 vinetas.</w:t>
+        <w:t xml:space="preserve"> — 3 vinetas.</w:t>
       </w:r>
     </w:p>
     <w:p>
@@ -1384,7 +1488,46 @@
           <w:color w:val="4A4A49"/>
           <w:sz w:val="22"/>
         </w:rPr>
-        <w:t xml:space="preserve"> — 6 vinetas.</w:t>
+        <w:t xml:space="preserve"> — 5 vinetas.</w:t>
+      </w:r>
+    </w:p>
+    <w:p>
+      <w:pPr>
+        <w:pStyle w:val="ListBullet2"/>
+      </w:pPr>
+      <w:r>
+        <w:rPr>
+          <w:b w:val="0"/>
+          <w:color w:val="4A4A49"/>
+          <w:sz w:val="22"/>
+        </w:rPr>
+        <w:t>Fuera de la lamina (habla de la practica): Lo de hoy no es una isla, y decirlo en voz alta le da sentido al entregable.</w:t>
+      </w:r>
+    </w:p>
+    <w:p>
+      <w:pPr>
+        <w:pStyle w:val="ListBullet2"/>
+      </w:pPr>
+      <w:r>
+        <w:rPr>
+          <w:b w:val="0"/>
+          <w:color w:val="4A4A49"/>
+          <w:sz w:val="22"/>
+        </w:rPr>
+        <w:t>Fuera de la lamina (habla de la practica): La Clase 4 agrega disparadores de auditoria y el plan de respaldo, que son el otro componente de este mismo criterio de rubrica.</w:t>
+      </w:r>
+    </w:p>
+    <w:p>
+      <w:pPr>
+        <w:pStyle w:val="ListBullet2"/>
+      </w:pPr>
+      <w:r>
+        <w:rPr>
+          <w:b w:val="0"/>
+          <w:color w:val="4A4A49"/>
+          <w:sz w:val="22"/>
+        </w:rPr>
+        <w:t>Fuera de la lamina (habla de la practica): En la rubrica del PI, seguridad y respaldo valen 15 de los 100 puntos.</w:t>
       </w:r>
     </w:p>
     <w:p>

--- a/Bases de Datos II/Kit docente/Clase 2/Guion Docente Clase 2 - Administracion de bases de datos.docx
+++ b/Bases de Datos II/Kit docente/Clase 2/Guion Docente Clase 2 - Administracion de bases de datos.docx
@@ -523,7 +523,7 @@
           <w:color w:val="4A4A49"/>
           <w:sz w:val="22"/>
         </w:rPr>
-        <w:t>Existe por una razon aritmetica que conviene poner en el tablero con los numeros de VetCare.</w:t>
+        <w:t>Existe por una razon aritmetica que conviene poner en el tablero con los numeros de la clínica.</w:t>
       </w:r>
     </w:p>
     <w:p>
@@ -699,7 +699,7 @@
           <w:color w:val="4A4A49"/>
           <w:sz w:val="22"/>
         </w:rPr>
-        <w:t>Aplicado a VetCare deja una matriz muy concreta y defendible.</w:t>
+        <w:t>Aplicado a la clínica deja una matriz muy concreta y defendible.</w:t>
       </w:r>
     </w:p>
     <w:p>
@@ -1527,7 +1527,7 @@
           <w:color w:val="4A4A49"/>
           <w:sz w:val="22"/>
         </w:rPr>
-        <w:t>Fuera de la lamina (habla de la practica): En la rubrica del PI, seguridad y respaldo valen 15 de los 100 puntos.</w:t>
+        <w:t>Fuera de la lamina (habla de la practica): En la rubrica del proyecto, seguridad y respaldo valen 15 de los 100 puntos.</w:t>
       </w:r>
     </w:p>
     <w:p>
@@ -1760,7 +1760,7 @@
           <w:color w:val="4A4A49"/>
           <w:sz w:val="22"/>
         </w:rPr>
-        <w:t>Portada · Clase 2 · Administracion de BD · Roles VetCare</w:t>
+        <w:t>Portada · Clase 2 · Administracion de BD · Roles la clínica</w:t>
       </w:r>
     </w:p>
     <w:p>
@@ -1903,7 +1903,7 @@
           <w:color w:val="4A4A49"/>
           <w:sz w:val="22"/>
         </w:rPr>
-        <w:t>Minimo privilegio aplicado a VetCare: la matriz defendible</w:t>
+        <w:t>Minimo privilegio aplicado a la clínica: la matriz defendible</w:t>
       </w:r>
     </w:p>
     <w:p>
@@ -2163,7 +2163,7 @@
           <w:color w:val="4A4A49"/>
           <w:sz w:val="22"/>
         </w:rPr>
-        <w:t>Como amarra con las clases vecinas y con el PI</w:t>
+        <w:t>Como amarra con las clases vecinas</w:t>
       </w:r>
     </w:p>
     <w:p>

--- a/Bases de Datos II/Kit docente/Clase 2/Guion Docente Clase 2 - Administracion de bases de datos.docx
+++ b/Bases de Datos II/Kit docente/Clase 2/Guion Docente Clase 2 - Administracion de bases de datos.docx
@@ -3110,7 +3110,7 @@
           <w:color w:val="4A4A49"/>
           <w:sz w:val="22"/>
         </w:rPr>
-        <w:t>Carpeta Codigo/ — archivo 02_roles_vetcare.sql.</w:t>
+        <w:t>Carpeta Codigo/ — archivo 02_roles_clinica.sql.</w:t>
       </w:r>
     </w:p>
     <w:p>

--- a/Bases de Datos II/Kit docente/Clase 2/Guion Docente Clase 2 - Administracion de bases de datos.docx
+++ b/Bases de Datos II/Kit docente/Clase 2/Guion Docente Clase 2 - Administracion de bases de datos.docx
@@ -326,7 +326,2250 @@
           <w:color w:val="4A4A49"/>
           <w:sz w:val="22"/>
         </w:rPr>
-        <w:t>[Slide 4] Los cuatro terminos que se confunden todo el tiempo (1/2)</w:t>
+        <w:t>[Slide 4] Los cuatro terminos que se confunden todo el tiempo</w:t>
+      </w:r>
+      <w:r>
+        <w:rPr>
+          <w:b w:val="0"/>
+          <w:color w:val="4A4A49"/>
+          <w:sz w:val="22"/>
+        </w:rPr>
+        <w:t xml:space="preserve"> — 4 vinetas.</w:t>
+      </w:r>
+    </w:p>
+    <w:p>
+      <w:pPr>
+        <w:pStyle w:val="ListBullet2"/>
+      </w:pPr>
+      <w:r>
+        <w:rPr>
+          <w:b w:val="0"/>
+          <w:color w:val="4A4A49"/>
+          <w:sz w:val="22"/>
+        </w:rPr>
+        <w:t>DESARROLLO (para explicarlo, no se proyecta):</w:t>
+      </w:r>
+    </w:p>
+    <w:p>
+      <w:pPr>
+        <w:pStyle w:val="ListBullet2"/>
+      </w:pPr>
+      <w:r>
+        <w:rPr>
+          <w:b w:val="0"/>
+          <w:color w:val="4A4A49"/>
+          <w:sz w:val="22"/>
+        </w:rPr>
+        <w:t>Administrar una base de datos es decidir y hacer cumplir quien puede hacer que sobre cada objeto, y dejar rastro de quien lo hizo.</w:t>
+      </w:r>
+    </w:p>
+    <w:p>
+      <w:pPr>
+        <w:pStyle w:val="ListBullet2"/>
+      </w:pPr>
+      <w:r>
+        <w:rPr>
+          <w:b w:val="0"/>
+          <w:color w:val="4A4A49"/>
+          <w:sz w:val="22"/>
+        </w:rPr>
+        <w:t>Antes de llegar a la sintaxis conviene fijar cuatro terminos que se usan sueltos y se confunden todo el tiempo.</w:t>
+      </w:r>
+    </w:p>
+    <w:p>
+      <w:pPr>
+        <w:pStyle w:val="ListBullet2"/>
+      </w:pPr>
+      <w:r>
+        <w:rPr>
+          <w:b w:val="0"/>
+          <w:color w:val="4A4A49"/>
+          <w:sz w:val="22"/>
+        </w:rPr>
+        <w:t>Un objeto de base de datos es cualquier cosa que el motor guarda y a la que se le puede poner nombre: una tabla como cita, una vista, un procedimiento, una secuencia.</w:t>
+      </w:r>
+    </w:p>
+    <w:p>
+      <w:pPr>
+        <w:pStyle w:val="ListBullet2"/>
+      </w:pPr>
+      <w:r>
+        <w:rPr>
+          <w:b w:val="0"/>
+          <w:color w:val="4A4A49"/>
+          <w:sz w:val="22"/>
+        </w:rPr>
+        <w:t>Un esquema es un contenedor con nombre donde viven esos objetos; en PostgreSQL, que es el motor de esta clase, el esquema por omision se llama public y el nombre completo de la tabla es public.cita.</w:t>
+      </w:r>
+    </w:p>
+    <w:p>
+      <w:pPr>
+        <w:pStyle w:val="ListBullet2"/>
+      </w:pPr>
+      <w:r>
+        <w:rPr>
+          <w:b w:val="0"/>
+          <w:color w:val="4A4A49"/>
+          <w:sz w:val="22"/>
+        </w:rPr>
+        <w:t>Aqui hay que desactivar una confusion que traen quienes vieron Oracle: alli esquema y usuario son practicamente lo mismo y se escribe la clínica.MASCOTA</w:t>
+      </w:r>
+    </w:p>
+    <w:p>
+      <w:pPr>
+        <w:pStyle w:val="ListBullet2"/>
+      </w:pPr>
+      <w:r>
+        <w:rPr>
+          <w:b w:val="0"/>
+          <w:color w:val="4A4A49"/>
+          <w:sz w:val="22"/>
+        </w:rPr>
+        <w:t>Mientras que en PostgreSQL son cosas separadas, un mismo usuario puede tener objetos en varios esquemas y un esquema puede contener objetos de varios propietarios.</w:t>
+      </w:r>
+    </w:p>
+    <w:p>
+      <w:pPr>
+        <w:pStyle w:val="ListBullet2"/>
+      </w:pPr>
+      <w:r>
+        <w:rPr>
+          <w:b w:val="0"/>
+          <w:color w:val="4A4A49"/>
+          <w:sz w:val="22"/>
+        </w:rPr>
+        <w:t>Autenticacion es probar quien es usted, con usuario y clave o con un certificado.</w:t>
+      </w:r>
+    </w:p>
+    <w:p>
+      <w:pPr>
+        <w:pStyle w:val="ListBullet2"/>
+      </w:pPr>
+      <w:r>
+        <w:rPr>
+          <w:b w:val="0"/>
+          <w:color w:val="4A4A49"/>
+          <w:sz w:val="22"/>
+        </w:rPr>
+        <w:t>Autorizacion es decidir que puede hacer una vez que ya esta dentro.</w:t>
+      </w:r>
+    </w:p>
+    <w:p>
+      <w:pPr>
+        <w:pStyle w:val="ListBullet2"/>
+      </w:pPr>
+      <w:r>
+        <w:rPr>
+          <w:b w:val="0"/>
+          <w:color w:val="4A4A49"/>
+          <w:sz w:val="22"/>
+        </w:rPr>
+        <w:t>Son etapas distintas, se controlan con mecanismos distintos, y un usuario puede autenticarse perfectamente y no tener permiso para leer ni una sola fila.</w:t>
+      </w:r>
+    </w:p>
+    <w:p>
+      <w:pPr>
+        <w:pStyle w:val="ListBullet2"/>
+      </w:pPr>
+      <w:r>
+        <w:rPr>
+          <w:b w:val="0"/>
+          <w:color w:val="4A4A49"/>
+          <w:sz w:val="22"/>
+        </w:rPr>
+        <w:t>Esta clase se dicta en sesion virtual sincrona, en el bloque normal de 120 minutos: hay explicacion en vivo.</w:t>
+      </w:r>
+    </w:p>
+    <w:p>
+      <w:pPr>
+        <w:pStyle w:val="ListBullet2"/>
+      </w:pPr>
+      <w:r>
+        <w:rPr>
+          <w:b w:val="0"/>
+          <w:color w:val="4A4A49"/>
+          <w:sz w:val="22"/>
+        </w:rPr>
+        <w:t>NOTAS:</w:t>
+      </w:r>
+    </w:p>
+    <w:p>
+      <w:pPr>
+        <w:pStyle w:val="ListBullet2"/>
+      </w:pPr>
+      <w:r>
+        <w:rPr>
+          <w:b w:val="0"/>
+          <w:color w:val="4A4A49"/>
+          <w:sz w:val="22"/>
+        </w:rPr>
+        <w:t>Conviene aprovechar precisamente eso, porque los permisos son el tema del curso donde el estudiante mas necesita que alguien le diga en el momento por que su GRANT no surtio efecto.</w:t>
+      </w:r>
+    </w:p>
+    <w:p>
+      <w:pPr>
+        <w:pStyle w:val="ListBullet2"/>
+      </w:pPr>
+      <w:r>
+        <w:rPr>
+          <w:b w:val="0"/>
+          <w:color w:val="4A4A49"/>
+          <w:sz w:val="22"/>
+        </w:rPr>
+        <w:t>Fuera de la lamina (habla de la practica): Esta clase se dicta en sesion virtual sincrona, en el bloque normal de 120 minutos: hay explicacion en vivo, taller acompanado y espacio para preguntar, asi que este texto es el material con el que el docente dicta y no una lectura que sustituya la clase.</w:t>
+      </w:r>
+    </w:p>
+    <w:p>
+      <w:r>
+        <w:rPr>
+          <w:b/>
+          <w:color w:val="4A4A49"/>
+          <w:sz w:val="22"/>
+        </w:rPr>
+        <w:t>[Slide 5] Privilegio: la unidad atomica, y la frontera DDL/DML</w:t>
+      </w:r>
+      <w:r>
+        <w:rPr>
+          <w:b w:val="0"/>
+          <w:color w:val="4A4A49"/>
+          <w:sz w:val="22"/>
+        </w:rPr>
+        <w:t xml:space="preserve"> — 4 vinetas.</w:t>
+      </w:r>
+    </w:p>
+    <w:p>
+      <w:pPr>
+        <w:pStyle w:val="ListBullet2"/>
+      </w:pPr>
+      <w:r>
+        <w:rPr>
+          <w:b w:val="0"/>
+          <w:color w:val="4A4A49"/>
+          <w:sz w:val="22"/>
+        </w:rPr>
+        <w:t>DESARROLLO (para explicarlo, no se proyecta):</w:t>
+      </w:r>
+    </w:p>
+    <w:p>
+      <w:pPr>
+        <w:pStyle w:val="ListBullet2"/>
+      </w:pPr>
+      <w:r>
+        <w:rPr>
+          <w:b w:val="0"/>
+          <w:color w:val="4A4A49"/>
+          <w:sz w:val="22"/>
+        </w:rPr>
+        <w:t>Un privilegio es un permiso atomico: la unidad mas pequena de autorizacion que el motor sabe otorgar o quitar.</w:t>
+      </w:r>
+    </w:p>
+    <w:p>
+      <w:pPr>
+        <w:pStyle w:val="ListBullet2"/>
+      </w:pPr>
+      <w:r>
+        <w:rPr>
+          <w:b w:val="0"/>
+          <w:color w:val="4A4A49"/>
+          <w:sz w:val="22"/>
+        </w:rPr>
+        <w:t>En PostgreSQL hay que distinguir dos cosas que los estudiantes mezclan.</w:t>
+      </w:r>
+    </w:p>
+    <w:p>
+      <w:pPr>
+        <w:pStyle w:val="ListBullet2"/>
+      </w:pPr>
+      <w:r>
+        <w:rPr>
+          <w:b w:val="0"/>
+          <w:color w:val="4A4A49"/>
+          <w:sz w:val="22"/>
+        </w:rPr>
+        <w:t>Los privilegios de objeto habilitan acciones sobre un objeto concreto y son los que se escriben con GRANT: SELECT, INSERT, UPDATE, DELETE, TRUNCATE, REFERENCES y TRIGGER sobre una tabla o una vista</w:t>
+      </w:r>
+    </w:p>
+    <w:p>
+      <w:pPr>
+        <w:pStyle w:val="ListBullet2"/>
+      </w:pPr>
+      <w:r>
+        <w:rPr>
+          <w:b w:val="0"/>
+          <w:color w:val="4A4A49"/>
+          <w:sz w:val="22"/>
+        </w:rPr>
+        <w:t>Los atributos de rol son otra cosa: LOGIN, CREATEDB, CREATEROLE y SUPERUSER no se otorgan con GRANT sino que se escriben en el CREATE ROLE o se cambian con ALTER ROLE, y son el equivalente de lo que en Oracle se llama privilegio de sistema.</w:t>
+      </w:r>
+    </w:p>
+    <w:p>
+      <w:pPr>
+        <w:pStyle w:val="ListBullet2"/>
+      </w:pPr>
+      <w:r>
+        <w:rPr>
+          <w:b w:val="0"/>
+          <w:color w:val="4A4A49"/>
+          <w:sz w:val="22"/>
+        </w:rPr>
+        <w:t>DDL, Data Definition Language, son las sentencias que cambian la estructura: CREATE, ALTER, DROP, TRUNCATE.</w:t>
+      </w:r>
+    </w:p>
+    <w:p>
+      <w:pPr>
+        <w:pStyle w:val="ListBullet2"/>
+      </w:pPr>
+      <w:r>
+        <w:rPr>
+          <w:b w:val="0"/>
+          <w:color w:val="4A4A49"/>
+          <w:sz w:val="22"/>
+        </w:rPr>
+        <w:t>DML, Data Manipulation Language, son las que leen o cambian los datos sin tocar la estructura: SELECT, INSERT, UPDATE, DELETE.</w:t>
+      </w:r>
+    </w:p>
+    <w:p>
+      <w:pPr>
+        <w:pStyle w:val="ListBullet2"/>
+      </w:pPr>
+      <w:r>
+        <w:rPr>
+          <w:b w:val="0"/>
+          <w:color w:val="4A4A49"/>
+          <w:sz w:val="22"/>
+        </w:rPr>
+        <w:t>Un recepcionista de la clínica necesita DML sobre unas pocas tablas y nunca necesita DDL.</w:t>
+      </w:r>
+    </w:p>
+    <w:p>
+      <w:pPr>
+        <w:pStyle w:val="ListBullet2"/>
+      </w:pPr>
+      <w:r>
+        <w:rPr>
+          <w:b w:val="0"/>
+          <w:color w:val="4A4A49"/>
+          <w:sz w:val="22"/>
+        </w:rPr>
+        <w:t>Ejemplo en la clínica: GRANT SELECT, INSERT ON cita TO recepcion permite leer y agendar, pero no UPDATE ni DELETE, y tampoco ALTER TABLE, porque modificar la estructura de un objeto no es un privilegio que se conceda con GRANT: lo puede hacer su dueno.</w:t>
+      </w:r>
+    </w:p>
+    <w:p>
+      <w:pPr>
+        <w:pStyle w:val="ListBullet2"/>
+      </w:pPr>
+      <w:r>
+        <w:rPr>
+          <w:b w:val="0"/>
+          <w:color w:val="4A4A49"/>
+          <w:sz w:val="22"/>
+        </w:rPr>
+        <w:t>NOTAS:</w:t>
+      </w:r>
+    </w:p>
+    <w:p>
+      <w:pPr>
+        <w:pStyle w:val="ListBullet2"/>
+      </w:pPr>
+      <w:r>
+        <w:rPr>
+          <w:b w:val="0"/>
+          <w:color w:val="4A4A49"/>
+          <w:sz w:val="22"/>
+        </w:rPr>
+        <w:t>EXECUTE sobre una funcion o un procedimiento</w:t>
+      </w:r>
+    </w:p>
+    <w:p>
+      <w:pPr>
+        <w:pStyle w:val="ListBullet2"/>
+      </w:pPr>
+      <w:r>
+        <w:rPr>
+          <w:b w:val="0"/>
+          <w:color w:val="4A4A49"/>
+          <w:sz w:val="22"/>
+        </w:rPr>
+        <w:t>USAGE sobre un esquema o una secuencia</w:t>
+      </w:r>
+    </w:p>
+    <w:p>
+      <w:pPr>
+        <w:pStyle w:val="ListBullet2"/>
+      </w:pPr>
+      <w:r>
+        <w:rPr>
+          <w:b w:val="0"/>
+          <w:color w:val="4A4A49"/>
+          <w:sz w:val="22"/>
+        </w:rPr>
+        <w:t>CONNECT y TEMPORARY sobre la base de datos.</w:t>
+      </w:r>
+    </w:p>
+    <w:p>
+      <w:pPr>
+        <w:pStyle w:val="ListBullet2"/>
+      </w:pPr>
+      <w:r>
+        <w:rPr>
+          <w:b w:val="0"/>
+          <w:color w:val="4A4A49"/>
+          <w:sz w:val="22"/>
+        </w:rPr>
+        <w:t>Vale la pena decirlo porque el estudiante que busque en internet va a encontrar GRANT CREATE SESSION, que es sintaxis de Oracle y en PostgreSQL no existe.</w:t>
+      </w:r>
+    </w:p>
+    <w:p>
+      <w:pPr>
+        <w:pStyle w:val="ListBullet2"/>
+      </w:pPr>
+      <w:r>
+        <w:rPr>
+          <w:b w:val="0"/>
+          <w:color w:val="4A4A49"/>
+          <w:sz w:val="22"/>
+        </w:rPr>
+        <w:t>La distincion practica que hay que dejar clara es la que separa DDL de DML.</w:t>
+      </w:r>
+    </w:p>
+    <w:p>
+      <w:pPr>
+        <w:pStyle w:val="ListBullet2"/>
+      </w:pPr>
+      <w:r>
+        <w:rPr>
+          <w:b w:val="0"/>
+          <w:color w:val="4A4A49"/>
+          <w:sz w:val="22"/>
+        </w:rPr>
+        <w:t>Si su cuenta puede ejecutar DROP TABLE cita, un error de copiar y pegar borra la agenda completa, y ningun respaldo de la noche anterior devuelve las citas que se agendaron hoy.</w:t>
+      </w:r>
+    </w:p>
+    <w:p>
+      <w:r>
+        <w:rPr>
+          <w:b/>
+          <w:color w:val="4A4A49"/>
+          <w:sz w:val="22"/>
+        </w:rPr>
+        <w:t>[Slide 6] Rol: por que existe, con la aritmetica en el tablero</w:t>
+      </w:r>
+      <w:r>
+        <w:rPr>
+          <w:b w:val="0"/>
+          <w:color w:val="4A4A49"/>
+          <w:sz w:val="22"/>
+        </w:rPr>
+        <w:t xml:space="preserve"> — 4 vinetas.</w:t>
+      </w:r>
+    </w:p>
+    <w:p>
+      <w:pPr>
+        <w:pStyle w:val="ListBullet2"/>
+      </w:pPr>
+      <w:r>
+        <w:rPr>
+          <w:b w:val="0"/>
+          <w:color w:val="4A4A49"/>
+          <w:sz w:val="22"/>
+        </w:rPr>
+        <w:t>DESARROLLO (para explicarlo, no se proyecta):</w:t>
+      </w:r>
+    </w:p>
+    <w:p>
+      <w:pPr>
+        <w:pStyle w:val="ListBullet2"/>
+      </w:pPr>
+      <w:r>
+        <w:rPr>
+          <w:b w:val="0"/>
+          <w:color w:val="4A4A49"/>
+          <w:sz w:val="22"/>
+        </w:rPr>
+        <w:t>Un rol es un paquete de privilegios con nombre propio, que se otorga a un usuario en un solo paso.</w:t>
+      </w:r>
+    </w:p>
+    <w:p>
+      <w:pPr>
+        <w:pStyle w:val="ListBullet2"/>
+      </w:pPr>
+      <w:r>
+        <w:rPr>
+          <w:b w:val="0"/>
+          <w:color w:val="4A4A49"/>
+          <w:sz w:val="22"/>
+        </w:rPr>
+        <w:t>El modelo tiene ocho tablas (dueno, mascota, veterinario, cita, consulta, insumo, factura y detalle_factura) y, contando los dos procedimientos que llegaran en la Clase 3, diez objetos que hay que decidir.</w:t>
+      </w:r>
+    </w:p>
+    <w:p>
+      <w:pPr>
+        <w:pStyle w:val="ListBullet2"/>
+      </w:pPr>
+      <w:r>
+        <w:rPr>
+          <w:b w:val="0"/>
+          <w:color w:val="4A4A49"/>
+          <w:sz w:val="22"/>
+        </w:rPr>
+        <w:t>Si la clinica tiene doce empleados y los permisos se otorgan cuenta por cuenta, el administrador escribe del orden de cientos de sentencias GRANT</w:t>
+      </w:r>
+    </w:p>
+    <w:p>
+      <w:pPr>
+        <w:pStyle w:val="ListBullet2"/>
+      </w:pPr>
+      <w:r>
+        <w:rPr>
+          <w:b w:val="0"/>
+          <w:color w:val="4A4A49"/>
+          <w:sz w:val="22"/>
+        </w:rPr>
+        <w:t>Pero el problema grave no es el volumen: es que cuando cambie una regla, por ejemplo que recepcion ya no pueda anular facturas, tendra que recordar tocar doce cuentas sin olvidar ninguna.</w:t>
+      </w:r>
+    </w:p>
+    <w:p>
+      <w:pPr>
+        <w:pStyle w:val="ListBullet2"/>
+      </w:pPr>
+      <w:r>
+        <w:rPr>
+          <w:b w:val="0"/>
+          <w:color w:val="4A4A49"/>
+          <w:sz w:val="22"/>
+        </w:rPr>
+        <w:t>Con roles se define una sola vez el conjunto de privilegios de recepcion y se ejecutan doce sentencias GRANT recepcion TO usuario.</w:t>
+      </w:r>
+    </w:p>
+    <w:p>
+      <w:pPr>
+        <w:pStyle w:val="ListBullet2"/>
+      </w:pPr>
+      <w:r>
+        <w:rPr>
+          <w:b w:val="0"/>
+          <w:color w:val="4A4A49"/>
+          <w:sz w:val="22"/>
+        </w:rPr>
+        <w:t>Al cambiar la regla se hace un REVOKE sobre el rol y los doce usuarios quedan corregidos en el mismo instante, sin excepciones y sin listas de verificacion.</w:t>
+      </w:r>
+    </w:p>
+    <w:p>
+      <w:pPr>
+        <w:pStyle w:val="ListBullet2"/>
+      </w:pPr>
+      <w:r>
+        <w:rPr>
+          <w:b w:val="0"/>
+          <w:color w:val="4A4A49"/>
+          <w:sz w:val="22"/>
+        </w:rPr>
+        <w:t>Ejemplo la clínica: cuando entra una recepcionista nueva, el alta es una sola sentencia que le otorga el rol recepcion; cuando se va, la baja es una sola sentencia que se lo revoca.</w:t>
+      </w:r>
+    </w:p>
+    <w:p>
+      <w:pPr>
+        <w:pStyle w:val="ListBullet2"/>
+      </w:pPr>
+      <w:r>
+        <w:rPr>
+          <w:b w:val="0"/>
+          <w:color w:val="4A4A49"/>
+          <w:sz w:val="22"/>
+        </w:rPr>
+        <w:t>Ningun permiso se toca objeto por objeto: la matriz del rol sigue siendo la misma para las 12 cuentas.</w:t>
+      </w:r>
+    </w:p>
+    <w:p>
+      <w:pPr>
+        <w:pStyle w:val="ListBullet2"/>
+      </w:pPr>
+      <w:r>
+        <w:rPr>
+          <w:b w:val="0"/>
+          <w:color w:val="4A4A49"/>
+          <w:sz w:val="22"/>
+        </w:rPr>
+        <w:t>NOTAS:</w:t>
+      </w:r>
+    </w:p>
+    <w:p>
+      <w:pPr>
+        <w:pStyle w:val="ListBullet2"/>
+      </w:pPr>
+      <w:r>
+        <w:rPr>
+          <w:b w:val="0"/>
+          <w:color w:val="4A4A49"/>
+          <w:sz w:val="22"/>
+        </w:rPr>
+        <w:t>Existe por una razon aritmetica que conviene poner en el tablero con los numeros de la clínica.</w:t>
+      </w:r>
+    </w:p>
+    <w:p>
+      <w:pPr>
+        <w:pStyle w:val="ListBullet2"/>
+      </w:pPr>
+      <w:r>
+        <w:rPr>
+          <w:b w:val="0"/>
+          <w:color w:val="4A4A49"/>
+          <w:sz w:val="22"/>
+        </w:rPr>
+        <w:t>Sobre cada uno hay hasta cinco acciones posibles, asi que la matriz completa tiene cincuenta celdas.</w:t>
+      </w:r>
+    </w:p>
+    <w:p>
+      <w:pPr>
+        <w:pStyle w:val="ListBullet2"/>
+      </w:pPr>
+      <w:r>
+        <w:rPr>
+          <w:b w:val="0"/>
+          <w:color w:val="4A4A49"/>
+          <w:sz w:val="22"/>
+        </w:rPr>
+        <w:t>Ese es el argumento real que el docente debe transmitir: el rol no ahorra tipeo, ahorra olvidos, y los olvidos en materia de permisos son precisamente los que producen incidentes de seguridad.</w:t>
+      </w:r>
+    </w:p>
+    <w:p>
+      <w:r>
+        <w:rPr>
+          <w:b/>
+          <w:color w:val="4A4A49"/>
+          <w:sz w:val="22"/>
+        </w:rPr>
+        <w:t>[Slide 7] En PostgreSQL usuario y rol son lo mismo, y por eso hoy se escribe NOLOGIN</w:t>
+      </w:r>
+      <w:r>
+        <w:rPr>
+          <w:b w:val="0"/>
+          <w:color w:val="4A4A49"/>
+          <w:sz w:val="22"/>
+        </w:rPr>
+        <w:t xml:space="preserve"> — 3 vinetas.</w:t>
+      </w:r>
+    </w:p>
+    <w:p>
+      <w:pPr>
+        <w:pStyle w:val="ListBullet2"/>
+      </w:pPr>
+      <w:r>
+        <w:rPr>
+          <w:b w:val="0"/>
+          <w:color w:val="4A4A49"/>
+          <w:sz w:val="22"/>
+        </w:rPr>
+        <w:t>DESARROLLO (para explicarlo, no se proyecta):</w:t>
+      </w:r>
+    </w:p>
+    <w:p>
+      <w:pPr>
+        <w:pStyle w:val="ListBullet2"/>
+      </w:pPr>
+      <w:r>
+        <w:rPr>
+          <w:b w:val="0"/>
+          <w:color w:val="4A4A49"/>
+          <w:sz w:val="22"/>
+        </w:rPr>
+        <w:t>CREATE USER no es un comando distinto, es un alias de CREATE ROLE...</w:t>
+      </w:r>
+    </w:p>
+    <w:p>
+      <w:pPr>
+        <w:pStyle w:val="ListBullet2"/>
+      </w:pPr>
+      <w:r>
+        <w:rPr>
+          <w:b w:val="0"/>
+          <w:color w:val="4A4A49"/>
+          <w:sz w:val="22"/>
+        </w:rPr>
+        <w:t>Un rol con el atributo LOGIN es lo que llamamos usuario, porque puede iniciar sesion; un rol sin LOGIN es un paquete de permisos que nadie usa para conectarse.</w:t>
+      </w:r>
+    </w:p>
+    <w:p>
+      <w:pPr>
+        <w:pStyle w:val="ListBullet2"/>
+      </w:pPr>
+      <w:r>
+        <w:rPr>
+          <w:b w:val="0"/>
+          <w:color w:val="4A4A49"/>
+          <w:sz w:val="22"/>
+        </w:rPr>
+        <w:t>Un segundo detalle, este de convencion y no de motor: el rol del veterinario se llama veterinario_rol y no veterinario.</w:t>
+      </w:r>
+    </w:p>
+    <w:p>
+      <w:pPr>
+        <w:pStyle w:val="ListBullet2"/>
+      </w:pPr>
+      <w:r>
+        <w:rPr>
+          <w:b w:val="0"/>
+          <w:color w:val="4A4A49"/>
+          <w:sz w:val="22"/>
+        </w:rPr>
+        <w:t>Tecnicamente no hay ninguna obligacion, porque en PostgreSQL los roles son globales al cluster y las tablas viven en un esquema, de modo que un rol llamado veterinario y una tabla llamada veterinario pueden coexistir sin conflicto alguno.</w:t>
+      </w:r>
+    </w:p>
+    <w:p>
+      <w:pPr>
+        <w:pStyle w:val="ListBullet2"/>
+      </w:pPr>
+      <w:r>
+        <w:rPr>
+          <w:b w:val="0"/>
+          <w:color w:val="4A4A49"/>
+          <w:sz w:val="22"/>
+        </w:rPr>
+        <w:t>La razon es de legibilidad para quien audita: en la linea GRANT SELECT ON cita TO veterinario no se puede saber a simple vista si veterinario es un rol o si alguien se equivoco de sintaxis, mientras que veterinario_rol se lee sin ambiguedad.</w:t>
+      </w:r>
+    </w:p>
+    <w:p>
+      <w:pPr>
+        <w:pStyle w:val="ListBullet2"/>
+      </w:pPr>
+      <w:r>
+        <w:rPr>
+          <w:b w:val="0"/>
+          <w:color w:val="4A4A49"/>
+          <w:sz w:val="22"/>
+        </w:rPr>
+        <w:t>NOTAS:</w:t>
+      </w:r>
+    </w:p>
+    <w:p>
+      <w:pPr>
+        <w:pStyle w:val="ListBullet2"/>
+      </w:pPr>
+      <w:r>
+        <w:rPr>
+          <w:b w:val="0"/>
+          <w:color w:val="4A4A49"/>
+          <w:sz w:val="22"/>
+        </w:rPr>
+        <w:t>Hay un detalle del motor que hay que decir temprano porque de lo contrario el tema se vuelve incomprensible: en PostgreSQL usuario y rol son la misma entidad.</w:t>
+      </w:r>
+    </w:p>
+    <w:p>
+      <w:pPr>
+        <w:pStyle w:val="ListBullet2"/>
+      </w:pPr>
+      <w:r>
+        <w:rPr>
+          <w:b w:val="0"/>
+          <w:color w:val="4A4A49"/>
+          <w:sz w:val="22"/>
+        </w:rPr>
+        <w:t>Por eso los cuatro roles de la clase se crean con CREATE ROLE recepcion NOLOGIN: son bolsas de privilegios, no identidades.</w:t>
+      </w:r>
+    </w:p>
+    <w:p>
+      <w:pPr>
+        <w:pStyle w:val="ListBullet2"/>
+      </w:pPr>
+      <w:r>
+        <w:rPr>
+          <w:b w:val="0"/>
+          <w:color w:val="4A4A49"/>
+          <w:sz w:val="22"/>
+        </w:rPr>
+        <w:t>La persona viene despues, como CREATE ROLE ana_gomez LOGIN PASSWORD '...', y recibe la bolsa con GRANT recepcion TO ana_gomez.</w:t>
+      </w:r>
+    </w:p>
+    <w:p>
+      <w:pPr>
+        <w:pStyle w:val="ListBullet2"/>
+      </w:pPr>
+      <w:r>
+        <w:rPr>
+          <w:b w:val="0"/>
+          <w:color w:val="4A4A49"/>
+          <w:sz w:val="22"/>
+        </w:rPr>
+        <w:t>Esa herencia es la que hace que al modificar el rol se corrijan todas las personas a la vez.</w:t>
+      </w:r>
+    </w:p>
+    <w:p>
+      <w:pPr>
+        <w:pStyle w:val="ListBullet2"/>
+      </w:pPr>
+      <w:r>
+        <w:rPr>
+          <w:b w:val="0"/>
+          <w:color w:val="4A4A49"/>
+          <w:sz w:val="22"/>
+        </w:rPr>
+        <w:t>Conviene decir esto tal cual, porque un estudiante despierto va a preguntar por que el sufijo y merece la respuesta correcta y no una inventada.</w:t>
+      </w:r>
+    </w:p>
+    <w:p>
+      <w:r>
+        <w:rPr>
+          <w:b/>
+          <w:color w:val="4A4A49"/>
+          <w:sz w:val="22"/>
+        </w:rPr>
+        <w:t>[Slide 8] Crear el rol y otorgar solo lo que el cargo usa</w:t>
+      </w:r>
+      <w:r>
+        <w:rPr>
+          <w:b w:val="0"/>
+          <w:color w:val="4A4A49"/>
+          <w:sz w:val="22"/>
+        </w:rPr>
+        <w:t xml:space="preserve"> — 11 vinetas.</w:t>
+      </w:r>
+    </w:p>
+    <w:p>
+      <w:r>
+        <w:rPr>
+          <w:b/>
+          <w:color w:val="4A4A49"/>
+          <w:sz w:val="22"/>
+        </w:rPr>
+        <w:t>[Slide 9] Minimo privilegio aplicado a VetCare: la matriz defendible</w:t>
+      </w:r>
+      <w:r>
+        <w:rPr>
+          <w:b w:val="0"/>
+          <w:color w:val="4A4A49"/>
+          <w:sz w:val="22"/>
+        </w:rPr>
+        <w:t xml:space="preserve"> — 3 vinetas.</w:t>
+      </w:r>
+    </w:p>
+    <w:p>
+      <w:pPr>
+        <w:pStyle w:val="ListBullet2"/>
+      </w:pPr>
+      <w:r>
+        <w:rPr>
+          <w:b w:val="0"/>
+          <w:color w:val="4A4A49"/>
+          <w:sz w:val="22"/>
+        </w:rPr>
+        <w:t>DESARROLLO (para explicarlo, no se proyecta):</w:t>
+      </w:r>
+    </w:p>
+    <w:p>
+      <w:pPr>
+        <w:pStyle w:val="ListBullet2"/>
+      </w:pPr>
+      <w:r>
+        <w:rPr>
+          <w:b w:val="0"/>
+          <w:color w:val="4A4A49"/>
+          <w:sz w:val="22"/>
+        </w:rPr>
+        <w:t>No necesita leer consulta, porque el historial clinico es informacion sensible del paciente que la recepcion no requiere para hacer su trabajo.</w:t>
+      </w:r>
+    </w:p>
+    <w:p>
+      <w:pPr>
+        <w:pStyle w:val="ListBullet2"/>
+      </w:pPr>
+      <w:r>
+        <w:rPr>
+          <w:b w:val="0"/>
+          <w:color w:val="4A4A49"/>
+          <w:sz w:val="22"/>
+        </w:rPr>
+        <w:t>El rol veterinario_rol necesita SELECT sobre cita y mascota, y SELECT, INSERT y UPDATE sobre consulta, porque es quien documenta la atencion.</w:t>
+      </w:r>
+    </w:p>
+    <w:p>
+      <w:pPr>
+        <w:pStyle w:val="ListBullet2"/>
+      </w:pPr>
+      <w:r>
+        <w:rPr>
+          <w:b w:val="0"/>
+          <w:color w:val="4A4A49"/>
+          <w:sz w:val="22"/>
+        </w:rPr>
+        <w:t>El rol admin_bd es el unico con privilegios amplios, y es el que sostiene el DDL.</w:t>
+      </w:r>
+    </w:p>
+    <w:p>
+      <w:pPr>
+        <w:pStyle w:val="ListBullet2"/>
+      </w:pPr>
+      <w:r>
+        <w:rPr>
+          <w:b w:val="0"/>
+          <w:color w:val="4A4A49"/>
+          <w:sz w:val="22"/>
+        </w:rPr>
+        <w:t>Notese que DELETE no aparece en ninguna fila operativa, y eso no es descuido: en un sistema clinico las cosas no se borran, se marcan.</w:t>
+      </w:r>
+    </w:p>
+    <w:p>
+      <w:pPr>
+        <w:pStyle w:val="ListBullet2"/>
+      </w:pPr>
+      <w:r>
+        <w:rPr>
+          <w:b w:val="0"/>
+          <w:color w:val="4A4A49"/>
+          <w:sz w:val="22"/>
+        </w:rPr>
+        <w:t>Una cita cancelada lleva estado = 'CANCELADA' y una mascota que ya no se atiende lleva activa = 'N', que es exactamente como quedo el DDL de la Clase 1, con CHAR(1) y CHECK (activa IN ('S','N')).</w:t>
+      </w:r>
+    </w:p>
+    <w:p>
+      <w:pPr>
+        <w:pStyle w:val="ListBullet2"/>
+      </w:pPr>
+      <w:r>
+        <w:rPr>
+          <w:b w:val="0"/>
+          <w:color w:val="4A4A49"/>
+          <w:sz w:val="22"/>
+        </w:rPr>
+        <w:t>NOTAS:</w:t>
+      </w:r>
+    </w:p>
+    <w:p>
+      <w:pPr>
+        <w:pStyle w:val="ListBullet2"/>
+      </w:pPr>
+      <w:r>
+        <w:rPr>
+          <w:b w:val="0"/>
+          <w:color w:val="4A4A49"/>
+          <w:sz w:val="22"/>
+        </w:rPr>
+        <w:t>El principio de minimo privilegio dice que cada rol recibe exactamente lo que necesita para cumplir su funcion y ni un privilegio mas.</w:t>
+      </w:r>
+    </w:p>
+    <w:p>
+      <w:pPr>
+        <w:pStyle w:val="ListBullet2"/>
+      </w:pPr>
+      <w:r>
+        <w:rPr>
+          <w:b w:val="0"/>
+          <w:color w:val="4A4A49"/>
+          <w:sz w:val="22"/>
+        </w:rPr>
+        <w:t>Aplicado a la clínica deja una matriz muy concreta y defendible.</w:t>
+      </w:r>
+    </w:p>
+    <w:p>
+      <w:pPr>
+        <w:pStyle w:val="ListBullet2"/>
+      </w:pPr>
+      <w:r>
+        <w:rPr>
+          <w:b w:val="0"/>
+          <w:color w:val="4A4A49"/>
+          <w:sz w:val="22"/>
+        </w:rPr>
+        <w:t>El rol recepcion necesita SELECT sobre mascota, dueno y veterinario para poder buscar y agendar, y SELECT, INSERT y UPDATE sobre cita para agendar y reprogramar; nada mas.</w:t>
+      </w:r>
+    </w:p>
+    <w:p>
+      <w:pPr>
+        <w:pStyle w:val="ListBullet2"/>
+      </w:pPr>
+      <w:r>
+        <w:rPr>
+          <w:b w:val="0"/>
+          <w:color w:val="4A4A49"/>
+          <w:sz w:val="22"/>
+        </w:rPr>
+        <w:t>El rol auditor recibe unicamente SELECT, y jamas una escritura.</w:t>
+      </w:r>
+    </w:p>
+    <w:p>
+      <w:pPr>
+        <w:pStyle w:val="ListBullet2"/>
+      </w:pPr>
+      <w:r>
+        <w:rPr>
+          <w:b w:val="0"/>
+          <w:color w:val="4A4A49"/>
+          <w:sz w:val="22"/>
+        </w:rPr>
+        <w:t>Eso se llama borrado logico, y hace que el privilegio DELETE sea innecesario para casi todos los usuarios, lo que a su vez elimina de raiz la posibilidad de una perdida accidental de informacion.</w:t>
+      </w:r>
+    </w:p>
+    <w:p>
+      <w:pPr>
+        <w:pStyle w:val="ListBullet2"/>
+      </w:pPr>
+      <w:r>
+        <w:rPr>
+          <w:b w:val="0"/>
+          <w:color w:val="4A4A49"/>
+          <w:sz w:val="22"/>
+        </w:rPr>
+        <w:t>Conviene escribir esos dos valores en el tablero, porque el estudiante que suponga activa = 0 escribira un UPDATE que el CHECK va a rechazar y perdera diez minutos buscando el error en otra parte.</w:t>
+      </w:r>
+    </w:p>
+    <w:p>
+      <w:r>
+        <w:rPr>
+          <w:b/>
+          <w:color w:val="4A4A49"/>
+          <w:sz w:val="22"/>
+        </w:rPr>
+        <w:t>[Slide 10] Minimo privilegio, en concreto</w:t>
+      </w:r>
+      <w:r>
+        <w:rPr>
+          <w:b w:val="0"/>
+          <w:color w:val="4A4A49"/>
+          <w:sz w:val="22"/>
+        </w:rPr>
+        <w:t xml:space="preserve"> — 9 vinetas.</w:t>
+      </w:r>
+    </w:p>
+    <w:p>
+      <w:r>
+        <w:rPr>
+          <w:b/>
+          <w:color w:val="4A4A49"/>
+          <w:sz w:val="22"/>
+        </w:rPr>
+        <w:t>[Slide 11] Separacion de funciones: el ejemplo de la factura</w:t>
+      </w:r>
+      <w:r>
+        <w:rPr>
+          <w:b w:val="0"/>
+          <w:color w:val="4A4A49"/>
+          <w:sz w:val="22"/>
+        </w:rPr>
+        <w:t xml:space="preserve"> — 3 vinetas.</w:t>
+      </w:r>
+    </w:p>
+    <w:p>
+      <w:pPr>
+        <w:pStyle w:val="ListBullet2"/>
+      </w:pPr>
+      <w:r>
+        <w:rPr>
+          <w:b w:val="0"/>
+          <w:color w:val="4A4A49"/>
+          <w:sz w:val="22"/>
+        </w:rPr>
+        <w:t>DESARROLLO (para explicarlo, no se proyecta):</w:t>
+      </w:r>
+    </w:p>
+    <w:p>
+      <w:pPr>
+        <w:pStyle w:val="ListBullet2"/>
+      </w:pPr>
+      <w:r>
+        <w:rPr>
+          <w:b w:val="0"/>
+          <w:color w:val="4A4A49"/>
+          <w:sz w:val="22"/>
+        </w:rPr>
+        <w:t>Separacion de funciones, o segregation of duties, es la practica de repartir un proceso sensible entre dos o mas personas para que ninguna pueda completarlo sola sin dejar rastro.</w:t>
+      </w:r>
+    </w:p>
+    <w:p>
+      <w:pPr>
+        <w:pStyle w:val="ListBullet2"/>
+      </w:pPr>
+      <w:r>
+        <w:rPr>
+          <w:b w:val="0"/>
+          <w:color w:val="4A4A49"/>
+          <w:sz w:val="22"/>
+        </w:rPr>
+        <w:t>En terminos de base de datos significa que quien disena y modifica el esquema no debe ser la misma cuenta que opera los datos del dia a dia, y que quien audita solo debe leer.</w:t>
+      </w:r>
+    </w:p>
+    <w:p>
+      <w:pPr>
+        <w:pStyle w:val="ListBullet2"/>
+      </w:pPr>
+      <w:r>
+        <w:rPr>
+          <w:b w:val="0"/>
+          <w:color w:val="4A4A49"/>
+          <w:sz w:val="22"/>
+        </w:rPr>
+        <w:t>El ejemplo de la clínica es facil de contar: si la misma cuenta que emite una factura puede tambien borrarla, entonces una persona puede cobrar en efectivo y hacer desaparecer el registro, y no queda evidencia de que la factura existio.</w:t>
+      </w:r>
+    </w:p>
+    <w:p>
+      <w:pPr>
+        <w:pStyle w:val="ListBullet2"/>
+      </w:pPr>
+      <w:r>
+        <w:rPr>
+          <w:b w:val="0"/>
+          <w:color w:val="4A4A49"/>
+          <w:sz w:val="22"/>
+        </w:rPr>
+        <w:t>Separando funciones, emitir una factura es un INSERT permitido a un rol, y anular una factura es un UPDATE de estado permitido a un rol distinto, y ese UPDATE deja fecha, usuario y motivo.</w:t>
+      </w:r>
+    </w:p>
+    <w:p>
+      <w:pPr>
+        <w:pStyle w:val="ListBullet2"/>
+      </w:pPr>
+      <w:r>
+        <w:rPr>
+          <w:b w:val="0"/>
+          <w:color w:val="4A4A49"/>
+          <w:sz w:val="22"/>
+        </w:rPr>
+        <w:t>Aqui aparece la primera pregunta previsible del estudiante: «no es mas facil darle todo al jefe y ya?».</w:t>
+      </w:r>
+    </w:p>
+    <w:p>
+      <w:pPr>
+        <w:pStyle w:val="ListBullet2"/>
+      </w:pPr>
+      <w:r>
+        <w:rPr>
+          <w:b w:val="0"/>
+          <w:color w:val="4A4A49"/>
+          <w:sz w:val="22"/>
+        </w:rPr>
+        <w:t>En terminos de privilegios: recepcion puede INSERT en factura pero no UPDATE sobre un total ya emitido, y auditor solo tiene SELECT.</w:t>
+      </w:r>
+    </w:p>
+    <w:p>
+      <w:pPr>
+        <w:pStyle w:val="ListBullet2"/>
+      </w:pPr>
+      <w:r>
+        <w:rPr>
+          <w:b w:val="0"/>
+          <w:color w:val="4A4A49"/>
+          <w:sz w:val="22"/>
+        </w:rPr>
+        <w:t>NOTAS:</w:t>
+      </w:r>
+    </w:p>
+    <w:p>
+      <w:pPr>
+        <w:pStyle w:val="ListBullet2"/>
+      </w:pPr>
+      <w:r>
+        <w:rPr>
+          <w:b w:val="0"/>
+          <w:color w:val="4A4A49"/>
+          <w:sz w:val="22"/>
+        </w:rPr>
+        <w:t>La respuesta que el docente debe dar es que el problema no es la confianza en la persona sino el dano posible por un error o por una sesion robada.</w:t>
+      </w:r>
+    </w:p>
+    <w:p>
+      <w:pPr>
+        <w:pStyle w:val="ListBullet2"/>
+      </w:pPr>
+      <w:r>
+        <w:rPr>
+          <w:b w:val="0"/>
+          <w:color w:val="4A4A49"/>
+          <w:sz w:val="22"/>
+        </w:rPr>
+        <w:t>Si alguien roba la sesion del recepcionista, con minimo privilegio el atacante ve agendas y datos de contacto; con privilegios de administrador, borra la base completa.</w:t>
+      </w:r>
+    </w:p>
+    <w:p>
+      <w:pPr>
+        <w:pStyle w:val="ListBullet2"/>
+      </w:pPr>
+      <w:r>
+        <w:rPr>
+          <w:b w:val="0"/>
+          <w:color w:val="4A4A49"/>
+          <w:sz w:val="22"/>
+        </w:rPr>
+        <w:t>El permiso no mide cuanto se quiere a un empleado, mide cuanto se puede perder.</w:t>
+      </w:r>
+    </w:p>
+    <w:p>
+      <w:pPr>
+        <w:pStyle w:val="ListBullet2"/>
+      </w:pPr>
+      <w:r>
+        <w:rPr>
+          <w:b w:val="0"/>
+          <w:color w:val="4A4A49"/>
+          <w:sz w:val="22"/>
+        </w:rPr>
+        <w:t>Ningun rol puede a la vez crear, modificar y aprobar el mismo registro.</w:t>
+      </w:r>
+    </w:p>
+    <w:p>
+      <w:r>
+        <w:rPr>
+          <w:b/>
+          <w:color w:val="4A4A49"/>
+          <w:sz w:val="22"/>
+        </w:rPr>
+        <w:t>[Slide 12] GRANT y REVOKE: la sintaxis exacta que se va a escribir hoy</w:t>
+      </w:r>
+      <w:r>
+        <w:rPr>
+          <w:b w:val="0"/>
+          <w:color w:val="4A4A49"/>
+          <w:sz w:val="22"/>
+        </w:rPr>
+        <w:t xml:space="preserve"> — 3 vinetas.</w:t>
+      </w:r>
+    </w:p>
+    <w:p>
+      <w:pPr>
+        <w:pStyle w:val="ListBullet2"/>
+      </w:pPr>
+      <w:r>
+        <w:rPr>
+          <w:b w:val="0"/>
+          <w:color w:val="4A4A49"/>
+          <w:sz w:val="22"/>
+        </w:rPr>
+        <w:t>DESARROLLO (para explicarlo, no se proyecta):</w:t>
+      </w:r>
+    </w:p>
+    <w:p>
+      <w:pPr>
+        <w:pStyle w:val="ListBullet2"/>
+      </w:pPr>
+      <w:r>
+        <w:rPr>
+          <w:b w:val="0"/>
+          <w:color w:val="4A4A49"/>
+          <w:sz w:val="22"/>
+        </w:rPr>
+        <w:t>La forma de las sentencias reales, que el estudiante debe poder escribir de memoria al terminar la lectura, es esta: CREATE ROLE recepcion NOLOGIN; luego GRANT SELECT, INSERT, UPDATE ON cita TO recepcion</w:t>
+      </w:r>
+    </w:p>
+    <w:p>
+      <w:pPr>
+        <w:pStyle w:val="ListBullet2"/>
+      </w:pPr>
+      <w:r>
+        <w:rPr>
+          <w:b w:val="0"/>
+          <w:color w:val="4A4A49"/>
+          <w:sz w:val="22"/>
+        </w:rPr>
+        <w:t>Luego GRANT SELECT ON dueno, mascota, veterinario TO recepcion, aprovechando que PostgreSQL acepta varias tablas en un mismo GRANT; y finalmente GRANT recepcion TO ana_gomez.</w:t>
+      </w:r>
+    </w:p>
+    <w:p>
+      <w:pPr>
+        <w:pStyle w:val="ListBullet2"/>
+      </w:pPr>
+      <w:r>
+        <w:rPr>
+          <w:b w:val="0"/>
+          <w:color w:val="4A4A49"/>
+          <w:sz w:val="22"/>
+        </w:rPr>
+        <w:t>Primero, un rol recien creado no tiene ningun privilegio sobre las tablas ajenas: no hace falta revocar nada para «empezar limpio», el punto de partida ya es cero.</w:t>
+      </w:r>
+    </w:p>
+    <w:p>
+      <w:pPr>
+        <w:pStyle w:val="ListBullet2"/>
+      </w:pPr>
+      <w:r>
+        <w:rPr>
+          <w:b w:val="0"/>
+          <w:color w:val="4A4A49"/>
+          <w:sz w:val="22"/>
+        </w:rPr>
+        <w:t>Segundo, para que un rol pueda usar los objetos del esquema necesita USAGE sobre el esquema; en public eso viene concedido por omision, asi que hoy no estorba, pero en un servidor con esquemas propios es la causa numero uno del GRANT que «no surtio efecto».</w:t>
+      </w:r>
+    </w:p>
+    <w:p>
+      <w:pPr>
+        <w:pStyle w:val="ListBullet2"/>
+      </w:pPr>
+      <w:r>
+        <w:rPr>
+          <w:b w:val="0"/>
+          <w:color w:val="4A4A49"/>
+          <w:sz w:val="22"/>
+        </w:rPr>
+        <w:t>Tercero, existe la forma masiva GRANT SELECT ON ALL TABLES IN SCHEMA public TO auditor, comoda y peligrosa a la vez: aplica a las tablas que existen en ese momento y no a las futuras</w:t>
+      </w:r>
+    </w:p>
+    <w:p>
+      <w:pPr>
+        <w:pStyle w:val="ListBullet2"/>
+      </w:pPr>
+      <w:r>
+        <w:rPr>
+          <w:b w:val="0"/>
+          <w:color w:val="4A4A49"/>
+          <w:sz w:val="22"/>
+        </w:rPr>
+        <w:t>De modo que la tabla que se cree la semana entrante quedara fuera y nadie se dara cuenta; para eso existe ALTER DEFAULT PRIVILEGES, que vale nombrar sin desarrollar.</w:t>
+      </w:r>
+    </w:p>
+    <w:p>
+      <w:pPr>
+        <w:pStyle w:val="ListBullet2"/>
+      </w:pPr>
+      <w:r>
+        <w:rPr>
+          <w:b w:val="0"/>
+          <w:color w:val="4A4A49"/>
+          <w:sz w:val="22"/>
+        </w:rPr>
+        <w:t>Error comun: creer que REVOKE de un privilegio que nunca se otorgo es un error: PostgreSQL lo ejecuta sin error y no cambia nada.</w:t>
+      </w:r>
+    </w:p>
+    <w:p>
+      <w:pPr>
+        <w:pStyle w:val="ListBullet2"/>
+      </w:pPr>
+      <w:r>
+        <w:rPr>
+          <w:b w:val="0"/>
+          <w:color w:val="4A4A49"/>
+          <w:sz w:val="22"/>
+        </w:rPr>
+        <w:t>Tambien es comun olvidar que los privilegios concedidos a PUBLIC los recibe todo rol, incluido el que se acaba de restringir.</w:t>
+      </w:r>
+    </w:p>
+    <w:p>
+      <w:pPr>
+        <w:pStyle w:val="ListBullet2"/>
+      </w:pPr>
+      <w:r>
+        <w:rPr>
+          <w:b w:val="0"/>
+          <w:color w:val="4A4A49"/>
+          <w:sz w:val="22"/>
+        </w:rPr>
+        <w:t>NOTAS:</w:t>
+      </w:r>
+    </w:p>
+    <w:p>
+      <w:pPr>
+        <w:pStyle w:val="ListBullet2"/>
+      </w:pPr>
+      <w:r>
+        <w:rPr>
+          <w:b w:val="0"/>
+          <w:color w:val="4A4A49"/>
+          <w:sz w:val="22"/>
+        </w:rPr>
+        <w:t>GRANT otorga y REVOKE retira, y ambos operan igual sobre usuarios y sobre roles.</w:t>
+      </w:r>
+    </w:p>
+    <w:p>
+      <w:pPr>
+        <w:pStyle w:val="ListBullet2"/>
+      </w:pPr>
+      <w:r>
+        <w:rPr>
+          <w:b w:val="0"/>
+          <w:color w:val="4A4A49"/>
+          <w:sz w:val="22"/>
+        </w:rPr>
+        <w:t>Para retirar un permiso</w:t>
+      </w:r>
+    </w:p>
+    <w:p>
+      <w:pPr>
+        <w:pStyle w:val="ListBullet2"/>
+      </w:pPr>
+      <w:r>
+        <w:rPr>
+          <w:b w:val="0"/>
+          <w:color w:val="4A4A49"/>
+          <w:sz w:val="22"/>
+        </w:rPr>
+        <w:t>Hay tres detalles operativos que evitan la mitad de los tropiezos de la clase.</w:t>
+      </w:r>
+    </w:p>
+    <w:p>
+      <w:pPr>
+        <w:pStyle w:val="ListBullet2"/>
+      </w:pPr>
+      <w:r>
+        <w:rPr>
+          <w:b w:val="0"/>
+          <w:color w:val="4A4A49"/>
+          <w:sz w:val="22"/>
+        </w:rPr>
+        <w:t>CÓDIGO CITADO (referencia):</w:t>
+      </w:r>
+    </w:p>
+    <w:p>
+      <w:pPr>
+        <w:pStyle w:val="ListBullet2"/>
+      </w:pPr>
+      <w:r>
+        <w:rPr>
+          <w:b w:val="0"/>
+          <w:color w:val="4A4A49"/>
+          <w:sz w:val="22"/>
+        </w:rPr>
+        <w:t>REVOKE DELETE ON cita FROM recepcion</w:t>
+      </w:r>
+    </w:p>
+    <w:p>
+      <w:pPr>
+        <w:pStyle w:val="ListBullet2"/>
+      </w:pPr>
+      <w:r>
+        <w:rPr>
+          <w:b w:val="0"/>
+          <w:color w:val="4A4A49"/>
+          <w:sz w:val="22"/>
+        </w:rPr>
+        <w:t>Fuera de la lamina (habla de la practica): Eso explica por que el REVOKE de DELETE que pide el taller es, tecnicamente, redundante; se escribe de todos modos porque es la evidencia documental de una decision de diseno, y quien revise el script tiene que poder ver que la ausencia de DELETE fue deliberada y no un olvido.</w:t>
+      </w:r>
+    </w:p>
+    <w:p>
+      <w:r>
+        <w:rPr>
+          <w:b/>
+          <w:color w:val="4A4A49"/>
+          <w:sz w:val="22"/>
+        </w:rPr>
+        <w:t>[Slide 13] WITH GRANT OPTION y PUBLIC: los dos que hacen dano sin avisar</w:t>
+      </w:r>
+      <w:r>
+        <w:rPr>
+          <w:b w:val="0"/>
+          <w:color w:val="4A4A49"/>
+          <w:sz w:val="22"/>
+        </w:rPr>
+        <w:t xml:space="preserve"> — 3 vinetas.</w:t>
+      </w:r>
+    </w:p>
+    <w:p>
+      <w:pPr>
+        <w:pStyle w:val="ListBullet2"/>
+      </w:pPr>
+      <w:r>
+        <w:rPr>
+          <w:b w:val="0"/>
+          <w:color w:val="4A4A49"/>
+          <w:sz w:val="22"/>
+        </w:rPr>
+        <w:t>DESARROLLO (para explicarlo, no se proyecta):</w:t>
+      </w:r>
+    </w:p>
+    <w:p>
+      <w:pPr>
+        <w:pStyle w:val="ListBullet2"/>
+      </w:pPr>
+      <w:r>
+        <w:rPr>
+          <w:b w:val="0"/>
+          <w:color w:val="4A4A49"/>
+          <w:sz w:val="22"/>
+        </w:rPr>
+        <w:t>La clausula WITH GRANT OPTION permite que quien recibio el privilegio lo vuelva a otorgar a otros; suena comodo y es una mala idea</w:t>
+      </w:r>
+    </w:p>
+    <w:p>
+      <w:pPr>
+        <w:pStyle w:val="ListBullet2"/>
+      </w:pPr>
+      <w:r>
+        <w:rPr>
+          <w:b w:val="0"/>
+          <w:color w:val="4A4A49"/>
+          <w:sz w:val="22"/>
+        </w:rPr>
+        <w:t>Porque el administrador pierde el control de la cadena de permisos y, al hacer REVOKE, se produce una revocacion en cascada con efectos que nadie previo</w:t>
+      </w:r>
+    </w:p>
+    <w:p>
+      <w:pPr>
+        <w:pStyle w:val="ListBullet2"/>
+      </w:pPr>
+      <w:r>
+        <w:rPr>
+          <w:b w:val="0"/>
+          <w:color w:val="4A4A49"/>
+          <w:sz w:val="22"/>
+        </w:rPr>
+        <w:t>De hecho PostgreSQL rechaza el REVOKE si hay privilegios dependientes y obliga a escribir CASCADE, que es el motor avisando que la operacion va a tocar mas de lo que se le pidio.</w:t>
+      </w:r>
+    </w:p>
+    <w:p>
+      <w:pPr>
+        <w:pStyle w:val="ListBullet2"/>
+      </w:pPr>
+      <w:r>
+        <w:rPr>
+          <w:b w:val="0"/>
+          <w:color w:val="4A4A49"/>
+          <w:sz w:val="22"/>
+        </w:rPr>
+        <w:t>El segundo es el rol especial PUBLIC, al que pertenecen todos los roles existentes y futuros: un GRANT SELECT ON consulta TO PUBLIC entrega el historial clinico a cualquiera que pueda conectarse, incluido el proximo usuario que se cree manana.</w:t>
+      </w:r>
+    </w:p>
+    <w:p>
+      <w:pPr>
+        <w:pStyle w:val="ListBullet2"/>
+      </w:pPr>
+      <w:r>
+        <w:rPr>
+          <w:b w:val="0"/>
+          <w:color w:val="4A4A49"/>
+          <w:sz w:val="22"/>
+        </w:rPr>
+        <w:t>Buscar y quitar privilegios otorgados a PUBLIC, con REVOKE ALL ON &lt;tabla&gt; FROM PUBLIC, es una tarea real de endurecimiento en bases de datos heredadas, y vale la pena nombrarla para que el estudiante entienda que estos conceptos no son escolares.</w:t>
+      </w:r>
+    </w:p>
+    <w:p>
+      <w:pPr>
+        <w:pStyle w:val="ListBullet2"/>
+      </w:pPr>
+      <w:r>
+        <w:rPr>
+          <w:b w:val="0"/>
+          <w:color w:val="4A4A49"/>
+          <w:sz w:val="22"/>
+        </w:rPr>
+        <w:t>NOTAS:</w:t>
+      </w:r>
+    </w:p>
+    <w:p>
+      <w:pPr>
+        <w:pStyle w:val="ListBullet2"/>
+      </w:pPr>
+      <w:r>
+        <w:rPr>
+          <w:b w:val="0"/>
+          <w:color w:val="4A4A49"/>
+          <w:sz w:val="22"/>
+        </w:rPr>
+        <w:t>Hay dos mecanismos que conviene conocer porque hacen dano en silencio.</w:t>
+      </w:r>
+    </w:p>
+    <w:p>
+      <w:r>
+        <w:rPr>
+          <w:b/>
+          <w:color w:val="4A4A49"/>
+          <w:sz w:val="22"/>
+        </w:rPr>
+        <w:t>[Slide 14] REVOKE, y los dos que hacen dano en silencio</w:t>
+      </w:r>
+      <w:r>
+        <w:rPr>
+          <w:b w:val="0"/>
+          <w:color w:val="4A4A49"/>
+          <w:sz w:val="22"/>
+        </w:rPr>
+        <w:t xml:space="preserve"> — 10 vinetas.</w:t>
+      </w:r>
+    </w:p>
+    <w:p>
+      <w:r>
+        <w:rPr>
+          <w:b/>
+          <w:color w:val="4A4A49"/>
+          <w:sz w:val="22"/>
+        </w:rPr>
+        <w:t>[Slide 15] Cuando el GRANT es demasiado: vista y privilegio por columna</w:t>
+      </w:r>
+      <w:r>
+        <w:rPr>
+          <w:b w:val="0"/>
+          <w:color w:val="4A4A49"/>
+          <w:sz w:val="22"/>
+        </w:rPr>
+        <w:t xml:space="preserve"> — 4 vinetas.</w:t>
+      </w:r>
+    </w:p>
+    <w:p>
+      <w:pPr>
+        <w:pStyle w:val="ListBullet2"/>
+      </w:pPr>
+      <w:r>
+        <w:rPr>
+          <w:b w:val="0"/>
+          <w:color w:val="4A4A49"/>
+          <w:sz w:val="22"/>
+        </w:rPr>
+        <w:t>DESARROLLO (para explicarlo, no se proyecta):</w:t>
+      </w:r>
+    </w:p>
+    <w:p>
+      <w:pPr>
+        <w:pStyle w:val="ListBullet2"/>
+      </w:pPr>
+      <w:r>
+        <w:rPr>
+          <w:b w:val="0"/>
+          <w:color w:val="4A4A49"/>
+          <w:sz w:val="22"/>
+        </w:rPr>
+        <w:t>Un GRANT sobre una tabla es todo o nada en filas y columnas: quien tiene SELECT sobre dueno ve las seis columnas y las seis filas.</w:t>
+      </w:r>
+    </w:p>
+    <w:p>
+      <w:pPr>
+        <w:pStyle w:val="ListBullet2"/>
+      </w:pPr>
+      <w:r>
+        <w:rPr>
+          <w:b w:val="0"/>
+          <w:color w:val="4A4A49"/>
+          <w:sz w:val="22"/>
+        </w:rPr>
+        <w:t>Hay dos mecanismos para recortar esa superficie y hay que saber cuando usar cada uno.</w:t>
+      </w:r>
+    </w:p>
+    <w:p>
+      <w:pPr>
+        <w:pStyle w:val="ListBullet2"/>
+      </w:pPr>
+      <w:r>
+        <w:rPr>
+          <w:b w:val="0"/>
+          <w:color w:val="4A4A49"/>
+          <w:sz w:val="22"/>
+        </w:rPr>
+        <w:t>Una vista es una consulta guardada con nombre, que se usa como si fuera una tabla; se crea con CREATE VIEW v_agenda_recepcion AS SELECT... y se le otorga SELECT al rol.</w:t>
+      </w:r>
+    </w:p>
+    <w:p>
+      <w:pPr>
+        <w:pStyle w:val="ListBullet2"/>
+      </w:pPr>
+      <w:r>
+        <w:rPr>
+          <w:b w:val="0"/>
+          <w:color w:val="4A4A49"/>
+          <w:sz w:val="22"/>
+        </w:rPr>
+        <w:t>La vista recorta las dos dimensiones a la vez: filas, con un WHERE estado &lt;&gt; 'CANCELADA', y columnas, con solo dejar el email fuera del SELECT.</w:t>
+      </w:r>
+    </w:p>
+    <w:p>
+      <w:pPr>
+        <w:pStyle w:val="ListBullet2"/>
+      </w:pPr>
+      <w:r>
+        <w:rPr>
+          <w:b w:val="0"/>
+          <w:color w:val="4A4A49"/>
+          <w:sz w:val="22"/>
+        </w:rPr>
+        <w:t>El segundo mecanismo es el privilegio por columna: ON dueno TO veterinario_rol otorga lectura de dos columnas y de ninguna otra, sin crear ningun objeto nuevo.</w:t>
+      </w:r>
+    </w:p>
+    <w:p>
+      <w:pPr>
+        <w:pStyle w:val="ListBullet2"/>
+      </w:pPr>
+      <w:r>
+        <w:rPr>
+          <w:b w:val="0"/>
+          <w:color w:val="4A4A49"/>
+          <w:sz w:val="22"/>
+        </w:rPr>
+        <w:t>El criterio para elegir es simple: si el recorte necesita filtrar filas o cruzar tablas, se hace con vista; si es puramente por columna y no se quiere mantener un objeto mas, con privilegio por columna.</w:t>
+      </w:r>
+    </w:p>
+    <w:p>
+      <w:pPr>
+        <w:pStyle w:val="ListBullet2"/>
+      </w:pPr>
+      <w:r>
+        <w:rPr>
+          <w:b w:val="0"/>
+          <w:color w:val="4A4A49"/>
+          <w:sz w:val="22"/>
+        </w:rPr>
+        <w:t>NOTAS:</w:t>
+      </w:r>
+    </w:p>
+    <w:p>
+      <w:pPr>
+        <w:pStyle w:val="ListBullet2"/>
+      </w:pPr>
+      <w:r>
+        <w:rPr>
+          <w:b w:val="0"/>
+          <w:color w:val="4A4A49"/>
+          <w:sz w:val="22"/>
+        </w:rPr>
+        <w:t>Aqui esta el concepto que hace la diferencia entre una matriz de aficionado y una defendible.</w:t>
+      </w:r>
+    </w:p>
+    <w:p>
+      <w:pPr>
+        <w:pStyle w:val="ListBullet2"/>
+      </w:pPr>
+      <w:r>
+        <w:rPr>
+          <w:b w:val="0"/>
+          <w:color w:val="4A4A49"/>
+          <w:sz w:val="22"/>
+        </w:rPr>
+        <w:t>Pero la recepcionista solo necesita el nombre y el telefono para identificar a quien llama, y no tiene por que ver el correo electronico de los clientes.</w:t>
+      </w:r>
+    </w:p>
+    <w:p>
+      <w:pPr>
+        <w:pStyle w:val="ListBullet2"/>
+      </w:pPr>
+      <w:r>
+        <w:rPr>
+          <w:b w:val="0"/>
+          <w:color w:val="4A4A49"/>
+          <w:sz w:val="22"/>
+        </w:rPr>
+        <w:t>El primero es la vista.</w:t>
+      </w:r>
+    </w:p>
+    <w:p>
+      <w:pPr>
+        <w:pStyle w:val="ListBullet2"/>
+      </w:pPr>
+      <w:r>
+        <w:rPr>
+          <w:b w:val="0"/>
+          <w:color w:val="4A4A49"/>
+          <w:sz w:val="22"/>
+        </w:rPr>
+        <w:t>Lo que hace que funcione, y es el punto que el estudiante no cree hasta que lo ve, es que la consulta de la vista se ejecuta con los privilegios de su PROPIETARIO y no con los de quien la consulta: por eso se puede dar SELECT sobre la vista a recepcion y al mismo tiempo hacer REVOKE SELECT ON dueno FROM recepcion, y el rol sigue viendo el telefono del dueno a traves de la vista pero no puede consultar la tabla directamente.</w:t>
+      </w:r>
+    </w:p>
+    <w:p>
+      <w:pPr>
+        <w:pStyle w:val="ListBullet2"/>
+      </w:pPr>
+      <w:r>
+        <w:rPr>
+          <w:b w:val="0"/>
+          <w:color w:val="4A4A49"/>
+          <w:sz w:val="22"/>
+        </w:rPr>
+        <w:t>Tiene una consecuencia que hay que advertir en clase porque genera un error confuso: ese rol ya no puede escribir SELECT * FROM dueno, porque el asterisco pide todas las columnas y dos de ellas le estan negadas; tiene que nombrar las columnas explicitamente.</w:t>
+      </w:r>
+    </w:p>
+    <w:p>
+      <w:pPr>
+        <w:pStyle w:val="ListBullet2"/>
+      </w:pPr>
+      <w:r>
+        <w:rPr>
+          <w:b w:val="0"/>
+          <w:color w:val="4A4A49"/>
+          <w:sz w:val="22"/>
+        </w:rPr>
+        <w:t>CÓDIGO CITADO (referencia):</w:t>
+      </w:r>
+    </w:p>
+    <w:p>
+      <w:pPr>
+        <w:pStyle w:val="ListBullet2"/>
+      </w:pPr>
+      <w:r>
+        <w:rPr>
+          <w:b w:val="0"/>
+          <w:color w:val="4A4A49"/>
+          <w:sz w:val="22"/>
+        </w:rPr>
+        <w:t>GRANT SELECT (id_dueno, nombre)</w:t>
+      </w:r>
+    </w:p>
+    <w:p>
+      <w:pPr>
+        <w:pStyle w:val="ListBullet2"/>
+      </w:pPr>
+      <w:r>
+        <w:rPr>
+          <w:b w:val="0"/>
+          <w:color w:val="4A4A49"/>
+          <w:sz w:val="22"/>
+        </w:rPr>
+        <w:t>Fuera de la lamina (habla de la practica): Aqui esta el concepto que hace la diferencia entre una matriz de aficionado y una defendible, y es la parte que el taller evalua con veinte puntos.</w:t>
+      </w:r>
+    </w:p>
+    <w:p>
+      <w:r>
+        <w:rPr>
+          <w:b/>
+          <w:color w:val="4A4A49"/>
+          <w:sz w:val="22"/>
+        </w:rPr>
+        <w:t>[Slide 16] Cuando el GRANT sobra: vista y privilegio por columna</w:t>
+      </w:r>
+      <w:r>
+        <w:rPr>
+          <w:b w:val="0"/>
+          <w:color w:val="4A4A49"/>
+          <w:sz w:val="22"/>
+        </w:rPr>
+        <w:t xml:space="preserve"> — 13 vinetas.</w:t>
+      </w:r>
+    </w:p>
+    <w:p>
+      <w:r>
+        <w:rPr>
+          <w:b/>
+          <w:color w:val="4A4A49"/>
+          <w:sz w:val="22"/>
+        </w:rPr>
+        <w:t>[Slide 17] Reducir la superficie: vista y privilegio por columna</w:t>
+      </w:r>
+      <w:r>
+        <w:rPr>
+          <w:b w:val="0"/>
+          <w:color w:val="4A4A49"/>
+          <w:sz w:val="22"/>
+        </w:rPr>
+        <w:t xml:space="preserve"> — 12 vinetas.</w:t>
+      </w:r>
+    </w:p>
+    <w:p>
+      <w:r>
+        <w:rPr>
+          <w:b/>
+          <w:color w:val="4A4A49"/>
+          <w:sz w:val="22"/>
+        </w:rPr>
+        <w:t>[Slide 18] La matriz como hecho verificable: information_schema</w:t>
+      </w:r>
+      <w:r>
+        <w:rPr>
+          <w:b w:val="0"/>
+          <w:color w:val="4A4A49"/>
+          <w:sz w:val="22"/>
+        </w:rPr>
+        <w:t xml:space="preserve"> — 3 vinetas.</w:t>
+      </w:r>
+    </w:p>
+    <w:p>
+      <w:pPr>
+        <w:pStyle w:val="ListBullet2"/>
+      </w:pPr>
+      <w:r>
+        <w:rPr>
+          <w:b w:val="0"/>
+          <w:color w:val="4A4A49"/>
+          <w:sz w:val="22"/>
+        </w:rPr>
+        <w:t>DESARROLLO (para explicarlo, no se proyecta):</w:t>
+      </w:r>
+    </w:p>
+    <w:p>
+      <w:pPr>
+        <w:pStyle w:val="ListBullet2"/>
+      </w:pPr>
+      <w:r>
+        <w:rPr>
+          <w:b w:val="0"/>
+          <w:color w:val="4A4A49"/>
+          <w:sz w:val="22"/>
+        </w:rPr>
+        <w:t>Una matriz de permisos que solo existe en un documento es una intencion; la matriz se vuelve un hecho cuando se puede consultar en el motor.</w:t>
+      </w:r>
+    </w:p>
+    <w:p>
+      <w:pPr>
+        <w:pStyle w:val="ListBullet2"/>
+      </w:pPr>
+      <w:r>
+        <w:rPr>
+          <w:b w:val="0"/>
+          <w:color w:val="4A4A49"/>
+          <w:sz w:val="22"/>
+        </w:rPr>
+        <w:t>PostgreSQL expone esa informacion en el esquema estandar information_schema y hay dos vistas que hay que saber usar.</w:t>
+      </w:r>
+    </w:p>
+    <w:p>
+      <w:pPr>
+        <w:pStyle w:val="ListBullet2"/>
+      </w:pPr>
+      <w:r>
+        <w:rPr>
+          <w:b w:val="0"/>
+          <w:color w:val="4A4A49"/>
+          <w:sz w:val="22"/>
+        </w:rPr>
+        <w:t>La primera es role_table_grants, con ORDER BY grantee, table_name, privilege_type: devuelve una fila por cada combinacion de rol, tabla y privilegio realmente otorgado.</w:t>
+      </w:r>
+    </w:p>
+    <w:p>
+      <w:pPr>
+        <w:pStyle w:val="ListBullet2"/>
+      </w:pPr>
+      <w:r>
+        <w:rPr>
+          <w:b w:val="0"/>
+          <w:color w:val="4A4A49"/>
+          <w:sz w:val="22"/>
+        </w:rPr>
+        <w:t>La segunda es column_privileges, que agrega la columna column_name y es la unica forma de evidenciar que el privilegio por columna quedo aplicado.</w:t>
+      </w:r>
+    </w:p>
+    <w:p>
+      <w:pPr>
+        <w:pStyle w:val="ListBullet2"/>
+      </w:pPr>
+      <w:r>
+        <w:rPr>
+          <w:b w:val="0"/>
+          <w:color w:val="4A4A49"/>
+          <w:sz w:val="22"/>
+        </w:rPr>
+        <w:t>NOTAS:</w:t>
+      </w:r>
+    </w:p>
+    <w:p>
+      <w:pPr>
+        <w:pStyle w:val="ListBullet2"/>
+      </w:pPr>
+      <w:r>
+        <w:rPr>
+          <w:b w:val="0"/>
+          <w:color w:val="4A4A49"/>
+          <w:sz w:val="22"/>
+        </w:rPr>
+        <w:t>Vale explicar por que se usa role_table_grants y no table_privileges, que es la que aparece primero al buscar: table_privileges solo muestra los privilegios en los que el usuario actual es quien otorga o quien recibe, mientras que role_table_grants incluye los de cualquier rol que este habilitado en la sesion, que es justamente lo que necesita el propietario para auditar lo que reparti.</w:t>
+      </w:r>
+    </w:p>
+    <w:p>
+      <w:pPr>
+        <w:pStyle w:val="ListBullet2"/>
+      </w:pPr>
+      <w:r>
+        <w:rPr>
+          <w:b w:val="0"/>
+          <w:color w:val="4A4A49"/>
+          <w:sz w:val="22"/>
+        </w:rPr>
+        <w:t>CÓDIGO CITADO (referencia):</w:t>
+      </w:r>
+    </w:p>
+    <w:p>
+      <w:pPr>
+        <w:pStyle w:val="ListBullet2"/>
+      </w:pPr>
+      <w:r>
+        <w:rPr>
+          <w:b w:val="0"/>
+          <w:color w:val="4A4A49"/>
+          <w:sz w:val="22"/>
+        </w:rPr>
+        <w:t>SELECT grantee, table_name, privilege_type FROM information_schema.role_table_grants WHERE grantee IN ('admin_bd','recepcion','veterinario_rol','auditor')</w:t>
+      </w:r>
+    </w:p>
+    <w:p>
+      <w:pPr>
+        <w:pStyle w:val="ListBullet2"/>
+      </w:pPr>
+      <w:r>
+        <w:rPr>
+          <w:b w:val="0"/>
+          <w:color w:val="4A4A49"/>
+          <w:sz w:val="22"/>
+        </w:rPr>
+        <w:t>Fuera de la lamina (habla de la practica): Estas dos consultas son la evidencia que la rubrica exige tres veces, y el docente deberia proyectar su salida en la demo: ver la matriz salir del motor, y no de un documento, es lo que convence al grupo de que los permisos son verificables.</w:t>
+      </w:r>
+    </w:p>
+    <w:p>
+      <w:r>
+        <w:rPr>
+          <w:b/>
+          <w:color w:val="4A4A49"/>
+          <w:sz w:val="22"/>
+        </w:rPr>
+        <w:t>[Slide 19] La matriz como hecho verificable, no como documento</w:t>
+      </w:r>
+      <w:r>
+        <w:rPr>
+          <w:b w:val="0"/>
+          <w:color w:val="4A4A49"/>
+          <w:sz w:val="22"/>
+        </w:rPr>
+        <w:t xml:space="preserve"> — 11 vinetas.</w:t>
+      </w:r>
+    </w:p>
+    <w:p>
+      <w:r>
+        <w:rPr>
+          <w:b/>
+          <w:color w:val="4A4A49"/>
+          <w:sz w:val="22"/>
+        </w:rPr>
+        <w:t>[Slide 20] La politica de altas y bajas: el ciclo de vida de una cuenta</w:t>
+      </w:r>
+      <w:r>
+        <w:rPr>
+          <w:b w:val="0"/>
+          <w:color w:val="4A4A49"/>
+          <w:sz w:val="22"/>
+        </w:rPr>
+        <w:t xml:space="preserve"> — 3 vinetas.</w:t>
+      </w:r>
+    </w:p>
+    <w:p>
+      <w:pPr>
+        <w:pStyle w:val="ListBullet2"/>
+      </w:pPr>
+      <w:r>
+        <w:rPr>
+          <w:b w:val="0"/>
+          <w:color w:val="4A4A49"/>
+          <w:sz w:val="22"/>
+        </w:rPr>
+        <w:t>DESARROLLO (para explicarlo, no se proyecta):</w:t>
+      </w:r>
+    </w:p>
+    <w:p>
+      <w:pPr>
+        <w:pStyle w:val="ListBullet2"/>
+      </w:pPr>
+      <w:r>
+        <w:rPr>
+          <w:b w:val="0"/>
+          <w:color w:val="4A4A49"/>
+          <w:sz w:val="22"/>
+        </w:rPr>
+        <w:t>La politica de altas y bajas documenta el ciclo de vida de una cuenta: quien autoriza que se cree, con que rol nace, que pasa cuando alguien cambia de funcion, y en cuanto tiempo se desactiva cuando se va de la clinica.</w:t>
+      </w:r>
+    </w:p>
+    <w:p>
+      <w:pPr>
+        <w:pStyle w:val="ListBullet2"/>
+      </w:pPr>
+      <w:r>
+        <w:rPr>
+          <w:b w:val="0"/>
+          <w:color w:val="4A4A49"/>
+          <w:sz w:val="22"/>
+        </w:rPr>
+        <w:t>El plazo que se compromete habitualmente en la industria es el mismo dia del retiro, y por convencion se revisan las cuentas activas cada tres o seis meses; ninguno de esos dos numeros es una regla dura del motor, son practicas de gobierno</w:t>
+      </w:r>
+    </w:p>
+    <w:p>
+      <w:pPr>
+        <w:pStyle w:val="ListBullet2"/>
+      </w:pPr>
+      <w:r>
+        <w:rPr>
+          <w:b w:val="0"/>
+          <w:color w:val="4A4A49"/>
+          <w:sz w:val="22"/>
+        </w:rPr>
+        <w:t>Y la politica vale precisamente porque fija responsables y plazos concretos en lugar de generalidades.</w:t>
+      </w:r>
+    </w:p>
+    <w:p>
+      <w:pPr>
+        <w:pStyle w:val="ListBullet2"/>
+      </w:pPr>
+      <w:r>
+        <w:rPr>
+          <w:b w:val="0"/>
+          <w:color w:val="4A4A49"/>
+          <w:sz w:val="22"/>
+        </w:rPr>
+        <w:t>El problema que resuelve es la cuenta huerfana: la del pasante que se fue hace un ano y cuya clave sigue funcionando.</w:t>
+      </w:r>
+    </w:p>
+    <w:p>
+      <w:pPr>
+        <w:pStyle w:val="ListBullet2"/>
+      </w:pPr>
+      <w:r>
+        <w:rPr>
+          <w:b w:val="0"/>
+          <w:color w:val="4A4A49"/>
+          <w:sz w:val="22"/>
+        </w:rPr>
+        <w:t>Una, nunca cuentas compartidas: si tres recepcionistas entran con la cuenta recepcion1, la tabla de auditoria dira que recepcion1 cancelo la cita y no habra forma de saber quien fue</w:t>
+      </w:r>
+    </w:p>
+    <w:p>
+      <w:pPr>
+        <w:pStyle w:val="ListBullet2"/>
+      </w:pPr>
+      <w:r>
+        <w:rPr>
+          <w:b w:val="0"/>
+          <w:color w:val="4A4A49"/>
+          <w:sz w:val="22"/>
+        </w:rPr>
+        <w:t>La trazabilidad se pierde de manera irrecuperable y con ella cualquier investigacion posterior.</w:t>
+      </w:r>
+    </w:p>
+    <w:p>
+      <w:pPr>
+        <w:pStyle w:val="ListBullet2"/>
+      </w:pPr>
+      <w:r>
+        <w:rPr>
+          <w:b w:val="0"/>
+          <w:color w:val="4A4A49"/>
+          <w:sz w:val="22"/>
+        </w:rPr>
+        <w:t>Dos, los permisos no se acumulan: al cambiar de rol se revoca el anterior con REVOKE recepcion FROM ana_gomez, porque quien pasa de recepcion a auditoria y conserva ambos roles termina pudiendo modificar justamente lo que audita.</w:t>
+      </w:r>
+    </w:p>
+    <w:p>
+      <w:pPr>
+        <w:pStyle w:val="ListBullet2"/>
+      </w:pPr>
+      <w:r>
+        <w:rPr>
+          <w:b w:val="0"/>
+          <w:color w:val="4A4A49"/>
+          <w:sz w:val="22"/>
+        </w:rPr>
+        <w:t>La cuarta seccion, la revision periodica, se apoya en la consulta de information_schema que acaba de verse: la evidencia de la auditoria es su salida, y la politica dice cada cuanto se corre y quien la firma.</w:t>
+      </w:r>
+    </w:p>
+    <w:p>
+      <w:pPr>
+        <w:pStyle w:val="ListBullet2"/>
+      </w:pPr>
+      <w:r>
+        <w:rPr>
+          <w:b w:val="0"/>
+          <w:color w:val="4A4A49"/>
+          <w:sz w:val="22"/>
+        </w:rPr>
+        <w:t>La quinta seccion es el limite de este entorno, y se desarrolla completa en «El motor de hoy es PostgreSQL» un poco mas abajo.</w:t>
+      </w:r>
+    </w:p>
+    <w:p>
+      <w:pPr>
+        <w:pStyle w:val="ListBullet2"/>
+      </w:pPr>
+      <w:r>
+        <w:rPr>
+          <w:b w:val="0"/>
+          <w:color w:val="4A4A49"/>
+          <w:sz w:val="22"/>
+        </w:rPr>
+        <w:t>Al dictar la politica conviene bajarla a nombres propios de la clínica en lugar de dejarla en abstracto: quien autoriza el alta es la administradora de la clinica</w:t>
+      </w:r>
+    </w:p>
+    <w:p>
+      <w:pPr>
+        <w:pStyle w:val="ListBullet2"/>
+      </w:pPr>
+      <w:r>
+        <w:rPr>
+          <w:b w:val="0"/>
+          <w:color w:val="4A4A49"/>
+          <w:sz w:val="22"/>
+        </w:rPr>
+        <w:t>La recepcionista que entra nace con el rol recepcion y con nada mas, y la baja del pasante se hace el mismo dia.</w:t>
+      </w:r>
+    </w:p>
+    <w:p>
+      <w:pPr>
+        <w:pStyle w:val="ListBullet2"/>
+      </w:pPr>
+      <w:r>
+        <w:rPr>
+          <w:b w:val="0"/>
+          <w:color w:val="4A4A49"/>
+          <w:sz w:val="22"/>
+        </w:rPr>
+        <w:t>Una politica que no dice quien firma ni en cuanto tiempo no es una politica, es una intencion.</w:t>
+      </w:r>
+    </w:p>
+    <w:p>
+      <w:pPr>
+        <w:pStyle w:val="ListBullet2"/>
+      </w:pPr>
+      <w:r>
+        <w:rPr>
+          <w:b w:val="0"/>
+          <w:color w:val="4A4A49"/>
+          <w:sz w:val="22"/>
+        </w:rPr>
+        <w:t>NOTAS:</w:t>
+      </w:r>
+    </w:p>
+    <w:p>
+      <w:pPr>
+        <w:pStyle w:val="ListBullet2"/>
+      </w:pPr>
+      <w:r>
+        <w:rPr>
+          <w:b w:val="0"/>
+          <w:color w:val="4A4A49"/>
+          <w:sz w:val="22"/>
+        </w:rPr>
+        <w:t>Dos reglas la cierran.</w:t>
+      </w:r>
+    </w:p>
+    <w:p>
+      <w:pPr>
+        <w:pStyle w:val="ListBullet2"/>
+      </w:pPr>
+      <w:r>
+        <w:rPr>
+          <w:b w:val="0"/>
+          <w:color w:val="4A4A49"/>
+          <w:sz w:val="22"/>
+        </w:rPr>
+        <w:t>Vale la pena senalar el detalle tecnico de la baja: en PostgreSQL no se puede hacer DROP ROLE de un rol que todavia posee objetos, hay que reasignarlos primero con REASSIGN OWNED BY ana_gomez TO admin_bd, y por eso la politica tiene que decir que pasa con lo que la persona era dueno.</w:t>
+      </w:r>
+    </w:p>
+    <w:p>
+      <w:pPr>
+        <w:pStyle w:val="ListBullet2"/>
+      </w:pPr>
+      <w:r>
+        <w:rPr>
+          <w:b w:val="0"/>
+          <w:color w:val="4A4A49"/>
+          <w:sz w:val="22"/>
+        </w:rPr>
+        <w:t>Fuera de la lamina (habla de la practica): La diapositiva trae las cinco secciones en el mismo orden en que el taller las va a pedir, asi que se dicta recorriendola de arriba abajo.</w:t>
+      </w:r>
+    </w:p>
+    <w:p>
+      <w:pPr>
+        <w:pStyle w:val="ListBullet2"/>
+      </w:pPr>
+      <w:r>
+        <w:rPr>
+          <w:b w:val="0"/>
+          <w:color w:val="4A4A49"/>
+          <w:sz w:val="22"/>
+        </w:rPr>
+        <w:t>Fuera de la lamina (habla de la practica): La quinta seccion es el limite de este entorno, y se desarrolla completa en «El motor de hoy es PostgreSQL» un poco mas abajo; lo que se califica ahi no es que la prueba negativa exista, sino que el estudiante sepa nombrarla como brecha de verificacion de su propia entrega.</w:t>
+      </w:r>
+    </w:p>
+    <w:p>
+      <w:pPr>
+        <w:pStyle w:val="ListBullet2"/>
+      </w:pPr>
+      <w:r>
+        <w:rPr>
+          <w:b w:val="0"/>
+          <w:color w:val="4A4A49"/>
+          <w:sz w:val="22"/>
+        </w:rPr>
+        <w:t>Fuera de la lamina (habla de la practica): Una politica que no dice quien firma ni en cuanto tiempo no es una politica, es una intencion, y asi esta escrita la rubrica.</w:t>
+      </w:r>
+    </w:p>
+    <w:p>
+      <w:r>
+        <w:rPr>
+          <w:b/>
+          <w:color w:val="4A4A49"/>
+          <w:sz w:val="22"/>
+        </w:rPr>
+        <w:t>[Slide 21] Ciclo de vida de una cuenta: alta, cambio, baja, revision</w:t>
       </w:r>
       <w:r>
         <w:rPr>
@@ -338,6 +2581,24 @@
       </w:r>
     </w:p>
     <w:p>
+      <w:r>
+        <w:rPr>
+          <w:b/>
+          <w:color w:val="4A4A49"/>
+          <w:sz w:val="22"/>
+        </w:rPr>
+        <w:t>[Slide 22] El motor de hoy es PostgreSQL, y eso decide que se puede demostrar</w:t>
+      </w:r>
+      <w:r>
+        <w:rPr>
+          <w:b w:val="0"/>
+          <w:color w:val="4A4A49"/>
+          <w:sz w:val="22"/>
+        </w:rPr>
+        <w:t xml:space="preserve"> — 3 vinetas.</w:t>
+      </w:r>
+    </w:p>
+    <w:p>
       <w:pPr>
         <w:pStyle w:val="ListBullet2"/>
       </w:pPr>
@@ -347,7 +2608,7 @@
           <w:color w:val="4A4A49"/>
           <w:sz w:val="22"/>
         </w:rPr>
-        <w:t>Conviene aprovechar precisamente eso, porque los permisos son el tema del curso donde el estudiante mas necesita que alguien le diga en el momento por que su GRANT no surtio efecto.</w:t>
+        <w:t>DESARROLLO (para explicarlo, no se proyecta):</w:t>
       </w:r>
     </w:p>
     <w:p>
@@ -360,7 +2621,254 @@
           <w:color w:val="4A4A49"/>
           <w:sz w:val="22"/>
         </w:rPr>
-        <w:t>Fuera de la lamina (habla de la practica): Esta clase se dicta en sesion virtual sincrona, en el bloque normal de 120 minutos: hay explicacion en vivo, taller acompanado y espacio para preguntar, asi que este texto es el material con el que el docente dicta y no una lectura que sustituya la clase.</w:t>
+        <w:t>El motor de la clase es PostgreSQL, que corre dentro del navegador.</w:t>
+      </w:r>
+    </w:p>
+    <w:p>
+      <w:pPr>
+        <w:pStyle w:val="ListBullet2"/>
+      </w:pPr>
+      <w:r>
+        <w:rPr>
+          <w:b w:val="0"/>
+          <w:color w:val="4A4A49"/>
+          <w:sz w:val="22"/>
+        </w:rPr>
+        <w:t>Una, esas dos lineas TIENEN que fallar, asi que se ejecutan una por una: un runner que aborta al primer error se llevaria las siguientes.</w:t>
+      </w:r>
+    </w:p>
+    <w:p>
+      <w:pPr>
+        <w:pStyle w:val="ListBullet2"/>
+      </w:pPr>
+      <w:r>
+        <w:rPr>
+          <w:b w:val="0"/>
+          <w:color w:val="4A4A49"/>
+          <w:sz w:val="22"/>
+        </w:rPr>
+        <w:t>Dos, si el entorno del dia no permite cambiar de rol, no hay que esconderlo — se muestra el mensaje.</w:t>
+      </w:r>
+    </w:p>
+    <w:p>
+      <w:pPr>
+        <w:pStyle w:val="ListBullet2"/>
+      </w:pPr>
+      <w:r>
+        <w:rPr>
+          <w:b w:val="0"/>
+          <w:color w:val="4A4A49"/>
+          <w:sz w:val="22"/>
+        </w:rPr>
+        <w:t>La diferencia entre las dos cosas es justamente lo que el estudiante tiene que entender: SET ROLE cambia con que permisos se evalua lo que escribo</w:t>
+      </w:r>
+    </w:p>
+    <w:p>
+      <w:pPr>
+        <w:pStyle w:val="ListBullet2"/>
+      </w:pPr>
+      <w:r>
+        <w:rPr>
+          <w:b w:val="0"/>
+          <w:color w:val="4A4A49"/>
+          <w:sz w:val="22"/>
+        </w:rPr>
+        <w:t>Y conectarse como otro usuario cambia quien esta conectado; para probar que un privilegio falta, basta lo primero.</w:t>
+      </w:r>
+    </w:p>
+    <w:p>
+      <w:pPr>
+        <w:pStyle w:val="ListBullet2"/>
+      </w:pPr>
+      <w:r>
+        <w:rPr>
+          <w:b w:val="0"/>
+          <w:color w:val="4A4A49"/>
+          <w:sz w:val="22"/>
+        </w:rPr>
+        <w:t>Oracle Live SQL y DB Fiddle siguen en el kit, pero cambian de papel: DB Fiddle sirve para probar SQL suelto y Live SQL solo como contraste de sintaxis, porque alli se escribe CREATE USER...</w:t>
+      </w:r>
+    </w:p>
+    <w:p>
+      <w:pPr>
+        <w:pStyle w:val="ListBullet2"/>
+      </w:pPr>
+      <w:r>
+        <w:rPr>
+          <w:b w:val="0"/>
+          <w:color w:val="4A4A49"/>
+          <w:sz w:val="22"/>
+        </w:rPr>
+        <w:t>IDENTIFIED BY, se otorga GRANT CREATE SESSION y el esquema es el usuario.</w:t>
+      </w:r>
+    </w:p>
+    <w:p>
+      <w:pPr>
+        <w:pStyle w:val="ListBullet2"/>
+      </w:pPr>
+      <w:r>
+        <w:rPr>
+          <w:b w:val="0"/>
+          <w:color w:val="4A4A49"/>
+          <w:sz w:val="22"/>
+        </w:rPr>
+        <w:t>Vale un minuto de clase mencionarlo, porque muchos se van a encontrar Oracle en el trabajo; no vale mas, porque el motor de la clase es PostgreSQL y todo minuto invertido en sintaxis del otro motor es un minuto que no se dedica al tema.</w:t>
+      </w:r>
+    </w:p>
+    <w:p>
+      <w:pPr>
+        <w:pStyle w:val="ListBullet2"/>
+      </w:pPr>
+      <w:r>
+        <w:rPr>
+          <w:b w:val="0"/>
+          <w:color w:val="4A4A49"/>
+          <w:sz w:val="22"/>
+        </w:rPr>
+        <w:t>NOTAS:</w:t>
+      </w:r>
+    </w:p>
+    <w:p>
+      <w:pPr>
+        <w:pStyle w:val="ListBullet2"/>
+      </w:pPr>
+      <w:r>
+        <w:rPr>
+          <w:b w:val="0"/>
+          <w:color w:val="4A4A49"/>
+          <w:sz w:val="22"/>
+        </w:rPr>
+        <w:t>Ahi CREATE ROLE, GRANT, REVOKE, CREATE VIEW, los privilegios por columna y las consultas a information_schema funcionan todos: son DDL real y son verificables, asi que la evidencia de la clase es la salida del motor y no una promesa.</w:t>
+      </w:r>
+    </w:p>
+    <w:p>
+      <w:pPr>
+        <w:pStyle w:val="ListBullet2"/>
+      </w:pPr>
+      <w:r>
+        <w:rPr>
+          <w:b w:val="0"/>
+          <w:color w:val="4A4A49"/>
+          <w:sz w:val="22"/>
+        </w:rPr>
+        <w:t>Lo que NO se puede hacer es abrir una segunda conexion: el entorno tiene un solo usuario con login y una sola sesion, asi que nadie va a conectarse como recepcion en otra pestana mientras el docente mira desde la suya.</w:t>
+      </w:r>
+    </w:p>
+    <w:p>
+      <w:pPr>
+        <w:pStyle w:val="ListBullet2"/>
+      </w:pPr>
+      <w:r>
+        <w:rPr>
+          <w:b w:val="0"/>
+          <w:color w:val="4A4A49"/>
+          <w:sz w:val="22"/>
+        </w:rPr>
+        <w:t>Esa es la limitacion real, y hay que nombrarla con esa precision, porque la version anterior de esta guia decia algo mas fuerte y falso: que por eso la prueba negativa era imposible.</w:t>
+      </w:r>
+    </w:p>
+    <w:p>
+      <w:pPr>
+        <w:pStyle w:val="ListBullet2"/>
+      </w:pPr>
+      <w:r>
+        <w:rPr>
+          <w:b w:val="0"/>
+          <w:color w:val="4A4A49"/>
+          <w:sz w:val="22"/>
+        </w:rPr>
+        <w:t>Para ver el permiso negado no hace falta otra conexion, hace falta cambiar el rol EFECTIVO dentro de la misma sesion, y eso es lo que hace SET ROLE recepcion; a partir de esa linea los privilegios que el motor revisa son los del rol y no los del propietario, de modo que devuelve permission denied for table cita y tambien, si ya se revoco el SELECT de la tabla.</w:t>
+      </w:r>
+    </w:p>
+    <w:p>
+      <w:pPr>
+        <w:pStyle w:val="ListBullet2"/>
+      </w:pPr>
+      <w:r>
+        <w:rPr>
+          <w:b w:val="0"/>
+          <w:color w:val="4A4A49"/>
+          <w:sz w:val="22"/>
+        </w:rPr>
+        <w:t>Se cierra con RESET ROLE; y conviene no olvidarlo, porque todo lo que venga despues se seguiria ejecutando con los permisos recortados.</w:t>
+      </w:r>
+    </w:p>
+    <w:p>
+      <w:pPr>
+        <w:pStyle w:val="ListBullet2"/>
+      </w:pPr>
+      <w:r>
+        <w:rPr>
+          <w:b w:val="0"/>
+          <w:color w:val="4A4A49"/>
+          <w:sz w:val="22"/>
+        </w:rPr>
+        <w:t>Dos advertencias para la demo.</w:t>
+      </w:r>
+    </w:p>
+    <w:p>
+      <w:pPr>
+        <w:pStyle w:val="ListBullet2"/>
+      </w:pPr>
+      <w:r>
+        <w:rPr>
+          <w:b w:val="0"/>
+          <w:color w:val="4A4A49"/>
+          <w:sz w:val="22"/>
+        </w:rPr>
+        <w:t>CÓDIGO CITADO (referencia):</w:t>
+      </w:r>
+    </w:p>
+    <w:p>
+      <w:pPr>
+        <w:pStyle w:val="ListBullet2"/>
+      </w:pPr>
+      <w:r>
+        <w:rPr>
+          <w:b w:val="0"/>
+          <w:color w:val="4A4A49"/>
+          <w:sz w:val="22"/>
+        </w:rPr>
+        <w:t>DELETE FROM cita WHERE id_cita = 1</w:t>
+      </w:r>
+    </w:p>
+    <w:p>
+      <w:pPr>
+        <w:pStyle w:val="ListBullet2"/>
+      </w:pPr>
+      <w:r>
+        <w:rPr>
+          <w:b w:val="0"/>
+          <w:color w:val="4A4A49"/>
+          <w:sz w:val="22"/>
+        </w:rPr>
+        <w:t>SELECT nombre, email FROM dueno</w:t>
+      </w:r>
+    </w:p>
+    <w:p>
+      <w:pPr>
+        <w:pStyle w:val="ListBullet2"/>
+      </w:pPr>
+      <w:r>
+        <w:rPr>
+          <w:b w:val="0"/>
+          <w:color w:val="4A4A49"/>
+          <w:sz w:val="22"/>
+        </w:rPr>
+        <w:t>Fuera de la lamina (habla de la practica): Este punto hay que decirlo con precision porque una version anterior de esta guia decia lo contrario y costaria puntos repetirla.</w:t>
+      </w:r>
+    </w:p>
+    <w:p>
+      <w:pPr>
+        <w:pStyle w:val="ListBullet2"/>
+      </w:pPr>
+      <w:r>
+        <w:rPr>
+          <w:b w:val="0"/>
+          <w:color w:val="4A4A49"/>
+          <w:sz w:val="22"/>
+        </w:rPr>
+        <w:t>Fuera de la lamina (habla de la practica): Dos, si el entorno del dia no permite cambiar de rol, no hay que esconderlo — se muestra el mensaje, y entonces si aparece la brecha de verificacion que la pregunta 5 pide nombrar.</w:t>
       </w:r>
     </w:p>
     <w:p>
@@ -370,15 +2878,132 @@
           <w:color w:val="4A4A49"/>
           <w:sz w:val="22"/>
         </w:rPr>
-        <w:t>[Slide 5] Los cuatro terminos que se confunden todo el tiempo (2/2)</w:t>
-      </w:r>
-      <w:r>
-        <w:rPr>
-          <w:b w:val="0"/>
-          <w:color w:val="4A4A49"/>
-          <w:sz w:val="22"/>
-        </w:rPr>
-        <w:t xml:space="preserve"> — 5 vinetas.</w:t>
+        <w:t>[Slide 23] La matriz es la decision, no el script</w:t>
+      </w:r>
+      <w:r>
+        <w:rPr>
+          <w:b w:val="0"/>
+          <w:color w:val="4A4A49"/>
+          <w:sz w:val="22"/>
+        </w:rPr>
+        <w:t xml:space="preserve"> — 4 vinetas.</w:t>
+      </w:r>
+    </w:p>
+    <w:p>
+      <w:pPr>
+        <w:pStyle w:val="ListBullet2"/>
+      </w:pPr>
+      <w:r>
+        <w:rPr>
+          <w:b w:val="0"/>
+          <w:color w:val="4A4A49"/>
+          <w:sz w:val="22"/>
+        </w:rPr>
+        <w:t>DESARROLLO (para explicarlo, no se proyecta):</w:t>
+      </w:r>
+    </w:p>
+    <w:p>
+      <w:pPr>
+        <w:pStyle w:val="ListBullet2"/>
+      </w:pPr>
+      <w:r>
+        <w:rPr>
+          <w:b w:val="0"/>
+          <w:color w:val="4A4A49"/>
+          <w:sz w:val="22"/>
+        </w:rPr>
+        <w:t>El script es la traduccion mecanica de una decision; la matriz es la decision.</w:t>
+      </w:r>
+    </w:p>
+    <w:p>
+      <w:pPr>
+        <w:pStyle w:val="ListBullet2"/>
+      </w:pPr>
+      <w:r>
+        <w:rPr>
+          <w:b w:val="0"/>
+          <w:color w:val="4A4A49"/>
+          <w:sz w:val="22"/>
+        </w:rPr>
+        <w:t>Se construye con los objetos en las filas, los roles en las columnas, y en cada celda las acciones permitidas con la notacion abreviada: S para SELECT, I para INSERT, U para UPDATE, D para DELETE, E para EXECUTE y un guion cuando no hay ninguno.</w:t>
+      </w:r>
+    </w:p>
+    <w:p>
+      <w:pPr>
+        <w:pStyle w:val="ListBullet2"/>
+      </w:pPr>
+      <w:r>
+        <w:rPr>
+          <w:b w:val="0"/>
+          <w:color w:val="4A4A49"/>
+          <w:sz w:val="22"/>
+        </w:rPr>
+        <w:t>Lo exigible para la clínica son los diez objetos por los cuatro roles, sin celdas vacias</w:t>
+      </w:r>
+    </w:p>
+    <w:p>
+      <w:pPr>
+        <w:pStyle w:val="ListBullet2"/>
+      </w:pPr>
+      <w:r>
+        <w:rPr>
+          <w:b w:val="0"/>
+          <w:color w:val="4A4A49"/>
+          <w:sz w:val="22"/>
+        </w:rPr>
+        <w:t>Y la regla de calidad es que la matriz sea consistente con los GRANT que se ejecutaron en la primera pregunta: si el script no le dio DELETE a nadie, en la matriz no puede aparecer una D.</w:t>
+      </w:r>
+    </w:p>
+    <w:p>
+      <w:pPr>
+        <w:pStyle w:val="ListBullet2"/>
+      </w:pPr>
+      <w:r>
+        <w:rPr>
+          <w:b w:val="0"/>
+          <w:color w:val="4A4A49"/>
+          <w:sz w:val="22"/>
+        </w:rPr>
+        <w:t>Los dos procedimientos van con E y nunca con S ni con I, y eso no es un detalle de notacion: es el patron que la Clase 3 va a construir y la Clase 12 va a usar, en el que la aplicacion no escribe en las tablas sino que invoca la regla de negocio.</w:t>
+      </w:r>
+    </w:p>
+    <w:p>
+      <w:pPr>
+        <w:pStyle w:val="ListBullet2"/>
+      </w:pPr>
+      <w:r>
+        <w:rPr>
+          <w:b w:val="0"/>
+          <w:color w:val="4A4A49"/>
+          <w:sz w:val="22"/>
+        </w:rPr>
+        <w:t>Debajo de la matriz van cuatro a seis lineas justificando tres decisiones concretas, y ahi la regla es que una X sin texto no es una celda completa: «auditor sobre cita: solo S, porque auditar es verificar, no corregir» si lo es.</w:t>
+      </w:r>
+    </w:p>
+    <w:p>
+      <w:pPr>
+        <w:pStyle w:val="ListBullet2"/>
+      </w:pPr>
+      <w:r>
+        <w:rPr>
+          <w:b w:val="0"/>
+          <w:color w:val="4A4A49"/>
+          <w:sz w:val="22"/>
+        </w:rPr>
+        <w:t>NOTAS:</w:t>
+      </w:r>
+    </w:p>
+    <w:p>
+      <w:pPr>
+        <w:pStyle w:val="ListBullet2"/>
+      </w:pPr>
+      <w:r>
+        <w:rPr>
+          <w:b w:val="0"/>
+          <w:color w:val="4A4A49"/>
+          <w:sz w:val="22"/>
+        </w:rPr>
+        <w:t>Lo central no es el script sino la matriz rol por objeto por privilegio, y conviene explicar por que.</w:t>
       </w:r>
     </w:p>
     <w:p>
@@ -388,7 +3013,7 @@
           <w:color w:val="4A4A49"/>
           <w:sz w:val="22"/>
         </w:rPr>
-        <w:t>[Slide 6] Privilegio: la unidad atomica, y la frontera DDL/DML (1/2)</w:t>
+        <w:t>[Slide 24] Como amarra con las clases vecinas y con la rubrica del PI</w:t>
       </w:r>
       <w:r>
         <w:rPr>
@@ -409,7 +3034,7 @@
           <w:color w:val="4A4A49"/>
           <w:sz w:val="22"/>
         </w:rPr>
-        <w:t>EXECUTE sobre una funcion o un procedimiento</w:t>
+        <w:t>DESARROLLO (para explicarlo, no se proyecta):</w:t>
       </w:r>
     </w:p>
     <w:p>
@@ -422,7 +3047,7 @@
           <w:color w:val="4A4A49"/>
           <w:sz w:val="22"/>
         </w:rPr>
-        <w:t>USAGE sobre un esquema o una secuencia</w:t>
+        <w:t>Lo de hoy no es una isla.</w:t>
       </w:r>
     </w:p>
     <w:p>
@@ -435,7 +3060,7 @@
           <w:color w:val="4A4A49"/>
           <w:sz w:val="22"/>
         </w:rPr>
-        <w:t>CONNECT y TEMPORARY sobre la base de datos.</w:t>
+        <w:t>La Clase 1 dejo el modelo y las claves primarias que hoy se protegen.</w:t>
       </w:r>
     </w:p>
     <w:p>
@@ -448,7 +3073,7 @@
           <w:color w:val="4A4A49"/>
           <w:sz w:val="22"/>
         </w:rPr>
-        <w:t>Vale la pena decirlo porque el estudiante que busque en internet va a encontrar GRANT CREATE SESSION, que es sintaxis de Oracle y en PostgreSQL no existe.</w:t>
+        <w:t>La Clase 3 introduce procedimientos almacenados y con ellos el patron mas fino de todos: no dar INSERT sobre cita al rol recepcion, sino EXECUTE sobre sp_agendar_cita, de modo que el usuario solo pueda escribir a traves de la regla de negocio.</w:t>
       </w:r>
     </w:p>
     <w:p>
@@ -461,7 +3086,7 @@
           <w:color w:val="4A4A49"/>
           <w:sz w:val="22"/>
         </w:rPr>
-        <w:t>La distincion practica que hay que dejar clara es la que separa DDL de DML.</w:t>
+        <w:t>La Clase 4 agrega disparadores de auditoria y el plan de respaldo.</w:t>
       </w:r>
     </w:p>
     <w:p>
@@ -474,43 +3099,7 @@
           <w:color w:val="4A4A49"/>
           <w:sz w:val="22"/>
         </w:rPr>
-        <w:t>Si su cuenta puede ejecutar DROP TABLE cita, un error de copiar y pegar borra la agenda completa, y ningun respaldo de la noche anterior devuelve las citas que se agendaron hoy.</w:t>
-      </w:r>
-    </w:p>
-    <w:p>
-      <w:r>
-        <w:rPr>
-          <w:b/>
-          <w:color w:val="4A4A49"/>
-          <w:sz w:val="22"/>
-        </w:rPr>
-        <w:t>[Slide 7] Privilegio: la unidad atomica, y la frontera DDL/DML (2/2)</w:t>
-      </w:r>
-      <w:r>
-        <w:rPr>
-          <w:b w:val="0"/>
-          <w:color w:val="4A4A49"/>
-          <w:sz w:val="22"/>
-        </w:rPr>
-        <w:t xml:space="preserve"> — 4 vinetas.</w:t>
-      </w:r>
-    </w:p>
-    <w:p>
-      <w:r>
-        <w:rPr>
-          <w:b/>
-          <w:color w:val="4A4A49"/>
-          <w:sz w:val="22"/>
-        </w:rPr>
-        <w:t>[Slide 8] Rol: por que existe, con la aritmetica en el tablero (1/2)</w:t>
-      </w:r>
-      <w:r>
-        <w:rPr>
-          <w:b w:val="0"/>
-          <w:color w:val="4A4A49"/>
-          <w:sz w:val="22"/>
-        </w:rPr>
-        <w:t xml:space="preserve"> — 4 vinetas.</w:t>
+        <w:t>Y la Clase 12 reutiliza estos roles para definir la cuenta de servicio con la que la aplicacion se conecta.</w:t>
       </w:r>
     </w:p>
     <w:p>
@@ -523,7 +3112,7 @@
           <w:color w:val="4A4A49"/>
           <w:sz w:val="22"/>
         </w:rPr>
-        <w:t>Existe por una razon aritmetica que conviene poner en el tablero con los numeros de la clínica.</w:t>
+        <w:t>PREGUNTAS FRECUENTES DEL GRUPO</w:t>
       </w:r>
     </w:p>
     <w:p>
@@ -536,7 +3125,7 @@
           <w:color w:val="4A4A49"/>
           <w:sz w:val="22"/>
         </w:rPr>
-        <w:t>Sobre cada uno hay hasta cinco acciones posibles, asi que la matriz completa tiene cincuenta celdas.</w:t>
+        <w:t>«Ejecute el GRANT y no surtio efecto»: en el noventa por ciento de los casos es una de cuatro cosas.</w:t>
       </w:r>
     </w:p>
     <w:p>
@@ -549,43 +3138,7 @@
           <w:color w:val="4A4A49"/>
           <w:sz w:val="22"/>
         </w:rPr>
-        <w:t>Ese es el argumento real que el docente debe transmitir: el rol no ahorra tipeo, ahorra olvidos, y los olvidos en materia de permisos son precisamente los que producen incidentes de seguridad.</w:t>
-      </w:r>
-    </w:p>
-    <w:p>
-      <w:r>
-        <w:rPr>
-          <w:b/>
-          <w:color w:val="4A4A49"/>
-          <w:sz w:val="22"/>
-        </w:rPr>
-        <w:t>[Slide 9] Rol: por que existe, con la aritmetica en el tablero (2/2)</w:t>
-      </w:r>
-      <w:r>
-        <w:rPr>
-          <w:b w:val="0"/>
-          <w:color w:val="4A4A49"/>
-          <w:sz w:val="22"/>
-        </w:rPr>
-        <w:t xml:space="preserve"> — 4 vinetas.</w:t>
-      </w:r>
-    </w:p>
-    <w:p>
-      <w:r>
-        <w:rPr>
-          <w:b/>
-          <w:color w:val="4A4A49"/>
-          <w:sz w:val="22"/>
-        </w:rPr>
-        <w:t>[Slide 10] En PostgreSQL usuario y rol son lo mismo, y por eso hoy se escribe NOLOGIN (1/2)</w:t>
-      </w:r>
-      <w:r>
-        <w:rPr>
-          <w:b w:val="0"/>
-          <w:color w:val="4A4A49"/>
-          <w:sz w:val="22"/>
-        </w:rPr>
-        <w:t xml:space="preserve"> — 4 vinetas.</w:t>
+        <w:t>Se otorgo al rol pero no se otorgo el rol a la persona, y falta el</w:t>
       </w:r>
     </w:p>
     <w:p>
@@ -598,7 +3151,7 @@
           <w:color w:val="4A4A49"/>
           <w:sz w:val="22"/>
         </w:rPr>
-        <w:t>Por eso los cuatro roles de la clase se crean con CREATE ROLE recepcion NOLOGIN: son bolsas de privilegios, no identidades.</w:t>
+        <w:t>O se esta probando en la misma sesion del propietario, que pasa por encima de todos los permisos y por lo tanto nunca ve un error, lo cual hace imposible «comprobar» nada asi.</w:t>
       </w:r>
     </w:p>
     <w:p>
@@ -611,7 +3164,7 @@
           <w:color w:val="4A4A49"/>
           <w:sz w:val="22"/>
         </w:rPr>
-        <w:t>La persona viene despues, como CREATE ROLE ana_gomez LOGIN PASSWORD '...', y recibe la bolsa con GRANT recepcion TO ana_gomez.</w:t>
+        <w:t>O se escribio el nombre del rol distinto, y conviene recordar que PostgreSQL pasa los identificadores sin comillas a minusculas, de modo que RECEPCION y recepcion son el mismo rol, pero "Recepcion" entre comillas dobles es otro distinto.</w:t>
       </w:r>
     </w:p>
     <w:p>
@@ -624,7 +3177,7 @@
           <w:color w:val="4A4A49"/>
           <w:sz w:val="22"/>
         </w:rPr>
-        <w:t>Esa herencia es la que hace que al modificar el rol se corrijan todas las personas a la vez.</w:t>
+        <w:t>«Si le doy SELECT solo a la vista, no necesita tambien SELECT sobre dueno?»: no, y es lo mas importante de la clase: la vista se ejecuta con los privilegios de su propietario.</w:t>
       </w:r>
     </w:p>
     <w:p>
@@ -637,43 +3190,7 @@
           <w:color w:val="4A4A49"/>
           <w:sz w:val="22"/>
         </w:rPr>
-        <w:t>Conviene decir esto tal cual, porque un estudiante despierto va a preguntar por que el sufijo y merece la respuesta correcta y no una inventada.</w:t>
-      </w:r>
-    </w:p>
-    <w:p>
-      <w:r>
-        <w:rPr>
-          <w:b/>
-          <w:color w:val="4A4A49"/>
-          <w:sz w:val="22"/>
-        </w:rPr>
-        <w:t>[Slide 11] En PostgreSQL usuario y rol son lo mismo, y por eso hoy se escribe NOLOGIN (2/2)</w:t>
-      </w:r>
-      <w:r>
-        <w:rPr>
-          <w:b w:val="0"/>
-          <w:color w:val="4A4A49"/>
-          <w:sz w:val="22"/>
-        </w:rPr>
-        <w:t xml:space="preserve"> — 2 vinetas.</w:t>
-      </w:r>
-    </w:p>
-    <w:p>
-      <w:r>
-        <w:rPr>
-          <w:b/>
-          <w:color w:val="4A4A49"/>
-          <w:sz w:val="22"/>
-        </w:rPr>
-        <w:t>[Slide 12] Minimo privilegio aplicado a VetCare: la matriz defendible</w:t>
-      </w:r>
-      <w:r>
-        <w:rPr>
-          <w:b w:val="0"/>
-          <w:color w:val="4A4A49"/>
-          <w:sz w:val="22"/>
-        </w:rPr>
-        <w:t xml:space="preserve"> — 5 vinetas.</w:t>
+        <w:t>«Puedo comprobar que a recepcion le rebota el DELETE?»: si, y no hace falta otra conexion: SET ROLE recepcion; luego el DELETE, que debe devolver permission denied, y RESET ROLE; para volver.</w:t>
       </w:r>
     </w:p>
     <w:p>
@@ -686,7 +3203,7 @@
           <w:color w:val="4A4A49"/>
           <w:sz w:val="22"/>
         </w:rPr>
-        <w:t>El principio de minimo privilegio dice que cada rol recibe exactamente lo que necesita para cumplir su funcion y ni un privilegio mas.</w:t>
+        <w:t>Si el navegador no permite el cambio de rol, se documenta el intento: ahi si hay una brecha de verificacion.</w:t>
       </w:r>
     </w:p>
     <w:p>
@@ -699,7 +3216,7 @@
           <w:color w:val="4A4A49"/>
           <w:sz w:val="22"/>
         </w:rPr>
-        <w:t>Aplicado a la clínica deja una matriz muy concreta y defendible.</w:t>
+        <w:t>«Rol y usuario son lo mismo?»: en PostgreSQL si, un usuario es un rol con LOGIN.</w:t>
       </w:r>
     </w:p>
     <w:p>
@@ -712,7 +3229,7 @@
           <w:color w:val="4A4A49"/>
           <w:sz w:val="22"/>
         </w:rPr>
-        <w:t>El rol recepcion necesita SELECT sobre mascota, dueno y veterinario para poder buscar y agendar, y SELECT, INSERT y UPDATE sobre cita para agendar y reprogramar; nada mas.</w:t>
+        <w:t>«Por que auditor no tiene UPDATE ni sobre la tabla de auditoria?»: porque quien puede corregir el registro de lo que hizo puede borrar la evidencia de lo que hizo</w:t>
       </w:r>
     </w:p>
     <w:p>
@@ -725,7 +3242,7 @@
           <w:color w:val="4A4A49"/>
           <w:sz w:val="22"/>
         </w:rPr>
-        <w:t>El rol auditor recibe unicamente SELECT, y jamas una escritura.</w:t>
+        <w:t>Y entonces la auditoria no prueba nada; esa tabla llega en la Clase 4 y la respuesta se mantiene igual.</w:t>
       </w:r>
     </w:p>
     <w:p>
@@ -738,7 +3255,7 @@
           <w:color w:val="4A4A49"/>
           <w:sz w:val="22"/>
         </w:rPr>
-        <w:t>Eso se llama borrado logico, y hace que el privilegio DELETE sea innecesario para casi todos los usuarios, lo que a su vez elimina de raiz la posibilidad de una perdida accidental de informacion.</w:t>
+        <w:t>O el rol no tiene USAGE sobre el esquema.</w:t>
       </w:r>
     </w:p>
     <w:p>
@@ -751,25 +3268,7 @@
           <w:color w:val="4A4A49"/>
           <w:sz w:val="22"/>
         </w:rPr>
-        <w:t>Conviene escribir esos dos valores en el tablero, porque el estudiante que suponga activa = 0 escribira un UPDATE que el CHECK va a rechazar y perdera diez minutos buscando el error en otra parte.</w:t>
-      </w:r>
-    </w:p>
-    <w:p>
-      <w:r>
-        <w:rPr>
-          <w:b/>
-          <w:color w:val="4A4A49"/>
-          <w:sz w:val="22"/>
-        </w:rPr>
-        <w:t>[Slide 13] Separacion de funciones: el ejemplo de la factura (1/2)</w:t>
-      </w:r>
-      <w:r>
-        <w:rPr>
-          <w:b w:val="0"/>
-          <w:color w:val="4A4A49"/>
-          <w:sz w:val="22"/>
-        </w:rPr>
-        <w:t xml:space="preserve"> — 3 vinetas.</w:t>
+        <w:t>Lo que no se puede es conectarse como recepcion en una segunda sesion, porque el entorno tiene un solo usuario con login.</w:t>
       </w:r>
     </w:p>
     <w:p>
@@ -782,7 +3281,7 @@
           <w:color w:val="4A4A49"/>
           <w:sz w:val="22"/>
         </w:rPr>
-        <w:t>La respuesta que el docente debe dar es que el problema no es la confianza en la persona sino el dano posible por un error o por una sesion robada.</w:t>
+        <w:t>Fuera de la lamina (habla de la practica): Lo de hoy no es una isla, y decirlo en voz alta le da sentido al entregable.</w:t>
       </w:r>
     </w:p>
     <w:p>
@@ -795,7 +3294,7 @@
           <w:color w:val="4A4A49"/>
           <w:sz w:val="22"/>
         </w:rPr>
-        <w:t>Si alguien roba la sesion del recepcionista, con minimo privilegio el atacante ve agendas y datos de contacto; con privilegios de administrador, borra la base completa.</w:t>
+        <w:t>Fuera de la lamina (habla de la practica): La Clase 4 agrega disparadores de auditoria y el plan de respaldo, que son el otro componente de este mismo criterio de rubrica.</w:t>
       </w:r>
     </w:p>
     <w:p>
@@ -808,878 +3307,7 @@
           <w:color w:val="4A4A49"/>
           <w:sz w:val="22"/>
         </w:rPr>
-        <w:t>El permiso no mide cuanto se quiere a un empleado, mide cuanto se puede perder.</w:t>
-      </w:r>
-    </w:p>
-    <w:p>
-      <w:pPr>
-        <w:pStyle w:val="ListBullet2"/>
-      </w:pPr>
-      <w:r>
-        <w:rPr>
-          <w:b w:val="0"/>
-          <w:color w:val="4A4A49"/>
-          <w:sz w:val="22"/>
-        </w:rPr>
-        <w:t>Ningun rol puede a la vez crear, modificar y aprobar el mismo registro.</w:t>
-      </w:r>
-    </w:p>
-    <w:p>
-      <w:r>
-        <w:rPr>
-          <w:b/>
-          <w:color w:val="4A4A49"/>
-          <w:sz w:val="22"/>
-        </w:rPr>
-        <w:t>[Slide 14] Separacion de funciones: el ejemplo de la factura (2/2)</w:t>
-      </w:r>
-      <w:r>
-        <w:rPr>
-          <w:b w:val="0"/>
-          <w:color w:val="4A4A49"/>
-          <w:sz w:val="22"/>
-        </w:rPr>
-        <w:t xml:space="preserve"> — 3 vinetas.</w:t>
-      </w:r>
-    </w:p>
-    <w:p>
-      <w:r>
-        <w:rPr>
-          <w:b/>
-          <w:color w:val="4A4A49"/>
-          <w:sz w:val="22"/>
-        </w:rPr>
-        <w:t>[Slide 15] GRANT y REVOKE: la sintaxis exacta que se va a escribir hoy (1/2)</w:t>
-      </w:r>
-      <w:r>
-        <w:rPr>
-          <w:b w:val="0"/>
-          <w:color w:val="4A4A49"/>
-          <w:sz w:val="22"/>
-        </w:rPr>
-        <w:t xml:space="preserve"> — 4 vinetas.</w:t>
-      </w:r>
-    </w:p>
-    <w:p>
-      <w:pPr>
-        <w:pStyle w:val="ListBullet2"/>
-      </w:pPr>
-      <w:r>
-        <w:rPr>
-          <w:b w:val="0"/>
-          <w:color w:val="4A4A49"/>
-          <w:sz w:val="22"/>
-        </w:rPr>
-        <w:t>GRANT otorga y REVOKE retira, y ambos operan igual sobre usuarios y sobre roles.</w:t>
-      </w:r>
-    </w:p>
-    <w:p>
-      <w:pPr>
-        <w:pStyle w:val="ListBullet2"/>
-      </w:pPr>
-      <w:r>
-        <w:rPr>
-          <w:b w:val="0"/>
-          <w:color w:val="4A4A49"/>
-          <w:sz w:val="22"/>
-        </w:rPr>
-        <w:t>Para retirar un permiso</w:t>
-      </w:r>
-    </w:p>
-    <w:p>
-      <w:pPr>
-        <w:pStyle w:val="ListBullet2"/>
-      </w:pPr>
-      <w:r>
-        <w:rPr>
-          <w:b w:val="0"/>
-          <w:color w:val="4A4A49"/>
-          <w:sz w:val="22"/>
-        </w:rPr>
-        <w:t>Hay tres detalles operativos que evitan la mitad de los tropiezos de la clase.</w:t>
-      </w:r>
-    </w:p>
-    <w:p>
-      <w:pPr>
-        <w:pStyle w:val="ListBullet2"/>
-      </w:pPr>
-      <w:r>
-        <w:rPr>
-          <w:b w:val="0"/>
-          <w:color w:val="4A4A49"/>
-          <w:sz w:val="22"/>
-        </w:rPr>
-        <w:t>Fuera de la lamina (habla de la practica): Eso explica por que el REVOKE de DELETE que pide el taller es, tecnicamente, redundante; se escribe de todos modos porque es la evidencia documental de una decision de diseno, y quien revise el script tiene que poder ver que la ausencia de DELETE fue deliberada y no un olvido.</w:t>
-      </w:r>
-    </w:p>
-    <w:p>
-      <w:r>
-        <w:rPr>
-          <w:b/>
-          <w:color w:val="4A4A49"/>
-          <w:sz w:val="22"/>
-        </w:rPr>
-        <w:t>[Slide 16] GRANT y REVOKE: la sintaxis exacta que se va a escribir hoy (2/2)</w:t>
-      </w:r>
-      <w:r>
-        <w:rPr>
-          <w:b w:val="0"/>
-          <w:color w:val="4A4A49"/>
-          <w:sz w:val="22"/>
-        </w:rPr>
-        <w:t xml:space="preserve"> — 4 vinetas.</w:t>
-      </w:r>
-    </w:p>
-    <w:p>
-      <w:r>
-        <w:rPr>
-          <w:b/>
-          <w:color w:val="4A4A49"/>
-          <w:sz w:val="22"/>
-        </w:rPr>
-        <w:t>[Slide 17] GRANT y REVOKE: la sintaxis exacta que se va... — sintaxis</w:t>
-      </w:r>
-      <w:r>
-        <w:rPr>
-          <w:b w:val="0"/>
-          <w:color w:val="4A4A49"/>
-          <w:sz w:val="22"/>
-        </w:rPr>
-        <w:t xml:space="preserve"> — 2 vinetas.</w:t>
-      </w:r>
-    </w:p>
-    <w:p>
-      <w:r>
-        <w:rPr>
-          <w:b/>
-          <w:color w:val="4A4A49"/>
-          <w:sz w:val="22"/>
-        </w:rPr>
-        <w:t>[Slide 18] WITH GRANT OPTION y PUBLIC: los dos que hacen dano sin avisar</w:t>
-      </w:r>
-      <w:r>
-        <w:rPr>
-          <w:b w:val="0"/>
-          <w:color w:val="4A4A49"/>
-          <w:sz w:val="22"/>
-        </w:rPr>
-        <w:t xml:space="preserve"> — 5 vinetas.</w:t>
-      </w:r>
-    </w:p>
-    <w:p>
-      <w:pPr>
-        <w:pStyle w:val="ListBullet2"/>
-      </w:pPr>
-      <w:r>
-        <w:rPr>
-          <w:b w:val="0"/>
-          <w:color w:val="4A4A49"/>
-          <w:sz w:val="22"/>
-        </w:rPr>
-        <w:t>Hay dos mecanismos que conviene conocer porque hacen dano en silencio.</w:t>
-      </w:r>
-    </w:p>
-    <w:p>
-      <w:r>
-        <w:rPr>
-          <w:b/>
-          <w:color w:val="4A4A49"/>
-          <w:sz w:val="22"/>
-        </w:rPr>
-        <w:t>[Slide 19] Cuando el GRANT es demasiado: vista y privilegio por columna (1/2)</w:t>
-      </w:r>
-      <w:r>
-        <w:rPr>
-          <w:b w:val="0"/>
-          <w:color w:val="4A4A49"/>
-          <w:sz w:val="22"/>
-        </w:rPr>
-        <w:t xml:space="preserve"> — 5 vinetas.</w:t>
-      </w:r>
-    </w:p>
-    <w:p>
-      <w:pPr>
-        <w:pStyle w:val="ListBullet2"/>
-      </w:pPr>
-      <w:r>
-        <w:rPr>
-          <w:b w:val="0"/>
-          <w:color w:val="4A4A49"/>
-          <w:sz w:val="22"/>
-        </w:rPr>
-        <w:t>Aqui esta el concepto que hace la diferencia entre una matriz de aficionado y una defendible.</w:t>
-      </w:r>
-    </w:p>
-    <w:p>
-      <w:pPr>
-        <w:pStyle w:val="ListBullet2"/>
-      </w:pPr>
-      <w:r>
-        <w:rPr>
-          <w:b w:val="0"/>
-          <w:color w:val="4A4A49"/>
-          <w:sz w:val="22"/>
-        </w:rPr>
-        <w:t>Pero la recepcionista solo necesita el nombre y el telefono para identificar a quien llama, y no tiene por que ver el correo electronico de los clientes.</w:t>
-      </w:r>
-    </w:p>
-    <w:p>
-      <w:pPr>
-        <w:pStyle w:val="ListBullet2"/>
-      </w:pPr>
-      <w:r>
-        <w:rPr>
-          <w:b w:val="0"/>
-          <w:color w:val="4A4A49"/>
-          <w:sz w:val="22"/>
-        </w:rPr>
-        <w:t>El primero es la vista.</w:t>
-      </w:r>
-    </w:p>
-    <w:p>
-      <w:pPr>
-        <w:pStyle w:val="ListBullet2"/>
-      </w:pPr>
-      <w:r>
-        <w:rPr>
-          <w:b w:val="0"/>
-          <w:color w:val="4A4A49"/>
-          <w:sz w:val="22"/>
-        </w:rPr>
-        <w:t>Lo que hace que funcione, y es el punto que el estudiante no cree hasta que lo ve, es que la consulta de la vista se ejecuta con los privilegios de su PROPIETARIO y no con los de quien la consulta: por eso se puede dar SELECT sobre la vista a recepcion y al mismo tiempo hacer REVOKE SELECT ON dueno FROM recepcion, y el rol sigue viendo el telefono del dueno a traves de la vista pero no puede consultar la tabla directamente.</w:t>
-      </w:r>
-    </w:p>
-    <w:p>
-      <w:pPr>
-        <w:pStyle w:val="ListBullet2"/>
-      </w:pPr>
-      <w:r>
-        <w:rPr>
-          <w:b w:val="0"/>
-          <w:color w:val="4A4A49"/>
-          <w:sz w:val="22"/>
-        </w:rPr>
-        <w:t>Fuera de la lamina (habla de la practica): Aqui esta el concepto que hace la diferencia entre una matriz de aficionado y una defendible, y es la parte que el taller evalua con veinte puntos.</w:t>
-      </w:r>
-    </w:p>
-    <w:p>
-      <w:r>
-        <w:rPr>
-          <w:b/>
-          <w:color w:val="4A4A49"/>
-          <w:sz w:val="22"/>
-        </w:rPr>
-        <w:t>[Slide 20] Cuando el GRANT es demasiado: vista y privilegio por columna (2/2)</w:t>
-      </w:r>
-      <w:r>
-        <w:rPr>
-          <w:b w:val="0"/>
-          <w:color w:val="4A4A49"/>
-          <w:sz w:val="22"/>
-        </w:rPr>
-        <w:t xml:space="preserve"> — 2 vinetas.</w:t>
-      </w:r>
-    </w:p>
-    <w:p>
-      <w:r>
-        <w:rPr>
-          <w:b/>
-          <w:color w:val="4A4A49"/>
-          <w:sz w:val="22"/>
-        </w:rPr>
-        <w:t>[Slide 21] Cuando el GRANT es demasiado: vista y... — sintaxis</w:t>
-      </w:r>
-      <w:r>
-        <w:rPr>
-          <w:b w:val="0"/>
-          <w:color w:val="4A4A49"/>
-          <w:sz w:val="22"/>
-        </w:rPr>
-        <w:t xml:space="preserve"> — 1 vinetas.</w:t>
-      </w:r>
-    </w:p>
-    <w:p>
-      <w:r>
-        <w:rPr>
-          <w:b/>
-          <w:color w:val="4A4A49"/>
-          <w:sz w:val="22"/>
-        </w:rPr>
-        <w:t>[Slide 22] La matriz como hecho verificable: information_schema</w:t>
-      </w:r>
-      <w:r>
-        <w:rPr>
-          <w:b w:val="0"/>
-          <w:color w:val="4A4A49"/>
-          <w:sz w:val="22"/>
-        </w:rPr>
-        <w:t xml:space="preserve"> — 4 vinetas.</w:t>
-      </w:r>
-    </w:p>
-    <w:p>
-      <w:pPr>
-        <w:pStyle w:val="ListBullet2"/>
-      </w:pPr>
-      <w:r>
-        <w:rPr>
-          <w:b w:val="0"/>
-          <w:color w:val="4A4A49"/>
-          <w:sz w:val="22"/>
-        </w:rPr>
-        <w:t>Vale explicar por que se usa role_table_grants y no table_privileges, que es la que aparece primero al buscar: table_privileges solo muestra los privilegios en los que el usuario actual es quien otorga o quien recibe, mientras que role_table_grants incluye los de cualquier rol que este habilitado en la sesion, que es justamente lo que necesita el propietario para auditar lo que reparti.</w:t>
-      </w:r>
-    </w:p>
-    <w:p>
-      <w:pPr>
-        <w:pStyle w:val="ListBullet2"/>
-      </w:pPr>
-      <w:r>
-        <w:rPr>
-          <w:b w:val="0"/>
-          <w:color w:val="4A4A49"/>
-          <w:sz w:val="22"/>
-        </w:rPr>
-        <w:t>Fuera de la lamina (habla de la practica): Estas dos consultas son la evidencia que la rubrica exige tres veces, y el docente deberia proyectar su salida en la demo: ver la matriz salir del motor, y no de un documento, es lo que convence al grupo de que los permisos son verificables.</w:t>
-      </w:r>
-    </w:p>
-    <w:p>
-      <w:r>
-        <w:rPr>
-          <w:b/>
-          <w:color w:val="4A4A49"/>
-          <w:sz w:val="22"/>
-        </w:rPr>
-        <w:t>[Slide 23] La matriz como hecho verificable:... — sintaxis</w:t>
-      </w:r>
-      <w:r>
-        <w:rPr>
-          <w:b w:val="0"/>
-          <w:color w:val="4A4A49"/>
-          <w:sz w:val="22"/>
-        </w:rPr>
-        <w:t xml:space="preserve"> — 3 vinetas.</w:t>
-      </w:r>
-    </w:p>
-    <w:p>
-      <w:r>
-        <w:rPr>
-          <w:b/>
-          <w:color w:val="4A4A49"/>
-          <w:sz w:val="22"/>
-        </w:rPr>
-        <w:t>[Slide 24] La politica de altas y bajas: el ciclo de vida de una cuenta (1/3)</w:t>
-      </w:r>
-      <w:r>
-        <w:rPr>
-          <w:b w:val="0"/>
-          <w:color w:val="4A4A49"/>
-          <w:sz w:val="22"/>
-        </w:rPr>
-        <w:t xml:space="preserve"> — 4 vinetas.</w:t>
-      </w:r>
-    </w:p>
-    <w:p>
-      <w:pPr>
-        <w:pStyle w:val="ListBullet2"/>
-      </w:pPr>
-      <w:r>
-        <w:rPr>
-          <w:b w:val="0"/>
-          <w:color w:val="4A4A49"/>
-          <w:sz w:val="22"/>
-        </w:rPr>
-        <w:t>Dos reglas la cierran.</w:t>
-      </w:r>
-    </w:p>
-    <w:p>
-      <w:pPr>
-        <w:pStyle w:val="ListBullet2"/>
-      </w:pPr>
-      <w:r>
-        <w:rPr>
-          <w:b w:val="0"/>
-          <w:color w:val="4A4A49"/>
-          <w:sz w:val="22"/>
-        </w:rPr>
-        <w:t>Vale la pena senalar el detalle tecnico de la baja: en PostgreSQL no se puede hacer DROP ROLE de un rol que todavia posee objetos, hay que reasignarlos primero con REASSIGN OWNED BY ana_gomez TO admin_bd, y por eso la politica tiene que decir que pasa con lo que la persona era dueno.</w:t>
-      </w:r>
-    </w:p>
-    <w:p>
-      <w:pPr>
-        <w:pStyle w:val="ListBullet2"/>
-      </w:pPr>
-      <w:r>
-        <w:rPr>
-          <w:b w:val="0"/>
-          <w:color w:val="4A4A49"/>
-          <w:sz w:val="22"/>
-        </w:rPr>
-        <w:t>Fuera de la lamina (habla de la practica): La diapositiva trae las cinco secciones en el mismo orden en que el taller las va a pedir, asi que se dicta recorriendola de arriba abajo.</w:t>
-      </w:r>
-    </w:p>
-    <w:p>
-      <w:pPr>
-        <w:pStyle w:val="ListBullet2"/>
-      </w:pPr>
-      <w:r>
-        <w:rPr>
-          <w:b w:val="0"/>
-          <w:color w:val="4A4A49"/>
-          <w:sz w:val="22"/>
-        </w:rPr>
-        <w:t>Fuera de la lamina (habla de la practica): La quinta seccion es el limite de este entorno, y se desarrolla completa en «El motor de hoy es PostgreSQL» un poco mas abajo; lo que se califica ahi no es que la prueba negativa exista, sino que el estudiante sepa nombrarla como brecha de verificacion de su propia entrega.</w:t>
-      </w:r>
-    </w:p>
-    <w:p>
-      <w:pPr>
-        <w:pStyle w:val="ListBullet2"/>
-      </w:pPr>
-      <w:r>
-        <w:rPr>
-          <w:b w:val="0"/>
-          <w:color w:val="4A4A49"/>
-          <w:sz w:val="22"/>
-        </w:rPr>
-        <w:t>Fuera de la lamina (habla de la practica): Una politica que no dice quien firma ni en cuanto tiempo no es una politica, es una intencion, y asi esta escrita la rubrica.</w:t>
-      </w:r>
-    </w:p>
-    <w:p>
-      <w:r>
-        <w:rPr>
-          <w:b/>
-          <w:color w:val="4A4A49"/>
-          <w:sz w:val="22"/>
-        </w:rPr>
-        <w:t>[Slide 25] La politica de altas y bajas: el ciclo de vida de una cuenta (2/3)</w:t>
-      </w:r>
-      <w:r>
-        <w:rPr>
-          <w:b w:val="0"/>
-          <w:color w:val="4A4A49"/>
-          <w:sz w:val="22"/>
-        </w:rPr>
-        <w:t xml:space="preserve"> — 4 vinetas.</w:t>
-      </w:r>
-    </w:p>
-    <w:p>
-      <w:r>
-        <w:rPr>
-          <w:b/>
-          <w:color w:val="4A4A49"/>
-          <w:sz w:val="22"/>
-        </w:rPr>
-        <w:t>[Slide 26] La politica de altas y bajas: el ciclo de vida de una cuenta (3/3)</w:t>
-      </w:r>
-      <w:r>
-        <w:rPr>
-          <w:b w:val="0"/>
-          <w:color w:val="4A4A49"/>
-          <w:sz w:val="22"/>
-        </w:rPr>
-        <w:t xml:space="preserve"> — 4 vinetas.</w:t>
-      </w:r>
-    </w:p>
-    <w:p>
-      <w:r>
-        <w:rPr>
-          <w:b/>
-          <w:color w:val="4A4A49"/>
-          <w:sz w:val="22"/>
-        </w:rPr>
-        <w:t>[Slide 27] El motor de hoy es PostgreSQL, y eso decide que se puede demostrar (1/2)</w:t>
-      </w:r>
-      <w:r>
-        <w:rPr>
-          <w:b w:val="0"/>
-          <w:color w:val="4A4A49"/>
-          <w:sz w:val="22"/>
-        </w:rPr>
-        <w:t xml:space="preserve"> — 5 vinetas.</w:t>
-      </w:r>
-    </w:p>
-    <w:p>
-      <w:pPr>
-        <w:pStyle w:val="ListBullet2"/>
-      </w:pPr>
-      <w:r>
-        <w:rPr>
-          <w:b w:val="0"/>
-          <w:color w:val="4A4A49"/>
-          <w:sz w:val="22"/>
-        </w:rPr>
-        <w:t>Ahi CREATE ROLE, GRANT, REVOKE, CREATE VIEW, los privilegios por columna y las consultas a information_schema funcionan todos: son DDL real y son verificables, asi que la evidencia de la clase es la salida del motor y no una promesa.</w:t>
-      </w:r>
-    </w:p>
-    <w:p>
-      <w:pPr>
-        <w:pStyle w:val="ListBullet2"/>
-      </w:pPr>
-      <w:r>
-        <w:rPr>
-          <w:b w:val="0"/>
-          <w:color w:val="4A4A49"/>
-          <w:sz w:val="22"/>
-        </w:rPr>
-        <w:t>Lo que NO se puede hacer es abrir una segunda conexion: el entorno tiene un solo usuario con login y una sola sesion, asi que nadie va a conectarse como recepcion en otra pestana mientras el docente mira desde la suya.</w:t>
-      </w:r>
-    </w:p>
-    <w:p>
-      <w:pPr>
-        <w:pStyle w:val="ListBullet2"/>
-      </w:pPr>
-      <w:r>
-        <w:rPr>
-          <w:b w:val="0"/>
-          <w:color w:val="4A4A49"/>
-          <w:sz w:val="22"/>
-        </w:rPr>
-        <w:t>Esa es la limitacion real, y hay que nombrarla con esa precision, porque la version anterior de esta guia decia algo mas fuerte y falso: que por eso la prueba negativa era imposible.</w:t>
-      </w:r>
-    </w:p>
-    <w:p>
-      <w:pPr>
-        <w:pStyle w:val="ListBullet2"/>
-      </w:pPr>
-      <w:r>
-        <w:rPr>
-          <w:b w:val="0"/>
-          <w:color w:val="4A4A49"/>
-          <w:sz w:val="22"/>
-        </w:rPr>
-        <w:t>Para ver el permiso negado no hace falta otra conexion, hace falta cambiar el rol EFECTIVO dentro de la misma sesion, y eso es lo que hace SET ROLE recepcion; a partir de esa linea los privilegios que el motor revisa son los del rol y no los del propietario, de modo que devuelve permission denied for table cita y tambien, si ya se revoco el SELECT de la tabla.</w:t>
-      </w:r>
-    </w:p>
-    <w:p>
-      <w:pPr>
-        <w:pStyle w:val="ListBullet2"/>
-      </w:pPr>
-      <w:r>
-        <w:rPr>
-          <w:b w:val="0"/>
-          <w:color w:val="4A4A49"/>
-          <w:sz w:val="22"/>
-        </w:rPr>
-        <w:t>Se cierra con RESET ROLE; y conviene no olvidarlo, porque todo lo que venga despues se seguiria ejecutando con los permisos recortados.</w:t>
-      </w:r>
-    </w:p>
-    <w:p>
-      <w:pPr>
-        <w:pStyle w:val="ListBullet2"/>
-      </w:pPr>
-      <w:r>
-        <w:rPr>
-          <w:b w:val="0"/>
-          <w:color w:val="4A4A49"/>
-          <w:sz w:val="22"/>
-        </w:rPr>
-        <w:t>Dos advertencias para la demo.</w:t>
-      </w:r>
-    </w:p>
-    <w:p>
-      <w:pPr>
-        <w:pStyle w:val="ListBullet2"/>
-      </w:pPr>
-      <w:r>
-        <w:rPr>
-          <w:b w:val="0"/>
-          <w:color w:val="4A4A49"/>
-          <w:sz w:val="22"/>
-        </w:rPr>
-        <w:t>Fuera de la lamina (habla de la practica): Este punto hay que decirlo con precision porque una version anterior de esta guia decia lo contrario y costaria puntos repetirla.</w:t>
-      </w:r>
-    </w:p>
-    <w:p>
-      <w:pPr>
-        <w:pStyle w:val="ListBullet2"/>
-      </w:pPr>
-      <w:r>
-        <w:rPr>
-          <w:b w:val="0"/>
-          <w:color w:val="4A4A49"/>
-          <w:sz w:val="22"/>
-        </w:rPr>
-        <w:t>Fuera de la lamina (habla de la practica): Dos, si el entorno del dia no permite cambiar de rol, no hay que esconderlo — se muestra el mensaje, y entonces si aparece la brecha de verificacion que la pregunta 5 pide nombrar.</w:t>
-      </w:r>
-    </w:p>
-    <w:p>
-      <w:r>
-        <w:rPr>
-          <w:b/>
-          <w:color w:val="4A4A49"/>
-          <w:sz w:val="22"/>
-        </w:rPr>
-        <w:t>[Slide 28] El motor de hoy es PostgreSQL, y eso decide que se puede demostrar (2/2)</w:t>
-      </w:r>
-      <w:r>
-        <w:rPr>
-          <w:b w:val="0"/>
-          <w:color w:val="4A4A49"/>
-          <w:sz w:val="22"/>
-        </w:rPr>
-        <w:t xml:space="preserve"> — 3 vinetas.</w:t>
-      </w:r>
-    </w:p>
-    <w:p>
-      <w:r>
-        <w:rPr>
-          <w:b/>
-          <w:color w:val="4A4A49"/>
-          <w:sz w:val="22"/>
-        </w:rPr>
-        <w:t>[Slide 29] El motor de hoy es PostgreSQL, y eso decide... — sintaxis</w:t>
-      </w:r>
-      <w:r>
-        <w:rPr>
-          <w:b w:val="0"/>
-          <w:color w:val="4A4A49"/>
-          <w:sz w:val="22"/>
-        </w:rPr>
-        <w:t xml:space="preserve"> — 6 vinetas.</w:t>
-      </w:r>
-    </w:p>
-    <w:p>
-      <w:r>
-        <w:rPr>
-          <w:b/>
-          <w:color w:val="4A4A49"/>
-          <w:sz w:val="22"/>
-        </w:rPr>
-        <w:t>[Slide 30] La matriz es la decision, no el script (1/2)</w:t>
-      </w:r>
-      <w:r>
-        <w:rPr>
-          <w:b w:val="0"/>
-          <w:color w:val="4A4A49"/>
-          <w:sz w:val="22"/>
-        </w:rPr>
-        <w:t xml:space="preserve"> — 5 vinetas.</w:t>
-      </w:r>
-    </w:p>
-    <w:p>
-      <w:r>
-        <w:rPr>
-          <w:b/>
-          <w:color w:val="4A4A49"/>
-          <w:sz w:val="22"/>
-        </w:rPr>
-        <w:t>[Slide 31] La matriz es la decision, no el script (2/2)</w:t>
-      </w:r>
-      <w:r>
-        <w:rPr>
-          <w:b w:val="0"/>
-          <w:color w:val="4A4A49"/>
-          <w:sz w:val="22"/>
-        </w:rPr>
-        <w:t xml:space="preserve"> — 2 vinetas.</w:t>
-      </w:r>
-    </w:p>
-    <w:p>
-      <w:r>
-        <w:rPr>
-          <w:b/>
-          <w:color w:val="4A4A49"/>
-          <w:sz w:val="22"/>
-        </w:rPr>
-        <w:t>[Slide 32] Como amarra con las clases vecinas y con la rubrica del PI</w:t>
-      </w:r>
-      <w:r>
-        <w:rPr>
-          <w:b w:val="0"/>
-          <w:color w:val="4A4A49"/>
-          <w:sz w:val="22"/>
-        </w:rPr>
-        <w:t xml:space="preserve"> — 5 vinetas.</w:t>
-      </w:r>
-    </w:p>
-    <w:p>
-      <w:pPr>
-        <w:pStyle w:val="ListBullet2"/>
-      </w:pPr>
-      <w:r>
-        <w:rPr>
-          <w:b w:val="0"/>
-          <w:color w:val="4A4A49"/>
-          <w:sz w:val="22"/>
-        </w:rPr>
-        <w:t>Fuera de la lamina (habla de la practica): Lo de hoy no es una isla, y decirlo en voz alta le da sentido al entregable.</w:t>
-      </w:r>
-    </w:p>
-    <w:p>
-      <w:pPr>
-        <w:pStyle w:val="ListBullet2"/>
-      </w:pPr>
-      <w:r>
-        <w:rPr>
-          <w:b w:val="0"/>
-          <w:color w:val="4A4A49"/>
-          <w:sz w:val="22"/>
-        </w:rPr>
-        <w:t>Fuera de la lamina (habla de la practica): La Clase 4 agrega disparadores de auditoria y el plan de respaldo, que son el otro componente de este mismo criterio de rubrica.</w:t>
-      </w:r>
-    </w:p>
-    <w:p>
-      <w:pPr>
-        <w:pStyle w:val="ListBullet2"/>
-      </w:pPr>
-      <w:r>
-        <w:rPr>
-          <w:b w:val="0"/>
-          <w:color w:val="4A4A49"/>
-          <w:sz w:val="22"/>
-        </w:rPr>
         <w:t>Fuera de la lamina (habla de la practica): En la rubrica del proyecto, seguridad y respaldo valen 15 de los 100 puntos.</w:t>
-      </w:r>
-    </w:p>
-    <w:p>
-      <w:r>
-        <w:rPr>
-          <w:b/>
-          <w:color w:val="4A4A49"/>
-          <w:sz w:val="22"/>
-        </w:rPr>
-        <w:t>[Slide 33] Preguntas frecuentes del grupo (1/2)</w:t>
-      </w:r>
-      <w:r>
-        <w:rPr>
-          <w:b w:val="0"/>
-          <w:color w:val="4A4A49"/>
-          <w:sz w:val="22"/>
-        </w:rPr>
-        <w:t xml:space="preserve"> — 5 vinetas.</w:t>
-      </w:r>
-    </w:p>
-    <w:p>
-      <w:pPr>
-        <w:pStyle w:val="ListBullet2"/>
-      </w:pPr>
-      <w:r>
-        <w:rPr>
-          <w:b w:val="0"/>
-          <w:color w:val="4A4A49"/>
-          <w:sz w:val="22"/>
-        </w:rPr>
-        <w:t>O el rol no tiene USAGE sobre el esquema.</w:t>
-      </w:r>
-    </w:p>
-    <w:p>
-      <w:pPr>
-        <w:pStyle w:val="ListBullet2"/>
-      </w:pPr>
-      <w:r>
-        <w:rPr>
-          <w:b w:val="0"/>
-          <w:color w:val="4A4A49"/>
-          <w:sz w:val="22"/>
-        </w:rPr>
-        <w:t>Lo que no se puede es conectarse como recepcion en una segunda sesion, porque el entorno tiene un solo usuario con login.</w:t>
-      </w:r>
-    </w:p>
-    <w:p>
-      <w:r>
-        <w:rPr>
-          <w:b/>
-          <w:color w:val="4A4A49"/>
-          <w:sz w:val="22"/>
-        </w:rPr>
-        <w:t>[Slide 34] Preguntas frecuentes del grupo (2/2)</w:t>
-      </w:r>
-      <w:r>
-        <w:rPr>
-          <w:b w:val="0"/>
-          <w:color w:val="4A4A49"/>
-          <w:sz w:val="22"/>
-        </w:rPr>
-        <w:t xml:space="preserve"> — 5 vinetas.</w:t>
-      </w:r>
-    </w:p>
-    <w:p>
-      <w:r>
-        <w:rPr>
-          <w:b/>
-          <w:color w:val="4A4A49"/>
-          <w:sz w:val="22"/>
-        </w:rPr>
-        <w:t>[Slide 35] Preguntas frecuentes del grupo — sintaxis</w:t>
-      </w:r>
-      <w:r>
-        <w:rPr>
-          <w:b w:val="0"/>
-          <w:color w:val="4A4A49"/>
-          <w:sz w:val="22"/>
-        </w:rPr>
-        <w:t xml:space="preserve"> — 1 vinetas.</w:t>
-      </w:r>
-    </w:p>
-    <w:p>
-      <w:r>
-        <w:rPr>
-          <w:b/>
-          <w:color w:val="4A4A49"/>
-          <w:sz w:val="22"/>
-        </w:rPr>
-        <w:t>[Slide 36] Crear el rol y otorgar solo lo que el cargo usa</w:t>
-      </w:r>
-      <w:r>
-        <w:rPr>
-          <w:b w:val="0"/>
-          <w:color w:val="4A4A49"/>
-          <w:sz w:val="22"/>
-        </w:rPr>
-        <w:t xml:space="preserve"> — 10 vinetas.</w:t>
-      </w:r>
-    </w:p>
-    <w:p>
-      <w:r>
-        <w:rPr>
-          <w:b/>
-          <w:color w:val="4A4A49"/>
-          <w:sz w:val="22"/>
-        </w:rPr>
-        <w:t>[Slide 37] REVOKE, y los dos que hacen dano en silencio</w:t>
-      </w:r>
-      <w:r>
-        <w:rPr>
-          <w:b w:val="0"/>
-          <w:color w:val="4A4A49"/>
-          <w:sz w:val="22"/>
-        </w:rPr>
-        <w:t xml:space="preserve"> — 10 vinetas.</w:t>
-      </w:r>
-    </w:p>
-    <w:p>
-      <w:r>
-        <w:rPr>
-          <w:b/>
-          <w:color w:val="4A4A49"/>
-          <w:sz w:val="22"/>
-        </w:rPr>
-        <w:t>[Slide 38] Cuando el GRANT sobra: vista y privilegio por columna</w:t>
-      </w:r>
-      <w:r>
-        <w:rPr>
-          <w:b w:val="0"/>
-          <w:color w:val="4A4A49"/>
-          <w:sz w:val="22"/>
-        </w:rPr>
-        <w:t xml:space="preserve"> — 13 vinetas.</w:t>
-      </w:r>
-    </w:p>
-    <w:p>
-      <w:r>
-        <w:rPr>
-          <w:b/>
-          <w:color w:val="4A4A49"/>
-          <w:sz w:val="22"/>
-        </w:rPr>
-        <w:t>[Slide 39] La matriz como hecho verificable, no como documento</w:t>
-      </w:r>
-      <w:r>
-        <w:rPr>
-          <w:b w:val="0"/>
-          <w:color w:val="4A4A49"/>
-          <w:sz w:val="22"/>
-        </w:rPr>
-        <w:t xml:space="preserve"> — 11 vinetas.</w:t>
       </w:r>
     </w:p>
     <w:p>
@@ -1799,7 +3427,7 @@
           <w:color w:val="4A4A49"/>
           <w:sz w:val="22"/>
         </w:rPr>
-        <w:t>Los cuatro terminos que se confunden todo el tiempo (1/2)</w:t>
+        <w:t>Los cuatro terminos que se confunden todo el tiempo</w:t>
       </w:r>
     </w:p>
     <w:p>
@@ -1812,7 +3440,7 @@
           <w:color w:val="4A4A49"/>
           <w:sz w:val="22"/>
         </w:rPr>
-        <w:t>Los cuatro terminos que se confunden todo el tiempo (2/2)</w:t>
+        <w:t>Privilegio: la unidad atomica, y la frontera DDL/DML</w:t>
       </w:r>
     </w:p>
     <w:p>
@@ -1825,7 +3453,7 @@
           <w:color w:val="4A4A49"/>
           <w:sz w:val="22"/>
         </w:rPr>
-        <w:t>Privilegio: la unidad atomica, y la frontera DDL/DML (1/2)</w:t>
+        <w:t>Rol: por que existe, con la aritmetica en el tablero</w:t>
       </w:r>
     </w:p>
     <w:p>
@@ -1838,7 +3466,7 @@
           <w:color w:val="4A4A49"/>
           <w:sz w:val="22"/>
         </w:rPr>
-        <w:t>Privilegio: la unidad atomica, y la frontera DDL/DML (2/2)</w:t>
+        <w:t>En PostgreSQL usuario y rol son lo mismo, y por eso hoy se escribe NOLOGIN</w:t>
       </w:r>
     </w:p>
     <w:p>
@@ -1851,7 +3479,7 @@
           <w:color w:val="4A4A49"/>
           <w:sz w:val="22"/>
         </w:rPr>
-        <w:t>Rol: por que existe, con la aritmetica en el tablero (1/2)</w:t>
+        <w:t>Crear el rol y otorgar solo lo que el cargo usa</w:t>
       </w:r>
     </w:p>
     <w:p>
@@ -1864,7 +3492,7 @@
           <w:color w:val="4A4A49"/>
           <w:sz w:val="22"/>
         </w:rPr>
-        <w:t>Rol: por que existe, con la aritmetica en el tablero (2/2)</w:t>
+        <w:t>Minimo privilegio aplicado a la clínica: la matriz defendible</w:t>
       </w:r>
     </w:p>
     <w:p>
@@ -1877,7 +3505,7 @@
           <w:color w:val="4A4A49"/>
           <w:sz w:val="22"/>
         </w:rPr>
-        <w:t>En PostgreSQL usuario y rol son lo mismo, y por eso hoy se escribe NOLOGIN (1/2)</w:t>
+        <w:t>Minimo privilegio, en concreto</w:t>
       </w:r>
     </w:p>
     <w:p>
@@ -1890,7 +3518,7 @@
           <w:color w:val="4A4A49"/>
           <w:sz w:val="22"/>
         </w:rPr>
-        <w:t>En PostgreSQL usuario y rol son lo mismo, y por eso hoy se escribe NOLOGIN (2/2)</w:t>
+        <w:t>Separacion de funciones: el ejemplo de la factura</w:t>
       </w:r>
     </w:p>
     <w:p>
@@ -1903,7 +3531,7 @@
           <w:color w:val="4A4A49"/>
           <w:sz w:val="22"/>
         </w:rPr>
-        <w:t>Minimo privilegio aplicado a la clínica: la matriz defendible</w:t>
+        <w:t>GRANT y REVOKE: la sintaxis exacta que se va a escribir hoy</w:t>
       </w:r>
     </w:p>
     <w:p>
@@ -1916,7 +3544,7 @@
           <w:color w:val="4A4A49"/>
           <w:sz w:val="22"/>
         </w:rPr>
-        <w:t>Separacion de funciones: el ejemplo de la factura (1/2)</w:t>
+        <w:t>WITH GRANT OPTION y PUBLIC: los dos que hacen dano sin avisar</w:t>
       </w:r>
     </w:p>
     <w:p>
@@ -1929,7 +3557,7 @@
           <w:color w:val="4A4A49"/>
           <w:sz w:val="22"/>
         </w:rPr>
-        <w:t>Separacion de funciones: el ejemplo de la factura (2/2)</w:t>
+        <w:t>REVOKE, y los dos que hacen dano en silencio</w:t>
       </w:r>
     </w:p>
     <w:p>
@@ -1942,7 +3570,7 @@
           <w:color w:val="4A4A49"/>
           <w:sz w:val="22"/>
         </w:rPr>
-        <w:t>GRANT y REVOKE: la sintaxis exacta que se va a escribir hoy (1/2)</w:t>
+        <w:t>Cuando el GRANT es demasiado: vista y privilegio por columna</w:t>
       </w:r>
     </w:p>
     <w:p>
@@ -1955,7 +3583,7 @@
           <w:color w:val="4A4A49"/>
           <w:sz w:val="22"/>
         </w:rPr>
-        <w:t>GRANT y REVOKE: la sintaxis exacta que se va a escribir hoy (2/2)</w:t>
+        <w:t>Cuando el GRANT sobra: vista y privilegio por columna</w:t>
       </w:r>
     </w:p>
     <w:p>
@@ -1968,7 +3596,7 @@
           <w:color w:val="4A4A49"/>
           <w:sz w:val="22"/>
         </w:rPr>
-        <w:t>GRANT y REVOKE: la sintaxis exacta que se va... — sintaxis</w:t>
+        <w:t>Reducir la superficie: vista y privilegio por columna</w:t>
       </w:r>
     </w:p>
     <w:p>
@@ -1981,7 +3609,7 @@
           <w:color w:val="4A4A49"/>
           <w:sz w:val="22"/>
         </w:rPr>
-        <w:t>WITH GRANT OPTION y PUBLIC: los dos que hacen dano sin avisar</w:t>
+        <w:t>La matriz como hecho verificable: information_schema</w:t>
       </w:r>
     </w:p>
     <w:p>
@@ -1994,7 +3622,7 @@
           <w:color w:val="4A4A49"/>
           <w:sz w:val="22"/>
         </w:rPr>
-        <w:t>Cuando el GRANT es demasiado: vista y privilegio por columna (1/2)</w:t>
+        <w:t>La matriz como hecho verificable, no como documento</w:t>
       </w:r>
     </w:p>
     <w:p>
@@ -2007,7 +3635,7 @@
           <w:color w:val="4A4A49"/>
           <w:sz w:val="22"/>
         </w:rPr>
-        <w:t>Cuando el GRANT es demasiado: vista y privilegio por columna (2/2)</w:t>
+        <w:t>La politica de altas y bajas: el ciclo de vida de una cuenta</w:t>
       </w:r>
     </w:p>
     <w:p>
@@ -2020,7 +3648,7 @@
           <w:color w:val="4A4A49"/>
           <w:sz w:val="22"/>
         </w:rPr>
-        <w:t>Cuando el GRANT es demasiado: vista y... — sintaxis</w:t>
+        <w:t>Ciclo de vida de una cuenta: alta, cambio, baja, revision</w:t>
       </w:r>
     </w:p>
     <w:p>
@@ -2033,7 +3661,7 @@
           <w:color w:val="4A4A49"/>
           <w:sz w:val="22"/>
         </w:rPr>
-        <w:t>La matriz como hecho verificable: information_schema</w:t>
+        <w:t>El motor de hoy es PostgreSQL, y eso decide que se puede demostrar</w:t>
       </w:r>
     </w:p>
     <w:p>
@@ -2046,7 +3674,7 @@
           <w:color w:val="4A4A49"/>
           <w:sz w:val="22"/>
         </w:rPr>
-        <w:t>La matriz como hecho verificable:... — sintaxis</w:t>
+        <w:t>La matriz es la decision, no el script</w:t>
       </w:r>
     </w:p>
     <w:p>
@@ -2059,241 +3687,7 @@
           <w:color w:val="4A4A49"/>
           <w:sz w:val="22"/>
         </w:rPr>
-        <w:t>La politica de altas y bajas: el ciclo de vida de una cuenta (1/3)</w:t>
-      </w:r>
-    </w:p>
-    <w:p>
-      <w:pPr>
-        <w:pStyle w:val="ListNumber"/>
-      </w:pPr>
-      <w:r>
-        <w:rPr>
-          <w:b w:val="0"/>
-          <w:color w:val="4A4A49"/>
-          <w:sz w:val="22"/>
-        </w:rPr>
-        <w:t>La politica de altas y bajas: el ciclo de vida de una cuenta (2/3)</w:t>
-      </w:r>
-    </w:p>
-    <w:p>
-      <w:pPr>
-        <w:pStyle w:val="ListNumber"/>
-      </w:pPr>
-      <w:r>
-        <w:rPr>
-          <w:b w:val="0"/>
-          <w:color w:val="4A4A49"/>
-          <w:sz w:val="22"/>
-        </w:rPr>
-        <w:t>La politica de altas y bajas: el ciclo de vida de una cuenta (3/3)</w:t>
-      </w:r>
-    </w:p>
-    <w:p>
-      <w:pPr>
-        <w:pStyle w:val="ListNumber"/>
-      </w:pPr>
-      <w:r>
-        <w:rPr>
-          <w:b w:val="0"/>
-          <w:color w:val="4A4A49"/>
-          <w:sz w:val="22"/>
-        </w:rPr>
-        <w:t>El motor de hoy es PostgreSQL, y eso decide que se puede demostrar (1/2)</w:t>
-      </w:r>
-    </w:p>
-    <w:p>
-      <w:pPr>
-        <w:pStyle w:val="ListNumber"/>
-      </w:pPr>
-      <w:r>
-        <w:rPr>
-          <w:b w:val="0"/>
-          <w:color w:val="4A4A49"/>
-          <w:sz w:val="22"/>
-        </w:rPr>
-        <w:t>El motor de hoy es PostgreSQL, y eso decide que se puede demostrar (2/2)</w:t>
-      </w:r>
-    </w:p>
-    <w:p>
-      <w:pPr>
-        <w:pStyle w:val="ListNumber"/>
-      </w:pPr>
-      <w:r>
-        <w:rPr>
-          <w:b w:val="0"/>
-          <w:color w:val="4A4A49"/>
-          <w:sz w:val="22"/>
-        </w:rPr>
-        <w:t>El motor de hoy es PostgreSQL, y eso decide... — sintaxis</w:t>
-      </w:r>
-    </w:p>
-    <w:p>
-      <w:pPr>
-        <w:pStyle w:val="ListNumber"/>
-      </w:pPr>
-      <w:r>
-        <w:rPr>
-          <w:b w:val="0"/>
-          <w:color w:val="4A4A49"/>
-          <w:sz w:val="22"/>
-        </w:rPr>
-        <w:t>La matriz es la decision, no el script (1/2)</w:t>
-      </w:r>
-    </w:p>
-    <w:p>
-      <w:pPr>
-        <w:pStyle w:val="ListNumber"/>
-      </w:pPr>
-      <w:r>
-        <w:rPr>
-          <w:b w:val="0"/>
-          <w:color w:val="4A4A49"/>
-          <w:sz w:val="22"/>
-        </w:rPr>
-        <w:t>La matriz es la decision, no el script (2/2)</w:t>
-      </w:r>
-    </w:p>
-    <w:p>
-      <w:pPr>
-        <w:pStyle w:val="ListNumber"/>
-      </w:pPr>
-      <w:r>
-        <w:rPr>
-          <w:b w:val="0"/>
-          <w:color w:val="4A4A49"/>
-          <w:sz w:val="22"/>
-        </w:rPr>
         <w:t>Como amarra con las clases vecinas</w:t>
-      </w:r>
-    </w:p>
-    <w:p>
-      <w:pPr>
-        <w:pStyle w:val="ListNumber"/>
-      </w:pPr>
-      <w:r>
-        <w:rPr>
-          <w:b w:val="0"/>
-          <w:color w:val="4A4A49"/>
-          <w:sz w:val="22"/>
-        </w:rPr>
-        <w:t>Preguntas frecuentes del grupo (1/2)</w:t>
-      </w:r>
-    </w:p>
-    <w:p>
-      <w:pPr>
-        <w:pStyle w:val="ListNumber"/>
-      </w:pPr>
-      <w:r>
-        <w:rPr>
-          <w:b w:val="0"/>
-          <w:color w:val="4A4A49"/>
-          <w:sz w:val="22"/>
-        </w:rPr>
-        <w:t>Preguntas frecuentes del grupo (2/2)</w:t>
-      </w:r>
-    </w:p>
-    <w:p>
-      <w:pPr>
-        <w:pStyle w:val="ListNumber"/>
-      </w:pPr>
-      <w:r>
-        <w:rPr>
-          <w:b w:val="0"/>
-          <w:color w:val="4A4A49"/>
-          <w:sz w:val="22"/>
-        </w:rPr>
-        <w:t>Preguntas frecuentes del grupo — sintaxis</w:t>
-      </w:r>
-    </w:p>
-    <w:p>
-      <w:pPr>
-        <w:pStyle w:val="ListNumber"/>
-      </w:pPr>
-      <w:r>
-        <w:rPr>
-          <w:b w:val="0"/>
-          <w:color w:val="4A4A49"/>
-          <w:sz w:val="22"/>
-        </w:rPr>
-        <w:t>Crear el rol y otorgar solo lo que el cargo usa</w:t>
-      </w:r>
-    </w:p>
-    <w:p>
-      <w:pPr>
-        <w:pStyle w:val="ListNumber"/>
-      </w:pPr>
-      <w:r>
-        <w:rPr>
-          <w:b w:val="0"/>
-          <w:color w:val="4A4A49"/>
-          <w:sz w:val="22"/>
-        </w:rPr>
-        <w:t>REVOKE, y los dos que hacen dano en silencio</w:t>
-      </w:r>
-    </w:p>
-    <w:p>
-      <w:pPr>
-        <w:pStyle w:val="ListNumber"/>
-      </w:pPr>
-      <w:r>
-        <w:rPr>
-          <w:b w:val="0"/>
-          <w:color w:val="4A4A49"/>
-          <w:sz w:val="22"/>
-        </w:rPr>
-        <w:t>Cuando el GRANT sobra: vista y privilegio por columna</w:t>
-      </w:r>
-    </w:p>
-    <w:p>
-      <w:pPr>
-        <w:pStyle w:val="ListNumber"/>
-      </w:pPr>
-      <w:r>
-        <w:rPr>
-          <w:b w:val="0"/>
-          <w:color w:val="4A4A49"/>
-          <w:sz w:val="22"/>
-        </w:rPr>
-        <w:t>La matriz como hecho verificable, no como documento</w:t>
-      </w:r>
-    </w:p>
-    <w:p>
-      <w:pPr>
-        <w:pStyle w:val="ListNumber"/>
-      </w:pPr>
-      <w:r>
-        <w:rPr>
-          <w:b w:val="0"/>
-          <w:color w:val="4A4A49"/>
-          <w:sz w:val="22"/>
-        </w:rPr>
-        <w:t>Minimo privilegio, en concreto</w:t>
-      </w:r>
-    </w:p>
-    <w:p>
-      <w:pPr>
-        <w:pStyle w:val="ListNumber"/>
-      </w:pPr>
-      <w:r>
-        <w:rPr>
-          <w:b w:val="0"/>
-          <w:color w:val="4A4A49"/>
-          <w:sz w:val="22"/>
-        </w:rPr>
-        <w:t>Reducir la superficie: vista y privilegio por columna</w:t>
-      </w:r>
-    </w:p>
-    <w:p>
-      <w:pPr>
-        <w:pStyle w:val="ListNumber"/>
-      </w:pPr>
-      <w:r>
-        <w:rPr>
-          <w:b w:val="0"/>
-          <w:color w:val="4A4A49"/>
-          <w:sz w:val="22"/>
-        </w:rPr>
-        <w:t>Ciclo de vida de una cuenta: alta, cambio, baja, revision</w:t>
       </w:r>
     </w:p>
     <w:p>
@@ -2629,7 +4023,7 @@
           <w:color w:val="1A1C1D"/>
           <w:sz w:val="32"/>
         </w:rPr>
-        <w:t>35-55 · Demo paso a paso · [Slide 43]</w:t>
+        <w:t>35-55 · Demo paso a paso · [Slide 25]</w:t>
       </w:r>
     </w:p>
     <w:p>
@@ -3059,7 +4453,7 @@
           <w:color w:val="1A1C1D"/>
           <w:sz w:val="32"/>
         </w:rPr>
-        <w:t>115-120 · Cierre · [Slide 44]</w:t>
+        <w:t>115-120 · Cierre · [Slide 26]</w:t>
       </w:r>
     </w:p>
     <w:p>
@@ -3087,7 +4481,7 @@
           <w:color w:val="4A4A49"/>
           <w:sz w:val="22"/>
         </w:rPr>
-        <w:t>Proyectar [Slide 44] slide de cierre. Dudas finales.</w:t>
+        <w:t>Proyectar [Slide 26] slide de cierre. Dudas finales.</w:t>
       </w:r>
     </w:p>
     <w:p>

--- a/Bases de Datos II/Kit docente/Clase 2/Guion Docente Clase 2 - Administracion de bases de datos.docx
+++ b/Bases de Datos II/Kit docente/Clase 2/Guion Docente Clase 2 - Administracion de bases de datos.docx
@@ -9,7 +9,7 @@
           <w:color w:val="1A1C1D"/>
           <w:sz w:val="44"/>
         </w:rPr>
-        <w:t>Guion docente · Clase 2 · Administracion de BD · Roles VetCare</w:t>
+        <w:t>Guion docente · Clase 2 · Administracion de BD · Roles y privilegios</w:t>
       </w:r>
     </w:p>
     <w:p>
@@ -290,17 +290,17 @@
           <w:color w:val="1A1C1D"/>
           <w:sz w:val="32"/>
         </w:rPr>
-        <w:t>Apoyo por diapositiva</w:t>
-      </w:r>
-    </w:p>
-    <w:p>
-      <w:r>
-        <w:rPr>
-          <w:b w:val="0"/>
-          <w:color w:val="4A4A49"/>
-          <w:sz w:val="22"/>
-        </w:rPr>
-        <w:t xml:space="preserve">Todo lo que hay que decir </w:t>
+        <w:t>Guion por diapositiva</w:t>
+      </w:r>
+    </w:p>
+    <w:p>
+      <w:r>
+        <w:rPr>
+          <w:b w:val="0"/>
+          <w:color w:val="4A4A49"/>
+          <w:sz w:val="22"/>
+        </w:rPr>
+        <w:t xml:space="preserve">Es el mismo texto que llevan las </w:t>
       </w:r>
       <w:r>
         <w:rPr>
@@ -308,3024 +308,15 @@
           <w:color w:val="4A4A49"/>
           <w:sz w:val="22"/>
         </w:rPr>
-        <w:t>esta proyectado</w:t>
-      </w:r>
-      <w:r>
-        <w:rPr>
-          <w:b w:val="0"/>
-          <w:color w:val="4A4A49"/>
-          <w:sz w:val="22"/>
-        </w:rPr>
-        <w:t>. Esta seccion dice que subrayar en cada lamina, no repite su contenido.</w:t>
-      </w:r>
-    </w:p>
-    <w:p>
-      <w:r>
-        <w:rPr>
-          <w:b/>
-          <w:color w:val="4A4A49"/>
-          <w:sz w:val="22"/>
-        </w:rPr>
-        <w:t>[Slide 4] Los cuatro terminos que se confunden todo el tiempo</w:t>
-      </w:r>
-      <w:r>
-        <w:rPr>
-          <w:b w:val="0"/>
-          <w:color w:val="4A4A49"/>
-          <w:sz w:val="22"/>
-        </w:rPr>
-        <w:t xml:space="preserve"> — 4 vinetas.</w:t>
-      </w:r>
-    </w:p>
-    <w:p>
-      <w:pPr>
-        <w:pStyle w:val="ListBullet2"/>
-      </w:pPr>
-      <w:r>
-        <w:rPr>
-          <w:b w:val="0"/>
-          <w:color w:val="4A4A49"/>
-          <w:sz w:val="22"/>
-        </w:rPr>
-        <w:t>DESARROLLO (para explicarlo, no se proyecta):</w:t>
-      </w:r>
-    </w:p>
-    <w:p>
-      <w:pPr>
-        <w:pStyle w:val="ListBullet2"/>
-      </w:pPr>
-      <w:r>
-        <w:rPr>
-          <w:b w:val="0"/>
-          <w:color w:val="4A4A49"/>
-          <w:sz w:val="22"/>
-        </w:rPr>
-        <w:t>Administrar una base de datos es decidir y hacer cumplir quien puede hacer que sobre cada objeto, y dejar rastro de quien lo hizo.</w:t>
-      </w:r>
-    </w:p>
-    <w:p>
-      <w:pPr>
-        <w:pStyle w:val="ListBullet2"/>
-      </w:pPr>
-      <w:r>
-        <w:rPr>
-          <w:b w:val="0"/>
-          <w:color w:val="4A4A49"/>
-          <w:sz w:val="22"/>
-        </w:rPr>
-        <w:t>Antes de llegar a la sintaxis conviene fijar cuatro terminos que se usan sueltos y se confunden todo el tiempo.</w:t>
-      </w:r>
-    </w:p>
-    <w:p>
-      <w:pPr>
-        <w:pStyle w:val="ListBullet2"/>
-      </w:pPr>
-      <w:r>
-        <w:rPr>
-          <w:b w:val="0"/>
-          <w:color w:val="4A4A49"/>
-          <w:sz w:val="22"/>
-        </w:rPr>
-        <w:t>Un objeto de base de datos es cualquier cosa que el motor guarda y a la que se le puede poner nombre: una tabla como cita, una vista, un procedimiento, una secuencia.</w:t>
-      </w:r>
-    </w:p>
-    <w:p>
-      <w:pPr>
-        <w:pStyle w:val="ListBullet2"/>
-      </w:pPr>
-      <w:r>
-        <w:rPr>
-          <w:b w:val="0"/>
-          <w:color w:val="4A4A49"/>
-          <w:sz w:val="22"/>
-        </w:rPr>
-        <w:t>Un esquema es un contenedor con nombre donde viven esos objetos; en PostgreSQL, que es el motor de esta clase, el esquema por omision se llama public y el nombre completo de la tabla es public.cita.</w:t>
-      </w:r>
-    </w:p>
-    <w:p>
-      <w:pPr>
-        <w:pStyle w:val="ListBullet2"/>
-      </w:pPr>
-      <w:r>
-        <w:rPr>
-          <w:b w:val="0"/>
-          <w:color w:val="4A4A49"/>
-          <w:sz w:val="22"/>
-        </w:rPr>
-        <w:t>Aqui hay que desactivar una confusion que traen quienes vieron Oracle: alli esquema y usuario son practicamente lo mismo y se escribe la clínica.MASCOTA</w:t>
-      </w:r>
-    </w:p>
-    <w:p>
-      <w:pPr>
-        <w:pStyle w:val="ListBullet2"/>
-      </w:pPr>
-      <w:r>
-        <w:rPr>
-          <w:b w:val="0"/>
-          <w:color w:val="4A4A49"/>
-          <w:sz w:val="22"/>
-        </w:rPr>
-        <w:t>Mientras que en PostgreSQL son cosas separadas, un mismo usuario puede tener objetos en varios esquemas y un esquema puede contener objetos de varios propietarios.</w:t>
-      </w:r>
-    </w:p>
-    <w:p>
-      <w:pPr>
-        <w:pStyle w:val="ListBullet2"/>
-      </w:pPr>
-      <w:r>
-        <w:rPr>
-          <w:b w:val="0"/>
-          <w:color w:val="4A4A49"/>
-          <w:sz w:val="22"/>
-        </w:rPr>
-        <w:t>Autenticacion es probar quien es usted, con usuario y clave o con un certificado.</w:t>
-      </w:r>
-    </w:p>
-    <w:p>
-      <w:pPr>
-        <w:pStyle w:val="ListBullet2"/>
-      </w:pPr>
-      <w:r>
-        <w:rPr>
-          <w:b w:val="0"/>
-          <w:color w:val="4A4A49"/>
-          <w:sz w:val="22"/>
-        </w:rPr>
-        <w:t>Autorizacion es decidir que puede hacer una vez que ya esta dentro.</w:t>
-      </w:r>
-    </w:p>
-    <w:p>
-      <w:pPr>
-        <w:pStyle w:val="ListBullet2"/>
-      </w:pPr>
-      <w:r>
-        <w:rPr>
-          <w:b w:val="0"/>
-          <w:color w:val="4A4A49"/>
-          <w:sz w:val="22"/>
-        </w:rPr>
-        <w:t>Son etapas distintas, se controlan con mecanismos distintos, y un usuario puede autenticarse perfectamente y no tener permiso para leer ni una sola fila.</w:t>
-      </w:r>
-    </w:p>
-    <w:p>
-      <w:pPr>
-        <w:pStyle w:val="ListBullet2"/>
-      </w:pPr>
-      <w:r>
-        <w:rPr>
-          <w:b w:val="0"/>
-          <w:color w:val="4A4A49"/>
-          <w:sz w:val="22"/>
-        </w:rPr>
-        <w:t>Esta clase se dicta en sesion virtual sincrona, en el bloque normal de 120 minutos: hay explicacion en vivo.</w:t>
-      </w:r>
-    </w:p>
-    <w:p>
-      <w:pPr>
-        <w:pStyle w:val="ListBullet2"/>
-      </w:pPr>
-      <w:r>
-        <w:rPr>
-          <w:b w:val="0"/>
-          <w:color w:val="4A4A49"/>
-          <w:sz w:val="22"/>
-        </w:rPr>
-        <w:t>NOTAS:</w:t>
-      </w:r>
-    </w:p>
-    <w:p>
-      <w:pPr>
-        <w:pStyle w:val="ListBullet2"/>
-      </w:pPr>
-      <w:r>
-        <w:rPr>
-          <w:b w:val="0"/>
-          <w:color w:val="4A4A49"/>
-          <w:sz w:val="22"/>
-        </w:rPr>
-        <w:t>Conviene aprovechar precisamente eso, porque los permisos son el tema del curso donde el estudiante mas necesita que alguien le diga en el momento por que su GRANT no surtio efecto.</w:t>
-      </w:r>
-    </w:p>
-    <w:p>
-      <w:pPr>
-        <w:pStyle w:val="ListBullet2"/>
-      </w:pPr>
-      <w:r>
-        <w:rPr>
-          <w:b w:val="0"/>
-          <w:color w:val="4A4A49"/>
-          <w:sz w:val="22"/>
-        </w:rPr>
-        <w:t>Fuera de la lamina (habla de la practica): Esta clase se dicta en sesion virtual sincrona, en el bloque normal de 120 minutos: hay explicacion en vivo, taller acompanado y espacio para preguntar, asi que este texto es el material con el que el docente dicta y no una lectura que sustituya la clase.</w:t>
-      </w:r>
-    </w:p>
-    <w:p>
-      <w:r>
-        <w:rPr>
-          <w:b/>
-          <w:color w:val="4A4A49"/>
-          <w:sz w:val="22"/>
-        </w:rPr>
-        <w:t>[Slide 5] Privilegio: la unidad atomica, y la frontera DDL/DML</w:t>
-      </w:r>
-      <w:r>
-        <w:rPr>
-          <w:b w:val="0"/>
-          <w:color w:val="4A4A49"/>
-          <w:sz w:val="22"/>
-        </w:rPr>
-        <w:t xml:space="preserve"> — 4 vinetas.</w:t>
-      </w:r>
-    </w:p>
-    <w:p>
-      <w:pPr>
-        <w:pStyle w:val="ListBullet2"/>
-      </w:pPr>
-      <w:r>
-        <w:rPr>
-          <w:b w:val="0"/>
-          <w:color w:val="4A4A49"/>
-          <w:sz w:val="22"/>
-        </w:rPr>
-        <w:t>DESARROLLO (para explicarlo, no se proyecta):</w:t>
-      </w:r>
-    </w:p>
-    <w:p>
-      <w:pPr>
-        <w:pStyle w:val="ListBullet2"/>
-      </w:pPr>
-      <w:r>
-        <w:rPr>
-          <w:b w:val="0"/>
-          <w:color w:val="4A4A49"/>
-          <w:sz w:val="22"/>
-        </w:rPr>
-        <w:t>Un privilegio es un permiso atomico: la unidad mas pequena de autorizacion que el motor sabe otorgar o quitar.</w:t>
-      </w:r>
-    </w:p>
-    <w:p>
-      <w:pPr>
-        <w:pStyle w:val="ListBullet2"/>
-      </w:pPr>
-      <w:r>
-        <w:rPr>
-          <w:b w:val="0"/>
-          <w:color w:val="4A4A49"/>
-          <w:sz w:val="22"/>
-        </w:rPr>
-        <w:t>En PostgreSQL hay que distinguir dos cosas que los estudiantes mezclan.</w:t>
-      </w:r>
-    </w:p>
-    <w:p>
-      <w:pPr>
-        <w:pStyle w:val="ListBullet2"/>
-      </w:pPr>
-      <w:r>
-        <w:rPr>
-          <w:b w:val="0"/>
-          <w:color w:val="4A4A49"/>
-          <w:sz w:val="22"/>
-        </w:rPr>
-        <w:t>Los privilegios de objeto habilitan acciones sobre un objeto concreto y son los que se escriben con GRANT: SELECT, INSERT, UPDATE, DELETE, TRUNCATE, REFERENCES y TRIGGER sobre una tabla o una vista</w:t>
-      </w:r>
-    </w:p>
-    <w:p>
-      <w:pPr>
-        <w:pStyle w:val="ListBullet2"/>
-      </w:pPr>
-      <w:r>
-        <w:rPr>
-          <w:b w:val="0"/>
-          <w:color w:val="4A4A49"/>
-          <w:sz w:val="22"/>
-        </w:rPr>
-        <w:t>Los atributos de rol son otra cosa: LOGIN, CREATEDB, CREATEROLE y SUPERUSER no se otorgan con GRANT sino que se escriben en el CREATE ROLE o se cambian con ALTER ROLE, y son el equivalente de lo que en Oracle se llama privilegio de sistema.</w:t>
-      </w:r>
-    </w:p>
-    <w:p>
-      <w:pPr>
-        <w:pStyle w:val="ListBullet2"/>
-      </w:pPr>
-      <w:r>
-        <w:rPr>
-          <w:b w:val="0"/>
-          <w:color w:val="4A4A49"/>
-          <w:sz w:val="22"/>
-        </w:rPr>
-        <w:t>DDL, Data Definition Language, son las sentencias que cambian la estructura: CREATE, ALTER, DROP, TRUNCATE.</w:t>
-      </w:r>
-    </w:p>
-    <w:p>
-      <w:pPr>
-        <w:pStyle w:val="ListBullet2"/>
-      </w:pPr>
-      <w:r>
-        <w:rPr>
-          <w:b w:val="0"/>
-          <w:color w:val="4A4A49"/>
-          <w:sz w:val="22"/>
-        </w:rPr>
-        <w:t>DML, Data Manipulation Language, son las que leen o cambian los datos sin tocar la estructura: SELECT, INSERT, UPDATE, DELETE.</w:t>
-      </w:r>
-    </w:p>
-    <w:p>
-      <w:pPr>
-        <w:pStyle w:val="ListBullet2"/>
-      </w:pPr>
-      <w:r>
-        <w:rPr>
-          <w:b w:val="0"/>
-          <w:color w:val="4A4A49"/>
-          <w:sz w:val="22"/>
-        </w:rPr>
-        <w:t>Un recepcionista de la clínica necesita DML sobre unas pocas tablas y nunca necesita DDL.</w:t>
-      </w:r>
-    </w:p>
-    <w:p>
-      <w:pPr>
-        <w:pStyle w:val="ListBullet2"/>
-      </w:pPr>
-      <w:r>
-        <w:rPr>
-          <w:b w:val="0"/>
-          <w:color w:val="4A4A49"/>
-          <w:sz w:val="22"/>
-        </w:rPr>
-        <w:t>Ejemplo en la clínica: GRANT SELECT, INSERT ON cita TO recepcion permite leer y agendar, pero no UPDATE ni DELETE, y tampoco ALTER TABLE, porque modificar la estructura de un objeto no es un privilegio que se conceda con GRANT: lo puede hacer su dueno.</w:t>
-      </w:r>
-    </w:p>
-    <w:p>
-      <w:pPr>
-        <w:pStyle w:val="ListBullet2"/>
-      </w:pPr>
-      <w:r>
-        <w:rPr>
-          <w:b w:val="0"/>
-          <w:color w:val="4A4A49"/>
-          <w:sz w:val="22"/>
-        </w:rPr>
-        <w:t>NOTAS:</w:t>
-      </w:r>
-    </w:p>
-    <w:p>
-      <w:pPr>
-        <w:pStyle w:val="ListBullet2"/>
-      </w:pPr>
-      <w:r>
-        <w:rPr>
-          <w:b w:val="0"/>
-          <w:color w:val="4A4A49"/>
-          <w:sz w:val="22"/>
-        </w:rPr>
-        <w:t>EXECUTE sobre una funcion o un procedimiento</w:t>
-      </w:r>
-    </w:p>
-    <w:p>
-      <w:pPr>
-        <w:pStyle w:val="ListBullet2"/>
-      </w:pPr>
-      <w:r>
-        <w:rPr>
-          <w:b w:val="0"/>
-          <w:color w:val="4A4A49"/>
-          <w:sz w:val="22"/>
-        </w:rPr>
-        <w:t>USAGE sobre un esquema o una secuencia</w:t>
-      </w:r>
-    </w:p>
-    <w:p>
-      <w:pPr>
-        <w:pStyle w:val="ListBullet2"/>
-      </w:pPr>
-      <w:r>
-        <w:rPr>
-          <w:b w:val="0"/>
-          <w:color w:val="4A4A49"/>
-          <w:sz w:val="22"/>
-        </w:rPr>
-        <w:t>CONNECT y TEMPORARY sobre la base de datos.</w:t>
-      </w:r>
-    </w:p>
-    <w:p>
-      <w:pPr>
-        <w:pStyle w:val="ListBullet2"/>
-      </w:pPr>
-      <w:r>
-        <w:rPr>
-          <w:b w:val="0"/>
-          <w:color w:val="4A4A49"/>
-          <w:sz w:val="22"/>
-        </w:rPr>
-        <w:t>Vale la pena decirlo porque el estudiante que busque en internet va a encontrar GRANT CREATE SESSION, que es sintaxis de Oracle y en PostgreSQL no existe.</w:t>
-      </w:r>
-    </w:p>
-    <w:p>
-      <w:pPr>
-        <w:pStyle w:val="ListBullet2"/>
-      </w:pPr>
-      <w:r>
-        <w:rPr>
-          <w:b w:val="0"/>
-          <w:color w:val="4A4A49"/>
-          <w:sz w:val="22"/>
-        </w:rPr>
-        <w:t>La distincion practica que hay que dejar clara es la que separa DDL de DML.</w:t>
-      </w:r>
-    </w:p>
-    <w:p>
-      <w:pPr>
-        <w:pStyle w:val="ListBullet2"/>
-      </w:pPr>
-      <w:r>
-        <w:rPr>
-          <w:b w:val="0"/>
-          <w:color w:val="4A4A49"/>
-          <w:sz w:val="22"/>
-        </w:rPr>
-        <w:t>Si su cuenta puede ejecutar DROP TABLE cita, un error de copiar y pegar borra la agenda completa, y ningun respaldo de la noche anterior devuelve las citas que se agendaron hoy.</w:t>
-      </w:r>
-    </w:p>
-    <w:p>
-      <w:r>
-        <w:rPr>
-          <w:b/>
-          <w:color w:val="4A4A49"/>
-          <w:sz w:val="22"/>
-        </w:rPr>
-        <w:t>[Slide 6] Rol: por que existe, con la aritmetica en el tablero</w:t>
-      </w:r>
-      <w:r>
-        <w:rPr>
-          <w:b w:val="0"/>
-          <w:color w:val="4A4A49"/>
-          <w:sz w:val="22"/>
-        </w:rPr>
-        <w:t xml:space="preserve"> — 4 vinetas.</w:t>
-      </w:r>
-    </w:p>
-    <w:p>
-      <w:pPr>
-        <w:pStyle w:val="ListBullet2"/>
-      </w:pPr>
-      <w:r>
-        <w:rPr>
-          <w:b w:val="0"/>
-          <w:color w:val="4A4A49"/>
-          <w:sz w:val="22"/>
-        </w:rPr>
-        <w:t>DESARROLLO (para explicarlo, no se proyecta):</w:t>
-      </w:r>
-    </w:p>
-    <w:p>
-      <w:pPr>
-        <w:pStyle w:val="ListBullet2"/>
-      </w:pPr>
-      <w:r>
-        <w:rPr>
-          <w:b w:val="0"/>
-          <w:color w:val="4A4A49"/>
-          <w:sz w:val="22"/>
-        </w:rPr>
-        <w:t>Un rol es un paquete de privilegios con nombre propio, que se otorga a un usuario en un solo paso.</w:t>
-      </w:r>
-    </w:p>
-    <w:p>
-      <w:pPr>
-        <w:pStyle w:val="ListBullet2"/>
-      </w:pPr>
-      <w:r>
-        <w:rPr>
-          <w:b w:val="0"/>
-          <w:color w:val="4A4A49"/>
-          <w:sz w:val="22"/>
-        </w:rPr>
-        <w:t>El modelo tiene ocho tablas (dueno, mascota, veterinario, cita, consulta, insumo, factura y detalle_factura) y, contando los dos procedimientos que llegaran en la Clase 3, diez objetos que hay que decidir.</w:t>
-      </w:r>
-    </w:p>
-    <w:p>
-      <w:pPr>
-        <w:pStyle w:val="ListBullet2"/>
-      </w:pPr>
-      <w:r>
-        <w:rPr>
-          <w:b w:val="0"/>
-          <w:color w:val="4A4A49"/>
-          <w:sz w:val="22"/>
-        </w:rPr>
-        <w:t>Si la clinica tiene doce empleados y los permisos se otorgan cuenta por cuenta, el administrador escribe del orden de cientos de sentencias GRANT</w:t>
-      </w:r>
-    </w:p>
-    <w:p>
-      <w:pPr>
-        <w:pStyle w:val="ListBullet2"/>
-      </w:pPr>
-      <w:r>
-        <w:rPr>
-          <w:b w:val="0"/>
-          <w:color w:val="4A4A49"/>
-          <w:sz w:val="22"/>
-        </w:rPr>
-        <w:t>Pero el problema grave no es el volumen: es que cuando cambie una regla, por ejemplo que recepcion ya no pueda anular facturas, tendra que recordar tocar doce cuentas sin olvidar ninguna.</w:t>
-      </w:r>
-    </w:p>
-    <w:p>
-      <w:pPr>
-        <w:pStyle w:val="ListBullet2"/>
-      </w:pPr>
-      <w:r>
-        <w:rPr>
-          <w:b w:val="0"/>
-          <w:color w:val="4A4A49"/>
-          <w:sz w:val="22"/>
-        </w:rPr>
-        <w:t>Con roles se define una sola vez el conjunto de privilegios de recepcion y se ejecutan doce sentencias GRANT recepcion TO usuario.</w:t>
-      </w:r>
-    </w:p>
-    <w:p>
-      <w:pPr>
-        <w:pStyle w:val="ListBullet2"/>
-      </w:pPr>
-      <w:r>
-        <w:rPr>
-          <w:b w:val="0"/>
-          <w:color w:val="4A4A49"/>
-          <w:sz w:val="22"/>
-        </w:rPr>
-        <w:t>Al cambiar la regla se hace un REVOKE sobre el rol y los doce usuarios quedan corregidos en el mismo instante, sin excepciones y sin listas de verificacion.</w:t>
-      </w:r>
-    </w:p>
-    <w:p>
-      <w:pPr>
-        <w:pStyle w:val="ListBullet2"/>
-      </w:pPr>
-      <w:r>
-        <w:rPr>
-          <w:b w:val="0"/>
-          <w:color w:val="4A4A49"/>
-          <w:sz w:val="22"/>
-        </w:rPr>
-        <w:t>Ejemplo la clínica: cuando entra una recepcionista nueva, el alta es una sola sentencia que le otorga el rol recepcion; cuando se va, la baja es una sola sentencia que se lo revoca.</w:t>
-      </w:r>
-    </w:p>
-    <w:p>
-      <w:pPr>
-        <w:pStyle w:val="ListBullet2"/>
-      </w:pPr>
-      <w:r>
-        <w:rPr>
-          <w:b w:val="0"/>
-          <w:color w:val="4A4A49"/>
-          <w:sz w:val="22"/>
-        </w:rPr>
-        <w:t>Ningun permiso se toca objeto por objeto: la matriz del rol sigue siendo la misma para las 12 cuentas.</w:t>
-      </w:r>
-    </w:p>
-    <w:p>
-      <w:pPr>
-        <w:pStyle w:val="ListBullet2"/>
-      </w:pPr>
-      <w:r>
-        <w:rPr>
-          <w:b w:val="0"/>
-          <w:color w:val="4A4A49"/>
-          <w:sz w:val="22"/>
-        </w:rPr>
-        <w:t>NOTAS:</w:t>
-      </w:r>
-    </w:p>
-    <w:p>
-      <w:pPr>
-        <w:pStyle w:val="ListBullet2"/>
-      </w:pPr>
-      <w:r>
-        <w:rPr>
-          <w:b w:val="0"/>
-          <w:color w:val="4A4A49"/>
-          <w:sz w:val="22"/>
-        </w:rPr>
-        <w:t>Existe por una razon aritmetica que conviene poner en el tablero con los numeros de la clínica.</w:t>
-      </w:r>
-    </w:p>
-    <w:p>
-      <w:pPr>
-        <w:pStyle w:val="ListBullet2"/>
-      </w:pPr>
-      <w:r>
-        <w:rPr>
-          <w:b w:val="0"/>
-          <w:color w:val="4A4A49"/>
-          <w:sz w:val="22"/>
-        </w:rPr>
-        <w:t>Sobre cada uno hay hasta cinco acciones posibles, asi que la matriz completa tiene cincuenta celdas.</w:t>
-      </w:r>
-    </w:p>
-    <w:p>
-      <w:pPr>
-        <w:pStyle w:val="ListBullet2"/>
-      </w:pPr>
-      <w:r>
-        <w:rPr>
-          <w:b w:val="0"/>
-          <w:color w:val="4A4A49"/>
-          <w:sz w:val="22"/>
-        </w:rPr>
-        <w:t>Ese es el argumento real que el docente debe transmitir: el rol no ahorra tipeo, ahorra olvidos, y los olvidos en materia de permisos son precisamente los que producen incidentes de seguridad.</w:t>
-      </w:r>
-    </w:p>
-    <w:p>
-      <w:r>
-        <w:rPr>
-          <w:b/>
-          <w:color w:val="4A4A49"/>
-          <w:sz w:val="22"/>
-        </w:rPr>
-        <w:t>[Slide 7] En PostgreSQL usuario y rol son lo mismo, y por eso hoy se escribe NOLOGIN</w:t>
-      </w:r>
-      <w:r>
-        <w:rPr>
-          <w:b w:val="0"/>
-          <w:color w:val="4A4A49"/>
-          <w:sz w:val="22"/>
-        </w:rPr>
-        <w:t xml:space="preserve"> — 3 vinetas.</w:t>
-      </w:r>
-    </w:p>
-    <w:p>
-      <w:pPr>
-        <w:pStyle w:val="ListBullet2"/>
-      </w:pPr>
-      <w:r>
-        <w:rPr>
-          <w:b w:val="0"/>
-          <w:color w:val="4A4A49"/>
-          <w:sz w:val="22"/>
-        </w:rPr>
-        <w:t>DESARROLLO (para explicarlo, no se proyecta):</w:t>
-      </w:r>
-    </w:p>
-    <w:p>
-      <w:pPr>
-        <w:pStyle w:val="ListBullet2"/>
-      </w:pPr>
-      <w:r>
-        <w:rPr>
-          <w:b w:val="0"/>
-          <w:color w:val="4A4A49"/>
-          <w:sz w:val="22"/>
-        </w:rPr>
-        <w:t>CREATE USER no es un comando distinto, es un alias de CREATE ROLE...</w:t>
-      </w:r>
-    </w:p>
-    <w:p>
-      <w:pPr>
-        <w:pStyle w:val="ListBullet2"/>
-      </w:pPr>
-      <w:r>
-        <w:rPr>
-          <w:b w:val="0"/>
-          <w:color w:val="4A4A49"/>
-          <w:sz w:val="22"/>
-        </w:rPr>
-        <w:t>Un rol con el atributo LOGIN es lo que llamamos usuario, porque puede iniciar sesion; un rol sin LOGIN es un paquete de permisos que nadie usa para conectarse.</w:t>
-      </w:r>
-    </w:p>
-    <w:p>
-      <w:pPr>
-        <w:pStyle w:val="ListBullet2"/>
-      </w:pPr>
-      <w:r>
-        <w:rPr>
-          <w:b w:val="0"/>
-          <w:color w:val="4A4A49"/>
-          <w:sz w:val="22"/>
-        </w:rPr>
-        <w:t>Un segundo detalle, este de convencion y no de motor: el rol del veterinario se llama veterinario_rol y no veterinario.</w:t>
-      </w:r>
-    </w:p>
-    <w:p>
-      <w:pPr>
-        <w:pStyle w:val="ListBullet2"/>
-      </w:pPr>
-      <w:r>
-        <w:rPr>
-          <w:b w:val="0"/>
-          <w:color w:val="4A4A49"/>
-          <w:sz w:val="22"/>
-        </w:rPr>
-        <w:t>Tecnicamente no hay ninguna obligacion, porque en PostgreSQL los roles son globales al cluster y las tablas viven en un esquema, de modo que un rol llamado veterinario y una tabla llamada veterinario pueden coexistir sin conflicto alguno.</w:t>
-      </w:r>
-    </w:p>
-    <w:p>
-      <w:pPr>
-        <w:pStyle w:val="ListBullet2"/>
-      </w:pPr>
-      <w:r>
-        <w:rPr>
-          <w:b w:val="0"/>
-          <w:color w:val="4A4A49"/>
-          <w:sz w:val="22"/>
-        </w:rPr>
-        <w:t>La razon es de legibilidad para quien audita: en la linea GRANT SELECT ON cita TO veterinario no se puede saber a simple vista si veterinario es un rol o si alguien se equivoco de sintaxis, mientras que veterinario_rol se lee sin ambiguedad.</w:t>
-      </w:r>
-    </w:p>
-    <w:p>
-      <w:pPr>
-        <w:pStyle w:val="ListBullet2"/>
-      </w:pPr>
-      <w:r>
-        <w:rPr>
-          <w:b w:val="0"/>
-          <w:color w:val="4A4A49"/>
-          <w:sz w:val="22"/>
-        </w:rPr>
-        <w:t>NOTAS:</w:t>
-      </w:r>
-    </w:p>
-    <w:p>
-      <w:pPr>
-        <w:pStyle w:val="ListBullet2"/>
-      </w:pPr>
-      <w:r>
-        <w:rPr>
-          <w:b w:val="0"/>
-          <w:color w:val="4A4A49"/>
-          <w:sz w:val="22"/>
-        </w:rPr>
-        <w:t>Hay un detalle del motor que hay que decir temprano porque de lo contrario el tema se vuelve incomprensible: en PostgreSQL usuario y rol son la misma entidad.</w:t>
-      </w:r>
-    </w:p>
-    <w:p>
-      <w:pPr>
-        <w:pStyle w:val="ListBullet2"/>
-      </w:pPr>
-      <w:r>
-        <w:rPr>
-          <w:b w:val="0"/>
-          <w:color w:val="4A4A49"/>
-          <w:sz w:val="22"/>
-        </w:rPr>
-        <w:t>Por eso los cuatro roles de la clase se crean con CREATE ROLE recepcion NOLOGIN: son bolsas de privilegios, no identidades.</w:t>
-      </w:r>
-    </w:p>
-    <w:p>
-      <w:pPr>
-        <w:pStyle w:val="ListBullet2"/>
-      </w:pPr>
-      <w:r>
-        <w:rPr>
-          <w:b w:val="0"/>
-          <w:color w:val="4A4A49"/>
-          <w:sz w:val="22"/>
-        </w:rPr>
-        <w:t>La persona viene despues, como CREATE ROLE ana_gomez LOGIN PASSWORD '...', y recibe la bolsa con GRANT recepcion TO ana_gomez.</w:t>
-      </w:r>
-    </w:p>
-    <w:p>
-      <w:pPr>
-        <w:pStyle w:val="ListBullet2"/>
-      </w:pPr>
-      <w:r>
-        <w:rPr>
-          <w:b w:val="0"/>
-          <w:color w:val="4A4A49"/>
-          <w:sz w:val="22"/>
-        </w:rPr>
-        <w:t>Esa herencia es la que hace que al modificar el rol se corrijan todas las personas a la vez.</w:t>
-      </w:r>
-    </w:p>
-    <w:p>
-      <w:pPr>
-        <w:pStyle w:val="ListBullet2"/>
-      </w:pPr>
-      <w:r>
-        <w:rPr>
-          <w:b w:val="0"/>
-          <w:color w:val="4A4A49"/>
-          <w:sz w:val="22"/>
-        </w:rPr>
-        <w:t>Conviene decir esto tal cual, porque un estudiante despierto va a preguntar por que el sufijo y merece la respuesta correcta y no una inventada.</w:t>
-      </w:r>
-    </w:p>
-    <w:p>
-      <w:r>
-        <w:rPr>
-          <w:b/>
-          <w:color w:val="4A4A49"/>
-          <w:sz w:val="22"/>
-        </w:rPr>
-        <w:t>[Slide 8] Crear el rol y otorgar solo lo que el cargo usa</w:t>
-      </w:r>
-      <w:r>
-        <w:rPr>
-          <w:b w:val="0"/>
-          <w:color w:val="4A4A49"/>
-          <w:sz w:val="22"/>
-        </w:rPr>
-        <w:t xml:space="preserve"> — 11 vinetas.</w:t>
-      </w:r>
-    </w:p>
-    <w:p>
-      <w:r>
-        <w:rPr>
-          <w:b/>
-          <w:color w:val="4A4A49"/>
-          <w:sz w:val="22"/>
-        </w:rPr>
-        <w:t>[Slide 9] Minimo privilegio aplicado a VetCare: la matriz defendible</w:t>
-      </w:r>
-      <w:r>
-        <w:rPr>
-          <w:b w:val="0"/>
-          <w:color w:val="4A4A49"/>
-          <w:sz w:val="22"/>
-        </w:rPr>
-        <w:t xml:space="preserve"> — 3 vinetas.</w:t>
-      </w:r>
-    </w:p>
-    <w:p>
-      <w:pPr>
-        <w:pStyle w:val="ListBullet2"/>
-      </w:pPr>
-      <w:r>
-        <w:rPr>
-          <w:b w:val="0"/>
-          <w:color w:val="4A4A49"/>
-          <w:sz w:val="22"/>
-        </w:rPr>
-        <w:t>DESARROLLO (para explicarlo, no se proyecta):</w:t>
-      </w:r>
-    </w:p>
-    <w:p>
-      <w:pPr>
-        <w:pStyle w:val="ListBullet2"/>
-      </w:pPr>
-      <w:r>
-        <w:rPr>
-          <w:b w:val="0"/>
-          <w:color w:val="4A4A49"/>
-          <w:sz w:val="22"/>
-        </w:rPr>
-        <w:t>No necesita leer consulta, porque el historial clinico es informacion sensible del paciente que la recepcion no requiere para hacer su trabajo.</w:t>
-      </w:r>
-    </w:p>
-    <w:p>
-      <w:pPr>
-        <w:pStyle w:val="ListBullet2"/>
-      </w:pPr>
-      <w:r>
-        <w:rPr>
-          <w:b w:val="0"/>
-          <w:color w:val="4A4A49"/>
-          <w:sz w:val="22"/>
-        </w:rPr>
-        <w:t>El rol veterinario_rol necesita SELECT sobre cita y mascota, y SELECT, INSERT y UPDATE sobre consulta, porque es quien documenta la atencion.</w:t>
-      </w:r>
-    </w:p>
-    <w:p>
-      <w:pPr>
-        <w:pStyle w:val="ListBullet2"/>
-      </w:pPr>
-      <w:r>
-        <w:rPr>
-          <w:b w:val="0"/>
-          <w:color w:val="4A4A49"/>
-          <w:sz w:val="22"/>
-        </w:rPr>
-        <w:t>El rol admin_bd es el unico con privilegios amplios, y es el que sostiene el DDL.</w:t>
-      </w:r>
-    </w:p>
-    <w:p>
-      <w:pPr>
-        <w:pStyle w:val="ListBullet2"/>
-      </w:pPr>
-      <w:r>
-        <w:rPr>
-          <w:b w:val="0"/>
-          <w:color w:val="4A4A49"/>
-          <w:sz w:val="22"/>
-        </w:rPr>
-        <w:t>Notese que DELETE no aparece en ninguna fila operativa, y eso no es descuido: en un sistema clinico las cosas no se borran, se marcan.</w:t>
-      </w:r>
-    </w:p>
-    <w:p>
-      <w:pPr>
-        <w:pStyle w:val="ListBullet2"/>
-      </w:pPr>
-      <w:r>
-        <w:rPr>
-          <w:b w:val="0"/>
-          <w:color w:val="4A4A49"/>
-          <w:sz w:val="22"/>
-        </w:rPr>
-        <w:t>Una cita cancelada lleva estado = 'CANCELADA' y una mascota que ya no se atiende lleva activa = 'N', que es exactamente como quedo el DDL de la Clase 1, con CHAR(1) y CHECK (activa IN ('S','N')).</w:t>
-      </w:r>
-    </w:p>
-    <w:p>
-      <w:pPr>
-        <w:pStyle w:val="ListBullet2"/>
-      </w:pPr>
-      <w:r>
-        <w:rPr>
-          <w:b w:val="0"/>
-          <w:color w:val="4A4A49"/>
-          <w:sz w:val="22"/>
-        </w:rPr>
-        <w:t>NOTAS:</w:t>
-      </w:r>
-    </w:p>
-    <w:p>
-      <w:pPr>
-        <w:pStyle w:val="ListBullet2"/>
-      </w:pPr>
-      <w:r>
-        <w:rPr>
-          <w:b w:val="0"/>
-          <w:color w:val="4A4A49"/>
-          <w:sz w:val="22"/>
-        </w:rPr>
-        <w:t>El principio de minimo privilegio dice que cada rol recibe exactamente lo que necesita para cumplir su funcion y ni un privilegio mas.</w:t>
-      </w:r>
-    </w:p>
-    <w:p>
-      <w:pPr>
-        <w:pStyle w:val="ListBullet2"/>
-      </w:pPr>
-      <w:r>
-        <w:rPr>
-          <w:b w:val="0"/>
-          <w:color w:val="4A4A49"/>
-          <w:sz w:val="22"/>
-        </w:rPr>
-        <w:t>Aplicado a la clínica deja una matriz muy concreta y defendible.</w:t>
-      </w:r>
-    </w:p>
-    <w:p>
-      <w:pPr>
-        <w:pStyle w:val="ListBullet2"/>
-      </w:pPr>
-      <w:r>
-        <w:rPr>
-          <w:b w:val="0"/>
-          <w:color w:val="4A4A49"/>
-          <w:sz w:val="22"/>
-        </w:rPr>
-        <w:t>El rol recepcion necesita SELECT sobre mascota, dueno y veterinario para poder buscar y agendar, y SELECT, INSERT y UPDATE sobre cita para agendar y reprogramar; nada mas.</w:t>
-      </w:r>
-    </w:p>
-    <w:p>
-      <w:pPr>
-        <w:pStyle w:val="ListBullet2"/>
-      </w:pPr>
-      <w:r>
-        <w:rPr>
-          <w:b w:val="0"/>
-          <w:color w:val="4A4A49"/>
-          <w:sz w:val="22"/>
-        </w:rPr>
-        <w:t>El rol auditor recibe unicamente SELECT, y jamas una escritura.</w:t>
-      </w:r>
-    </w:p>
-    <w:p>
-      <w:pPr>
-        <w:pStyle w:val="ListBullet2"/>
-      </w:pPr>
-      <w:r>
-        <w:rPr>
-          <w:b w:val="0"/>
-          <w:color w:val="4A4A49"/>
-          <w:sz w:val="22"/>
-        </w:rPr>
-        <w:t>Eso se llama borrado logico, y hace que el privilegio DELETE sea innecesario para casi todos los usuarios, lo que a su vez elimina de raiz la posibilidad de una perdida accidental de informacion.</w:t>
-      </w:r>
-    </w:p>
-    <w:p>
-      <w:pPr>
-        <w:pStyle w:val="ListBullet2"/>
-      </w:pPr>
-      <w:r>
-        <w:rPr>
-          <w:b w:val="0"/>
-          <w:color w:val="4A4A49"/>
-          <w:sz w:val="22"/>
-        </w:rPr>
-        <w:t>Conviene escribir esos dos valores en el tablero, porque el estudiante que suponga activa = 0 escribira un UPDATE que el CHECK va a rechazar y perdera diez minutos buscando el error en otra parte.</w:t>
-      </w:r>
-    </w:p>
-    <w:p>
-      <w:r>
-        <w:rPr>
-          <w:b/>
-          <w:color w:val="4A4A49"/>
-          <w:sz w:val="22"/>
-        </w:rPr>
-        <w:t>[Slide 10] Minimo privilegio, en concreto</w:t>
-      </w:r>
-      <w:r>
-        <w:rPr>
-          <w:b w:val="0"/>
-          <w:color w:val="4A4A49"/>
-          <w:sz w:val="22"/>
-        </w:rPr>
-        <w:t xml:space="preserve"> — 9 vinetas.</w:t>
-      </w:r>
-    </w:p>
-    <w:p>
-      <w:r>
-        <w:rPr>
-          <w:b/>
-          <w:color w:val="4A4A49"/>
-          <w:sz w:val="22"/>
-        </w:rPr>
-        <w:t>[Slide 11] Separacion de funciones: el ejemplo de la factura</w:t>
-      </w:r>
-      <w:r>
-        <w:rPr>
-          <w:b w:val="0"/>
-          <w:color w:val="4A4A49"/>
-          <w:sz w:val="22"/>
-        </w:rPr>
-        <w:t xml:space="preserve"> — 3 vinetas.</w:t>
-      </w:r>
-    </w:p>
-    <w:p>
-      <w:pPr>
-        <w:pStyle w:val="ListBullet2"/>
-      </w:pPr>
-      <w:r>
-        <w:rPr>
-          <w:b w:val="0"/>
-          <w:color w:val="4A4A49"/>
-          <w:sz w:val="22"/>
-        </w:rPr>
-        <w:t>DESARROLLO (para explicarlo, no se proyecta):</w:t>
-      </w:r>
-    </w:p>
-    <w:p>
-      <w:pPr>
-        <w:pStyle w:val="ListBullet2"/>
-      </w:pPr>
-      <w:r>
-        <w:rPr>
-          <w:b w:val="0"/>
-          <w:color w:val="4A4A49"/>
-          <w:sz w:val="22"/>
-        </w:rPr>
-        <w:t>Separacion de funciones, o segregation of duties, es la practica de repartir un proceso sensible entre dos o mas personas para que ninguna pueda completarlo sola sin dejar rastro.</w:t>
-      </w:r>
-    </w:p>
-    <w:p>
-      <w:pPr>
-        <w:pStyle w:val="ListBullet2"/>
-      </w:pPr>
-      <w:r>
-        <w:rPr>
-          <w:b w:val="0"/>
-          <w:color w:val="4A4A49"/>
-          <w:sz w:val="22"/>
-        </w:rPr>
-        <w:t>En terminos de base de datos significa que quien disena y modifica el esquema no debe ser la misma cuenta que opera los datos del dia a dia, y que quien audita solo debe leer.</w:t>
-      </w:r>
-    </w:p>
-    <w:p>
-      <w:pPr>
-        <w:pStyle w:val="ListBullet2"/>
-      </w:pPr>
-      <w:r>
-        <w:rPr>
-          <w:b w:val="0"/>
-          <w:color w:val="4A4A49"/>
-          <w:sz w:val="22"/>
-        </w:rPr>
-        <w:t>El ejemplo de la clínica es facil de contar: si la misma cuenta que emite una factura puede tambien borrarla, entonces una persona puede cobrar en efectivo y hacer desaparecer el registro, y no queda evidencia de que la factura existio.</w:t>
-      </w:r>
-    </w:p>
-    <w:p>
-      <w:pPr>
-        <w:pStyle w:val="ListBullet2"/>
-      </w:pPr>
-      <w:r>
-        <w:rPr>
-          <w:b w:val="0"/>
-          <w:color w:val="4A4A49"/>
-          <w:sz w:val="22"/>
-        </w:rPr>
-        <w:t>Separando funciones, emitir una factura es un INSERT permitido a un rol, y anular una factura es un UPDATE de estado permitido a un rol distinto, y ese UPDATE deja fecha, usuario y motivo.</w:t>
-      </w:r>
-    </w:p>
-    <w:p>
-      <w:pPr>
-        <w:pStyle w:val="ListBullet2"/>
-      </w:pPr>
-      <w:r>
-        <w:rPr>
-          <w:b w:val="0"/>
-          <w:color w:val="4A4A49"/>
-          <w:sz w:val="22"/>
-        </w:rPr>
-        <w:t>Aqui aparece la primera pregunta previsible del estudiante: «no es mas facil darle todo al jefe y ya?».</w:t>
-      </w:r>
-    </w:p>
-    <w:p>
-      <w:pPr>
-        <w:pStyle w:val="ListBullet2"/>
-      </w:pPr>
-      <w:r>
-        <w:rPr>
-          <w:b w:val="0"/>
-          <w:color w:val="4A4A49"/>
-          <w:sz w:val="22"/>
-        </w:rPr>
-        <w:t>En terminos de privilegios: recepcion puede INSERT en factura pero no UPDATE sobre un total ya emitido, y auditor solo tiene SELECT.</w:t>
-      </w:r>
-    </w:p>
-    <w:p>
-      <w:pPr>
-        <w:pStyle w:val="ListBullet2"/>
-      </w:pPr>
-      <w:r>
-        <w:rPr>
-          <w:b w:val="0"/>
-          <w:color w:val="4A4A49"/>
-          <w:sz w:val="22"/>
-        </w:rPr>
-        <w:t>NOTAS:</w:t>
-      </w:r>
-    </w:p>
-    <w:p>
-      <w:pPr>
-        <w:pStyle w:val="ListBullet2"/>
-      </w:pPr>
-      <w:r>
-        <w:rPr>
-          <w:b w:val="0"/>
-          <w:color w:val="4A4A49"/>
-          <w:sz w:val="22"/>
-        </w:rPr>
-        <w:t>La respuesta que el docente debe dar es que el problema no es la confianza en la persona sino el dano posible por un error o por una sesion robada.</w:t>
-      </w:r>
-    </w:p>
-    <w:p>
-      <w:pPr>
-        <w:pStyle w:val="ListBullet2"/>
-      </w:pPr>
-      <w:r>
-        <w:rPr>
-          <w:b w:val="0"/>
-          <w:color w:val="4A4A49"/>
-          <w:sz w:val="22"/>
-        </w:rPr>
-        <w:t>Si alguien roba la sesion del recepcionista, con minimo privilegio el atacante ve agendas y datos de contacto; con privilegios de administrador, borra la base completa.</w:t>
-      </w:r>
-    </w:p>
-    <w:p>
-      <w:pPr>
-        <w:pStyle w:val="ListBullet2"/>
-      </w:pPr>
-      <w:r>
-        <w:rPr>
-          <w:b w:val="0"/>
-          <w:color w:val="4A4A49"/>
-          <w:sz w:val="22"/>
-        </w:rPr>
-        <w:t>El permiso no mide cuanto se quiere a un empleado, mide cuanto se puede perder.</w:t>
-      </w:r>
-    </w:p>
-    <w:p>
-      <w:pPr>
-        <w:pStyle w:val="ListBullet2"/>
-      </w:pPr>
-      <w:r>
-        <w:rPr>
-          <w:b w:val="0"/>
-          <w:color w:val="4A4A49"/>
-          <w:sz w:val="22"/>
-        </w:rPr>
-        <w:t>Ningun rol puede a la vez crear, modificar y aprobar el mismo registro.</w:t>
-      </w:r>
-    </w:p>
-    <w:p>
-      <w:r>
-        <w:rPr>
-          <w:b/>
-          <w:color w:val="4A4A49"/>
-          <w:sz w:val="22"/>
-        </w:rPr>
-        <w:t>[Slide 12] GRANT y REVOKE: la sintaxis exacta que se va a escribir hoy</w:t>
-      </w:r>
-      <w:r>
-        <w:rPr>
-          <w:b w:val="0"/>
-          <w:color w:val="4A4A49"/>
-          <w:sz w:val="22"/>
-        </w:rPr>
-        <w:t xml:space="preserve"> — 3 vinetas.</w:t>
-      </w:r>
-    </w:p>
-    <w:p>
-      <w:pPr>
-        <w:pStyle w:val="ListBullet2"/>
-      </w:pPr>
-      <w:r>
-        <w:rPr>
-          <w:b w:val="0"/>
-          <w:color w:val="4A4A49"/>
-          <w:sz w:val="22"/>
-        </w:rPr>
-        <w:t>DESARROLLO (para explicarlo, no se proyecta):</w:t>
-      </w:r>
-    </w:p>
-    <w:p>
-      <w:pPr>
-        <w:pStyle w:val="ListBullet2"/>
-      </w:pPr>
-      <w:r>
-        <w:rPr>
-          <w:b w:val="0"/>
-          <w:color w:val="4A4A49"/>
-          <w:sz w:val="22"/>
-        </w:rPr>
-        <w:t>La forma de las sentencias reales, que el estudiante debe poder escribir de memoria al terminar la lectura, es esta: CREATE ROLE recepcion NOLOGIN; luego GRANT SELECT, INSERT, UPDATE ON cita TO recepcion</w:t>
-      </w:r>
-    </w:p>
-    <w:p>
-      <w:pPr>
-        <w:pStyle w:val="ListBullet2"/>
-      </w:pPr>
-      <w:r>
-        <w:rPr>
-          <w:b w:val="0"/>
-          <w:color w:val="4A4A49"/>
-          <w:sz w:val="22"/>
-        </w:rPr>
-        <w:t>Luego GRANT SELECT ON dueno, mascota, veterinario TO recepcion, aprovechando que PostgreSQL acepta varias tablas en un mismo GRANT; y finalmente GRANT recepcion TO ana_gomez.</w:t>
-      </w:r>
-    </w:p>
-    <w:p>
-      <w:pPr>
-        <w:pStyle w:val="ListBullet2"/>
-      </w:pPr>
-      <w:r>
-        <w:rPr>
-          <w:b w:val="0"/>
-          <w:color w:val="4A4A49"/>
-          <w:sz w:val="22"/>
-        </w:rPr>
-        <w:t>Primero, un rol recien creado no tiene ningun privilegio sobre las tablas ajenas: no hace falta revocar nada para «empezar limpio», el punto de partida ya es cero.</w:t>
-      </w:r>
-    </w:p>
-    <w:p>
-      <w:pPr>
-        <w:pStyle w:val="ListBullet2"/>
-      </w:pPr>
-      <w:r>
-        <w:rPr>
-          <w:b w:val="0"/>
-          <w:color w:val="4A4A49"/>
-          <w:sz w:val="22"/>
-        </w:rPr>
-        <w:t>Segundo, para que un rol pueda usar los objetos del esquema necesita USAGE sobre el esquema; en public eso viene concedido por omision, asi que hoy no estorba, pero en un servidor con esquemas propios es la causa numero uno del GRANT que «no surtio efecto».</w:t>
-      </w:r>
-    </w:p>
-    <w:p>
-      <w:pPr>
-        <w:pStyle w:val="ListBullet2"/>
-      </w:pPr>
-      <w:r>
-        <w:rPr>
-          <w:b w:val="0"/>
-          <w:color w:val="4A4A49"/>
-          <w:sz w:val="22"/>
-        </w:rPr>
-        <w:t>Tercero, existe la forma masiva GRANT SELECT ON ALL TABLES IN SCHEMA public TO auditor, comoda y peligrosa a la vez: aplica a las tablas que existen en ese momento y no a las futuras</w:t>
-      </w:r>
-    </w:p>
-    <w:p>
-      <w:pPr>
-        <w:pStyle w:val="ListBullet2"/>
-      </w:pPr>
-      <w:r>
-        <w:rPr>
-          <w:b w:val="0"/>
-          <w:color w:val="4A4A49"/>
-          <w:sz w:val="22"/>
-        </w:rPr>
-        <w:t>De modo que la tabla que se cree la semana entrante quedara fuera y nadie se dara cuenta; para eso existe ALTER DEFAULT PRIVILEGES, que vale nombrar sin desarrollar.</w:t>
-      </w:r>
-    </w:p>
-    <w:p>
-      <w:pPr>
-        <w:pStyle w:val="ListBullet2"/>
-      </w:pPr>
-      <w:r>
-        <w:rPr>
-          <w:b w:val="0"/>
-          <w:color w:val="4A4A49"/>
-          <w:sz w:val="22"/>
-        </w:rPr>
-        <w:t>Error comun: creer que REVOKE de un privilegio que nunca se otorgo es un error: PostgreSQL lo ejecuta sin error y no cambia nada.</w:t>
-      </w:r>
-    </w:p>
-    <w:p>
-      <w:pPr>
-        <w:pStyle w:val="ListBullet2"/>
-      </w:pPr>
-      <w:r>
-        <w:rPr>
-          <w:b w:val="0"/>
-          <w:color w:val="4A4A49"/>
-          <w:sz w:val="22"/>
-        </w:rPr>
-        <w:t>Tambien es comun olvidar que los privilegios concedidos a PUBLIC los recibe todo rol, incluido el que se acaba de restringir.</w:t>
-      </w:r>
-    </w:p>
-    <w:p>
-      <w:pPr>
-        <w:pStyle w:val="ListBullet2"/>
-      </w:pPr>
-      <w:r>
-        <w:rPr>
-          <w:b w:val="0"/>
-          <w:color w:val="4A4A49"/>
-          <w:sz w:val="22"/>
-        </w:rPr>
-        <w:t>NOTAS:</w:t>
-      </w:r>
-    </w:p>
-    <w:p>
-      <w:pPr>
-        <w:pStyle w:val="ListBullet2"/>
-      </w:pPr>
-      <w:r>
-        <w:rPr>
-          <w:b w:val="0"/>
-          <w:color w:val="4A4A49"/>
-          <w:sz w:val="22"/>
-        </w:rPr>
-        <w:t>GRANT otorga y REVOKE retira, y ambos operan igual sobre usuarios y sobre roles.</w:t>
-      </w:r>
-    </w:p>
-    <w:p>
-      <w:pPr>
-        <w:pStyle w:val="ListBullet2"/>
-      </w:pPr>
-      <w:r>
-        <w:rPr>
-          <w:b w:val="0"/>
-          <w:color w:val="4A4A49"/>
-          <w:sz w:val="22"/>
-        </w:rPr>
-        <w:t>Para retirar un permiso</w:t>
-      </w:r>
-    </w:p>
-    <w:p>
-      <w:pPr>
-        <w:pStyle w:val="ListBullet2"/>
-      </w:pPr>
-      <w:r>
-        <w:rPr>
-          <w:b w:val="0"/>
-          <w:color w:val="4A4A49"/>
-          <w:sz w:val="22"/>
-        </w:rPr>
-        <w:t>Hay tres detalles operativos que evitan la mitad de los tropiezos de la clase.</w:t>
-      </w:r>
-    </w:p>
-    <w:p>
-      <w:pPr>
-        <w:pStyle w:val="ListBullet2"/>
-      </w:pPr>
-      <w:r>
-        <w:rPr>
-          <w:b w:val="0"/>
-          <w:color w:val="4A4A49"/>
-          <w:sz w:val="22"/>
-        </w:rPr>
-        <w:t>CÓDIGO CITADO (referencia):</w:t>
-      </w:r>
-    </w:p>
-    <w:p>
-      <w:pPr>
-        <w:pStyle w:val="ListBullet2"/>
-      </w:pPr>
-      <w:r>
-        <w:rPr>
-          <w:b w:val="0"/>
-          <w:color w:val="4A4A49"/>
-          <w:sz w:val="22"/>
-        </w:rPr>
-        <w:t>REVOKE DELETE ON cita FROM recepcion</w:t>
-      </w:r>
-    </w:p>
-    <w:p>
-      <w:pPr>
-        <w:pStyle w:val="ListBullet2"/>
-      </w:pPr>
-      <w:r>
-        <w:rPr>
-          <w:b w:val="0"/>
-          <w:color w:val="4A4A49"/>
-          <w:sz w:val="22"/>
-        </w:rPr>
-        <w:t>Fuera de la lamina (habla de la practica): Eso explica por que el REVOKE de DELETE que pide el taller es, tecnicamente, redundante; se escribe de todos modos porque es la evidencia documental de una decision de diseno, y quien revise el script tiene que poder ver que la ausencia de DELETE fue deliberada y no un olvido.</w:t>
-      </w:r>
-    </w:p>
-    <w:p>
-      <w:r>
-        <w:rPr>
-          <w:b/>
-          <w:color w:val="4A4A49"/>
-          <w:sz w:val="22"/>
-        </w:rPr>
-        <w:t>[Slide 13] WITH GRANT OPTION y PUBLIC: los dos que hacen dano sin avisar</w:t>
-      </w:r>
-      <w:r>
-        <w:rPr>
-          <w:b w:val="0"/>
-          <w:color w:val="4A4A49"/>
-          <w:sz w:val="22"/>
-        </w:rPr>
-        <w:t xml:space="preserve"> — 3 vinetas.</w:t>
-      </w:r>
-    </w:p>
-    <w:p>
-      <w:pPr>
-        <w:pStyle w:val="ListBullet2"/>
-      </w:pPr>
-      <w:r>
-        <w:rPr>
-          <w:b w:val="0"/>
-          <w:color w:val="4A4A49"/>
-          <w:sz w:val="22"/>
-        </w:rPr>
-        <w:t>DESARROLLO (para explicarlo, no se proyecta):</w:t>
-      </w:r>
-    </w:p>
-    <w:p>
-      <w:pPr>
-        <w:pStyle w:val="ListBullet2"/>
-      </w:pPr>
-      <w:r>
-        <w:rPr>
-          <w:b w:val="0"/>
-          <w:color w:val="4A4A49"/>
-          <w:sz w:val="22"/>
-        </w:rPr>
-        <w:t>La clausula WITH GRANT OPTION permite que quien recibio el privilegio lo vuelva a otorgar a otros; suena comodo y es una mala idea</w:t>
-      </w:r>
-    </w:p>
-    <w:p>
-      <w:pPr>
-        <w:pStyle w:val="ListBullet2"/>
-      </w:pPr>
-      <w:r>
-        <w:rPr>
-          <w:b w:val="0"/>
-          <w:color w:val="4A4A49"/>
-          <w:sz w:val="22"/>
-        </w:rPr>
-        <w:t>Porque el administrador pierde el control de la cadena de permisos y, al hacer REVOKE, se produce una revocacion en cascada con efectos que nadie previo</w:t>
-      </w:r>
-    </w:p>
-    <w:p>
-      <w:pPr>
-        <w:pStyle w:val="ListBullet2"/>
-      </w:pPr>
-      <w:r>
-        <w:rPr>
-          <w:b w:val="0"/>
-          <w:color w:val="4A4A49"/>
-          <w:sz w:val="22"/>
-        </w:rPr>
-        <w:t>De hecho PostgreSQL rechaza el REVOKE si hay privilegios dependientes y obliga a escribir CASCADE, que es el motor avisando que la operacion va a tocar mas de lo que se le pidio.</w:t>
-      </w:r>
-    </w:p>
-    <w:p>
-      <w:pPr>
-        <w:pStyle w:val="ListBullet2"/>
-      </w:pPr>
-      <w:r>
-        <w:rPr>
-          <w:b w:val="0"/>
-          <w:color w:val="4A4A49"/>
-          <w:sz w:val="22"/>
-        </w:rPr>
-        <w:t>El segundo es el rol especial PUBLIC, al que pertenecen todos los roles existentes y futuros: un GRANT SELECT ON consulta TO PUBLIC entrega el historial clinico a cualquiera que pueda conectarse, incluido el proximo usuario que se cree manana.</w:t>
-      </w:r>
-    </w:p>
-    <w:p>
-      <w:pPr>
-        <w:pStyle w:val="ListBullet2"/>
-      </w:pPr>
-      <w:r>
-        <w:rPr>
-          <w:b w:val="0"/>
-          <w:color w:val="4A4A49"/>
-          <w:sz w:val="22"/>
-        </w:rPr>
-        <w:t>Buscar y quitar privilegios otorgados a PUBLIC, con REVOKE ALL ON &lt;tabla&gt; FROM PUBLIC, es una tarea real de endurecimiento en bases de datos heredadas, y vale la pena nombrarla para que el estudiante entienda que estos conceptos no son escolares.</w:t>
-      </w:r>
-    </w:p>
-    <w:p>
-      <w:pPr>
-        <w:pStyle w:val="ListBullet2"/>
-      </w:pPr>
-      <w:r>
-        <w:rPr>
-          <w:b w:val="0"/>
-          <w:color w:val="4A4A49"/>
-          <w:sz w:val="22"/>
-        </w:rPr>
-        <w:t>NOTAS:</w:t>
-      </w:r>
-    </w:p>
-    <w:p>
-      <w:pPr>
-        <w:pStyle w:val="ListBullet2"/>
-      </w:pPr>
-      <w:r>
-        <w:rPr>
-          <w:b w:val="0"/>
-          <w:color w:val="4A4A49"/>
-          <w:sz w:val="22"/>
-        </w:rPr>
-        <w:t>Hay dos mecanismos que conviene conocer porque hacen dano en silencio.</w:t>
-      </w:r>
-    </w:p>
-    <w:p>
-      <w:r>
-        <w:rPr>
-          <w:b/>
-          <w:color w:val="4A4A49"/>
-          <w:sz w:val="22"/>
-        </w:rPr>
-        <w:t>[Slide 14] REVOKE, y los dos que hacen dano en silencio</w:t>
-      </w:r>
-      <w:r>
-        <w:rPr>
-          <w:b w:val="0"/>
-          <w:color w:val="4A4A49"/>
-          <w:sz w:val="22"/>
-        </w:rPr>
-        <w:t xml:space="preserve"> — 10 vinetas.</w:t>
-      </w:r>
-    </w:p>
-    <w:p>
-      <w:r>
-        <w:rPr>
-          <w:b/>
-          <w:color w:val="4A4A49"/>
-          <w:sz w:val="22"/>
-        </w:rPr>
-        <w:t>[Slide 15] Cuando el GRANT es demasiado: vista y privilegio por columna</w:t>
-      </w:r>
-      <w:r>
-        <w:rPr>
-          <w:b w:val="0"/>
-          <w:color w:val="4A4A49"/>
-          <w:sz w:val="22"/>
-        </w:rPr>
-        <w:t xml:space="preserve"> — 4 vinetas.</w:t>
-      </w:r>
-    </w:p>
-    <w:p>
-      <w:pPr>
-        <w:pStyle w:val="ListBullet2"/>
-      </w:pPr>
-      <w:r>
-        <w:rPr>
-          <w:b w:val="0"/>
-          <w:color w:val="4A4A49"/>
-          <w:sz w:val="22"/>
-        </w:rPr>
-        <w:t>DESARROLLO (para explicarlo, no se proyecta):</w:t>
-      </w:r>
-    </w:p>
-    <w:p>
-      <w:pPr>
-        <w:pStyle w:val="ListBullet2"/>
-      </w:pPr>
-      <w:r>
-        <w:rPr>
-          <w:b w:val="0"/>
-          <w:color w:val="4A4A49"/>
-          <w:sz w:val="22"/>
-        </w:rPr>
-        <w:t>Un GRANT sobre una tabla es todo o nada en filas y columnas: quien tiene SELECT sobre dueno ve las seis columnas y las seis filas.</w:t>
-      </w:r>
-    </w:p>
-    <w:p>
-      <w:pPr>
-        <w:pStyle w:val="ListBullet2"/>
-      </w:pPr>
-      <w:r>
-        <w:rPr>
-          <w:b w:val="0"/>
-          <w:color w:val="4A4A49"/>
-          <w:sz w:val="22"/>
-        </w:rPr>
-        <w:t>Hay dos mecanismos para recortar esa superficie y hay que saber cuando usar cada uno.</w:t>
-      </w:r>
-    </w:p>
-    <w:p>
-      <w:pPr>
-        <w:pStyle w:val="ListBullet2"/>
-      </w:pPr>
-      <w:r>
-        <w:rPr>
-          <w:b w:val="0"/>
-          <w:color w:val="4A4A49"/>
-          <w:sz w:val="22"/>
-        </w:rPr>
-        <w:t>Una vista es una consulta guardada con nombre, que se usa como si fuera una tabla; se crea con CREATE VIEW v_agenda_recepcion AS SELECT... y se le otorga SELECT al rol.</w:t>
-      </w:r>
-    </w:p>
-    <w:p>
-      <w:pPr>
-        <w:pStyle w:val="ListBullet2"/>
-      </w:pPr>
-      <w:r>
-        <w:rPr>
-          <w:b w:val="0"/>
-          <w:color w:val="4A4A49"/>
-          <w:sz w:val="22"/>
-        </w:rPr>
-        <w:t>La vista recorta las dos dimensiones a la vez: filas, con un WHERE estado &lt;&gt; 'CANCELADA', y columnas, con solo dejar el email fuera del SELECT.</w:t>
-      </w:r>
-    </w:p>
-    <w:p>
-      <w:pPr>
-        <w:pStyle w:val="ListBullet2"/>
-      </w:pPr>
-      <w:r>
-        <w:rPr>
-          <w:b w:val="0"/>
-          <w:color w:val="4A4A49"/>
-          <w:sz w:val="22"/>
-        </w:rPr>
-        <w:t>El segundo mecanismo es el privilegio por columna: ON dueno TO veterinario_rol otorga lectura de dos columnas y de ninguna otra, sin crear ningun objeto nuevo.</w:t>
-      </w:r>
-    </w:p>
-    <w:p>
-      <w:pPr>
-        <w:pStyle w:val="ListBullet2"/>
-      </w:pPr>
-      <w:r>
-        <w:rPr>
-          <w:b w:val="0"/>
-          <w:color w:val="4A4A49"/>
-          <w:sz w:val="22"/>
-        </w:rPr>
-        <w:t>El criterio para elegir es simple: si el recorte necesita filtrar filas o cruzar tablas, se hace con vista; si es puramente por columna y no se quiere mantener un objeto mas, con privilegio por columna.</w:t>
-      </w:r>
-    </w:p>
-    <w:p>
-      <w:pPr>
-        <w:pStyle w:val="ListBullet2"/>
-      </w:pPr>
-      <w:r>
-        <w:rPr>
-          <w:b w:val="0"/>
-          <w:color w:val="4A4A49"/>
-          <w:sz w:val="22"/>
-        </w:rPr>
-        <w:t>NOTAS:</w:t>
-      </w:r>
-    </w:p>
-    <w:p>
-      <w:pPr>
-        <w:pStyle w:val="ListBullet2"/>
-      </w:pPr>
-      <w:r>
-        <w:rPr>
-          <w:b w:val="0"/>
-          <w:color w:val="4A4A49"/>
-          <w:sz w:val="22"/>
-        </w:rPr>
-        <w:t>Aqui esta el concepto que hace la diferencia entre una matriz de aficionado y una defendible.</w:t>
-      </w:r>
-    </w:p>
-    <w:p>
-      <w:pPr>
-        <w:pStyle w:val="ListBullet2"/>
-      </w:pPr>
-      <w:r>
-        <w:rPr>
-          <w:b w:val="0"/>
-          <w:color w:val="4A4A49"/>
-          <w:sz w:val="22"/>
-        </w:rPr>
-        <w:t>Pero la recepcionista solo necesita el nombre y el telefono para identificar a quien llama, y no tiene por que ver el correo electronico de los clientes.</w:t>
-      </w:r>
-    </w:p>
-    <w:p>
-      <w:pPr>
-        <w:pStyle w:val="ListBullet2"/>
-      </w:pPr>
-      <w:r>
-        <w:rPr>
-          <w:b w:val="0"/>
-          <w:color w:val="4A4A49"/>
-          <w:sz w:val="22"/>
-        </w:rPr>
-        <w:t>El primero es la vista.</w:t>
-      </w:r>
-    </w:p>
-    <w:p>
-      <w:pPr>
-        <w:pStyle w:val="ListBullet2"/>
-      </w:pPr>
-      <w:r>
-        <w:rPr>
-          <w:b w:val="0"/>
-          <w:color w:val="4A4A49"/>
-          <w:sz w:val="22"/>
-        </w:rPr>
-        <w:t>Lo que hace que funcione, y es el punto que el estudiante no cree hasta que lo ve, es que la consulta de la vista se ejecuta con los privilegios de su PROPIETARIO y no con los de quien la consulta: por eso se puede dar SELECT sobre la vista a recepcion y al mismo tiempo hacer REVOKE SELECT ON dueno FROM recepcion, y el rol sigue viendo el telefono del dueno a traves de la vista pero no puede consultar la tabla directamente.</w:t>
-      </w:r>
-    </w:p>
-    <w:p>
-      <w:pPr>
-        <w:pStyle w:val="ListBullet2"/>
-      </w:pPr>
-      <w:r>
-        <w:rPr>
-          <w:b w:val="0"/>
-          <w:color w:val="4A4A49"/>
-          <w:sz w:val="22"/>
-        </w:rPr>
-        <w:t>Tiene una consecuencia que hay que advertir en clase porque genera un error confuso: ese rol ya no puede escribir SELECT * FROM dueno, porque el asterisco pide todas las columnas y dos de ellas le estan negadas; tiene que nombrar las columnas explicitamente.</w:t>
-      </w:r>
-    </w:p>
-    <w:p>
-      <w:pPr>
-        <w:pStyle w:val="ListBullet2"/>
-      </w:pPr>
-      <w:r>
-        <w:rPr>
-          <w:b w:val="0"/>
-          <w:color w:val="4A4A49"/>
-          <w:sz w:val="22"/>
-        </w:rPr>
-        <w:t>CÓDIGO CITADO (referencia):</w:t>
-      </w:r>
-    </w:p>
-    <w:p>
-      <w:pPr>
-        <w:pStyle w:val="ListBullet2"/>
-      </w:pPr>
-      <w:r>
-        <w:rPr>
-          <w:b w:val="0"/>
-          <w:color w:val="4A4A49"/>
-          <w:sz w:val="22"/>
-        </w:rPr>
-        <w:t>GRANT SELECT (id_dueno, nombre)</w:t>
-      </w:r>
-    </w:p>
-    <w:p>
-      <w:pPr>
-        <w:pStyle w:val="ListBullet2"/>
-      </w:pPr>
-      <w:r>
-        <w:rPr>
-          <w:b w:val="0"/>
-          <w:color w:val="4A4A49"/>
-          <w:sz w:val="22"/>
-        </w:rPr>
-        <w:t>Fuera de la lamina (habla de la practica): Aqui esta el concepto que hace la diferencia entre una matriz de aficionado y una defendible, y es la parte que el taller evalua con veinte puntos.</w:t>
-      </w:r>
-    </w:p>
-    <w:p>
-      <w:r>
-        <w:rPr>
-          <w:b/>
-          <w:color w:val="4A4A49"/>
-          <w:sz w:val="22"/>
-        </w:rPr>
-        <w:t>[Slide 16] Cuando el GRANT sobra: vista y privilegio por columna</w:t>
-      </w:r>
-      <w:r>
-        <w:rPr>
-          <w:b w:val="0"/>
-          <w:color w:val="4A4A49"/>
-          <w:sz w:val="22"/>
-        </w:rPr>
-        <w:t xml:space="preserve"> — 13 vinetas.</w:t>
-      </w:r>
-    </w:p>
-    <w:p>
-      <w:r>
-        <w:rPr>
-          <w:b/>
-          <w:color w:val="4A4A49"/>
-          <w:sz w:val="22"/>
-        </w:rPr>
-        <w:t>[Slide 17] Reducir la superficie: vista y privilegio por columna</w:t>
-      </w:r>
-      <w:r>
-        <w:rPr>
-          <w:b w:val="0"/>
-          <w:color w:val="4A4A49"/>
-          <w:sz w:val="22"/>
-        </w:rPr>
-        <w:t xml:space="preserve"> — 12 vinetas.</w:t>
-      </w:r>
-    </w:p>
-    <w:p>
-      <w:r>
-        <w:rPr>
-          <w:b/>
-          <w:color w:val="4A4A49"/>
-          <w:sz w:val="22"/>
-        </w:rPr>
-        <w:t>[Slide 18] La matriz como hecho verificable: information_schema</w:t>
-      </w:r>
-      <w:r>
-        <w:rPr>
-          <w:b w:val="0"/>
-          <w:color w:val="4A4A49"/>
-          <w:sz w:val="22"/>
-        </w:rPr>
-        <w:t xml:space="preserve"> — 3 vinetas.</w:t>
-      </w:r>
-    </w:p>
-    <w:p>
-      <w:pPr>
-        <w:pStyle w:val="ListBullet2"/>
-      </w:pPr>
-      <w:r>
-        <w:rPr>
-          <w:b w:val="0"/>
-          <w:color w:val="4A4A49"/>
-          <w:sz w:val="22"/>
-        </w:rPr>
-        <w:t>DESARROLLO (para explicarlo, no se proyecta):</w:t>
-      </w:r>
-    </w:p>
-    <w:p>
-      <w:pPr>
-        <w:pStyle w:val="ListBullet2"/>
-      </w:pPr>
-      <w:r>
-        <w:rPr>
-          <w:b w:val="0"/>
-          <w:color w:val="4A4A49"/>
-          <w:sz w:val="22"/>
-        </w:rPr>
-        <w:t>Una matriz de permisos que solo existe en un documento es una intencion; la matriz se vuelve un hecho cuando se puede consultar en el motor.</w:t>
-      </w:r>
-    </w:p>
-    <w:p>
-      <w:pPr>
-        <w:pStyle w:val="ListBullet2"/>
-      </w:pPr>
-      <w:r>
-        <w:rPr>
-          <w:b w:val="0"/>
-          <w:color w:val="4A4A49"/>
-          <w:sz w:val="22"/>
-        </w:rPr>
-        <w:t>PostgreSQL expone esa informacion en el esquema estandar information_schema y hay dos vistas que hay que saber usar.</w:t>
-      </w:r>
-    </w:p>
-    <w:p>
-      <w:pPr>
-        <w:pStyle w:val="ListBullet2"/>
-      </w:pPr>
-      <w:r>
-        <w:rPr>
-          <w:b w:val="0"/>
-          <w:color w:val="4A4A49"/>
-          <w:sz w:val="22"/>
-        </w:rPr>
-        <w:t>La primera es role_table_grants, con ORDER BY grantee, table_name, privilege_type: devuelve una fila por cada combinacion de rol, tabla y privilegio realmente otorgado.</w:t>
-      </w:r>
-    </w:p>
-    <w:p>
-      <w:pPr>
-        <w:pStyle w:val="ListBullet2"/>
-      </w:pPr>
-      <w:r>
-        <w:rPr>
-          <w:b w:val="0"/>
-          <w:color w:val="4A4A49"/>
-          <w:sz w:val="22"/>
-        </w:rPr>
-        <w:t>La segunda es column_privileges, que agrega la columna column_name y es la unica forma de evidenciar que el privilegio por columna quedo aplicado.</w:t>
-      </w:r>
-    </w:p>
-    <w:p>
-      <w:pPr>
-        <w:pStyle w:val="ListBullet2"/>
-      </w:pPr>
-      <w:r>
-        <w:rPr>
-          <w:b w:val="0"/>
-          <w:color w:val="4A4A49"/>
-          <w:sz w:val="22"/>
-        </w:rPr>
-        <w:t>NOTAS:</w:t>
-      </w:r>
-    </w:p>
-    <w:p>
-      <w:pPr>
-        <w:pStyle w:val="ListBullet2"/>
-      </w:pPr>
-      <w:r>
-        <w:rPr>
-          <w:b w:val="0"/>
-          <w:color w:val="4A4A49"/>
-          <w:sz w:val="22"/>
-        </w:rPr>
-        <w:t>Vale explicar por que se usa role_table_grants y no table_privileges, que es la que aparece primero al buscar: table_privileges solo muestra los privilegios en los que el usuario actual es quien otorga o quien recibe, mientras que role_table_grants incluye los de cualquier rol que este habilitado en la sesion, que es justamente lo que necesita el propietario para auditar lo que reparti.</w:t>
-      </w:r>
-    </w:p>
-    <w:p>
-      <w:pPr>
-        <w:pStyle w:val="ListBullet2"/>
-      </w:pPr>
-      <w:r>
-        <w:rPr>
-          <w:b w:val="0"/>
-          <w:color w:val="4A4A49"/>
-          <w:sz w:val="22"/>
-        </w:rPr>
-        <w:t>CÓDIGO CITADO (referencia):</w:t>
-      </w:r>
-    </w:p>
-    <w:p>
-      <w:pPr>
-        <w:pStyle w:val="ListBullet2"/>
-      </w:pPr>
-      <w:r>
-        <w:rPr>
-          <w:b w:val="0"/>
-          <w:color w:val="4A4A49"/>
-          <w:sz w:val="22"/>
-        </w:rPr>
-        <w:t>SELECT grantee, table_name, privilege_type FROM information_schema.role_table_grants WHERE grantee IN ('admin_bd','recepcion','veterinario_rol','auditor')</w:t>
-      </w:r>
-    </w:p>
-    <w:p>
-      <w:pPr>
-        <w:pStyle w:val="ListBullet2"/>
-      </w:pPr>
-      <w:r>
-        <w:rPr>
-          <w:b w:val="0"/>
-          <w:color w:val="4A4A49"/>
-          <w:sz w:val="22"/>
-        </w:rPr>
-        <w:t>Fuera de la lamina (habla de la practica): Estas dos consultas son la evidencia que la rubrica exige tres veces, y el docente deberia proyectar su salida en la demo: ver la matriz salir del motor, y no de un documento, es lo que convence al grupo de que los permisos son verificables.</w:t>
-      </w:r>
-    </w:p>
-    <w:p>
-      <w:r>
-        <w:rPr>
-          <w:b/>
-          <w:color w:val="4A4A49"/>
-          <w:sz w:val="22"/>
-        </w:rPr>
-        <w:t>[Slide 19] La matriz como hecho verificable, no como documento</w:t>
-      </w:r>
-      <w:r>
-        <w:rPr>
-          <w:b w:val="0"/>
-          <w:color w:val="4A4A49"/>
-          <w:sz w:val="22"/>
-        </w:rPr>
-        <w:t xml:space="preserve"> — 11 vinetas.</w:t>
-      </w:r>
-    </w:p>
-    <w:p>
-      <w:r>
-        <w:rPr>
-          <w:b/>
-          <w:color w:val="4A4A49"/>
-          <w:sz w:val="22"/>
-        </w:rPr>
-        <w:t>[Slide 20] La politica de altas y bajas: el ciclo de vida de una cuenta</w:t>
-      </w:r>
-      <w:r>
-        <w:rPr>
-          <w:b w:val="0"/>
-          <w:color w:val="4A4A49"/>
-          <w:sz w:val="22"/>
-        </w:rPr>
-        <w:t xml:space="preserve"> — 3 vinetas.</w:t>
-      </w:r>
-    </w:p>
-    <w:p>
-      <w:pPr>
-        <w:pStyle w:val="ListBullet2"/>
-      </w:pPr>
-      <w:r>
-        <w:rPr>
-          <w:b w:val="0"/>
-          <w:color w:val="4A4A49"/>
-          <w:sz w:val="22"/>
-        </w:rPr>
-        <w:t>DESARROLLO (para explicarlo, no se proyecta):</w:t>
-      </w:r>
-    </w:p>
-    <w:p>
-      <w:pPr>
-        <w:pStyle w:val="ListBullet2"/>
-      </w:pPr>
-      <w:r>
-        <w:rPr>
-          <w:b w:val="0"/>
-          <w:color w:val="4A4A49"/>
-          <w:sz w:val="22"/>
-        </w:rPr>
-        <w:t>La politica de altas y bajas documenta el ciclo de vida de una cuenta: quien autoriza que se cree, con que rol nace, que pasa cuando alguien cambia de funcion, y en cuanto tiempo se desactiva cuando se va de la clinica.</w:t>
-      </w:r>
-    </w:p>
-    <w:p>
-      <w:pPr>
-        <w:pStyle w:val="ListBullet2"/>
-      </w:pPr>
-      <w:r>
-        <w:rPr>
-          <w:b w:val="0"/>
-          <w:color w:val="4A4A49"/>
-          <w:sz w:val="22"/>
-        </w:rPr>
-        <w:t>El plazo que se compromete habitualmente en la industria es el mismo dia del retiro, y por convencion se revisan las cuentas activas cada tres o seis meses; ninguno de esos dos numeros es una regla dura del motor, son practicas de gobierno</w:t>
-      </w:r>
-    </w:p>
-    <w:p>
-      <w:pPr>
-        <w:pStyle w:val="ListBullet2"/>
-      </w:pPr>
-      <w:r>
-        <w:rPr>
-          <w:b w:val="0"/>
-          <w:color w:val="4A4A49"/>
-          <w:sz w:val="22"/>
-        </w:rPr>
-        <w:t>Y la politica vale precisamente porque fija responsables y plazos concretos en lugar de generalidades.</w:t>
-      </w:r>
-    </w:p>
-    <w:p>
-      <w:pPr>
-        <w:pStyle w:val="ListBullet2"/>
-      </w:pPr>
-      <w:r>
-        <w:rPr>
-          <w:b w:val="0"/>
-          <w:color w:val="4A4A49"/>
-          <w:sz w:val="22"/>
-        </w:rPr>
-        <w:t>El problema que resuelve es la cuenta huerfana: la del pasante que se fue hace un ano y cuya clave sigue funcionando.</w:t>
-      </w:r>
-    </w:p>
-    <w:p>
-      <w:pPr>
-        <w:pStyle w:val="ListBullet2"/>
-      </w:pPr>
-      <w:r>
-        <w:rPr>
-          <w:b w:val="0"/>
-          <w:color w:val="4A4A49"/>
-          <w:sz w:val="22"/>
-        </w:rPr>
-        <w:t>Una, nunca cuentas compartidas: si tres recepcionistas entran con la cuenta recepcion1, la tabla de auditoria dira que recepcion1 cancelo la cita y no habra forma de saber quien fue</w:t>
-      </w:r>
-    </w:p>
-    <w:p>
-      <w:pPr>
-        <w:pStyle w:val="ListBullet2"/>
-      </w:pPr>
-      <w:r>
-        <w:rPr>
-          <w:b w:val="0"/>
-          <w:color w:val="4A4A49"/>
-          <w:sz w:val="22"/>
-        </w:rPr>
-        <w:t>La trazabilidad se pierde de manera irrecuperable y con ella cualquier investigacion posterior.</w:t>
-      </w:r>
-    </w:p>
-    <w:p>
-      <w:pPr>
-        <w:pStyle w:val="ListBullet2"/>
-      </w:pPr>
-      <w:r>
-        <w:rPr>
-          <w:b w:val="0"/>
-          <w:color w:val="4A4A49"/>
-          <w:sz w:val="22"/>
-        </w:rPr>
-        <w:t>Dos, los permisos no se acumulan: al cambiar de rol se revoca el anterior con REVOKE recepcion FROM ana_gomez, porque quien pasa de recepcion a auditoria y conserva ambos roles termina pudiendo modificar justamente lo que audita.</w:t>
-      </w:r>
-    </w:p>
-    <w:p>
-      <w:pPr>
-        <w:pStyle w:val="ListBullet2"/>
-      </w:pPr>
-      <w:r>
-        <w:rPr>
-          <w:b w:val="0"/>
-          <w:color w:val="4A4A49"/>
-          <w:sz w:val="22"/>
-        </w:rPr>
-        <w:t>La cuarta seccion, la revision periodica, se apoya en la consulta de information_schema que acaba de verse: la evidencia de la auditoria es su salida, y la politica dice cada cuanto se corre y quien la firma.</w:t>
-      </w:r>
-    </w:p>
-    <w:p>
-      <w:pPr>
-        <w:pStyle w:val="ListBullet2"/>
-      </w:pPr>
-      <w:r>
-        <w:rPr>
-          <w:b w:val="0"/>
-          <w:color w:val="4A4A49"/>
-          <w:sz w:val="22"/>
-        </w:rPr>
-        <w:t>La quinta seccion es el limite de este entorno, y se desarrolla completa en «El motor de hoy es PostgreSQL» un poco mas abajo.</w:t>
-      </w:r>
-    </w:p>
-    <w:p>
-      <w:pPr>
-        <w:pStyle w:val="ListBullet2"/>
-      </w:pPr>
-      <w:r>
-        <w:rPr>
-          <w:b w:val="0"/>
-          <w:color w:val="4A4A49"/>
-          <w:sz w:val="22"/>
-        </w:rPr>
-        <w:t>Al dictar la politica conviene bajarla a nombres propios de la clínica en lugar de dejarla en abstracto: quien autoriza el alta es la administradora de la clinica</w:t>
-      </w:r>
-    </w:p>
-    <w:p>
-      <w:pPr>
-        <w:pStyle w:val="ListBullet2"/>
-      </w:pPr>
-      <w:r>
-        <w:rPr>
-          <w:b w:val="0"/>
-          <w:color w:val="4A4A49"/>
-          <w:sz w:val="22"/>
-        </w:rPr>
-        <w:t>La recepcionista que entra nace con el rol recepcion y con nada mas, y la baja del pasante se hace el mismo dia.</w:t>
-      </w:r>
-    </w:p>
-    <w:p>
-      <w:pPr>
-        <w:pStyle w:val="ListBullet2"/>
-      </w:pPr>
-      <w:r>
-        <w:rPr>
-          <w:b w:val="0"/>
-          <w:color w:val="4A4A49"/>
-          <w:sz w:val="22"/>
-        </w:rPr>
-        <w:t>Una politica que no dice quien firma ni en cuanto tiempo no es una politica, es una intencion.</w:t>
-      </w:r>
-    </w:p>
-    <w:p>
-      <w:pPr>
-        <w:pStyle w:val="ListBullet2"/>
-      </w:pPr>
-      <w:r>
-        <w:rPr>
-          <w:b w:val="0"/>
-          <w:color w:val="4A4A49"/>
-          <w:sz w:val="22"/>
-        </w:rPr>
-        <w:t>NOTAS:</w:t>
-      </w:r>
-    </w:p>
-    <w:p>
-      <w:pPr>
-        <w:pStyle w:val="ListBullet2"/>
-      </w:pPr>
-      <w:r>
-        <w:rPr>
-          <w:b w:val="0"/>
-          <w:color w:val="4A4A49"/>
-          <w:sz w:val="22"/>
-        </w:rPr>
-        <w:t>Dos reglas la cierran.</w:t>
-      </w:r>
-    </w:p>
-    <w:p>
-      <w:pPr>
-        <w:pStyle w:val="ListBullet2"/>
-      </w:pPr>
-      <w:r>
-        <w:rPr>
-          <w:b w:val="0"/>
-          <w:color w:val="4A4A49"/>
-          <w:sz w:val="22"/>
-        </w:rPr>
-        <w:t>Vale la pena senalar el detalle tecnico de la baja: en PostgreSQL no se puede hacer DROP ROLE de un rol que todavia posee objetos, hay que reasignarlos primero con REASSIGN OWNED BY ana_gomez TO admin_bd, y por eso la politica tiene que decir que pasa con lo que la persona era dueno.</w:t>
-      </w:r>
-    </w:p>
-    <w:p>
-      <w:pPr>
-        <w:pStyle w:val="ListBullet2"/>
-      </w:pPr>
-      <w:r>
-        <w:rPr>
-          <w:b w:val="0"/>
-          <w:color w:val="4A4A49"/>
-          <w:sz w:val="22"/>
-        </w:rPr>
-        <w:t>Fuera de la lamina (habla de la practica): La diapositiva trae las cinco secciones en el mismo orden en que el taller las va a pedir, asi que se dicta recorriendola de arriba abajo.</w:t>
-      </w:r>
-    </w:p>
-    <w:p>
-      <w:pPr>
-        <w:pStyle w:val="ListBullet2"/>
-      </w:pPr>
-      <w:r>
-        <w:rPr>
-          <w:b w:val="0"/>
-          <w:color w:val="4A4A49"/>
-          <w:sz w:val="22"/>
-        </w:rPr>
-        <w:t>Fuera de la lamina (habla de la practica): La quinta seccion es el limite de este entorno, y se desarrolla completa en «El motor de hoy es PostgreSQL» un poco mas abajo; lo que se califica ahi no es que la prueba negativa exista, sino que el estudiante sepa nombrarla como brecha de verificacion de su propia entrega.</w:t>
-      </w:r>
-    </w:p>
-    <w:p>
-      <w:pPr>
-        <w:pStyle w:val="ListBullet2"/>
-      </w:pPr>
-      <w:r>
-        <w:rPr>
-          <w:b w:val="0"/>
-          <w:color w:val="4A4A49"/>
-          <w:sz w:val="22"/>
-        </w:rPr>
-        <w:t>Fuera de la lamina (habla de la practica): Una politica que no dice quien firma ni en cuanto tiempo no es una politica, es una intencion, y asi esta escrita la rubrica.</w:t>
-      </w:r>
-    </w:p>
-    <w:p>
-      <w:r>
-        <w:rPr>
-          <w:b/>
-          <w:color w:val="4A4A49"/>
-          <w:sz w:val="22"/>
-        </w:rPr>
-        <w:t>[Slide 21] Ciclo de vida de una cuenta: alta, cambio, baja, revision</w:t>
-      </w:r>
-      <w:r>
-        <w:rPr>
-          <w:b w:val="0"/>
-          <w:color w:val="4A4A49"/>
-          <w:sz w:val="22"/>
-        </w:rPr>
-        <w:t xml:space="preserve"> — 5 vinetas.</w:t>
-      </w:r>
-    </w:p>
-    <w:p>
-      <w:r>
-        <w:rPr>
-          <w:b/>
-          <w:color w:val="4A4A49"/>
-          <w:sz w:val="22"/>
-        </w:rPr>
-        <w:t>[Slide 22] El motor de hoy es PostgreSQL, y eso decide que se puede demostrar</w:t>
-      </w:r>
-      <w:r>
-        <w:rPr>
-          <w:b w:val="0"/>
-          <w:color w:val="4A4A49"/>
-          <w:sz w:val="22"/>
-        </w:rPr>
-        <w:t xml:space="preserve"> — 3 vinetas.</w:t>
-      </w:r>
-    </w:p>
-    <w:p>
-      <w:pPr>
-        <w:pStyle w:val="ListBullet2"/>
-      </w:pPr>
-      <w:r>
-        <w:rPr>
-          <w:b w:val="0"/>
-          <w:color w:val="4A4A49"/>
-          <w:sz w:val="22"/>
-        </w:rPr>
-        <w:t>DESARROLLO (para explicarlo, no se proyecta):</w:t>
-      </w:r>
-    </w:p>
-    <w:p>
-      <w:pPr>
-        <w:pStyle w:val="ListBullet2"/>
-      </w:pPr>
-      <w:r>
-        <w:rPr>
-          <w:b w:val="0"/>
-          <w:color w:val="4A4A49"/>
-          <w:sz w:val="22"/>
-        </w:rPr>
-        <w:t>El motor de la clase es PostgreSQL, que corre dentro del navegador.</w:t>
-      </w:r>
-    </w:p>
-    <w:p>
-      <w:pPr>
-        <w:pStyle w:val="ListBullet2"/>
-      </w:pPr>
-      <w:r>
-        <w:rPr>
-          <w:b w:val="0"/>
-          <w:color w:val="4A4A49"/>
-          <w:sz w:val="22"/>
-        </w:rPr>
-        <w:t>Una, esas dos lineas TIENEN que fallar, asi que se ejecutan una por una: un runner que aborta al primer error se llevaria las siguientes.</w:t>
-      </w:r>
-    </w:p>
-    <w:p>
-      <w:pPr>
-        <w:pStyle w:val="ListBullet2"/>
-      </w:pPr>
-      <w:r>
-        <w:rPr>
-          <w:b w:val="0"/>
-          <w:color w:val="4A4A49"/>
-          <w:sz w:val="22"/>
-        </w:rPr>
-        <w:t>Dos, si el entorno del dia no permite cambiar de rol, no hay que esconderlo — se muestra el mensaje.</w:t>
-      </w:r>
-    </w:p>
-    <w:p>
-      <w:pPr>
-        <w:pStyle w:val="ListBullet2"/>
-      </w:pPr>
-      <w:r>
-        <w:rPr>
-          <w:b w:val="0"/>
-          <w:color w:val="4A4A49"/>
-          <w:sz w:val="22"/>
-        </w:rPr>
-        <w:t>La diferencia entre las dos cosas es justamente lo que el estudiante tiene que entender: SET ROLE cambia con que permisos se evalua lo que escribo</w:t>
-      </w:r>
-    </w:p>
-    <w:p>
-      <w:pPr>
-        <w:pStyle w:val="ListBullet2"/>
-      </w:pPr>
-      <w:r>
-        <w:rPr>
-          <w:b w:val="0"/>
-          <w:color w:val="4A4A49"/>
-          <w:sz w:val="22"/>
-        </w:rPr>
-        <w:t>Y conectarse como otro usuario cambia quien esta conectado; para probar que un privilegio falta, basta lo primero.</w:t>
-      </w:r>
-    </w:p>
-    <w:p>
-      <w:pPr>
-        <w:pStyle w:val="ListBullet2"/>
-      </w:pPr>
-      <w:r>
-        <w:rPr>
-          <w:b w:val="0"/>
-          <w:color w:val="4A4A49"/>
-          <w:sz w:val="22"/>
-        </w:rPr>
-        <w:t>Oracle Live SQL y DB Fiddle siguen en el kit, pero cambian de papel: DB Fiddle sirve para probar SQL suelto y Live SQL solo como contraste de sintaxis, porque alli se escribe CREATE USER...</w:t>
-      </w:r>
-    </w:p>
-    <w:p>
-      <w:pPr>
-        <w:pStyle w:val="ListBullet2"/>
-      </w:pPr>
-      <w:r>
-        <w:rPr>
-          <w:b w:val="0"/>
-          <w:color w:val="4A4A49"/>
-          <w:sz w:val="22"/>
-        </w:rPr>
-        <w:t>IDENTIFIED BY, se otorga GRANT CREATE SESSION y el esquema es el usuario.</w:t>
-      </w:r>
-    </w:p>
-    <w:p>
-      <w:pPr>
-        <w:pStyle w:val="ListBullet2"/>
-      </w:pPr>
-      <w:r>
-        <w:rPr>
-          <w:b w:val="0"/>
-          <w:color w:val="4A4A49"/>
-          <w:sz w:val="22"/>
-        </w:rPr>
-        <w:t>Vale un minuto de clase mencionarlo, porque muchos se van a encontrar Oracle en el trabajo; no vale mas, porque el motor de la clase es PostgreSQL y todo minuto invertido en sintaxis del otro motor es un minuto que no se dedica al tema.</w:t>
-      </w:r>
-    </w:p>
-    <w:p>
-      <w:pPr>
-        <w:pStyle w:val="ListBullet2"/>
-      </w:pPr>
-      <w:r>
-        <w:rPr>
-          <w:b w:val="0"/>
-          <w:color w:val="4A4A49"/>
-          <w:sz w:val="22"/>
-        </w:rPr>
-        <w:t>NOTAS:</w:t>
-      </w:r>
-    </w:p>
-    <w:p>
-      <w:pPr>
-        <w:pStyle w:val="ListBullet2"/>
-      </w:pPr>
-      <w:r>
-        <w:rPr>
-          <w:b w:val="0"/>
-          <w:color w:val="4A4A49"/>
-          <w:sz w:val="22"/>
-        </w:rPr>
-        <w:t>Ahi CREATE ROLE, GRANT, REVOKE, CREATE VIEW, los privilegios por columna y las consultas a information_schema funcionan todos: son DDL real y son verificables, asi que la evidencia de la clase es la salida del motor y no una promesa.</w:t>
-      </w:r>
-    </w:p>
-    <w:p>
-      <w:pPr>
-        <w:pStyle w:val="ListBullet2"/>
-      </w:pPr>
-      <w:r>
-        <w:rPr>
-          <w:b w:val="0"/>
-          <w:color w:val="4A4A49"/>
-          <w:sz w:val="22"/>
-        </w:rPr>
-        <w:t>Lo que NO se puede hacer es abrir una segunda conexion: el entorno tiene un solo usuario con login y una sola sesion, asi que nadie va a conectarse como recepcion en otra pestana mientras el docente mira desde la suya.</w:t>
-      </w:r>
-    </w:p>
-    <w:p>
-      <w:pPr>
-        <w:pStyle w:val="ListBullet2"/>
-      </w:pPr>
-      <w:r>
-        <w:rPr>
-          <w:b w:val="0"/>
-          <w:color w:val="4A4A49"/>
-          <w:sz w:val="22"/>
-        </w:rPr>
-        <w:t>Esa es la limitacion real, y hay que nombrarla con esa precision, porque la version anterior de esta guia decia algo mas fuerte y falso: que por eso la prueba negativa era imposible.</w:t>
-      </w:r>
-    </w:p>
-    <w:p>
-      <w:pPr>
-        <w:pStyle w:val="ListBullet2"/>
-      </w:pPr>
-      <w:r>
-        <w:rPr>
-          <w:b w:val="0"/>
-          <w:color w:val="4A4A49"/>
-          <w:sz w:val="22"/>
-        </w:rPr>
-        <w:t>Para ver el permiso negado no hace falta otra conexion, hace falta cambiar el rol EFECTIVO dentro de la misma sesion, y eso es lo que hace SET ROLE recepcion; a partir de esa linea los privilegios que el motor revisa son los del rol y no los del propietario, de modo que devuelve permission denied for table cita y tambien, si ya se revoco el SELECT de la tabla.</w:t>
-      </w:r>
-    </w:p>
-    <w:p>
-      <w:pPr>
-        <w:pStyle w:val="ListBullet2"/>
-      </w:pPr>
-      <w:r>
-        <w:rPr>
-          <w:b w:val="0"/>
-          <w:color w:val="4A4A49"/>
-          <w:sz w:val="22"/>
-        </w:rPr>
-        <w:t>Se cierra con RESET ROLE; y conviene no olvidarlo, porque todo lo que venga despues se seguiria ejecutando con los permisos recortados.</w:t>
-      </w:r>
-    </w:p>
-    <w:p>
-      <w:pPr>
-        <w:pStyle w:val="ListBullet2"/>
-      </w:pPr>
-      <w:r>
-        <w:rPr>
-          <w:b w:val="0"/>
-          <w:color w:val="4A4A49"/>
-          <w:sz w:val="22"/>
-        </w:rPr>
-        <w:t>Dos advertencias para la demo.</w:t>
-      </w:r>
-    </w:p>
-    <w:p>
-      <w:pPr>
-        <w:pStyle w:val="ListBullet2"/>
-      </w:pPr>
-      <w:r>
-        <w:rPr>
-          <w:b w:val="0"/>
-          <w:color w:val="4A4A49"/>
-          <w:sz w:val="22"/>
-        </w:rPr>
-        <w:t>CÓDIGO CITADO (referencia):</w:t>
-      </w:r>
-    </w:p>
-    <w:p>
-      <w:pPr>
-        <w:pStyle w:val="ListBullet2"/>
-      </w:pPr>
-      <w:r>
-        <w:rPr>
-          <w:b w:val="0"/>
-          <w:color w:val="4A4A49"/>
-          <w:sz w:val="22"/>
-        </w:rPr>
-        <w:t>DELETE FROM cita WHERE id_cita = 1</w:t>
-      </w:r>
-    </w:p>
-    <w:p>
-      <w:pPr>
-        <w:pStyle w:val="ListBullet2"/>
-      </w:pPr>
-      <w:r>
-        <w:rPr>
-          <w:b w:val="0"/>
-          <w:color w:val="4A4A49"/>
-          <w:sz w:val="22"/>
-        </w:rPr>
-        <w:t>SELECT nombre, email FROM dueno</w:t>
-      </w:r>
-    </w:p>
-    <w:p>
-      <w:pPr>
-        <w:pStyle w:val="ListBullet2"/>
-      </w:pPr>
-      <w:r>
-        <w:rPr>
-          <w:b w:val="0"/>
-          <w:color w:val="4A4A49"/>
-          <w:sz w:val="22"/>
-        </w:rPr>
-        <w:t>Fuera de la lamina (habla de la practica): Este punto hay que decirlo con precision porque una version anterior de esta guia decia lo contrario y costaria puntos repetirla.</w:t>
-      </w:r>
-    </w:p>
-    <w:p>
-      <w:pPr>
-        <w:pStyle w:val="ListBullet2"/>
-      </w:pPr>
-      <w:r>
-        <w:rPr>
-          <w:b w:val="0"/>
-          <w:color w:val="4A4A49"/>
-          <w:sz w:val="22"/>
-        </w:rPr>
-        <w:t>Fuera de la lamina (habla de la practica): Dos, si el entorno del dia no permite cambiar de rol, no hay que esconderlo — se muestra el mensaje, y entonces si aparece la brecha de verificacion que la pregunta 5 pide nombrar.</w:t>
-      </w:r>
-    </w:p>
-    <w:p>
-      <w:r>
-        <w:rPr>
-          <w:b/>
-          <w:color w:val="4A4A49"/>
-          <w:sz w:val="22"/>
-        </w:rPr>
-        <w:t>[Slide 23] La matriz es la decision, no el script</w:t>
-      </w:r>
-      <w:r>
-        <w:rPr>
-          <w:b w:val="0"/>
-          <w:color w:val="4A4A49"/>
-          <w:sz w:val="22"/>
-        </w:rPr>
-        <w:t xml:space="preserve"> — 4 vinetas.</w:t>
-      </w:r>
-    </w:p>
-    <w:p>
-      <w:pPr>
-        <w:pStyle w:val="ListBullet2"/>
-      </w:pPr>
-      <w:r>
-        <w:rPr>
-          <w:b w:val="0"/>
-          <w:color w:val="4A4A49"/>
-          <w:sz w:val="22"/>
-        </w:rPr>
-        <w:t>DESARROLLO (para explicarlo, no se proyecta):</w:t>
-      </w:r>
-    </w:p>
-    <w:p>
-      <w:pPr>
-        <w:pStyle w:val="ListBullet2"/>
-      </w:pPr>
-      <w:r>
-        <w:rPr>
-          <w:b w:val="0"/>
-          <w:color w:val="4A4A49"/>
-          <w:sz w:val="22"/>
-        </w:rPr>
-        <w:t>El script es la traduccion mecanica de una decision; la matriz es la decision.</w:t>
-      </w:r>
-    </w:p>
-    <w:p>
-      <w:pPr>
-        <w:pStyle w:val="ListBullet2"/>
-      </w:pPr>
-      <w:r>
-        <w:rPr>
-          <w:b w:val="0"/>
-          <w:color w:val="4A4A49"/>
-          <w:sz w:val="22"/>
-        </w:rPr>
-        <w:t>Se construye con los objetos en las filas, los roles en las columnas, y en cada celda las acciones permitidas con la notacion abreviada: S para SELECT, I para INSERT, U para UPDATE, D para DELETE, E para EXECUTE y un guion cuando no hay ninguno.</w:t>
-      </w:r>
-    </w:p>
-    <w:p>
-      <w:pPr>
-        <w:pStyle w:val="ListBullet2"/>
-      </w:pPr>
-      <w:r>
-        <w:rPr>
-          <w:b w:val="0"/>
-          <w:color w:val="4A4A49"/>
-          <w:sz w:val="22"/>
-        </w:rPr>
-        <w:t>Lo exigible para la clínica son los diez objetos por los cuatro roles, sin celdas vacias</w:t>
-      </w:r>
-    </w:p>
-    <w:p>
-      <w:pPr>
-        <w:pStyle w:val="ListBullet2"/>
-      </w:pPr>
-      <w:r>
-        <w:rPr>
-          <w:b w:val="0"/>
-          <w:color w:val="4A4A49"/>
-          <w:sz w:val="22"/>
-        </w:rPr>
-        <w:t>Y la regla de calidad es que la matriz sea consistente con los GRANT que se ejecutaron en la primera pregunta: si el script no le dio DELETE a nadie, en la matriz no puede aparecer una D.</w:t>
-      </w:r>
-    </w:p>
-    <w:p>
-      <w:pPr>
-        <w:pStyle w:val="ListBullet2"/>
-      </w:pPr>
-      <w:r>
-        <w:rPr>
-          <w:b w:val="0"/>
-          <w:color w:val="4A4A49"/>
-          <w:sz w:val="22"/>
-        </w:rPr>
-        <w:t>Los dos procedimientos van con E y nunca con S ni con I, y eso no es un detalle de notacion: es el patron que la Clase 3 va a construir y la Clase 12 va a usar, en el que la aplicacion no escribe en las tablas sino que invoca la regla de negocio.</w:t>
-      </w:r>
-    </w:p>
-    <w:p>
-      <w:pPr>
-        <w:pStyle w:val="ListBullet2"/>
-      </w:pPr>
-      <w:r>
-        <w:rPr>
-          <w:b w:val="0"/>
-          <w:color w:val="4A4A49"/>
-          <w:sz w:val="22"/>
-        </w:rPr>
-        <w:t>Debajo de la matriz van cuatro a seis lineas justificando tres decisiones concretas, y ahi la regla es que una X sin texto no es una celda completa: «auditor sobre cita: solo S, porque auditar es verificar, no corregir» si lo es.</w:t>
-      </w:r>
-    </w:p>
-    <w:p>
-      <w:pPr>
-        <w:pStyle w:val="ListBullet2"/>
-      </w:pPr>
-      <w:r>
-        <w:rPr>
-          <w:b w:val="0"/>
-          <w:color w:val="4A4A49"/>
-          <w:sz w:val="22"/>
-        </w:rPr>
-        <w:t>NOTAS:</w:t>
-      </w:r>
-    </w:p>
-    <w:p>
-      <w:pPr>
-        <w:pStyle w:val="ListBullet2"/>
-      </w:pPr>
-      <w:r>
-        <w:rPr>
-          <w:b w:val="0"/>
-          <w:color w:val="4A4A49"/>
-          <w:sz w:val="22"/>
-        </w:rPr>
-        <w:t>Lo central no es el script sino la matriz rol por objeto por privilegio, y conviene explicar por que.</w:t>
-      </w:r>
-    </w:p>
-    <w:p>
-      <w:r>
-        <w:rPr>
-          <w:b/>
-          <w:color w:val="4A4A49"/>
-          <w:sz w:val="22"/>
-        </w:rPr>
-        <w:t>[Slide 24] Como amarra con las clases vecinas y con la rubrica del PI</w:t>
-      </w:r>
-      <w:r>
-        <w:rPr>
-          <w:b w:val="0"/>
-          <w:color w:val="4A4A49"/>
-          <w:sz w:val="22"/>
-        </w:rPr>
-        <w:t xml:space="preserve"> — 4 vinetas.</w:t>
-      </w:r>
-    </w:p>
-    <w:p>
-      <w:pPr>
-        <w:pStyle w:val="ListBullet2"/>
-      </w:pPr>
-      <w:r>
-        <w:rPr>
-          <w:b w:val="0"/>
-          <w:color w:val="4A4A49"/>
-          <w:sz w:val="22"/>
-        </w:rPr>
-        <w:t>DESARROLLO (para explicarlo, no se proyecta):</w:t>
-      </w:r>
-    </w:p>
-    <w:p>
-      <w:pPr>
-        <w:pStyle w:val="ListBullet2"/>
-      </w:pPr>
-      <w:r>
-        <w:rPr>
-          <w:b w:val="0"/>
-          <w:color w:val="4A4A49"/>
-          <w:sz w:val="22"/>
-        </w:rPr>
-        <w:t>Lo de hoy no es una isla.</w:t>
-      </w:r>
-    </w:p>
-    <w:p>
-      <w:pPr>
-        <w:pStyle w:val="ListBullet2"/>
-      </w:pPr>
-      <w:r>
-        <w:rPr>
-          <w:b w:val="0"/>
-          <w:color w:val="4A4A49"/>
-          <w:sz w:val="22"/>
-        </w:rPr>
-        <w:t>La Clase 1 dejo el modelo y las claves primarias que hoy se protegen.</w:t>
-      </w:r>
-    </w:p>
-    <w:p>
-      <w:pPr>
-        <w:pStyle w:val="ListBullet2"/>
-      </w:pPr>
-      <w:r>
-        <w:rPr>
-          <w:b w:val="0"/>
-          <w:color w:val="4A4A49"/>
-          <w:sz w:val="22"/>
-        </w:rPr>
-        <w:t>La Clase 3 introduce procedimientos almacenados y con ellos el patron mas fino de todos: no dar INSERT sobre cita al rol recepcion, sino EXECUTE sobre sp_agendar_cita, de modo que el usuario solo pueda escribir a traves de la regla de negocio.</w:t>
-      </w:r>
-    </w:p>
-    <w:p>
-      <w:pPr>
-        <w:pStyle w:val="ListBullet2"/>
-      </w:pPr>
-      <w:r>
-        <w:rPr>
-          <w:b w:val="0"/>
-          <w:color w:val="4A4A49"/>
-          <w:sz w:val="22"/>
-        </w:rPr>
-        <w:t>La Clase 4 agrega disparadores de auditoria y el plan de respaldo.</w:t>
-      </w:r>
-    </w:p>
-    <w:p>
-      <w:pPr>
-        <w:pStyle w:val="ListBullet2"/>
-      </w:pPr>
-      <w:r>
-        <w:rPr>
-          <w:b w:val="0"/>
-          <w:color w:val="4A4A49"/>
-          <w:sz w:val="22"/>
-        </w:rPr>
-        <w:t>Y la Clase 12 reutiliza estos roles para definir la cuenta de servicio con la que la aplicacion se conecta.</w:t>
-      </w:r>
-    </w:p>
-    <w:p>
-      <w:pPr>
-        <w:pStyle w:val="ListBullet2"/>
-      </w:pPr>
-      <w:r>
-        <w:rPr>
-          <w:b w:val="0"/>
-          <w:color w:val="4A4A49"/>
-          <w:sz w:val="22"/>
-        </w:rPr>
-        <w:t>PREGUNTAS FRECUENTES DEL GRUPO</w:t>
-      </w:r>
-    </w:p>
-    <w:p>
-      <w:pPr>
-        <w:pStyle w:val="ListBullet2"/>
-      </w:pPr>
-      <w:r>
-        <w:rPr>
-          <w:b w:val="0"/>
-          <w:color w:val="4A4A49"/>
-          <w:sz w:val="22"/>
-        </w:rPr>
-        <w:t>«Ejecute el GRANT y no surtio efecto»: en el noventa por ciento de los casos es una de cuatro cosas.</w:t>
-      </w:r>
-    </w:p>
-    <w:p>
-      <w:pPr>
-        <w:pStyle w:val="ListBullet2"/>
-      </w:pPr>
-      <w:r>
-        <w:rPr>
-          <w:b w:val="0"/>
-          <w:color w:val="4A4A49"/>
-          <w:sz w:val="22"/>
-        </w:rPr>
-        <w:t>Se otorgo al rol pero no se otorgo el rol a la persona, y falta el</w:t>
-      </w:r>
-    </w:p>
-    <w:p>
-      <w:pPr>
-        <w:pStyle w:val="ListBullet2"/>
-      </w:pPr>
-      <w:r>
-        <w:rPr>
-          <w:b w:val="0"/>
-          <w:color w:val="4A4A49"/>
-          <w:sz w:val="22"/>
-        </w:rPr>
-        <w:t>O se esta probando en la misma sesion del propietario, que pasa por encima de todos los permisos y por lo tanto nunca ve un error, lo cual hace imposible «comprobar» nada asi.</w:t>
-      </w:r>
-    </w:p>
-    <w:p>
-      <w:pPr>
-        <w:pStyle w:val="ListBullet2"/>
-      </w:pPr>
-      <w:r>
-        <w:rPr>
-          <w:b w:val="0"/>
-          <w:color w:val="4A4A49"/>
-          <w:sz w:val="22"/>
-        </w:rPr>
-        <w:t>O se escribio el nombre del rol distinto, y conviene recordar que PostgreSQL pasa los identificadores sin comillas a minusculas, de modo que RECEPCION y recepcion son el mismo rol, pero "Recepcion" entre comillas dobles es otro distinto.</w:t>
-      </w:r>
-    </w:p>
-    <w:p>
-      <w:pPr>
-        <w:pStyle w:val="ListBullet2"/>
-      </w:pPr>
-      <w:r>
-        <w:rPr>
-          <w:b w:val="0"/>
-          <w:color w:val="4A4A49"/>
-          <w:sz w:val="22"/>
-        </w:rPr>
-        <w:t>«Si le doy SELECT solo a la vista, no necesita tambien SELECT sobre dueno?»: no, y es lo mas importante de la clase: la vista se ejecuta con los privilegios de su propietario.</w:t>
-      </w:r>
-    </w:p>
-    <w:p>
-      <w:pPr>
-        <w:pStyle w:val="ListBullet2"/>
-      </w:pPr>
-      <w:r>
-        <w:rPr>
-          <w:b w:val="0"/>
-          <w:color w:val="4A4A49"/>
-          <w:sz w:val="22"/>
-        </w:rPr>
-        <w:t>«Puedo comprobar que a recepcion le rebota el DELETE?»: si, y no hace falta otra conexion: SET ROLE recepcion; luego el DELETE, que debe devolver permission denied, y RESET ROLE; para volver.</w:t>
-      </w:r>
-    </w:p>
-    <w:p>
-      <w:pPr>
-        <w:pStyle w:val="ListBullet2"/>
-      </w:pPr>
-      <w:r>
-        <w:rPr>
-          <w:b w:val="0"/>
-          <w:color w:val="4A4A49"/>
-          <w:sz w:val="22"/>
-        </w:rPr>
-        <w:t>Si el navegador no permite el cambio de rol, se documenta el intento: ahi si hay una brecha de verificacion.</w:t>
-      </w:r>
-    </w:p>
-    <w:p>
-      <w:pPr>
-        <w:pStyle w:val="ListBullet2"/>
-      </w:pPr>
-      <w:r>
-        <w:rPr>
-          <w:b w:val="0"/>
-          <w:color w:val="4A4A49"/>
-          <w:sz w:val="22"/>
-        </w:rPr>
-        <w:t>«Rol y usuario son lo mismo?»: en PostgreSQL si, un usuario es un rol con LOGIN.</w:t>
-      </w:r>
-    </w:p>
-    <w:p>
-      <w:pPr>
-        <w:pStyle w:val="ListBullet2"/>
-      </w:pPr>
-      <w:r>
-        <w:rPr>
-          <w:b w:val="0"/>
-          <w:color w:val="4A4A49"/>
-          <w:sz w:val="22"/>
-        </w:rPr>
-        <w:t>«Por que auditor no tiene UPDATE ni sobre la tabla de auditoria?»: porque quien puede corregir el registro de lo que hizo puede borrar la evidencia de lo que hizo</w:t>
-      </w:r>
-    </w:p>
-    <w:p>
-      <w:pPr>
-        <w:pStyle w:val="ListBullet2"/>
-      </w:pPr>
-      <w:r>
-        <w:rPr>
-          <w:b w:val="0"/>
-          <w:color w:val="4A4A49"/>
-          <w:sz w:val="22"/>
-        </w:rPr>
-        <w:t>Y entonces la auditoria no prueba nada; esa tabla llega en la Clase 4 y la respuesta se mantiene igual.</w:t>
-      </w:r>
-    </w:p>
-    <w:p>
-      <w:pPr>
-        <w:pStyle w:val="ListBullet2"/>
-      </w:pPr>
-      <w:r>
-        <w:rPr>
-          <w:b w:val="0"/>
-          <w:color w:val="4A4A49"/>
-          <w:sz w:val="22"/>
-        </w:rPr>
-        <w:t>O el rol no tiene USAGE sobre el esquema.</w:t>
-      </w:r>
-    </w:p>
-    <w:p>
-      <w:pPr>
-        <w:pStyle w:val="ListBullet2"/>
-      </w:pPr>
-      <w:r>
-        <w:rPr>
-          <w:b w:val="0"/>
-          <w:color w:val="4A4A49"/>
-          <w:sz w:val="22"/>
-        </w:rPr>
-        <w:t>Lo que no se puede es conectarse como recepcion en una segunda sesion, porque el entorno tiene un solo usuario con login.</w:t>
-      </w:r>
-    </w:p>
-    <w:p>
-      <w:pPr>
-        <w:pStyle w:val="ListBullet2"/>
-      </w:pPr>
-      <w:r>
-        <w:rPr>
-          <w:b w:val="0"/>
-          <w:color w:val="4A4A49"/>
-          <w:sz w:val="22"/>
-        </w:rPr>
-        <w:t>Fuera de la lamina (habla de la practica): Lo de hoy no es una isla, y decirlo en voz alta le da sentido al entregable.</w:t>
-      </w:r>
-    </w:p>
-    <w:p>
-      <w:pPr>
-        <w:pStyle w:val="ListBullet2"/>
-      </w:pPr>
-      <w:r>
-        <w:rPr>
-          <w:b w:val="0"/>
-          <w:color w:val="4A4A49"/>
-          <w:sz w:val="22"/>
-        </w:rPr>
-        <w:t>Fuera de la lamina (habla de la practica): La Clase 4 agrega disparadores de auditoria y el plan de respaldo, que son el otro componente de este mismo criterio de rubrica.</w:t>
-      </w:r>
-    </w:p>
-    <w:p>
-      <w:pPr>
-        <w:pStyle w:val="ListBullet2"/>
-      </w:pPr>
-      <w:r>
-        <w:rPr>
-          <w:b w:val="0"/>
-          <w:color w:val="4A4A49"/>
-          <w:sz w:val="22"/>
-        </w:rPr>
-        <w:t>Fuera de la lamina (habla de la practica): En la rubrica del proyecto, seguridad y respaldo valen 15 de los 100 puntos.</w:t>
-      </w:r>
-    </w:p>
-    <w:p>
-      <w:r>
-        <w:rPr>
-          <w:b/>
-          <w:color w:val="4A4A49"/>
-          <w:sz w:val="22"/>
-        </w:rPr>
-        <w:t>Demo que usted debe poder repetir:</w:t>
-      </w:r>
-      <w:r>
-        <w:rPr>
-          <w:b w:val="0"/>
-          <w:color w:val="4A4A49"/>
-          <w:sz w:val="22"/>
-        </w:rPr>
-        <w:t xml:space="preserve"> Los 4 roles de VetCare con CREATE ROLE/GRANT/REVOKE en ExamLab, verificados con information_schema.role_table_grants.</w:t>
+        <w:t>notas del presentador</w:t>
+      </w:r>
+      <w:r>
+        <w:rPr>
+          <w:b w:val="0"/>
+          <w:color w:val="4A4A49"/>
+          <w:sz w:val="22"/>
+        </w:rPr>
+        <w:t xml:space="preserve"> de cada lámina: qué decir al entrar y en cada clic, el ejemplo, las preguntas típicas y el puente a la siguiente.</w:t>
       </w:r>
     </w:p>
     <w:p>
@@ -3338,6 +329,2744 @@
           <w:color w:val="1A1C1D"/>
           <w:sz w:val="32"/>
         </w:rPr>
+        <w:t>[Slide 2] Encuadre de hoy · Tema y objetivo</w:t>
+      </w:r>
+    </w:p>
+    <w:p>
+      <w:r>
+        <w:rPr>
+          <w:b w:val="0"/>
+          <w:color w:val="4A4A49"/>
+          <w:sz w:val="22"/>
+        </w:rPr>
+        <w:t>QUÉ ES (dilo así): Ayer la base guardaba datos; hoy decidimos quién puede hacer qué con ellos. Vamos a crear roles, darles solo los privilegios que su trabajo necesita, recortar lo que ven con vistas y privilegios por columna, y comprobar en el propio motor que un permiso que quitamos de verdad no está.</w:t>
+      </w:r>
+    </w:p>
+    <w:p>
+      <w:r>
+        <w:rPr>
+          <w:b w:val="0"/>
+          <w:color w:val="4A4A49"/>
+          <w:sz w:val="22"/>
+        </w:rPr>
+        <w:t>CÓMO DARLA (≈4 min):</w:t>
+      </w:r>
+    </w:p>
+    <w:p>
+      <w:pPr>
+        <w:pStyle w:val="ListBullet"/>
+      </w:pPr>
+      <w:r>
+        <w:rPr>
+          <w:b w:val="0"/>
+          <w:color w:val="4A4A49"/>
+          <w:sz w:val="22"/>
+        </w:rPr>
+        <w:t>Al entrar: Pregunta de arranque: «si la recepcionista y el veterinario entran con la misma cuenta, ¿quién canceló la cita de ayer?». Deja que respondan 1-2 personas: nadie lo puede saber.</w:t>
+      </w:r>
+    </w:p>
+    <w:p>
+      <w:pPr>
+        <w:pStyle w:val="ListBullet"/>
+      </w:pPr>
+      <w:r>
+        <w:rPr>
+          <w:b w:val="0"/>
+          <w:color w:val="4A4A49"/>
+          <w:sz w:val="22"/>
+        </w:rPr>
+        <w:t>Cierre del encuadre: «Hoy vamos a diseñar las cuentas de la clínica para que esa pregunta siempre tenga respuesta».</w:t>
+      </w:r>
+    </w:p>
+    <w:p>
+      <w:r>
+        <w:rPr>
+          <w:b w:val="0"/>
+          <w:color w:val="4A4A49"/>
+          <w:sz w:val="22"/>
+        </w:rPr>
+        <w:t>CUIDADO: Todo se hace en PostgreSQL. Si alguien trae sintaxis de Oracle (CREATE USER ... IDENTIFIED BY, GRANT CREATE SESSION), avisa desde ya que aquí no existe.</w:t>
+      </w:r>
+    </w:p>
+    <w:p>
+      <w:r>
+        <w:rPr>
+          <w:b w:val="0"/>
+          <w:color w:val="4A4A49"/>
+          <w:sz w:val="22"/>
+        </w:rPr>
+        <w:t>PASA A LA SIGUIENTE: El recorrido de las dos horas.</w:t>
+      </w:r>
+    </w:p>
+    <w:p>
+      <w:pPr>
+        <w:spacing w:before="200" w:after="60"/>
+      </w:pPr>
+      <w:r>
+        <w:rPr>
+          <w:b/>
+          <w:color w:val="1A1C1D"/>
+          <w:sz w:val="32"/>
+        </w:rPr>
+        <w:t>[Slide 3] Mapa del bloque de hoy (120 min)</w:t>
+      </w:r>
+    </w:p>
+    <w:p>
+      <w:r>
+        <w:rPr>
+          <w:b w:val="0"/>
+          <w:color w:val="4A4A49"/>
+          <w:sz w:val="22"/>
+        </w:rPr>
+        <w:t>QUÉ ES (dilo así): Las dos horas en cinco tramos: encuadre, teoría con una lámina por concepto, demo en vivo, práctica opcional y cierre.</w:t>
+      </w:r>
+    </w:p>
+    <w:p>
+      <w:r>
+        <w:rPr>
+          <w:b w:val="0"/>
+          <w:color w:val="4A4A49"/>
+          <w:sz w:val="22"/>
+        </w:rPr>
+        <w:t>CÓMO DARLA (≈1 min):</w:t>
+      </w:r>
+    </w:p>
+    <w:p>
+      <w:pPr>
+        <w:pStyle w:val="ListBullet"/>
+      </w:pPr>
+      <w:r>
+        <w:rPr>
+          <w:b w:val="0"/>
+          <w:color w:val="4A4A49"/>
+          <w:sz w:val="22"/>
+        </w:rPr>
+        <w:t>Al entrar: Señala los tramos sin detenerte. La práctica tiene su guía en la carpeta de la clase y es opcional.</w:t>
+      </w:r>
+    </w:p>
+    <w:p>
+      <w:r>
+        <w:rPr>
+          <w:b w:val="0"/>
+          <w:color w:val="4A4A49"/>
+          <w:sz w:val="22"/>
+        </w:rPr>
+        <w:t>PASA A LA SIGUIENTE: Antes de la sintaxis, cuatro palabras que se confunden todo el tiempo.</w:t>
+      </w:r>
+    </w:p>
+    <w:p>
+      <w:pPr>
+        <w:spacing w:before="200" w:after="60"/>
+      </w:pPr>
+      <w:r>
+        <w:rPr>
+          <w:b/>
+          <w:color w:val="1A1C1D"/>
+          <w:sz w:val="32"/>
+        </w:rPr>
+        <w:t>[Slide 4] Los cuatro terminos que se confunden todo el tiempo</w:t>
+      </w:r>
+    </w:p>
+    <w:p>
+      <w:r>
+        <w:rPr>
+          <w:b w:val="0"/>
+          <w:color w:val="4A4A49"/>
+          <w:sz w:val="22"/>
+        </w:rPr>
+        <w:t>QUÉ ES (dilo así): Administrar una base de datos es decidir quién puede hacer qué sobre cada objeto, y dejar rastro de quién lo hizo. Para hablar de eso sin enredarse hacen falta cuatro palabras: objeto, esquema, privilegio y rol.</w:t>
+      </w:r>
+    </w:p>
+    <w:p>
+      <w:r>
+        <w:rPr>
+          <w:b w:val="0"/>
+          <w:color w:val="4A4A49"/>
+          <w:sz w:val="22"/>
+        </w:rPr>
+        <w:t>CÓMO DARLA (≈4 min):</w:t>
+      </w:r>
+    </w:p>
+    <w:p>
+      <w:pPr>
+        <w:pStyle w:val="ListBullet"/>
+      </w:pPr>
+      <w:r>
+        <w:rPr>
+          <w:b w:val="0"/>
+          <w:color w:val="4A4A49"/>
+          <w:sz w:val="22"/>
+        </w:rPr>
+        <w:t>Al entrar: Los objetos: cita (tabla), v_agenda (vista), sp_agendar (procedimiento), seq_cita (secuencia). «Objeto es todo lo que el motor guarda con nombre».</w:t>
+      </w:r>
+    </w:p>
+    <w:p>
+      <w:pPr>
+        <w:pStyle w:val="ListBullet"/>
+      </w:pPr>
+      <w:r>
+        <w:rPr>
+          <w:b w:val="0"/>
+          <w:color w:val="4A4A49"/>
+          <w:sz w:val="22"/>
+        </w:rPr>
+        <w:t>Clic 1: Aparece el esquema public que los contiene: el nombre completo de la tabla es public.cita.</w:t>
+      </w:r>
+    </w:p>
+    <w:p>
+      <w:pPr>
+        <w:pStyle w:val="ListBullet"/>
+      </w:pPr>
+      <w:r>
+        <w:rPr>
+          <w:b w:val="0"/>
+          <w:color w:val="4A4A49"/>
+          <w:sz w:val="22"/>
+        </w:rPr>
+        <w:t>Clic 2: El privilegio: SELECT sobre cita. «Es la unidad más pequeña de permiso, siempre sobre un objeto concreto».</w:t>
+      </w:r>
+    </w:p>
+    <w:p>
+      <w:pPr>
+        <w:pStyle w:val="ListBullet"/>
+      </w:pPr>
+      <w:r>
+        <w:rPr>
+          <w:b w:val="0"/>
+          <w:color w:val="4A4A49"/>
+          <w:sz w:val="22"/>
+        </w:rPr>
+        <w:t>Clic 3: El rol recepcion, que agrupa privilegios. Lee la frase final: quién puede hacer qué sobre cada objeto, y dejar rastro.</w:t>
+      </w:r>
+    </w:p>
+    <w:p>
+      <w:r>
+        <w:rPr>
+          <w:b w:val="0"/>
+          <w:color w:val="4A4A49"/>
+          <w:sz w:val="22"/>
+        </w:rPr>
+        <w:t>EJEMPLO: SELECT * FROM public.cita y SELECT * FROM cita son la misma consulta: el motor busca primero en public.</w:t>
+      </w:r>
+    </w:p>
+    <w:p>
+      <w:r>
+        <w:rPr>
+          <w:b w:val="0"/>
+          <w:color w:val="4A4A49"/>
+          <w:sz w:val="22"/>
+        </w:rPr>
+        <w:t>SI PREGUNTAN:</w:t>
+      </w:r>
+    </w:p>
+    <w:p>
+      <w:pPr>
+        <w:pStyle w:val="ListBullet"/>
+      </w:pPr>
+      <w:r>
+        <w:rPr>
+          <w:b w:val="0"/>
+          <w:color w:val="4A4A49"/>
+          <w:sz w:val="22"/>
+        </w:rPr>
+        <w:t>«¿Autenticación y autorización no son lo mismo?» → No. Autenticación es probar quién eres (usuario y clave). Autorización es decidir qué puedes hacer ya dentro. Alguien puede entrar perfectamente y no tener permiso para leer una sola fila.</w:t>
+      </w:r>
+    </w:p>
+    <w:p>
+      <w:pPr>
+        <w:pStyle w:val="ListBullet"/>
+      </w:pPr>
+      <w:r>
+        <w:rPr>
+          <w:b w:val="0"/>
+          <w:color w:val="4A4A49"/>
+          <w:sz w:val="22"/>
+        </w:rPr>
+        <w:t>«En Oracle el esquema era el usuario, ¿aquí también?» → No. En PostgreSQL esquema y usuario son cosas separadas: un esquema puede tener objetos de varios dueños.</w:t>
+      </w:r>
+    </w:p>
+    <w:p>
+      <w:r>
+        <w:rPr>
+          <w:b w:val="0"/>
+          <w:color w:val="4A4A49"/>
+          <w:sz w:val="22"/>
+        </w:rPr>
+        <w:t>CUIDADO: No digas «creo un privilegio» ni «le doy el rol a la tabla»: los privilegios ya vienen definidos por el motor; lo único que se crea son roles, y los privilegios se otorgan o se retiran.</w:t>
+      </w:r>
+    </w:p>
+    <w:p>
+      <w:r>
+        <w:rPr>
+          <w:b w:val="0"/>
+          <w:color w:val="4A4A49"/>
+          <w:sz w:val="22"/>
+        </w:rPr>
+        <w:t>PASA A LA SIGUIENTE: Miremos de cerca el privilegio y la frontera que más importa: DDL contra DML.</w:t>
+      </w:r>
+    </w:p>
+    <w:p>
+      <w:pPr>
+        <w:spacing w:before="200" w:after="60"/>
+      </w:pPr>
+      <w:r>
+        <w:rPr>
+          <w:b/>
+          <w:color w:val="1A1C1D"/>
+          <w:sz w:val="32"/>
+        </w:rPr>
+        <w:t>[Slide 5] Privilegio: la unidad atomica, y la frontera DDL/DML</w:t>
+      </w:r>
+    </w:p>
+    <w:p>
+      <w:r>
+        <w:rPr>
+          <w:b w:val="0"/>
+          <w:color w:val="4A4A49"/>
+          <w:sz w:val="22"/>
+        </w:rPr>
+        <w:t>QUÉ ES (dilo así): Un privilegio es el permiso más pequeño que el motor otorga o quita. En PostgreSQL hay que separar dos cosas: los privilegios sobre objetos, que se dan con GRANT, y los atributos del rol, como LOGIN, que se escriben al crearlo. Y una frontera práctica: DDL cambia la estructura, DML lee o cambia datos.</w:t>
+      </w:r>
+    </w:p>
+    <w:p>
+      <w:r>
+        <w:rPr>
+          <w:b w:val="0"/>
+          <w:color w:val="4A4A49"/>
+          <w:sz w:val="22"/>
+        </w:rPr>
+        <w:t>CÓMO DARLA (≈3 min):</w:t>
+      </w:r>
+    </w:p>
+    <w:p>
+      <w:pPr>
+        <w:pStyle w:val="ListBullet"/>
+      </w:pPr>
+      <w:r>
+        <w:rPr>
+          <w:b w:val="0"/>
+          <w:color w:val="4A4A49"/>
+          <w:sz w:val="22"/>
+        </w:rPr>
+        <w:t>Al entrar: Dos columnas. Izquierda, privilegios de objeto: SELECT, INSERT, UPDATE, DELETE, TRUNCATE, REFERENCES, TRIGGER, que se otorgan con GRANT. Derecha, atributos de rol: LOGIN, CREATEDB, CREATEROLE, SUPERUSER, que van en CREATE ROLE o ALTER ROLE.</w:t>
+      </w:r>
+    </w:p>
+    <w:p>
+      <w:pPr>
+        <w:pStyle w:val="ListBullet"/>
+      </w:pPr>
+      <w:r>
+        <w:rPr>
+          <w:b w:val="0"/>
+          <w:color w:val="4A4A49"/>
+          <w:sz w:val="22"/>
+        </w:rPr>
+        <w:t>Clic 1: La frontera: DDL (CREATE, ALTER, DROP, TRUNCATE) cambia la estructura; DML (SELECT, INSERT, UPDATE, DELETE) toca los datos. «Quien opera datos no necesita DDL».</w:t>
+      </w:r>
+    </w:p>
+    <w:p>
+      <w:r>
+        <w:rPr>
+          <w:b w:val="0"/>
+          <w:color w:val="4A4A49"/>
+          <w:sz w:val="22"/>
+        </w:rPr>
+        <w:t>EJEMPLO: Si la cuenta de recepción pudiera ejecutar DROP TABLE cita, un error de copiar y pegar borra la agenda completa, y ningún respaldo de anoche devuelve las citas agendadas hoy.</w:t>
+      </w:r>
+    </w:p>
+    <w:p>
+      <w:r>
+        <w:rPr>
+          <w:b w:val="0"/>
+          <w:color w:val="4A4A49"/>
+          <w:sz w:val="22"/>
+        </w:rPr>
+        <w:t>SI PREGUNTAN:</w:t>
+      </w:r>
+    </w:p>
+    <w:p>
+      <w:pPr>
+        <w:pStyle w:val="ListBullet"/>
+      </w:pPr>
+      <w:r>
+        <w:rPr>
+          <w:b w:val="0"/>
+          <w:color w:val="4A4A49"/>
+          <w:sz w:val="22"/>
+        </w:rPr>
+        <w:t>«¿Cómo le doy permiso de ALTER TABLE a alguien?» → No existe como privilegio de GRANT: cambiar la estructura de una tabla lo puede hacer su dueño. Por eso el DDL queda en admin_bd.</w:t>
+      </w:r>
+    </w:p>
+    <w:p>
+      <w:pPr>
+        <w:pStyle w:val="ListBullet"/>
+      </w:pPr>
+      <w:r>
+        <w:rPr>
+          <w:b w:val="0"/>
+          <w:color w:val="4A4A49"/>
+          <w:sz w:val="22"/>
+        </w:rPr>
+        <w:t>«Encontré GRANT CREATE SESSION en internet.» → Es de Oracle. En PostgreSQL poder conectarse es el atributo LOGIN del rol.</w:t>
+      </w:r>
+    </w:p>
+    <w:p>
+      <w:r>
+        <w:rPr>
+          <w:b w:val="0"/>
+          <w:color w:val="4A4A49"/>
+          <w:sz w:val="22"/>
+        </w:rPr>
+        <w:t>CUIDADO: TRUNCATE aparece en las dos listas: es un privilegio de tabla que se da con GRANT, y a la vez vacía la tabla entera; no se le da a ningún rol operativo.</w:t>
+      </w:r>
+    </w:p>
+    <w:p>
+      <w:r>
+        <w:rPr>
+          <w:b w:val="0"/>
+          <w:color w:val="4A4A49"/>
+          <w:sz w:val="22"/>
+        </w:rPr>
+        <w:t>PASA A LA SIGUIENTE: Dar privilegios uno por uno a cada persona no escala. Para eso existe el rol.</w:t>
+      </w:r>
+    </w:p>
+    <w:p>
+      <w:pPr>
+        <w:spacing w:before="200" w:after="60"/>
+      </w:pPr>
+      <w:r>
+        <w:rPr>
+          <w:b/>
+          <w:color w:val="1A1C1D"/>
+          <w:sz w:val="32"/>
+        </w:rPr>
+        <w:t>[Slide 6] Rol: por que existe, con la aritmetica en el tablero</w:t>
+      </w:r>
+    </w:p>
+    <w:p>
+      <w:r>
+        <w:rPr>
+          <w:b w:val="0"/>
+          <w:color w:val="4A4A49"/>
+          <w:sz w:val="22"/>
+        </w:rPr>
+        <w:t>QUÉ ES (dilo así): Un rol existe por una razón aritmética. La clínica tiene diez objetos que proteger y doce empleados; dar permisos cuenta por cuenta son cientos de sentencias, y cuando cambia una regla hay que acordarse de tocar las doce. Con un rol se define el paquete una vez y se corrige en un solo lugar: el rol no ahorra tipeo, ahorra olvidos.</w:t>
+      </w:r>
+    </w:p>
+    <w:p>
+      <w:r>
+        <w:rPr>
+          <w:b w:val="0"/>
+          <w:color w:val="4A4A49"/>
+          <w:sz w:val="22"/>
+        </w:rPr>
+        <w:t>CÓMO DARLA (≈2 min):</w:t>
+      </w:r>
+    </w:p>
+    <w:p>
+      <w:pPr>
+        <w:pStyle w:val="ListBullet"/>
+      </w:pPr>
+      <w:r>
+        <w:rPr>
+          <w:b w:val="0"/>
+          <w:color w:val="4A4A49"/>
+          <w:sz w:val="22"/>
+        </w:rPr>
+        <w:t>Al entrar: Cuenta por cuenta: doce personas, cada una con líneas hacia los diez objetos. «Un cambio de regla obliga a tocar doce cuentas sin olvidar ninguna».</w:t>
+      </w:r>
+    </w:p>
+    <w:p>
+      <w:pPr>
+        <w:pStyle w:val="ListBullet"/>
+      </w:pPr>
+      <w:r>
+        <w:rPr>
+          <w:b w:val="0"/>
+          <w:color w:val="4A4A49"/>
+          <w:sz w:val="22"/>
+        </w:rPr>
+        <w:t>Clic 1: Con un rol: los mismos diez objetos, un solo rol recepcion, y doce GRANT recepcion TO usuario.</w:t>
+      </w:r>
+    </w:p>
+    <w:p>
+      <w:pPr>
+        <w:pStyle w:val="ListBullet"/>
+      </w:pPr>
+      <w:r>
+        <w:rPr>
+          <w:b w:val="0"/>
+          <w:color w:val="4A4A49"/>
+          <w:sz w:val="22"/>
+        </w:rPr>
+        <w:t>Clic 2: El REVOKE sobre el rol corrige a los doce en el mismo instante.</w:t>
+      </w:r>
+    </w:p>
+    <w:p>
+      <w:r>
+        <w:rPr>
+          <w:b w:val="0"/>
+          <w:color w:val="4A4A49"/>
+          <w:sz w:val="22"/>
+        </w:rPr>
+        <w:t>EJEMPLO: Ocho tablas más dos procedimientos son diez objetos; con hasta cinco acciones por objeto, la matriz tiene 50 celdas por decidir. Cuando entra una recepcionista nueva, su alta es GRANT recepcion TO nueva_persona; cuando se va, REVOKE recepcion FROM nueva_persona.</w:t>
+      </w:r>
+    </w:p>
+    <w:p>
+      <w:r>
+        <w:rPr>
+          <w:b w:val="0"/>
+          <w:color w:val="4A4A49"/>
+          <w:sz w:val="22"/>
+        </w:rPr>
+        <w:t>SI PREGUNTAN:</w:t>
+      </w:r>
+    </w:p>
+    <w:p>
+      <w:pPr>
+        <w:pStyle w:val="ListBullet"/>
+      </w:pPr>
+      <w:r>
+        <w:rPr>
+          <w:b w:val="0"/>
+          <w:color w:val="4A4A49"/>
+          <w:sz w:val="22"/>
+        </w:rPr>
+        <w:t>«¿Un usuario puede tener dos roles?» → Sí, y hereda la suma de los dos. Por eso al cambiar de función hay que revocar el rol anterior.</w:t>
+      </w:r>
+    </w:p>
+    <w:p>
+      <w:r>
+        <w:rPr>
+          <w:b w:val="0"/>
+          <w:color w:val="4A4A49"/>
+          <w:sz w:val="22"/>
+        </w:rPr>
+        <w:t>CUIDADO: Los olvidos en permisos son los que producen incidentes: ese es el argumento, no la comodidad.</w:t>
+      </w:r>
+    </w:p>
+    <w:p>
+      <w:r>
+        <w:rPr>
+          <w:b w:val="0"/>
+          <w:color w:val="4A4A49"/>
+          <w:sz w:val="22"/>
+        </w:rPr>
+        <w:t>PASA A LA SIGUIENTE: En PostgreSQL hay un detalle que lo cambia todo: usuario y rol son lo mismo.</w:t>
+      </w:r>
+    </w:p>
+    <w:p>
+      <w:pPr>
+        <w:spacing w:before="200" w:after="60"/>
+      </w:pPr>
+      <w:r>
+        <w:rPr>
+          <w:b/>
+          <w:color w:val="1A1C1D"/>
+          <w:sz w:val="32"/>
+        </w:rPr>
+        <w:t>[Slide 7] En PostgreSQL usuario y rol son lo mismo, y por eso hoy se escribe NOLOGIN</w:t>
+      </w:r>
+    </w:p>
+    <w:p>
+      <w:r>
+        <w:rPr>
+          <w:b w:val="0"/>
+          <w:color w:val="4A4A49"/>
+          <w:sz w:val="22"/>
+        </w:rPr>
+        <w:t>QUÉ ES (dilo así): En PostgreSQL no hay usuarios por un lado y roles por otro: todo es un rol. Un rol con LOGIN puede conectarse y lo llamamos usuario; un rol sin LOGIN es una bolsa de permisos. Por eso los roles de cargo se crean NOLOGIN y la persona, con LOGIN, recibe la bolsa.</w:t>
+      </w:r>
+    </w:p>
+    <w:p>
+      <w:r>
+        <w:rPr>
+          <w:b w:val="0"/>
+          <w:color w:val="4A4A49"/>
+          <w:sz w:val="22"/>
+        </w:rPr>
+        <w:t>CÓMO DARLA (≈3 min):</w:t>
+      </w:r>
+    </w:p>
+    <w:p>
+      <w:pPr>
+        <w:pStyle w:val="ListBullet"/>
+      </w:pPr>
+      <w:r>
+        <w:rPr>
+          <w:b w:val="0"/>
+          <w:color w:val="4A4A49"/>
+          <w:sz w:val="22"/>
+        </w:rPr>
+        <w:t>Al entrar: CREATE USER ana_gomez es lo mismo que CREATE ROLE ana_gomez LOGIN: un alias, el mismo objeto.</w:t>
+      </w:r>
+    </w:p>
+    <w:p>
+      <w:pPr>
+        <w:pStyle w:val="ListBullet"/>
+      </w:pPr>
+      <w:r>
+        <w:rPr>
+          <w:b w:val="0"/>
+          <w:color w:val="4A4A49"/>
+          <w:sz w:val="22"/>
+        </w:rPr>
+        <w:t>Clic 1: Dos roles: recepcion NOLOGIN (nadie se conecta con él) y ana_gomez LOGIN (la persona). La flecha es GRANT recepcion TO ana_gomez: ella hereda todo lo del rol.</w:t>
+      </w:r>
+    </w:p>
+    <w:p>
+      <w:pPr>
+        <w:pStyle w:val="ListBullet"/>
+      </w:pPr>
+      <w:r>
+        <w:rPr>
+          <w:b w:val="0"/>
+          <w:color w:val="4A4A49"/>
+          <w:sz w:val="22"/>
+        </w:rPr>
+        <w:t>Clic 2: La convención: veterinario_rol y no veterinario, porque en GRANT SELECT ON cita TO veterinario no se sabe a simple vista si es un rol o un error.</w:t>
+      </w:r>
+    </w:p>
+    <w:p>
+      <w:r>
+        <w:rPr>
+          <w:b w:val="0"/>
+          <w:color w:val="4A4A49"/>
+          <w:sz w:val="22"/>
+        </w:rPr>
+        <w:t>EJEMPLO: Si mañana recepción pierde un permiso, se hace un REVOKE sobre recepcion y ana_gomez, junto con las demás recepcionistas, lo pierde en el mismo instante.</w:t>
+      </w:r>
+    </w:p>
+    <w:p>
+      <w:r>
+        <w:rPr>
+          <w:b w:val="0"/>
+          <w:color w:val="4A4A49"/>
+          <w:sz w:val="22"/>
+        </w:rPr>
+        <w:t>SI PREGUNTAN:</w:t>
+      </w:r>
+    </w:p>
+    <w:p>
+      <w:pPr>
+        <w:pStyle w:val="ListBullet"/>
+      </w:pPr>
+      <w:r>
+        <w:rPr>
+          <w:b w:val="0"/>
+          <w:color w:val="4A4A49"/>
+          <w:sz w:val="22"/>
+        </w:rPr>
+        <w:t>«¿Puede haber un rol y una tabla con el mismo nombre?» → Sí: los roles son globales al servidor y las tablas viven en un esquema, así que no chocan. El sufijo _rol es solo para leer mejor.</w:t>
+      </w:r>
+    </w:p>
+    <w:p>
+      <w:r>
+        <w:rPr>
+          <w:b w:val="0"/>
+          <w:color w:val="4A4A49"/>
+          <w:sz w:val="22"/>
+        </w:rPr>
+        <w:t>CUIDADO: Si el GRANT «no surte efecto», la causa más común es haberlo dado al rol y no haber dado el rol a la persona (falta GRANT recepcion TO ana_gomez).</w:t>
+      </w:r>
+    </w:p>
+    <w:p>
+      <w:r>
+        <w:rPr>
+          <w:b w:val="0"/>
+          <w:color w:val="4A4A49"/>
+          <w:sz w:val="22"/>
+        </w:rPr>
+        <w:t>PASA A LA SIGUIENTE: Así queda escrito, completo, para la recepción.</w:t>
+      </w:r>
+    </w:p>
+    <w:p>
+      <w:pPr>
+        <w:spacing w:before="200" w:after="60"/>
+      </w:pPr>
+      <w:r>
+        <w:rPr>
+          <w:b/>
+          <w:color w:val="1A1C1D"/>
+          <w:sz w:val="32"/>
+        </w:rPr>
+        <w:t>[Slide 8] Crear el rol y otorgar solo lo que el cargo usa</w:t>
+      </w:r>
+    </w:p>
+    <w:p>
+      <w:r>
+        <w:rPr>
+          <w:b w:val="0"/>
+          <w:color w:val="4A4A49"/>
+          <w:sz w:val="22"/>
+        </w:rPr>
+        <w:t>QUÉ ES (dilo así): El código de hoy en su forma más corta: el rol de cargo sin login, la persona con login que lo recibe, y los privilegios exactos que necesita la recepción para agendar.</w:t>
+      </w:r>
+    </w:p>
+    <w:p>
+      <w:r>
+        <w:rPr>
+          <w:b w:val="0"/>
+          <w:color w:val="4A4A49"/>
+          <w:sz w:val="22"/>
+        </w:rPr>
+        <w:t>CÓMO DARLA (≈3 min):</w:t>
+      </w:r>
+    </w:p>
+    <w:p>
+      <w:pPr>
+        <w:pStyle w:val="ListBullet"/>
+      </w:pPr>
+      <w:r>
+        <w:rPr>
+          <w:b w:val="0"/>
+          <w:color w:val="4A4A49"/>
+          <w:sz w:val="22"/>
+        </w:rPr>
+        <w:t>Líneas 1-2: CREATE ROLE recepcion NOLOGIN: el paquete. Nace con cero privilegios.</w:t>
+      </w:r>
+    </w:p>
+    <w:p>
+      <w:pPr>
+        <w:pStyle w:val="ListBullet"/>
+      </w:pPr>
+      <w:r>
+        <w:rPr>
+          <w:b w:val="0"/>
+          <w:color w:val="4A4A49"/>
+          <w:sz w:val="22"/>
+        </w:rPr>
+        <w:t>Líneas 3-5: La persona: CREATE ROLE ana_gomez LOGIN PASSWORD y GRANT recepcion TO ana_gomez. La clave del ejemplo se cambia en producción.</w:t>
+      </w:r>
+    </w:p>
+    <w:p>
+      <w:pPr>
+        <w:pStyle w:val="ListBullet"/>
+      </w:pPr>
+      <w:r>
+        <w:rPr>
+          <w:b w:val="0"/>
+          <w:color w:val="4A4A49"/>
+          <w:sz w:val="22"/>
+        </w:rPr>
+        <w:t>Líneas 7-9: SELECT, INSERT y UPDATE sobre cita para agendar, reprogramar y cancelar; solo SELECT sobre dueño, mascota y veterinario, en un único GRANT con tres tablas.</w:t>
+      </w:r>
+    </w:p>
+    <w:p>
+      <w:pPr>
+        <w:pStyle w:val="ListBullet"/>
+      </w:pPr>
+      <w:r>
+        <w:rPr>
+          <w:b w:val="0"/>
+          <w:color w:val="4A4A49"/>
+          <w:sz w:val="22"/>
+        </w:rPr>
+        <w:t>Líneas 10-11: USAGE sobre la secuencia cita_id_cita_seq: el SERIAL de id_cita la usa en cada INSERT.</w:t>
+      </w:r>
+    </w:p>
+    <w:p>
+      <w:r>
+        <w:rPr>
+          <w:b w:val="0"/>
+          <w:color w:val="4A4A49"/>
+          <w:sz w:val="22"/>
+        </w:rPr>
+        <w:t>EJEMPLO: Sin la línea 10, el INSERT de una cita hecho como recepcion falla con «permission denied for sequence cita_id_cita_seq», aunque tenga INSERT sobre la tabla.</w:t>
+      </w:r>
+    </w:p>
+    <w:p>
+      <w:r>
+        <w:rPr>
+          <w:b w:val="0"/>
+          <w:color w:val="4A4A49"/>
+          <w:sz w:val="22"/>
+        </w:rPr>
+        <w:t>SI PREGUNTAN:</w:t>
+      </w:r>
+    </w:p>
+    <w:p>
+      <w:pPr>
+        <w:pStyle w:val="ListBullet"/>
+      </w:pPr>
+      <w:r>
+        <w:rPr>
+          <w:b w:val="0"/>
+          <w:color w:val="4A4A49"/>
+          <w:sz w:val="22"/>
+        </w:rPr>
+        <w:t>«¿Por qué recepción no tiene DELETE?» → Porque cancelar no es borrar: es un UPDATE del estado a 'CANCELADA', y así la historia se conserva.</w:t>
+      </w:r>
+    </w:p>
+    <w:p>
+      <w:pPr>
+        <w:pStyle w:val="ListBullet"/>
+      </w:pPr>
+      <w:r>
+        <w:rPr>
+          <w:b w:val="0"/>
+          <w:color w:val="4A4A49"/>
+          <w:sz w:val="22"/>
+        </w:rPr>
+        <w:t>«¿Y consulta?» → Nada: es el historial clínico, información sensible que la recepción no necesita para agendar.</w:t>
+      </w:r>
+    </w:p>
+    <w:p>
+      <w:r>
+        <w:rPr>
+          <w:b w:val="0"/>
+          <w:color w:val="4A4A49"/>
+          <w:sz w:val="22"/>
+        </w:rPr>
+        <w:t>CUIDADO: El error de la secuencia confunde porque el mensaje no menciona la tabla cita: léelo en voz alta si aparece.</w:t>
+      </w:r>
+    </w:p>
+    <w:p>
+      <w:r>
+        <w:rPr>
+          <w:b w:val="0"/>
+          <w:color w:val="4A4A49"/>
+          <w:sz w:val="22"/>
+        </w:rPr>
+        <w:t>PASA A LA SIGUIENTE: Ese «lo que el cargo usa» tiene nombre: mínimo privilegio.</w:t>
+      </w:r>
+    </w:p>
+    <w:p>
+      <w:pPr>
+        <w:spacing w:before="200" w:after="60"/>
+      </w:pPr>
+      <w:r>
+        <w:rPr>
+          <w:b/>
+          <w:color w:val="1A1C1D"/>
+          <w:sz w:val="32"/>
+        </w:rPr>
+        <w:t>[Slide 9] Minimo privilegio aplicado a la clínica: la matriz defendible</w:t>
+      </w:r>
+    </w:p>
+    <w:p>
+      <w:r>
+        <w:rPr>
+          <w:b w:val="0"/>
+          <w:color w:val="4A4A49"/>
+          <w:sz w:val="22"/>
+        </w:rPr>
+        <w:t>QUÉ ES (dilo así): El principio de mínimo privilegio dice que cada rol recibe exactamente lo que necesita para su función y ni un privilegio más. Aplicado a la clínica deja una matriz concreta y defendible, y una consecuencia llamativa: nadie que opere datos tiene DELETE.</w:t>
+      </w:r>
+    </w:p>
+    <w:p>
+      <w:r>
+        <w:rPr>
+          <w:b w:val="0"/>
+          <w:color w:val="4A4A49"/>
+          <w:sz w:val="22"/>
+        </w:rPr>
+        <w:t>CÓMO DARLA (≈4 min):</w:t>
+      </w:r>
+    </w:p>
+    <w:p>
+      <w:pPr>
+        <w:pStyle w:val="ListBullet"/>
+      </w:pPr>
+      <w:r>
+        <w:rPr>
+          <w:b w:val="0"/>
+          <w:color w:val="4A4A49"/>
+          <w:sz w:val="22"/>
+        </w:rPr>
+        <w:t>Al entrar: Fila de recepcion: S I U sobre cita, S sobre mascota y nada sobre consulta. «No lee el historial clínico porque su trabajo no lo requiere».</w:t>
+      </w:r>
+    </w:p>
+    <w:p>
+      <w:pPr>
+        <w:pStyle w:val="ListBullet"/>
+      </w:pPr>
+      <w:r>
+        <w:rPr>
+          <w:b w:val="0"/>
+          <w:color w:val="4A4A49"/>
+          <w:sz w:val="22"/>
+        </w:rPr>
+        <w:t>Clic 1: Fila de veterinario_rol: S sobre cita y mascota, S I U sobre consulta, porque es quien documenta la atención.</w:t>
+      </w:r>
+    </w:p>
+    <w:p>
+      <w:pPr>
+        <w:pStyle w:val="ListBullet"/>
+      </w:pPr>
+      <w:r>
+        <w:rPr>
+          <w:b w:val="0"/>
+          <w:color w:val="4A4A49"/>
+          <w:sz w:val="22"/>
+        </w:rPr>
+        <w:t>Clic 2: Fila de admin_bd: todo y además el DDL. Es el único con privilegios amplios.</w:t>
+      </w:r>
+    </w:p>
+    <w:p>
+      <w:pPr>
+        <w:pStyle w:val="ListBullet"/>
+      </w:pPr>
+      <w:r>
+        <w:rPr>
+          <w:b w:val="0"/>
+          <w:color w:val="4A4A49"/>
+          <w:sz w:val="22"/>
+        </w:rPr>
+        <w:t>Clic 3: La conclusión: ningún rol operativo tiene DELETE. En la clínica las cosas se marcan: estado = 'CANCELADA', activa = 'N'.</w:t>
+      </w:r>
+    </w:p>
+    <w:p>
+      <w:r>
+        <w:rPr>
+          <w:b w:val="0"/>
+          <w:color w:val="4A4A49"/>
+          <w:sz w:val="22"/>
+        </w:rPr>
+        <w:t>EJEMPLO: El cuarto rol, auditor, recibe solo SELECT (sobre dueño, mascota, cita, consulta y factura) y jamás una escritura.</w:t>
+      </w:r>
+    </w:p>
+    <w:p>
+      <w:r>
+        <w:rPr>
+          <w:b w:val="0"/>
+          <w:color w:val="4A4A49"/>
+          <w:sz w:val="22"/>
+        </w:rPr>
+        <w:t>SI PREGUNTAN:</w:t>
+      </w:r>
+    </w:p>
+    <w:p>
+      <w:pPr>
+        <w:pStyle w:val="ListBullet"/>
+      </w:pPr>
+      <w:r>
+        <w:rPr>
+          <w:b w:val="0"/>
+          <w:color w:val="4A4A49"/>
+          <w:sz w:val="22"/>
+        </w:rPr>
+        <w:t>«¿No es más fácil darle todo al jefe?» → El permiso no mide la confianza en la persona: mide cuánto se pierde si su sesión es robada o comete un error. Con mínimo privilegio, un atacante con la sesión de recepción ve agendas; con todo, borra la base.</w:t>
+      </w:r>
+    </w:p>
+    <w:p>
+      <w:r>
+        <w:rPr>
+          <w:b w:val="0"/>
+          <w:color w:val="4A4A49"/>
+          <w:sz w:val="22"/>
+        </w:rPr>
+        <w:t>CUIDADO: Escribe 'S' y 'N' en el tablero: quien asume activa = 0 escribe un UPDATE que el CHECK rechaza.</w:t>
+      </w:r>
+    </w:p>
+    <w:p>
+      <w:r>
+        <w:rPr>
+          <w:b w:val="0"/>
+          <w:color w:val="4A4A49"/>
+          <w:sz w:val="22"/>
+        </w:rPr>
+        <w:t>PASA A LA SIGUIENTE: El contraste en una sola lámina: lo que suele pasar y lo que pide el principio.</w:t>
+      </w:r>
+    </w:p>
+    <w:p>
+      <w:pPr>
+        <w:spacing w:before="200" w:after="60"/>
+      </w:pPr>
+      <w:r>
+        <w:rPr>
+          <w:b/>
+          <w:color w:val="1A1C1D"/>
+          <w:sz w:val="32"/>
+        </w:rPr>
+        <w:t>[Slide 10] Minimo privilegio, en concreto</w:t>
+      </w:r>
+    </w:p>
+    <w:p>
+      <w:r>
+        <w:rPr>
+          <w:b w:val="0"/>
+          <w:color w:val="4A4A49"/>
+          <w:sz w:val="22"/>
+        </w:rPr>
+        <w:t>QUÉ ES (dilo así): Antes y después: la forma habitual de dar permisos en una empresa pequeña, y la que pide el mínimo privilegio.</w:t>
+      </w:r>
+    </w:p>
+    <w:p>
+      <w:r>
+        <w:rPr>
+          <w:b w:val="0"/>
+          <w:color w:val="4A4A49"/>
+          <w:sz w:val="22"/>
+        </w:rPr>
+        <w:t>CÓMO DARLA (≈1 min):</w:t>
+      </w:r>
+    </w:p>
+    <w:p>
+      <w:pPr>
+        <w:pStyle w:val="ListBullet"/>
+      </w:pPr>
+      <w:r>
+        <w:rPr>
+          <w:b w:val="0"/>
+          <w:color w:val="4A4A49"/>
+          <w:sz w:val="22"/>
+        </w:rPr>
+        <w:t>Al entrar: Lee la columna izquierda como un diagnóstico: un admin compartido, GRANT ALL «para que no falle», nadie sabe quién borró qué, cuentas vivas de gente que ya se fue. Luego la derecha, punto por punto, como su remedio: cuatro roles, matriz por objeto, cancelar con UPDATE, baja el mismo día.</w:t>
+      </w:r>
+    </w:p>
+    <w:p>
+      <w:r>
+        <w:rPr>
+          <w:b w:val="0"/>
+          <w:color w:val="4A4A49"/>
+          <w:sz w:val="22"/>
+        </w:rPr>
+        <w:t>CUIDADO: GRANT ALL a todos «para que la práctica no se trabe» deja una matriz sin ninguna decisión que defender.</w:t>
+      </w:r>
+    </w:p>
+    <w:p>
+      <w:r>
+        <w:rPr>
+          <w:b w:val="0"/>
+          <w:color w:val="4A4A49"/>
+          <w:sz w:val="22"/>
+        </w:rPr>
+        <w:t>PASA A LA SIGUIENTE: Un paso más allá del mínimo privilegio: que nadie complete solo un proceso sensible.</w:t>
+      </w:r>
+    </w:p>
+    <w:p>
+      <w:pPr>
+        <w:spacing w:before="200" w:after="60"/>
+      </w:pPr>
+      <w:r>
+        <w:rPr>
+          <w:b/>
+          <w:color w:val="1A1C1D"/>
+          <w:sz w:val="32"/>
+        </w:rPr>
+        <w:t>[Slide 11] Separacion de funciones: el ejemplo de la factura</w:t>
+      </w:r>
+    </w:p>
+    <w:p>
+      <w:r>
+        <w:rPr>
+          <w:b w:val="0"/>
+          <w:color w:val="4A4A49"/>
+          <w:sz w:val="22"/>
+        </w:rPr>
+        <w:t>QUÉ ES (dilo así): Separación de funciones es repartir un proceso sensible entre dos o más personas para que ninguna lo complete sola sin dejar rastro. En la base significa que quien diseña el esquema no es quien opera los datos, y que quien audita solo lee.</w:t>
+      </w:r>
+    </w:p>
+    <w:p>
+      <w:r>
+        <w:rPr>
+          <w:b w:val="0"/>
+          <w:color w:val="4A4A49"/>
+          <w:sz w:val="22"/>
+        </w:rPr>
+        <w:t>CÓMO DARLA (≈3 min):</w:t>
+      </w:r>
+    </w:p>
+    <w:p>
+      <w:pPr>
+        <w:pStyle w:val="ListBullet"/>
+      </w:pPr>
+      <w:r>
+        <w:rPr>
+          <w:b w:val="0"/>
+          <w:color w:val="4A4A49"/>
+          <w:sz w:val="22"/>
+        </w:rPr>
+        <w:t>Al entrar: Una sola cuenta: INSERT de la factura (cobra) y DELETE de la factura (la borra). Queda sin evidencia de que existió.</w:t>
+      </w:r>
+    </w:p>
+    <w:p>
+      <w:pPr>
+        <w:pStyle w:val="ListBullet"/>
+      </w:pPr>
+      <w:r>
+        <w:rPr>
+          <w:b w:val="0"/>
+          <w:color w:val="4A4A49"/>
+          <w:sz w:val="22"/>
+        </w:rPr>
+        <w:t>Clic 1: Funciones separadas: un rol emite con INSERT y otro anula con UPDATE del estado a 'ANULADA'. La factura sigue ahí, con fecha, usuario y motivo.</w:t>
+      </w:r>
+    </w:p>
+    <w:p>
+      <w:pPr>
+        <w:pStyle w:val="ListBullet"/>
+      </w:pPr>
+      <w:r>
+        <w:rPr>
+          <w:b w:val="0"/>
+          <w:color w:val="4A4A49"/>
+          <w:sz w:val="22"/>
+        </w:rPr>
+        <w:t>Clic 2: La regla: nadie completa solo un proceso sensible.</w:t>
+      </w:r>
+    </w:p>
+    <w:p>
+      <w:r>
+        <w:rPr>
+          <w:b w:val="0"/>
+          <w:color w:val="4A4A49"/>
+          <w:sz w:val="22"/>
+        </w:rPr>
+        <w:t>EJEMPLO: Si alguien roba la sesión de recepción, con funciones separadas puede emitir una factura, pero no borrarla ni corregir su total.</w:t>
+      </w:r>
+    </w:p>
+    <w:p>
+      <w:r>
+        <w:rPr>
+          <w:b w:val="0"/>
+          <w:color w:val="4A4A49"/>
+          <w:sz w:val="22"/>
+        </w:rPr>
+        <w:t>SI PREGUNTAN:</w:t>
+      </w:r>
+    </w:p>
+    <w:p>
+      <w:pPr>
+        <w:pStyle w:val="ListBullet"/>
+      </w:pPr>
+      <w:r>
+        <w:rPr>
+          <w:b w:val="0"/>
+          <w:color w:val="4A4A49"/>
+          <w:sz w:val="22"/>
+        </w:rPr>
+        <w:t>«¿Por qué el auditor no tiene UPDATE ni sobre la tabla de auditoría?» → Porque quien puede corregir el registro de lo que hizo puede borrar la evidencia, y entonces la auditoría no prueba nada.</w:t>
+      </w:r>
+    </w:p>
+    <w:p>
+      <w:r>
+        <w:rPr>
+          <w:b w:val="0"/>
+          <w:color w:val="4A4A49"/>
+          <w:sz w:val="22"/>
+        </w:rPr>
+        <w:t>CUIDADO: La tabla factura de los datos de práctica no tiene columna estado: la animación muestra el patrón. Si se quiere aplicar, primero se agrega la columna.</w:t>
+      </w:r>
+    </w:p>
+    <w:p>
+      <w:r>
+        <w:rPr>
+          <w:b w:val="0"/>
+          <w:color w:val="4A4A49"/>
+          <w:sz w:val="22"/>
+        </w:rPr>
+        <w:t>PASA A LA SIGUIENTE: Ya sabemos qué dar a quién. Ahora la sintaxis exacta.</w:t>
+      </w:r>
+    </w:p>
+    <w:p>
+      <w:pPr>
+        <w:spacing w:before="200" w:after="60"/>
+      </w:pPr>
+      <w:r>
+        <w:rPr>
+          <w:b/>
+          <w:color w:val="1A1C1D"/>
+          <w:sz w:val="32"/>
+        </w:rPr>
+        <w:t>[Slide 12] GRANT y REVOKE: la sintaxis exacta que se va a escribir hoy</w:t>
+      </w:r>
+    </w:p>
+    <w:p>
+      <w:r>
+        <w:rPr>
+          <w:b w:val="0"/>
+          <w:color w:val="4A4A49"/>
+          <w:sz w:val="22"/>
+        </w:rPr>
+        <w:t>QUÉ ES (dilo así): GRANT otorga y REVOKE retira, igual sobre roles que sobre personas. Son cuatro sentencias que hay que poder escribir de memoria: crear el rol, darle privilegios, dárselo a la persona y, si hace falta, retirar.</w:t>
+      </w:r>
+    </w:p>
+    <w:p>
+      <w:r>
+        <w:rPr>
+          <w:b w:val="0"/>
+          <w:color w:val="4A4A49"/>
+          <w:sz w:val="22"/>
+        </w:rPr>
+        <w:t>CÓMO DARLA (≈2 min):</w:t>
+      </w:r>
+    </w:p>
+    <w:p>
+      <w:pPr>
+        <w:pStyle w:val="ListBullet"/>
+      </w:pPr>
+      <w:r>
+        <w:rPr>
+          <w:b w:val="0"/>
+          <w:color w:val="4A4A49"/>
+          <w:sz w:val="22"/>
+        </w:rPr>
+        <w:t>Al entrar: CREATE ROLE recepcion NOLOGIN: nace con cero privilegios.</w:t>
+      </w:r>
+    </w:p>
+    <w:p>
+      <w:pPr>
+        <w:pStyle w:val="ListBullet"/>
+      </w:pPr>
+      <w:r>
+        <w:rPr>
+          <w:b w:val="0"/>
+          <w:color w:val="4A4A49"/>
+          <w:sz w:val="22"/>
+        </w:rPr>
+        <w:t>Clic 1: Dos GRANT: SELECT, INSERT, UPDATE sobre cita (varios privilegios en uno) y SELECT sobre dueno, mascota, veterinario (varias tablas en uno).</w:t>
+      </w:r>
+    </w:p>
+    <w:p>
+      <w:pPr>
+        <w:pStyle w:val="ListBullet"/>
+      </w:pPr>
+      <w:r>
+        <w:rPr>
+          <w:b w:val="0"/>
+          <w:color w:val="4A4A49"/>
+          <w:sz w:val="22"/>
+        </w:rPr>
+        <w:t>Clic 2: GRANT recepcion TO ana_gomez: la persona recibe el paquete.</w:t>
+      </w:r>
+    </w:p>
+    <w:p>
+      <w:pPr>
+        <w:pStyle w:val="ListBullet"/>
+      </w:pPr>
+      <w:r>
+        <w:rPr>
+          <w:b w:val="0"/>
+          <w:color w:val="4A4A49"/>
+          <w:sz w:val="22"/>
+        </w:rPr>
+        <w:t>Clic 3: REVOKE DELETE ON cita FROM recepcion: nunca se otorgó, así que no cambia nada ni falla; se escribe porque deja constancia de que la ausencia de DELETE fue una decisión y no un olvido.</w:t>
+      </w:r>
+    </w:p>
+    <w:p>
+      <w:r>
+        <w:rPr>
+          <w:b w:val="0"/>
+          <w:color w:val="4A4A49"/>
+          <w:sz w:val="22"/>
+        </w:rPr>
+        <w:t>EJEMPLO: GRANT SELECT ON ALL TABLES IN SCHEMA public TO auditor da SELECT sobre las tablas que existen hoy, no sobre las que se creen mañana; para esas existe ALTER DEFAULT PRIVILEGES.</w:t>
+      </w:r>
+    </w:p>
+    <w:p>
+      <w:r>
+        <w:rPr>
+          <w:b w:val="0"/>
+          <w:color w:val="4A4A49"/>
+          <w:sz w:val="22"/>
+        </w:rPr>
+        <w:t>SI PREGUNTAN:</w:t>
+      </w:r>
+    </w:p>
+    <w:p>
+      <w:pPr>
+        <w:pStyle w:val="ListBullet"/>
+      </w:pPr>
+      <w:r>
+        <w:rPr>
+          <w:b w:val="0"/>
+          <w:color w:val="4A4A49"/>
+          <w:sz w:val="22"/>
+        </w:rPr>
+        <w:t>«¿Hace falta USAGE sobre el esquema?» → Sí, para usar sus objetos; en public viene concedido por omisión, por eso hoy no estorba. En un esquema propio es la causa número uno del GRANT que «no funciona».</w:t>
+      </w:r>
+    </w:p>
+    <w:p>
+      <w:r>
+        <w:rPr>
+          <w:b w:val="0"/>
+          <w:color w:val="4A4A49"/>
+          <w:sz w:val="22"/>
+        </w:rPr>
+        <w:t>CUIDADO: Probar los permisos con la cuenta dueña de las tablas no demuestra nada: el dueño pasa por encima de todo y nunca ve un error.</w:t>
+      </w:r>
+    </w:p>
+    <w:p>
+      <w:r>
+        <w:rPr>
+          <w:b w:val="0"/>
+          <w:color w:val="4A4A49"/>
+          <w:sz w:val="22"/>
+        </w:rPr>
+        <w:t>PASA A LA SIGUIENTE: Hay dos formas de dar permisos que hacen daño sin avisar.</w:t>
+      </w:r>
+    </w:p>
+    <w:p>
+      <w:pPr>
+        <w:spacing w:before="200" w:after="60"/>
+      </w:pPr>
+      <w:r>
+        <w:rPr>
+          <w:b/>
+          <w:color w:val="1A1C1D"/>
+          <w:sz w:val="32"/>
+        </w:rPr>
+        <w:t>[Slide 13] WITH GRANT OPTION y PUBLIC: los dos que hacen dano sin avisar</w:t>
+      </w:r>
+    </w:p>
+    <w:p>
+      <w:r>
+        <w:rPr>
+          <w:b w:val="0"/>
+          <w:color w:val="4A4A49"/>
+          <w:sz w:val="22"/>
+        </w:rPr>
+        <w:t>QUÉ ES (dilo así): Dos mecanismos que hacen daño en silencio. WITH GRANT OPTION permite que quien recibió un privilegio lo vuelva a dar, y el administrador pierde el control de quién tiene qué. PUBLIC es un rol especial al que pertenecen todos, incluso los que se creen mañana.</w:t>
+      </w:r>
+    </w:p>
+    <w:p>
+      <w:r>
+        <w:rPr>
+          <w:b w:val="0"/>
+          <w:color w:val="4A4A49"/>
+          <w:sz w:val="22"/>
+        </w:rPr>
+        <w:t>CÓMO DARLA (≈3 min):</w:t>
+      </w:r>
+    </w:p>
+    <w:p>
+      <w:pPr>
+        <w:pStyle w:val="ListBullet"/>
+      </w:pPr>
+      <w:r>
+        <w:rPr>
+          <w:b w:val="0"/>
+          <w:color w:val="4A4A49"/>
+          <w:sz w:val="22"/>
+        </w:rPr>
+        <w:t>Al entrar: La cadena: admin da con GRANT OPTION a rol_a, rol_a se lo da a rol_b, rol_b a rol_c. «El admin ya no sabe quién tiene el privilegio».</w:t>
+      </w:r>
+    </w:p>
+    <w:p>
+      <w:pPr>
+        <w:pStyle w:val="ListBullet"/>
+      </w:pPr>
+      <w:r>
+        <w:rPr>
+          <w:b w:val="0"/>
+          <w:color w:val="4A4A49"/>
+          <w:sz w:val="22"/>
+        </w:rPr>
+        <w:t>Clic 1: REVOKE ... FROM rol_a CASCADE: sin CASCADE el motor lo rechaza porque hay privilegios que dependen de ese; con CASCADE se van todos los de la cadena.</w:t>
+      </w:r>
+    </w:p>
+    <w:p>
+      <w:pPr>
+        <w:pStyle w:val="ListBullet"/>
+      </w:pPr>
+      <w:r>
+        <w:rPr>
+          <w:b w:val="0"/>
+          <w:color w:val="4A4A49"/>
+          <w:sz w:val="22"/>
+        </w:rPr>
+        <w:t>Clic 2: PUBLIC: GRANT SELECT ON consulta TO PUBLIC le entrega el historial clínico a cualquiera que se conecte, incluido el usuario que se cree mañana.</w:t>
+      </w:r>
+    </w:p>
+    <w:p>
+      <w:pPr>
+        <w:pStyle w:val="ListBullet"/>
+      </w:pPr>
+      <w:r>
+        <w:rPr>
+          <w:b w:val="0"/>
+          <w:color w:val="4A4A49"/>
+          <w:sz w:val="22"/>
+        </w:rPr>
+        <w:t>Clic 3: La limpieza: REVOKE ALL ON consulta FROM PUBLIC. Es una tarea real de endurecimiento en bases heredadas.</w:t>
+      </w:r>
+    </w:p>
+    <w:p>
+      <w:r>
+        <w:rPr>
+          <w:b w:val="0"/>
+          <w:color w:val="4A4A49"/>
+          <w:sz w:val="22"/>
+        </w:rPr>
+        <w:t>EJEMPLO: El mensaje real al revocar sin CASCADE es «dependent privileges exist», con la pista «Use CASCADE to revoke them too».</w:t>
+      </w:r>
+    </w:p>
+    <w:p>
+      <w:r>
+        <w:rPr>
+          <w:b w:val="0"/>
+          <w:color w:val="4A4A49"/>
+          <w:sz w:val="22"/>
+        </w:rPr>
+        <w:t>SI PREGUNTAN:</w:t>
+      </w:r>
+    </w:p>
+    <w:p>
+      <w:pPr>
+        <w:pStyle w:val="ListBullet"/>
+      </w:pPr>
+      <w:r>
+        <w:rPr>
+          <w:b w:val="0"/>
+          <w:color w:val="4A4A49"/>
+          <w:sz w:val="22"/>
+        </w:rPr>
+        <w:t>«Si revoco un permiso a recepcion, ¿por qué ese rol todavía puede leer?» → Revisa si el privilegio está concedido a PUBLIC: lo que recibe PUBLIC lo recibe todo rol, también el que se acaba de restringir.</w:t>
+      </w:r>
+    </w:p>
+    <w:p>
+      <w:r>
+        <w:rPr>
+          <w:b w:val="0"/>
+          <w:color w:val="4A4A49"/>
+          <w:sz w:val="22"/>
+        </w:rPr>
+        <w:t>PASA A LA SIGUIENTE: Las dos cosas en código, con la REVOKE de la matriz.</w:t>
+      </w:r>
+    </w:p>
+    <w:p>
+      <w:pPr>
+        <w:spacing w:before="200" w:after="60"/>
+      </w:pPr>
+      <w:r>
+        <w:rPr>
+          <w:b/>
+          <w:color w:val="1A1C1D"/>
+          <w:sz w:val="32"/>
+        </w:rPr>
+        <w:t>[Slide 14] REVOKE, y los dos que hacen dano en silencio</w:t>
+      </w:r>
+    </w:p>
+    <w:p>
+      <w:r>
+        <w:rPr>
+          <w:b w:val="0"/>
+          <w:color w:val="4A4A49"/>
+          <w:sz w:val="22"/>
+        </w:rPr>
+        <w:t>QUÉ ES (dilo así): Tres REVOKE con propósitos distintos: dejar escrita una decisión, limpiar PUBLIC y deshacer una cadena de reotorgamientos.</w:t>
+      </w:r>
+    </w:p>
+    <w:p>
+      <w:r>
+        <w:rPr>
+          <w:b w:val="0"/>
+          <w:color w:val="4A4A49"/>
+          <w:sz w:val="22"/>
+        </w:rPr>
+        <w:t>CÓMO DARLA (≈2 min):</w:t>
+      </w:r>
+    </w:p>
+    <w:p>
+      <w:pPr>
+        <w:pStyle w:val="ListBullet"/>
+      </w:pPr>
+      <w:r>
+        <w:rPr>
+          <w:b w:val="0"/>
+          <w:color w:val="4A4A49"/>
+          <w:sz w:val="22"/>
+        </w:rPr>
+        <w:t>Línea 1: REVOKE DELETE ON cita FROM recepcion: redundante a propósito; es la evidencia de que recepción no borra.</w:t>
+      </w:r>
+    </w:p>
+    <w:p>
+      <w:pPr>
+        <w:pStyle w:val="ListBullet"/>
+      </w:pPr>
+      <w:r>
+        <w:rPr>
+          <w:b w:val="0"/>
+          <w:color w:val="4A4A49"/>
+          <w:sz w:val="22"/>
+        </w:rPr>
+        <w:t>Líneas 3-4: REVOKE ALL ON consulta FROM PUBLIC: nadie lee el historial por ser «todo el mundo».</w:t>
+      </w:r>
+    </w:p>
+    <w:p>
+      <w:pPr>
+        <w:pStyle w:val="ListBullet"/>
+      </w:pPr>
+      <w:r>
+        <w:rPr>
+          <w:b w:val="0"/>
+          <w:color w:val="4A4A49"/>
+          <w:sz w:val="22"/>
+        </w:rPr>
+        <w:t>Líneas 6-10: GRANT ... WITH GRANT OPTION al auditor, y cómo se le quita solo la opción de reotorgar: REVOKE GRANT OPTION FOR SELECT ... CASCADE. El auditor conserva su SELECT; lo que él concedió desaparece.</w:t>
+      </w:r>
+    </w:p>
+    <w:p>
+      <w:r>
+        <w:rPr>
+          <w:b w:val="0"/>
+          <w:color w:val="4A4A49"/>
+          <w:sz w:val="22"/>
+        </w:rPr>
+        <w:t>EJEMPLO: Si el auditor alcanzó a dar SELECT sobre cita a veterinario_rol, el REVOKE sin CASCADE responde «dependent privileges exist»; con CASCADE, veterinario_rol pierde ese SELECT y el auditor queda con el suyo, sin opción de reotorgar.</w:t>
+      </w:r>
+    </w:p>
+    <w:p>
+      <w:r>
+        <w:rPr>
+          <w:b w:val="0"/>
+          <w:color w:val="4A4A49"/>
+          <w:sz w:val="22"/>
+        </w:rPr>
+        <w:t>SI PREGUNTAN:</w:t>
+      </w:r>
+    </w:p>
+    <w:p>
+      <w:pPr>
+        <w:pStyle w:val="ListBullet"/>
+      </w:pPr>
+      <w:r>
+        <w:rPr>
+          <w:b w:val="0"/>
+          <w:color w:val="4A4A49"/>
+          <w:sz w:val="22"/>
+        </w:rPr>
+        <w:t>«¿Qué diferencia hay entre REVOKE SELECT y REVOKE GRANT OPTION FOR SELECT?» → El primero le quita el privilegio; el segundo solo le quita la capacidad de darlo a otros.</w:t>
+      </w:r>
+    </w:p>
+    <w:p>
+      <w:r>
+        <w:rPr>
+          <w:b w:val="0"/>
+          <w:color w:val="4A4A49"/>
+          <w:sz w:val="22"/>
+        </w:rPr>
+        <w:t>CUIDADO: REVOKE SELECT ON cita FROM auditor CASCADE también le quita su propio SELECT, y el auditor necesita leer citas.</w:t>
+      </w:r>
+    </w:p>
+    <w:p>
+      <w:r>
+        <w:rPr>
+          <w:b w:val="0"/>
+          <w:color w:val="4A4A49"/>
+          <w:sz w:val="22"/>
+        </w:rPr>
+        <w:t>PASA A LA SIGUIENTE: A veces el GRANT sobre la tabla entera es demasiado.</w:t>
+      </w:r>
+    </w:p>
+    <w:p>
+      <w:pPr>
+        <w:spacing w:before="200" w:after="60"/>
+      </w:pPr>
+      <w:r>
+        <w:rPr>
+          <w:b/>
+          <w:color w:val="1A1C1D"/>
+          <w:sz w:val="32"/>
+        </w:rPr>
+        <w:t>[Slide 15] Cuando el GRANT es demasiado: vista y privilegio por columna</w:t>
+      </w:r>
+    </w:p>
+    <w:p>
+      <w:r>
+        <w:rPr>
+          <w:b w:val="0"/>
+          <w:color w:val="4A4A49"/>
+          <w:sz w:val="22"/>
+        </w:rPr>
+        <w:t>QUÉ ES (dilo así): Un GRANT sobre una tabla entrega todas sus filas y columnas. La recepcionista solo necesita el nombre y el teléfono de quien llama, no su correo. Hay dos formas de recortar: una vista, que recorta filas y columnas, y el privilegio por columna, que recorta solo columnas.</w:t>
+      </w:r>
+    </w:p>
+    <w:p>
+      <w:r>
+        <w:rPr>
+          <w:b w:val="0"/>
+          <w:color w:val="4A4A49"/>
+          <w:sz w:val="22"/>
+        </w:rPr>
+        <w:t>CÓMO DARLA (≈4 min):</w:t>
+      </w:r>
+    </w:p>
+    <w:p>
+      <w:pPr>
+        <w:pStyle w:val="ListBullet"/>
+      </w:pPr>
+      <w:r>
+        <w:rPr>
+          <w:b w:val="0"/>
+          <w:color w:val="4A4A49"/>
+          <w:sz w:val="22"/>
+        </w:rPr>
+        <w:t>Al entrar: La tabla entera: todas las filas, incluida la CANCELADA, y todas las columnas, incluido el email.</w:t>
+      </w:r>
+    </w:p>
+    <w:p>
+      <w:pPr>
+        <w:pStyle w:val="ListBullet"/>
+      </w:pPr>
+      <w:r>
+        <w:rPr>
+          <w:b w:val="0"/>
+          <w:color w:val="4A4A49"/>
+          <w:sz w:val="22"/>
+        </w:rPr>
+        <w:t>Clic 1: La vista: deja fuera las filas canceladas (WHERE estado &lt;&gt; 'CANCELADA') y la columna email (no está en su SELECT).</w:t>
+      </w:r>
+    </w:p>
+    <w:p>
+      <w:pPr>
+        <w:pStyle w:val="ListBullet"/>
+      </w:pPr>
+      <w:r>
+        <w:rPr>
+          <w:b w:val="0"/>
+          <w:color w:val="4A4A49"/>
+          <w:sz w:val="22"/>
+        </w:rPr>
+        <w:t>Clic 2: El privilegio por columna: GRANT SELECT (id_dueno, nombre) da solo esas dos columnas. La regla de abajo: ¿filtra filas o cruza tablas? vista; ¿solo columnas? privilegio por columna.</w:t>
+      </w:r>
+    </w:p>
+    <w:p>
+      <w:r>
+        <w:rPr>
+          <w:b w:val="0"/>
+          <w:color w:val="4A4A49"/>
+          <w:sz w:val="22"/>
+        </w:rPr>
+        <w:t>EJEMPLO: La tabla dueno tiene cinco columnas (id_dueno, nombre, telefono, email, ciudad) y seis filas: con SELECT sobre la tabla se ven las 30 celdas.</w:t>
+      </w:r>
+    </w:p>
+    <w:p>
+      <w:r>
+        <w:rPr>
+          <w:b w:val="0"/>
+          <w:color w:val="4A4A49"/>
+          <w:sz w:val="22"/>
+        </w:rPr>
+        <w:t>SI PREGUNTAN:</w:t>
+      </w:r>
+    </w:p>
+    <w:p>
+      <w:pPr>
+        <w:pStyle w:val="ListBullet"/>
+      </w:pPr>
+      <w:r>
+        <w:rPr>
+          <w:b w:val="0"/>
+          <w:color w:val="4A4A49"/>
+          <w:sz w:val="22"/>
+        </w:rPr>
+        <w:t>«Si le doy SELECT solo a la vista, ¿no necesita también SELECT sobre dueno?» → No, y es lo más importante de la clase: la vista se ejecuta con los privilegios de su propietario. Por eso se puede revocar la tabla y dejar la vista.</w:t>
+      </w:r>
+    </w:p>
+    <w:p>
+      <w:r>
+        <w:rPr>
+          <w:b w:val="0"/>
+          <w:color w:val="4A4A49"/>
+          <w:sz w:val="22"/>
+        </w:rPr>
+        <w:t>CUIDADO: Con privilegio por columna, SELECT * falla: el asterisco pide también las columnas negadas. Hay que nombrar las columnas.</w:t>
+      </w:r>
+    </w:p>
+    <w:p>
+      <w:r>
+        <w:rPr>
+          <w:b w:val="0"/>
+          <w:color w:val="4A4A49"/>
+          <w:sz w:val="22"/>
+        </w:rPr>
+        <w:t>PASA A LA SIGUIENTE: Las dos formas, escritas.</w:t>
+      </w:r>
+    </w:p>
+    <w:p>
+      <w:pPr>
+        <w:spacing w:before="200" w:after="60"/>
+      </w:pPr>
+      <w:r>
+        <w:rPr>
+          <w:b/>
+          <w:color w:val="1A1C1D"/>
+          <w:sz w:val="32"/>
+        </w:rPr>
+        <w:t>[Slide 16] Reducir la superficie: vista y privilegio por columna</w:t>
+      </w:r>
+    </w:p>
+    <w:p>
+      <w:r>
+        <w:rPr>
+          <w:b w:val="0"/>
+          <w:color w:val="4A4A49"/>
+          <w:sz w:val="22"/>
+        </w:rPr>
+        <w:t>QUÉ ES (dilo así): Los dos mecanismos en código: la vista de agenda para recepción, con la tabla revocada, y el privilegio por columna para el veterinario.</w:t>
+      </w:r>
+    </w:p>
+    <w:p>
+      <w:r>
+        <w:rPr>
+          <w:b w:val="0"/>
+          <w:color w:val="4A4A49"/>
+          <w:sz w:val="22"/>
+        </w:rPr>
+        <w:t>CÓMO DARLA (≈3 min):</w:t>
+      </w:r>
+    </w:p>
+    <w:p>
+      <w:pPr>
+        <w:pStyle w:val="ListBullet"/>
+      </w:pPr>
+      <w:r>
+        <w:rPr>
+          <w:b w:val="0"/>
+          <w:color w:val="4A4A49"/>
+          <w:sz w:val="22"/>
+        </w:rPr>
+        <w:t>Líneas 1-6: CREATE VIEW v_agenda_recepcion: id_cita, fecha_hora, el nombre del dueño y su teléfono, uniendo cita, mascota y dueño, sin las canceladas. El email no está.</w:t>
+      </w:r>
+    </w:p>
+    <w:p>
+      <w:pPr>
+        <w:pStyle w:val="ListBullet"/>
+      </w:pPr>
+      <w:r>
+        <w:rPr>
+          <w:b w:val="0"/>
+          <w:color w:val="4A4A49"/>
+          <w:sz w:val="22"/>
+        </w:rPr>
+        <w:t>Líneas 7-8: GRANT SELECT sobre la vista y REVOKE SELECT ON dueno: recepción llega al dueño solo a través de la vista.</w:t>
+      </w:r>
+    </w:p>
+    <w:p>
+      <w:pPr>
+        <w:pStyle w:val="ListBullet"/>
+      </w:pPr>
+      <w:r>
+        <w:rPr>
+          <w:b w:val="0"/>
+          <w:color w:val="4A4A49"/>
+          <w:sz w:val="22"/>
+        </w:rPr>
+        <w:t>Línea 11: GRANT SELECT (id_dueno, nombre) ON dueno TO veterinario_rol: dos columnas de la tabla y ninguna otra.</w:t>
+      </w:r>
+    </w:p>
+    <w:p>
+      <w:r>
+        <w:rPr>
+          <w:b w:val="0"/>
+          <w:color w:val="4A4A49"/>
+          <w:sz w:val="22"/>
+        </w:rPr>
+        <w:t>EJEMPLO: Con los datos de práctica la vista devuelve 9 filas: las 10 citas menos la que está CANCELADA.</w:t>
+      </w:r>
+    </w:p>
+    <w:p>
+      <w:r>
+        <w:rPr>
+          <w:b w:val="0"/>
+          <w:color w:val="4A4A49"/>
+          <w:sz w:val="22"/>
+        </w:rPr>
+        <w:t>SI PREGUNTAN:</w:t>
+      </w:r>
+    </w:p>
+    <w:p>
+      <w:pPr>
+        <w:pStyle w:val="ListBullet"/>
+      </w:pPr>
+      <w:r>
+        <w:rPr>
+          <w:b w:val="0"/>
+          <w:color w:val="4A4A49"/>
+          <w:sz w:val="22"/>
+        </w:rPr>
+        <w:t>«¿Por qué no hacer otra vista también para el veterinario?» → Se podría. Si el recorte es solo de columnas y no se quiere mantener un objeto más, el privilegio por columna es más simple.</w:t>
+      </w:r>
+    </w:p>
+    <w:p>
+      <w:r>
+        <w:rPr>
+          <w:b w:val="0"/>
+          <w:color w:val="4A4A49"/>
+          <w:sz w:val="22"/>
+        </w:rPr>
+        <w:t>CUIDADO: Si la vista se crea con una cuenta que no puede leer dueno, falla al consultarla: corre con los privilegios de quien la creó.</w:t>
+      </w:r>
+    </w:p>
+    <w:p>
+      <w:r>
+        <w:rPr>
+          <w:b w:val="0"/>
+          <w:color w:val="4A4A49"/>
+          <w:sz w:val="22"/>
+        </w:rPr>
+        <w:t>PASA A LA SIGUIENTE: ¿Cómo sabemos que todo esto quedó así? Se le pregunta al motor.</w:t>
+      </w:r>
+    </w:p>
+    <w:p>
+      <w:pPr>
+        <w:spacing w:before="200" w:after="60"/>
+      </w:pPr>
+      <w:r>
+        <w:rPr>
+          <w:b/>
+          <w:color w:val="1A1C1D"/>
+          <w:sz w:val="32"/>
+        </w:rPr>
+        <w:t>[Slide 17] La matriz como hecho verificable: information_schema</w:t>
+      </w:r>
+    </w:p>
+    <w:p>
+      <w:r>
+        <w:rPr>
+          <w:b w:val="0"/>
+          <w:color w:val="4A4A49"/>
+          <w:sz w:val="22"/>
+        </w:rPr>
+        <w:t>QUÉ ES (dilo así): Lo que dice un documento es lo que creemos haber dado; lo que dice el motor es lo que de verdad quedó. PostgreSQL lo expone en information_schema con dos vistas: role_table_grants y column_privileges.</w:t>
+      </w:r>
+    </w:p>
+    <w:p>
+      <w:r>
+        <w:rPr>
+          <w:b w:val="0"/>
+          <w:color w:val="4A4A49"/>
+          <w:sz w:val="22"/>
+        </w:rPr>
+        <w:t>CÓMO DARLA (≈2 min):</w:t>
+      </w:r>
+    </w:p>
+    <w:p>
+      <w:pPr>
+        <w:pStyle w:val="ListBullet"/>
+      </w:pPr>
+      <w:r>
+        <w:rPr>
+          <w:b w:val="0"/>
+          <w:color w:val="4A4A49"/>
+          <w:sz w:val="22"/>
+        </w:rPr>
+        <w:t>Al entrar: Documento contra motor: «una matriz escrita es una intención; consultada, es un hecho».</w:t>
+      </w:r>
+    </w:p>
+    <w:p>
+      <w:pPr>
+        <w:pStyle w:val="ListBullet"/>
+      </w:pPr>
+      <w:r>
+        <w:rPr>
+          <w:b w:val="0"/>
+          <w:color w:val="4A4A49"/>
+          <w:sz w:val="22"/>
+        </w:rPr>
+        <w:t>Clic 1: La consulta a role_table_grants y su salida: una fila por rol, tabla y privilegio (recepcion · cita · INSERT, SELECT, UPDATE…).</w:t>
+      </w:r>
+    </w:p>
+    <w:p>
+      <w:pPr>
+        <w:pStyle w:val="ListBullet"/>
+      </w:pPr>
+      <w:r>
+        <w:rPr>
+          <w:b w:val="0"/>
+          <w:color w:val="4A4A49"/>
+          <w:sz w:val="22"/>
+        </w:rPr>
+        <w:t>Clic 2: column_privileges agrega la columna: es la única que muestra el privilegio por columna.</w:t>
+      </w:r>
+    </w:p>
+    <w:p>
+      <w:r>
+        <w:rPr>
+          <w:b w:val="0"/>
+          <w:color w:val="4A4A49"/>
+          <w:sz w:val="22"/>
+        </w:rPr>
+        <w:t>EJEMPLO: Si la matriz dice que nadie tiene DELETE, en role_table_grants no debe aparecer ninguna fila con privilege_type = 'DELETE' para los roles operativos.</w:t>
+      </w:r>
+    </w:p>
+    <w:p>
+      <w:r>
+        <w:rPr>
+          <w:b w:val="0"/>
+          <w:color w:val="4A4A49"/>
+          <w:sz w:val="22"/>
+        </w:rPr>
+        <w:t>SI PREGUNTAN:</w:t>
+      </w:r>
+    </w:p>
+    <w:p>
+      <w:pPr>
+        <w:pStyle w:val="ListBullet"/>
+      </w:pPr>
+      <w:r>
+        <w:rPr>
+          <w:b w:val="0"/>
+          <w:color w:val="4A4A49"/>
+          <w:sz w:val="22"/>
+        </w:rPr>
+        <w:t>«¿Por qué role_table_grants y no table_privileges?» → Para el propietario que audita devuelven lo mismo; la única diferencia es que role_table_grants omite lo que se ve solo por un GRANT a PUBLIC. Se usa por convención del curso.</w:t>
+      </w:r>
+    </w:p>
+    <w:p>
+      <w:r>
+        <w:rPr>
+          <w:b w:val="0"/>
+          <w:color w:val="4A4A49"/>
+          <w:sz w:val="22"/>
+        </w:rPr>
+        <w:t>PASA A LA SIGUIENTE: Las dos consultas completas.</w:t>
+      </w:r>
+    </w:p>
+    <w:p>
+      <w:pPr>
+        <w:spacing w:before="200" w:after="60"/>
+      </w:pPr>
+      <w:r>
+        <w:rPr>
+          <w:b/>
+          <w:color w:val="1A1C1D"/>
+          <w:sz w:val="32"/>
+        </w:rPr>
+        <w:t>[Slide 18] La matriz como hecho verificable, no como documento</w:t>
+      </w:r>
+    </w:p>
+    <w:p>
+      <w:r>
+        <w:rPr>
+          <w:b w:val="0"/>
+          <w:color w:val="4A4A49"/>
+          <w:sz w:val="22"/>
+        </w:rPr>
+        <w:t>QUÉ ES (dilo así): Las dos consultas de auditoría: la matriz de privilegios por tabla para los cuatro roles y, aparte, los privilegios por columna.</w:t>
+      </w:r>
+    </w:p>
+    <w:p>
+      <w:r>
+        <w:rPr>
+          <w:b w:val="0"/>
+          <w:color w:val="4A4A49"/>
+          <w:sz w:val="22"/>
+        </w:rPr>
+        <w:t>CÓMO DARLA (≈2 min):</w:t>
+      </w:r>
+    </w:p>
+    <w:p>
+      <w:pPr>
+        <w:pStyle w:val="ListBullet"/>
+      </w:pPr>
+      <w:r>
+        <w:rPr>
+          <w:b w:val="0"/>
+          <w:color w:val="4A4A49"/>
+          <w:sz w:val="22"/>
+        </w:rPr>
+        <w:t>Líneas 2-5: role_table_grants filtrada por los cuatro roles y ordenada por rol, tabla y privilegio: así se lee como la matriz.</w:t>
+      </w:r>
+    </w:p>
+    <w:p>
+      <w:pPr>
+        <w:pStyle w:val="ListBullet"/>
+      </w:pPr>
+      <w:r>
+        <w:rPr>
+          <w:b w:val="0"/>
+          <w:color w:val="4A4A49"/>
+          <w:sz w:val="22"/>
+        </w:rPr>
+        <w:t>Líneas 7-11: column_privileges para veterinario_rol sobre dueno: debe devolver exactamente dos filas, id_dueno y nombre.</w:t>
+      </w:r>
+    </w:p>
+    <w:p>
+      <w:r>
+        <w:rPr>
+          <w:b w:val="0"/>
+          <w:color w:val="4A4A49"/>
+          <w:sz w:val="22"/>
+        </w:rPr>
+        <w:t>EJEMPLO: Después de la lámina anterior, recepcion aparece con INSERT, SELECT y UPDATE sobre cita, SELECT sobre mascota y veterinario, y SELECT sobre v_agenda_recepcion; ya no aparece SELECT sobre dueno.</w:t>
+      </w:r>
+    </w:p>
+    <w:p>
+      <w:r>
+        <w:rPr>
+          <w:b w:val="0"/>
+          <w:color w:val="4A4A49"/>
+          <w:sz w:val="22"/>
+        </w:rPr>
+        <w:t>SI PREGUNTAN:</w:t>
+      </w:r>
+    </w:p>
+    <w:p>
+      <w:pPr>
+        <w:pStyle w:val="ListBullet"/>
+      </w:pPr>
+      <w:r>
+        <w:rPr>
+          <w:b w:val="0"/>
+          <w:color w:val="4A4A49"/>
+          <w:sz w:val="22"/>
+        </w:rPr>
+        <w:t>«Me salieron cinco filas en column_privileges, con email y teléfono.» → Entonces se otorgó la tabla completa: column_privileges muestra también los privilegios de tabla repartidos por columna.</w:t>
+      </w:r>
+    </w:p>
+    <w:p>
+      <w:r>
+        <w:rPr>
+          <w:b w:val="0"/>
+          <w:color w:val="4A4A49"/>
+          <w:sz w:val="22"/>
+        </w:rPr>
+        <w:t>CUIDADO: role_table_grants no muestra los privilegios por columna: si solo se corre la primera consulta, el recorte del veterinario parece no existir.</w:t>
+      </w:r>
+    </w:p>
+    <w:p>
+      <w:r>
+        <w:rPr>
+          <w:b w:val="0"/>
+          <w:color w:val="4A4A49"/>
+          <w:sz w:val="22"/>
+        </w:rPr>
+        <w:t>PASA A LA SIGUIENTE: La matriz cambia cuando cambian las personas: la política de altas y bajas.</w:t>
+      </w:r>
+    </w:p>
+    <w:p>
+      <w:pPr>
+        <w:spacing w:before="200" w:after="60"/>
+      </w:pPr>
+      <w:r>
+        <w:rPr>
+          <w:b/>
+          <w:color w:val="1A1C1D"/>
+          <w:sz w:val="32"/>
+        </w:rPr>
+        <w:t>[Slide 19] La politica de altas y bajas: el ciclo de vida de una cuenta</w:t>
+      </w:r>
+    </w:p>
+    <w:p>
+      <w:r>
+        <w:rPr>
+          <w:b w:val="0"/>
+          <w:color w:val="4A4A49"/>
+          <w:sz w:val="22"/>
+        </w:rPr>
+        <w:t>QUÉ ES (dilo así): La política de altas y bajas documenta el ciclo de vida de una cuenta: quién autoriza que se cree, con qué rol nace, qué pasa cuando alguien cambia de función y en cuánto tiempo se desactiva cuando se va. Vale porque fija responsables y plazos, no generalidades.</w:t>
+      </w:r>
+    </w:p>
+    <w:p>
+      <w:r>
+        <w:rPr>
+          <w:b w:val="0"/>
+          <w:color w:val="4A4A49"/>
+          <w:sz w:val="22"/>
+        </w:rPr>
+        <w:t>CÓMO DARLA (≈2 min):</w:t>
+      </w:r>
+    </w:p>
+    <w:p>
+      <w:pPr>
+        <w:pStyle w:val="ListBullet"/>
+      </w:pPr>
+      <w:r>
+        <w:rPr>
+          <w:b w:val="0"/>
+          <w:color w:val="4A4A49"/>
+          <w:sz w:val="22"/>
+        </w:rPr>
+        <w:t>Al entrar: La línea de tiempo: alta (quién autoriza y con qué rol), cambio de función (se revoca un rol y se otorga otro), baja (el mismo día), y debajo la revisión de cuentas activas cada 3 a 6 meses.</w:t>
+      </w:r>
+    </w:p>
+    <w:p>
+      <w:pPr>
+        <w:pStyle w:val="ListBullet"/>
+      </w:pPr>
+      <w:r>
+        <w:rPr>
+          <w:b w:val="0"/>
+          <w:color w:val="4A4A49"/>
+          <w:sz w:val="22"/>
+        </w:rPr>
+        <w:t>Clic 1: Los dos riesgos que cierra: la cuenta huérfana del pasante que se fue hace un año, y la cuenta compartida que deja a la auditoría sin saber quién fue.</w:t>
+      </w:r>
+    </w:p>
+    <w:p>
+      <w:pPr>
+        <w:pStyle w:val="ListBullet"/>
+      </w:pPr>
+      <w:r>
+        <w:rPr>
+          <w:b w:val="0"/>
+          <w:color w:val="4A4A49"/>
+          <w:sz w:val="22"/>
+        </w:rPr>
+        <w:t>Clic 2: La frase final: una política sin responsables ni plazos es solo una intención.</w:t>
+      </w:r>
+    </w:p>
+    <w:p>
+      <w:r>
+        <w:rPr>
+          <w:b w:val="0"/>
+          <w:color w:val="4A4A49"/>
+          <w:sz w:val="22"/>
+        </w:rPr>
+        <w:t>EJEMPLO: En la clínica: el alta la autoriza la administradora; la recepcionista nueva nace con el rol recepcion y nada más; la baja del pasante se hace el día de su salida.</w:t>
+      </w:r>
+    </w:p>
+    <w:p>
+      <w:r>
+        <w:rPr>
+          <w:b w:val="0"/>
+          <w:color w:val="4A4A49"/>
+          <w:sz w:val="22"/>
+        </w:rPr>
+        <w:t>CUIDADO: El mismo día y cada 3 a 6 meses son prácticas de gobierno, no reglas del motor: dilo así.</w:t>
+      </w:r>
+    </w:p>
+    <w:p>
+      <w:r>
+        <w:rPr>
+          <w:b w:val="0"/>
+          <w:color w:val="4A4A49"/>
+          <w:sz w:val="22"/>
+        </w:rPr>
+        <w:t>PASA A LA SIGUIENTE: Cada fase del ciclo es una sentencia concreta.</w:t>
+      </w:r>
+    </w:p>
+    <w:p>
+      <w:pPr>
+        <w:spacing w:before="200" w:after="60"/>
+      </w:pPr>
+      <w:r>
+        <w:rPr>
+          <w:b/>
+          <w:color w:val="1A1C1D"/>
+          <w:sz w:val="32"/>
+        </w:rPr>
+        <w:t>[Slide 20] Ciclo de vida de una cuenta: alta, cambio, baja, revision</w:t>
+      </w:r>
+    </w:p>
+    <w:p>
+      <w:r>
+        <w:rPr>
+          <w:b w:val="0"/>
+          <w:color w:val="4A4A49"/>
+          <w:sz w:val="22"/>
+        </w:rPr>
+        <w:t>QUÉ ES (dilo así): Cada fase del ciclo de vida se ejecuta con una sentencia: un GRANT o un REVOKE. La política le pone responsable y plazo a cada una, y termina con una prueba: comprobar en el motor que el permiso retirado de verdad no está.</w:t>
+      </w:r>
+    </w:p>
+    <w:p>
+      <w:r>
+        <w:rPr>
+          <w:b w:val="0"/>
+          <w:color w:val="4A4A49"/>
+          <w:sz w:val="22"/>
+        </w:rPr>
+        <w:t>CÓMO DARLA (≈3 min):</w:t>
+      </w:r>
+    </w:p>
+    <w:p>
+      <w:pPr>
+        <w:pStyle w:val="ListBullet"/>
+      </w:pPr>
+      <w:r>
+        <w:rPr>
+          <w:b w:val="0"/>
+          <w:color w:val="4A4A49"/>
+          <w:sz w:val="22"/>
+        </w:rPr>
+        <w:t>Al entrar: Recorre las cinco tarjetas con su código. Alta: CREATE ROLE ... LOGIN y GRANT recepcion. Cambio: GRANT del rol nuevo y REVOKE del anterior. Baja: REVOKE y ALTER ROLE ... NOLOGIN. Revisión: la consulta a role_table_grants, cada 3 a 6 meses, firmada por alguien. Prueba: SET ROLE recepcion y un DELETE que debe fallar. Cierra con el recuadro: antes de DROP ROLE, REASSIGN OWNED.</w:t>
+      </w:r>
+    </w:p>
+    <w:p>
+      <w:r>
+        <w:rPr>
+          <w:b w:val="0"/>
+          <w:color w:val="4A4A49"/>
+          <w:sz w:val="22"/>
+        </w:rPr>
+        <w:t>EJEMPLO: Si ana_gomez creó una tabla, DROP ROLE ana_gomez falla con «role "ana_gomez" cannot be dropped because some objects depend on it»; primero REASSIGN OWNED BY ana_gomez TO admin_bd.</w:t>
+      </w:r>
+    </w:p>
+    <w:p>
+      <w:r>
+        <w:rPr>
+          <w:b w:val="0"/>
+          <w:color w:val="4A4A49"/>
+          <w:sz w:val="22"/>
+        </w:rPr>
+        <w:t>SI PREGUNTAN:</w:t>
+      </w:r>
+    </w:p>
+    <w:p>
+      <w:pPr>
+        <w:pStyle w:val="ListBullet"/>
+      </w:pPr>
+      <w:r>
+        <w:rPr>
+          <w:b w:val="0"/>
+          <w:color w:val="4A4A49"/>
+          <w:sz w:val="22"/>
+        </w:rPr>
+        <w:t>«¿Por qué no basta con borrar la cuenta?» → Porque PostgreSQL no deja borrar un rol que todavía es dueño de objetos, y porque la traza de auditoría debe seguir diciendo quién hizo qué.</w:t>
+      </w:r>
+    </w:p>
+    <w:p>
+      <w:r>
+        <w:rPr>
+          <w:b w:val="0"/>
+          <w:color w:val="4A4A49"/>
+          <w:sz w:val="22"/>
+        </w:rPr>
+        <w:t>CUIDADO: Quien pasa de recepción a auditoría y conserva los dos roles termina auditando lo que él mismo modifica: el REVOKE del rol anterior es la mitad importante del cambio.</w:t>
+      </w:r>
+    </w:p>
+    <w:p>
+      <w:r>
+        <w:rPr>
+          <w:b w:val="0"/>
+          <w:color w:val="4A4A49"/>
+          <w:sz w:val="22"/>
+        </w:rPr>
+        <w:t>PASA A LA SIGUIENTE: Esa prueba final depende de lo que este motor permite hacer.</w:t>
+      </w:r>
+    </w:p>
+    <w:p>
+      <w:pPr>
+        <w:spacing w:before="200" w:after="60"/>
+      </w:pPr>
+      <w:r>
+        <w:rPr>
+          <w:b/>
+          <w:color w:val="1A1C1D"/>
+          <w:sz w:val="32"/>
+        </w:rPr>
+        <w:t>[Slide 21] El motor de hoy es PostgreSQL, y eso decide que se puede demostrar</w:t>
+      </w:r>
+    </w:p>
+    <w:p>
+      <w:r>
+        <w:rPr>
+          <w:b w:val="0"/>
+          <w:color w:val="4A4A49"/>
+          <w:sz w:val="22"/>
+        </w:rPr>
+        <w:t>QUÉ ES (dilo así): El motor de la clase es PostgreSQL corriendo en el navegador. Ahí funciona todo lo de hoy, con una sola limitación real: hay una sesión y un usuario con login, así que no se puede abrir otra conexión como recepcion. Para probar un permiso no hace falta: SET ROLE cambia el rol con el que el motor evalúa lo que escribimos.</w:t>
+      </w:r>
+    </w:p>
+    <w:p>
+      <w:r>
+        <w:rPr>
+          <w:b w:val="0"/>
+          <w:color w:val="4A4A49"/>
+          <w:sz w:val="22"/>
+        </w:rPr>
+        <w:t>CÓMO DARLA (≈3 min):</w:t>
+      </w:r>
+    </w:p>
+    <w:p>
+      <w:pPr>
+        <w:pStyle w:val="ListBullet"/>
+      </w:pPr>
+      <w:r>
+        <w:rPr>
+          <w:b w:val="0"/>
+          <w:color w:val="4A4A49"/>
+          <w:sz w:val="22"/>
+        </w:rPr>
+        <w:t>Al entrar: SET ROLE recepcion: desde esa línea los permisos son los de recepcion. SELECT * FROM cita funciona, porque tiene SELECT.</w:t>
+      </w:r>
+    </w:p>
+    <w:p>
+      <w:pPr>
+        <w:pStyle w:val="ListBullet"/>
+      </w:pPr>
+      <w:r>
+        <w:rPr>
+          <w:b w:val="0"/>
+          <w:color w:val="4A4A49"/>
+          <w:sz w:val="22"/>
+        </w:rPr>
+        <w:t>Clic 1: SELECT * FROM consulta falla con permission denied, y el DELETE sobre cita también: lo que el rol no tiene, el motor lo niega.</w:t>
+      </w:r>
+    </w:p>
+    <w:p>
+      <w:pPr>
+        <w:pStyle w:val="ListBullet"/>
+      </w:pPr>
+      <w:r>
+        <w:rPr>
+          <w:b w:val="0"/>
+          <w:color w:val="4A4A49"/>
+          <w:sz w:val="22"/>
+        </w:rPr>
+        <w:t>Clic 2: RESET ROLE devuelve al rol propio. La regla del recuadro: cada línea que debe fallar se ejecuta sola, porque un ejecutor que aborta al primer error se lleva las siguientes.</w:t>
+      </w:r>
+    </w:p>
+    <w:p>
+      <w:r>
+        <w:rPr>
+          <w:b w:val="0"/>
+          <w:color w:val="4A4A49"/>
+          <w:sz w:val="22"/>
+        </w:rPr>
+        <w:t>EJEMPLO: SET ROLE recepcion; DELETE FROM cita WHERE id_cita = 1; responde «permission denied for table cita».</w:t>
+      </w:r>
+    </w:p>
+    <w:p>
+      <w:r>
+        <w:rPr>
+          <w:b w:val="0"/>
+          <w:color w:val="4A4A49"/>
+          <w:sz w:val="22"/>
+        </w:rPr>
+        <w:t>SI PREGUNTAN:</w:t>
+      </w:r>
+    </w:p>
+    <w:p>
+      <w:pPr>
+        <w:pStyle w:val="ListBullet"/>
+      </w:pPr>
+      <w:r>
+        <w:rPr>
+          <w:b w:val="0"/>
+          <w:color w:val="4A4A49"/>
+          <w:sz w:val="22"/>
+        </w:rPr>
+        <w:t>«¿SET ROLE es lo mismo que conectarse como recepcion?» → No. SET ROLE cambia con qué permisos se evalúa lo que escribo; conectarse cambia quién está conectado. Para probar que un privilegio falta, basta lo primero; lo que no se prueba aquí es el login ni dos personas a la vez.</w:t>
+      </w:r>
+    </w:p>
+    <w:p>
+      <w:r>
+        <w:rPr>
+          <w:b w:val="0"/>
+          <w:color w:val="4A4A49"/>
+          <w:sz w:val="22"/>
+        </w:rPr>
+        <w:t>CUIDADO: Si olvidas RESET ROLE, todo lo que sigue corre con los permisos recortados y parece que «se dañó la base».</w:t>
+      </w:r>
+    </w:p>
+    <w:p>
+      <w:r>
+        <w:rPr>
+          <w:b w:val="0"/>
+          <w:color w:val="4A4A49"/>
+          <w:sz w:val="22"/>
+        </w:rPr>
+        <w:t>PASA A LA SIGUIENTE: La prueba completa, sobre la vista y el privilegio por columna.</w:t>
+      </w:r>
+    </w:p>
+    <w:p>
+      <w:pPr>
+        <w:spacing w:before="200" w:after="60"/>
+      </w:pPr>
+      <w:r>
+        <w:rPr>
+          <w:b/>
+          <w:color w:val="1A1C1D"/>
+          <w:sz w:val="32"/>
+        </w:rPr>
+        <w:t>[Slide 22] SET ROLE: demostrar en el motor que el permiso falta</w:t>
+      </w:r>
+    </w:p>
+    <w:p>
+      <w:r>
+        <w:rPr>
+          <w:b w:val="0"/>
+          <w:color w:val="4A4A49"/>
+          <w:sz w:val="22"/>
+        </w:rPr>
+        <w:t>QUÉ ES (dilo así): La prueba de que el recorte funciona: como recepcion se ve la agenda por la vista y se niegan el DELETE y la tabla dueño; como veterinario_rol se leen solo las dos columnas concedidas.</w:t>
+      </w:r>
+    </w:p>
+    <w:p>
+      <w:r>
+        <w:rPr>
+          <w:b w:val="0"/>
+          <w:color w:val="4A4A49"/>
+          <w:sz w:val="22"/>
+        </w:rPr>
+        <w:t>CÓMO DARLA (≈2 min):</w:t>
+      </w:r>
+    </w:p>
+    <w:p>
+      <w:pPr>
+        <w:pStyle w:val="ListBullet"/>
+      </w:pPr>
+      <w:r>
+        <w:rPr>
+          <w:b w:val="0"/>
+          <w:color w:val="4A4A49"/>
+          <w:sz w:val="22"/>
+        </w:rPr>
+        <w:t>Líneas 1-3: SET ROLE recepcion y la vista: 9 filas, sin la cita cancelada.</w:t>
+      </w:r>
+    </w:p>
+    <w:p>
+      <w:pPr>
+        <w:pStyle w:val="ListBullet"/>
+      </w:pPr>
+      <w:r>
+        <w:rPr>
+          <w:b w:val="0"/>
+          <w:color w:val="4A4A49"/>
+          <w:sz w:val="22"/>
+        </w:rPr>
+        <w:t>Líneas 4-7: DELETE sobre cita y SELECT sobre dueño: las dos responden permission denied, con el nombre de la tabla.</w:t>
+      </w:r>
+    </w:p>
+    <w:p>
+      <w:pPr>
+        <w:pStyle w:val="ListBullet"/>
+      </w:pPr>
+      <w:r>
+        <w:rPr>
+          <w:b w:val="0"/>
+          <w:color w:val="4A4A49"/>
+          <w:sz w:val="22"/>
+        </w:rPr>
+        <w:t>Línea 8: RESET ROLE: de vuelta al rol propio.</w:t>
+      </w:r>
+    </w:p>
+    <w:p>
+      <w:pPr>
+        <w:pStyle w:val="ListBullet"/>
+      </w:pPr>
+      <w:r>
+        <w:rPr>
+          <w:b w:val="0"/>
+          <w:color w:val="4A4A49"/>
+          <w:sz w:val="22"/>
+        </w:rPr>
+        <w:t>Líneas 10-14: Como veterinario_rol: SELECT id_dueno, nombre devuelve las 6 filas; SELECT * falla porque el asterisco pide columnas que no tiene.</w:t>
+      </w:r>
+    </w:p>
+    <w:p>
+      <w:r>
+        <w:rPr>
+          <w:b w:val="0"/>
+          <w:color w:val="4A4A49"/>
+          <w:sz w:val="22"/>
+        </w:rPr>
+        <w:t>EJEMPLO: Recepción ve el teléfono del dueño en la vista aunque no pueda leer la tabla dueno: la vista corre con los privilegios de su propietario.</w:t>
+      </w:r>
+    </w:p>
+    <w:p>
+      <w:r>
+        <w:rPr>
+          <w:b w:val="0"/>
+          <w:color w:val="4A4A49"/>
+          <w:sz w:val="22"/>
+        </w:rPr>
+        <w:t>SI PREGUNTAN:</w:t>
+      </w:r>
+    </w:p>
+    <w:p>
+      <w:pPr>
+        <w:pStyle w:val="ListBullet"/>
+      </w:pPr>
+      <w:r>
+        <w:rPr>
+          <w:b w:val="0"/>
+          <w:color w:val="4A4A49"/>
+          <w:sz w:val="22"/>
+        </w:rPr>
+        <w:t>«¿Por qué ejecutar las líneas una por una?» → Porque las que fallan a propósito abortan un script de una sola corrida, y las siguientes no se ejecutarían.</w:t>
+      </w:r>
+    </w:p>
+    <w:p>
+      <w:r>
+        <w:rPr>
+          <w:b w:val="0"/>
+          <w:color w:val="4A4A49"/>
+          <w:sz w:val="22"/>
+        </w:rPr>
+        <w:t>CUIDADO: Este bloque supone que ya se corrió el de «Reducir la superficie»: sin la vista, la línea 3 falla por otra razón (la vista no existe).</w:t>
+      </w:r>
+    </w:p>
+    <w:p>
+      <w:r>
+        <w:rPr>
+          <w:b w:val="0"/>
+          <w:color w:val="4A4A49"/>
+          <w:sz w:val="22"/>
+        </w:rPr>
+        <w:t>PASA A LA SIGUIENTE: Con todo verificado, la decisión se escribe en una matriz.</w:t>
+      </w:r>
+    </w:p>
+    <w:p>
+      <w:pPr>
+        <w:spacing w:before="200" w:after="60"/>
+      </w:pPr>
+      <w:r>
+        <w:rPr>
+          <w:b/>
+          <w:color w:val="1A1C1D"/>
+          <w:sz w:val="32"/>
+        </w:rPr>
+        <w:t>[Slide 23] La matriz es la decision, no el script</w:t>
+      </w:r>
+    </w:p>
+    <w:p>
+      <w:r>
+        <w:rPr>
+          <w:b w:val="0"/>
+          <w:color w:val="4A4A49"/>
+          <w:sz w:val="22"/>
+        </w:rPr>
+        <w:t>QUÉ ES (dilo así): Lo central no es el script sino la matriz rol por objeto. El script es la traducción mecánica de una decisión; la matriz es la decisión, y debajo de ella van las razones.</w:t>
+      </w:r>
+    </w:p>
+    <w:p>
+      <w:r>
+        <w:rPr>
+          <w:b w:val="0"/>
+          <w:color w:val="4A4A49"/>
+          <w:sz w:val="22"/>
+        </w:rPr>
+        <w:t>CÓMO DARLA (≈2 min):</w:t>
+      </w:r>
+    </w:p>
+    <w:p>
+      <w:pPr>
+        <w:pStyle w:val="ListBullet"/>
+      </w:pPr>
+      <w:r>
+        <w:rPr>
+          <w:b w:val="0"/>
+          <w:color w:val="4A4A49"/>
+          <w:sz w:val="22"/>
+        </w:rPr>
+        <w:t>Al entrar: La matriz: objetos en filas, roles en columnas y en cada celda las letras. Lee la leyenda: S SELECT, I INSERT, U UPDATE, D DELETE, E EXECUTE, guion ninguno.</w:t>
+      </w:r>
+    </w:p>
+    <w:p>
+      <w:pPr>
+        <w:pStyle w:val="ListBullet"/>
+      </w:pPr>
+      <w:r>
+        <w:rPr>
+          <w:b w:val="0"/>
+          <w:color w:val="4A4A49"/>
+          <w:sz w:val="22"/>
+        </w:rPr>
+        <w:t>Clic 1: Se resalta la fila del procedimiento: va con E, nunca con S ni con I. «La aplicación invoca la regla de negocio; no escribe en la tabla».</w:t>
+      </w:r>
+    </w:p>
+    <w:p>
+      <w:pPr>
+        <w:pStyle w:val="ListBullet"/>
+      </w:pPr>
+      <w:r>
+        <w:rPr>
+          <w:b w:val="0"/>
+          <w:color w:val="4A4A49"/>
+          <w:sz w:val="22"/>
+        </w:rPr>
+        <w:t>Clic 2: Las dos reglas de calidad: sin celdas vacías, y coherente con los GRANT ejecutados.</w:t>
+      </w:r>
+    </w:p>
+    <w:p>
+      <w:r>
+        <w:rPr>
+          <w:b w:val="0"/>
+          <w:color w:val="4A4A49"/>
+          <w:sz w:val="22"/>
+        </w:rPr>
+        <w:t>EJEMPLO: Una celda bien justificada: «auditor sobre cita: solo S, porque auditar es verificar, no corregir». Una X sin texto no es una decisión.</w:t>
+      </w:r>
+    </w:p>
+    <w:p>
+      <w:r>
+        <w:rPr>
+          <w:b w:val="0"/>
+          <w:color w:val="4A4A49"/>
+          <w:sz w:val="22"/>
+        </w:rPr>
+        <w:t>SI PREGUNTAN:</w:t>
+      </w:r>
+    </w:p>
+    <w:p>
+      <w:pPr>
+        <w:pStyle w:val="ListBullet"/>
+      </w:pPr>
+      <w:r>
+        <w:rPr>
+          <w:b w:val="0"/>
+          <w:color w:val="4A4A49"/>
+          <w:sz w:val="22"/>
+        </w:rPr>
+        <w:t>«¿Por qué E para un procedimiento que todavía no existe?» → Porque la matriz decide el diseño: en la Clase 3 recepción agendará a través de sp_agendar_cita en lugar de insertar en cita.</w:t>
+      </w:r>
+    </w:p>
+    <w:p>
+      <w:r>
+        <w:rPr>
+          <w:b w:val="0"/>
+          <w:color w:val="4A4A49"/>
+          <w:sz w:val="22"/>
+        </w:rPr>
+        <w:t>PASA A LA SIGUIENTE: Cómo se conecta lo de hoy con las clases vecinas.</w:t>
+      </w:r>
+    </w:p>
+    <w:p>
+      <w:pPr>
+        <w:spacing w:before="200" w:after="60"/>
+      </w:pPr>
+      <w:r>
+        <w:rPr>
+          <w:b/>
+          <w:color w:val="1A1C1D"/>
+          <w:sz w:val="32"/>
+        </w:rPr>
+        <w:t>[Slide 24] Como amarra con las clases vecinas</w:t>
+      </w:r>
+    </w:p>
+    <w:p>
+      <w:r>
+        <w:rPr>
+          <w:b w:val="0"/>
+          <w:color w:val="4A4A49"/>
+          <w:sz w:val="22"/>
+        </w:rPr>
+        <w:t>QUÉ ES (dilo así): Lo de hoy no es una isla: protege lo que dejó la Clase 1 y es la base de tres clases que vienen.</w:t>
+      </w:r>
+    </w:p>
+    <w:p>
+      <w:r>
+        <w:rPr>
+          <w:b w:val="0"/>
+          <w:color w:val="4A4A49"/>
+          <w:sz w:val="22"/>
+        </w:rPr>
+        <w:t>CÓMO DARLA (≈1 min):</w:t>
+      </w:r>
+    </w:p>
+    <w:p>
+      <w:pPr>
+        <w:pStyle w:val="ListBullet"/>
+      </w:pPr>
+      <w:r>
+        <w:rPr>
+          <w:b w:val="0"/>
+          <w:color w:val="4A4A49"/>
+          <w:sz w:val="22"/>
+        </w:rPr>
+        <w:t>Al entrar: Recorre la imagen: la Clase 1 llega con tablas y claves; hoy se les ponen roles; la 3 cambia el INSERT de recepción por EXECUTE sobre un procedimiento; la 4 usa current_user en la auditoría y respalda los roles; la 12 crea la cuenta con la que se conecta la aplicación.</w:t>
+      </w:r>
+    </w:p>
+    <w:p>
+      <w:r>
+        <w:rPr>
+          <w:b w:val="0"/>
+          <w:color w:val="4A4A49"/>
+          <w:sz w:val="22"/>
+        </w:rPr>
+        <w:t>CUIDADO: Si todos comparten una cuenta, la auditoría de la Clase 4 registrará siempre el mismo nombre y no servirá para nada.</w:t>
+      </w:r>
+    </w:p>
+    <w:p>
+      <w:r>
+        <w:rPr>
+          <w:b w:val="0"/>
+          <w:color w:val="4A4A49"/>
+          <w:sz w:val="22"/>
+        </w:rPr>
+        <w:t>PASA A LA SIGUIENTE: Vamos a la demo.</w:t>
+      </w:r>
+    </w:p>
+    <w:p>
+      <w:pPr>
+        <w:spacing w:before="200" w:after="60"/>
+      </w:pPr>
+      <w:r>
+        <w:rPr>
+          <w:b/>
+          <w:color w:val="1A1C1D"/>
+          <w:sz w:val="32"/>
+        </w:rPr>
+        <w:t>[Slide 25] Demo del dia</w:t>
+      </w:r>
+    </w:p>
+    <w:p>
+      <w:r>
+        <w:rPr>
+          <w:b w:val="0"/>
+          <w:color w:val="4A4A49"/>
+          <w:sz w:val="22"/>
+        </w:rPr>
+        <w:t>QUÉ ES (dilo así): La demo junta lo de hoy: los cuatro roles con su matriz, la vista y el privilegio por columna, la prueba negativa con SET ROLE y la verificación en information_schema.</w:t>
+      </w:r>
+    </w:p>
+    <w:p>
+      <w:r>
+        <w:rPr>
+          <w:b w:val="0"/>
+          <w:color w:val="4A4A49"/>
+          <w:sz w:val="22"/>
+        </w:rPr>
+        <w:t>CÓMO DARLA (≈15 min):</w:t>
+      </w:r>
+    </w:p>
+    <w:p>
+      <w:pPr>
+        <w:pStyle w:val="ListBullet"/>
+      </w:pPr>
+      <w:r>
+        <w:rPr>
+          <w:b w:val="0"/>
+          <w:color w:val="4A4A49"/>
+          <w:sz w:val="22"/>
+        </w:rPr>
+        <w:t>Al entrar: 1) CREATE ROLE de admin_bd, recepcion, veterinario_rol y auditor, todos NOLOGIN, y los GRANT de la matriz con el REVOKE de DELETE (5 min). 2) La vista v_agenda_recepcion, el REVOKE de dueño y el GRANT por columna al veterinario (4 min). 3) SET ROLE recepcion; el DELETE, una línea sola, y lee el mensaje; RESET ROLE (3 min). 4) Las dos consultas de information_schema y compáralas con la matriz en voz alta (3 min).</w:t>
+      </w:r>
+    </w:p>
+    <w:p>
+      <w:r>
+        <w:rPr>
+          <w:b w:val="0"/>
+          <w:color w:val="4A4A49"/>
+          <w:sz w:val="22"/>
+        </w:rPr>
+        <w:t>CUIDADO: Ejecuta las líneas que deben fallar una por una, y no olvides RESET ROLE antes de las consultas de verificación.</w:t>
+      </w:r>
+    </w:p>
+    <w:p>
+      <w:r>
+        <w:rPr>
+          <w:b w:val="0"/>
+          <w:color w:val="4A4A49"/>
+          <w:sz w:val="22"/>
+        </w:rPr>
+        <w:t>PASA A LA SIGUIENTE: Cierre de la clase.</w:t>
+      </w:r>
+    </w:p>
+    <w:p>
+      <w:r>
+        <w:rPr>
+          <w:b/>
+          <w:color w:val="4A4A49"/>
+          <w:sz w:val="22"/>
+        </w:rPr>
+        <w:t>Demo que usted debe poder repetir:</w:t>
+      </w:r>
+      <w:r>
+        <w:rPr>
+          <w:b w:val="0"/>
+          <w:color w:val="4A4A49"/>
+          <w:sz w:val="22"/>
+        </w:rPr>
+        <w:t xml:space="preserve"> Los 4 roles de VetCare con CREATE ROLE/GRANT/REVOKE en ExamLab, verificados con information_schema.role_table_grants.</w:t>
+      </w:r>
+    </w:p>
+    <w:p>
+      <w:pPr>
+        <w:spacing w:before="200" w:after="60"/>
+      </w:pPr>
+      <w:r>
+        <w:rPr>
+          <w:b/>
+          <w:color w:val="1A1C1D"/>
+          <w:sz w:val="32"/>
+        </w:rPr>
         <w:t>Referencias a diapositivas</w:t>
       </w:r>
     </w:p>
@@ -3388,7 +3117,7 @@
           <w:color w:val="4A4A49"/>
           <w:sz w:val="22"/>
         </w:rPr>
-        <w:t>Portada · Clase 2 · Administracion de BD · Roles la clínica</w:t>
+        <w:t>Portada · Clase 2 · Administracion de BD · Roles y privilegios</w:t>
       </w:r>
     </w:p>
     <w:p>
@@ -3583,7 +3312,7 @@
           <w:color w:val="4A4A49"/>
           <w:sz w:val="22"/>
         </w:rPr>
-        <w:t>Cuando el GRANT sobra: vista y privilegio por columna</w:t>
+        <w:t>Reducir la superficie: vista y privilegio por columna</w:t>
       </w:r>
     </w:p>
     <w:p>
@@ -3596,7 +3325,7 @@
           <w:color w:val="4A4A49"/>
           <w:sz w:val="22"/>
         </w:rPr>
-        <w:t>Reducir la superficie: vista y privilegio por columna</w:t>
+        <w:t>La matriz como hecho verificable: information_schema</w:t>
       </w:r>
     </w:p>
     <w:p>
@@ -3609,7 +3338,7 @@
           <w:color w:val="4A4A49"/>
           <w:sz w:val="22"/>
         </w:rPr>
-        <w:t>La matriz como hecho verificable: information_schema</w:t>
+        <w:t>La matriz como hecho verificable, no como documento</w:t>
       </w:r>
     </w:p>
     <w:p>
@@ -3622,7 +3351,7 @@
           <w:color w:val="4A4A49"/>
           <w:sz w:val="22"/>
         </w:rPr>
-        <w:t>La matriz como hecho verificable, no como documento</w:t>
+        <w:t>La politica de altas y bajas: el ciclo de vida de una cuenta</w:t>
       </w:r>
     </w:p>
     <w:p>
@@ -3635,7 +3364,7 @@
           <w:color w:val="4A4A49"/>
           <w:sz w:val="22"/>
         </w:rPr>
-        <w:t>La politica de altas y bajas: el ciclo de vida de una cuenta</w:t>
+        <w:t>Ciclo de vida de una cuenta: alta, cambio, baja, revision</w:t>
       </w:r>
     </w:p>
     <w:p>
@@ -3648,7 +3377,7 @@
           <w:color w:val="4A4A49"/>
           <w:sz w:val="22"/>
         </w:rPr>
-        <w:t>Ciclo de vida de una cuenta: alta, cambio, baja, revision</w:t>
+        <w:t>El motor de hoy es PostgreSQL, y eso decide que se puede demostrar</w:t>
       </w:r>
     </w:p>
     <w:p>
@@ -3661,7 +3390,7 @@
           <w:color w:val="4A4A49"/>
           <w:sz w:val="22"/>
         </w:rPr>
-        <w:t>El motor de hoy es PostgreSQL, y eso decide que se puede demostrar</w:t>
+        <w:t>SET ROLE: demostrar en el motor que el permiso falta</w:t>
       </w:r>
     </w:p>
     <w:p>
@@ -3782,7 +3511,7 @@
           <w:color w:val="4A4A49"/>
           <w:sz w:val="22"/>
         </w:rPr>
-        <w:t xml:space="preserve"> «Buenas. Hoy el hilo es VetCare DB y el tema es: Administracion de BD · Roles VetCare.»</w:t>
+        <w:t xml:space="preserve"> «Buenas. Hoy el hilo es VetCare DB y el tema es: Administracion de BD · Roles y privilegios.»</w:t>
       </w:r>
     </w:p>
     <w:p>
@@ -4471,7 +4200,7 @@
           <w:color w:val="4A4A49"/>
           <w:sz w:val="22"/>
         </w:rPr>
-        <w:t xml:space="preserve"> «Queda visto: Administracion de BD · Roles VetCare. Si hicimos la practica, la guia y la entrega estan en la carpeta de la clase.»</w:t>
+        <w:t xml:space="preserve"> «Queda visto: Administracion de BD · Roles y privilegios. Si hicimos la practica, la guia y la entrega estan en la carpeta de la clase.»</w:t>
       </w:r>
     </w:p>
     <w:p>

--- a/Bases de Datos II/Kit docente/Clase 2/Guion Docente Clase 2 - Administracion de bases de datos.docx
+++ b/Bases de Datos II/Kit docente/Clase 2/Guion Docente Clase 2 - Administracion de bases de datos.docx
@@ -1746,7 +1746,7 @@
           <w:color w:val="4A4A49"/>
           <w:sz w:val="22"/>
         </w:rPr>
-        <w:t>QUÉ ES (dilo así): Tres REVOKE con propósitos distintos: dejar escrita una decisión, limpiar PUBLIC y deshacer una cadena de reotorgamientos.</w:t>
+        <w:t>QUÉ ES (dilo así): Tres REVOKE con propósitos distintos: dejar escrita una decisión, limpiar PUBLIC y deshacer una cadena de privilegios otorgados a otros.</w:t>
       </w:r>
     </w:p>
     <w:p>
@@ -1795,17 +1795,17 @@
           <w:color w:val="4A4A49"/>
           <w:sz w:val="22"/>
         </w:rPr>
-        <w:t>Líneas 6-10: GRANT ... WITH GRANT OPTION al auditor, y cómo se le quita solo la opción de reotorgar: REVOKE GRANT OPTION FOR SELECT ... CASCADE. El auditor conserva su SELECT; lo que él concedió desaparece.</w:t>
-      </w:r>
-    </w:p>
-    <w:p>
-      <w:r>
-        <w:rPr>
-          <w:b w:val="0"/>
-          <w:color w:val="4A4A49"/>
-          <w:sz w:val="22"/>
-        </w:rPr>
-        <w:t>EJEMPLO: Si el auditor alcanzó a dar SELECT sobre cita a veterinario_rol, el REVOKE sin CASCADE responde «dependent privileges exist»; con CASCADE, veterinario_rol pierde ese SELECT y el auditor queda con el suyo, sin opción de reotorgar.</w:t>
+        <w:t>Líneas 6-10: GRANT ... WITH GRANT OPTION al auditor, y cómo se le quita solo la opción de otorgarlo a otros: REVOKE GRANT OPTION FOR SELECT ... CASCADE. El auditor conserva su SELECT; lo que él concedió desaparece.</w:t>
+      </w:r>
+    </w:p>
+    <w:p>
+      <w:r>
+        <w:rPr>
+          <w:b w:val="0"/>
+          <w:color w:val="4A4A49"/>
+          <w:sz w:val="22"/>
+        </w:rPr>
+        <w:t>EJEMPLO: Si el auditor alcanzó a dar SELECT sobre cita a veterinario_rol, el REVOKE sin CASCADE responde «dependent privileges exist»; con CASCADE, veterinario_rol pierde ese SELECT y el auditor queda con el suyo, sin opción de otorgarlo a otros.</w:t>
       </w:r>
     </w:p>
     <w:p>
@@ -3833,7 +3833,7 @@
           <w:color w:val="4A4A49"/>
           <w:sz w:val="18"/>
         </w:rPr>
-        <w:t>1) Abra ExamLab (PostgreSQL) + Google Docs y repita la demo de este bloque sobre el dominio VetCare (no otro ejemplo).  2) Capture la ventana en el momento en que se ve el resultado, no el escritorio completo.  3) Recorte a ~1200 px de ancho.  4) Guardela como Kit docente/Clase 2/Capturas/cap01_demo.png.  5) Vuelva a generar el guion: la imagen queda embebida aqui sola.</w:t>
+        <w:t>1) Abra ExamLab (PostgreSQL) + Google Docs y repita la demo de este bloque sobre el dominio VetCare (no otro ejemplo).  2) Capture la ventana en el momento en que se ve el resultado, no el escritorio completo.  3) Recorte a ~1200 px de ancho.  4) Guardela como Kit docente/Clase 2/Capturas/cap01_demo.png.  5) Vuelva a generar el guion: la imagen queda insertada aqui sola.</w:t>
       </w:r>
     </w:p>
     <w:p>
@@ -4017,7 +4017,7 @@
           <w:color w:val="4A4A49"/>
           <w:sz w:val="22"/>
         </w:rPr>
-        <w:t>Circular por estudiantes (o salas). Empujar evidencia, no perfectionismo.</w:t>
+        <w:t>Circular por estudiantes (o salas). Empujar evidencia, no perfeccionismo.</w:t>
       </w:r>
     </w:p>
     <w:p>
@@ -4293,7 +4293,7 @@
           <w:color w:val="4A4A49"/>
           <w:sz w:val="22"/>
         </w:rPr>
-        <w:t>tomelo, guardelo con ese nombre y vuelva a generar el guion — la imagen se embebe sola.</w:t>
+        <w:t>tomelo, guardelo con ese nombre y vuelva a generar el guion — la imagen se inserta sola.</w:t>
       </w:r>
     </w:p>
     <w:p>
